--- a/王鹏_毕业论文.docx
+++ b/王鹏_毕业论文.docx
@@ -1950,7 +1950,7 @@
           <w:szCs w:val="21"/>
         </w:rPr>
       </w:pPr>
-      <w:bookmarkStart w:id="2" w:name="_Toc229575814"/>
+      <w:bookmarkStart w:id="2" w:name="_Toc229663588"/>
       <w:r>
         <w:rPr>
           <w:rFonts w:ascii="宋体" w:eastAsia="宋体" w:hAnsi="宋体"/>
@@ -1985,7 +1985,25 @@
           <w:kern w:val="0"/>
           <w:sz w:val="24"/>
         </w:rPr>
-        <w:t>随着集成电路产业的迅猛发展，芯片制造工艺日益精进，其表面质量在封装与测试环节中扮演着至关重要的角色。传统的依靠人工目检的缺陷排查方式存在效率低下问题，难以满足现代工业高吞吐量的生产需求。针对这一现状，为满足工业现场对检测系统轻量化、高实时性以及低部署成本的要求，本课题基于机器视觉理论，设计并实现了一套高效的芯片表面缺陷自动检测系统。</w:t>
+        <w:t>随着集成电路产业的迅猛发展，芯片制造工艺日益精进，其表面质量</w:t>
+      </w:r>
+      <w:r>
+        <w:rPr>
+          <w:rFonts w:hint="eastAsia"/>
+          <w:color w:val="000000"/>
+          <w:kern w:val="0"/>
+          <w:sz w:val="24"/>
+        </w:rPr>
+        <w:t>检测</w:t>
+      </w:r>
+      <w:r>
+        <w:rPr>
+          <w:rFonts w:hint="eastAsia"/>
+          <w:color w:val="000000"/>
+          <w:kern w:val="0"/>
+          <w:sz w:val="24"/>
+        </w:rPr>
+        <w:t>在封装与测试环节中扮演着至关重要的角色。为满足工业现场对检测系统轻量化、高实时性以及低部署成本的要求，本课题基于机器视觉理论，设计并实现了一套高效的芯片表面缺陷自动检测系统。</w:t>
       </w:r>
     </w:p>
     <w:p>
@@ -2061,7 +2079,7 @@
           <w:kern w:val="0"/>
           <w:sz w:val="24"/>
         </w:rPr>
-        <w:t>进行像素级校正与补偿；随后，</w:t>
+        <w:t>进行像素级校正与补偿；</w:t>
       </w:r>
       <w:r>
         <w:rPr>
@@ -2070,7 +2088,16 @@
           <w:kern w:val="0"/>
           <w:sz w:val="24"/>
         </w:rPr>
-        <w:t>再次通过</w:t>
+        <w:t>最后，</w:t>
+      </w:r>
+      <w:r>
+        <w:rPr>
+          <w:rFonts w:hint="eastAsia"/>
+          <w:color w:val="000000"/>
+          <w:kern w:val="0"/>
+          <w:sz w:val="24"/>
+        </w:rPr>
+        <w:t>通过</w:t>
       </w:r>
       <w:r>
         <w:rPr>
@@ -2144,7 +2171,25 @@
           <w:kern w:val="0"/>
           <w:sz w:val="24"/>
         </w:rPr>
-        <w:t>框架进行自主开发，实验及测试结果表明，该系统能够快速、稳定地完成芯片表面缺陷的自动化检测任务，具备较强的工程实用价值与应用前景。</w:t>
+        <w:t>框架</w:t>
+      </w:r>
+      <w:r>
+        <w:rPr>
+          <w:rFonts w:hint="eastAsia"/>
+          <w:color w:val="000000"/>
+          <w:kern w:val="0"/>
+          <w:sz w:val="24"/>
+        </w:rPr>
+        <w:t>实现</w:t>
+      </w:r>
+      <w:r>
+        <w:rPr>
+          <w:rFonts w:hint="eastAsia"/>
+          <w:color w:val="000000"/>
+          <w:kern w:val="0"/>
+          <w:sz w:val="24"/>
+        </w:rPr>
+        <w:t>，实验结果表明，该系统能够快速、稳定地完成芯片表面缺陷的自动化检测任务，具备较强的工程实用价值与应用前景。</w:t>
       </w:r>
     </w:p>
     <w:p>
@@ -2303,7 +2348,7 @@
           <w:szCs w:val="30"/>
         </w:rPr>
       </w:pPr>
-      <w:bookmarkStart w:id="4" w:name="_Toc229575815"/>
+      <w:bookmarkStart w:id="4" w:name="_Toc229663589"/>
       <w:r>
         <w:rPr>
           <w:rFonts w:ascii="Times New Roman" w:hAnsi="Times New Roman" w:cs="Times New Roman"/>
@@ -2314,6 +2359,7 @@
           <w:sz w:val="20"/>
           <w:szCs w:val="44"/>
         </w:rPr>
+        <w:lastRenderedPageBreak/>
         <mc:AlternateContent>
           <mc:Choice Requires="wps">
             <w:drawing>
@@ -2826,7 +2872,7 @@
           <w:color w:val="000000"/>
           <w:sz w:val="24"/>
         </w:rPr>
-        <w:t>With the rapid development of the integrated circuit industry and the increasingly sophisticated chip manufacturing processes, surface quality control plays a crucial role in the packaging and testing stages. Traditional methods of defect inspection relying on manual visual inspection are inefficient and cannot meet the high-throughput production demands of modern industry. To address this, and to meet the requirements of industrial environments for lightweight, high-real-time performance, and low deployment costs for inspection systems, this project designs and implements a highly efficient automatic chip surface defect detection system based on machine vision theory.</w:t>
+        <w:t>Surface quality validation constitutes a critical bottleneck in contemporary integrated circuit packaging and testing protocols. As semiconductor manufacturing topologies scale in complexity, the inherent latency and unreliability of manual visual screening fail to satisfy high-throughput production paradigms. Driven by industrial mandates for lightweight deployment, stringent real-time execution, and constrained computational overhead, this research architectures an automated, vision-based defect inspection framework for chip surfaces.</w:t>
       </w:r>
     </w:p>
     <w:p>
@@ -2843,7 +2889,7 @@
           <w:color w:val="000000"/>
           <w:sz w:val="24"/>
         </w:rPr>
-        <w:t>To address the issue of image acquisition being susceptible to lighting fluctuations and noise interference in industrial environments, the system incorporates Gaussian filtering and Retinex image enhancement algorithms in the image preprocessing stage. This effectively suppresses background noise and uneven lighting while preserving the chip's edge details to the maximum extent. In the target localization and image registration stage, the system employs an image pyramid and a coarse-to-fine search strategy to achieve efficient and accurate template matching. For minor alignment errors remaining during the matching process, local mean difference and connected component analysis are used for pixel-level correction and compensation. Subsequently, connected component analysis is used again to accurately extract suspected defect areas, and a morphological feature classification strategy is combined to complete the final defect determination and screening. The system implementation comprehensively utilizes optimization strategies such as multi-threaded parallel computing and multi-scale processing, and follows a design architecture that decouples the interface from the core algorithm, significantly improving the system's computational efficiency and stability.</w:t>
+        <w:t>Optical acquisition within shop-floor environments exhibits intrinsic vulnerability to illumination drift and stochastic noise. To mitigate these physical artifacts, the preprocessing pipeline integrates Gaussian smoothing with Retinex-based photometric enhancement, successfully isolating high-frequency edge features from non-uniform background interference. Subsequent spatial registration leverages a hierarchical image pyramid coupled with a coarse-to-fine heuristic, optimizing template matching convergence. Residual spatial offsets are systematically rectified via local mean difference mapping and Connected Component Labeling (CCL), enforcing pixel-level alignment constraints. Defect isolation is executed through secondary CCL topological parsing, parameterized by morphological criteria to filter spurious anomalies and assert final quality classifications. Architecturally, the mathematical algorithmic core is strictly decoupled from the interactive frontend. Concurrency models and multi-scale matrix operations are deployed to maximize computational throughput and execution robustness.</w:t>
       </w:r>
     </w:p>
     <w:p>
@@ -2860,7 +2906,7 @@
           <w:color w:val="000000"/>
           <w:sz w:val="24"/>
         </w:rPr>
-        <w:t>This system was independently developed using C++ and the Qt framework. Experimental and testing results show that the system can quickly and stably complete the automated detection task of chip surface defects, possessing strong engineering practical value and application prospects.</w:t>
+        <w:t>Engineered natively in C++ utilizing the Qt cross-platform ecosystem, the resulting software avoids heavy external vision library dependencies. Empirical validation confirms the platform's capacity to execute automated defect screening with high determinism, offering a scalable and self-contained engineering paradigm for semiconductor quality assurance infrastructure.</w:t>
       </w:r>
     </w:p>
     <w:p>
@@ -2947,7 +2993,7 @@
           <w:noProof/>
         </w:rPr>
       </w:pPr>
-      <w:bookmarkStart w:id="5" w:name="_Toc229575816"/>
+      <w:bookmarkStart w:id="5" w:name="_Toc229663590"/>
       <w:r>
         <w:rPr>
           <w:rFonts w:ascii="宋体" w:eastAsia="宋体" w:hAnsi="宋体"/>
@@ -3152,7 +3198,7 @@
           <w14:ligatures w14:val="standardContextual"/>
         </w:rPr>
       </w:pPr>
-      <w:hyperlink w:anchor="_Toc229575814" w:history="1">
+      <w:hyperlink w:anchor="_Toc229663588" w:history="1">
         <w:r>
           <w:rPr>
             <w:rStyle w:val="af9"/>
@@ -3191,7 +3237,7 @@
             <w:noProof/>
             <w:webHidden/>
           </w:rPr>
-          <w:instrText>PAGEREF _Toc229575814 \h</w:instrText>
+          <w:instrText>PAGEREF _Toc229663588 \h</w:instrText>
         </w:r>
         <w:r>
           <w:rPr>
@@ -3245,7 +3291,7 @@
           <w14:ligatures w14:val="standardContextual"/>
         </w:rPr>
       </w:pPr>
-      <w:hyperlink w:anchor="_Toc229575815" w:history="1">
+      <w:hyperlink w:anchor="_Toc229663589" w:history="1">
         <w:r>
           <w:rPr>
             <w:rStyle w:val="af9"/>
@@ -3283,7 +3329,7 @@
             <w:noProof/>
             <w:webHidden/>
           </w:rPr>
-          <w:instrText>PAGEREF _Toc229575815 \h</w:instrText>
+          <w:instrText>PAGEREF _Toc229663589 \h</w:instrText>
         </w:r>
         <w:r>
           <w:rPr>
@@ -3337,7 +3383,7 @@
           <w14:ligatures w14:val="standardContextual"/>
         </w:rPr>
       </w:pPr>
-      <w:hyperlink w:anchor="_Toc229575816" w:history="1">
+      <w:hyperlink w:anchor="_Toc229663590" w:history="1">
         <w:r>
           <w:rPr>
             <w:rStyle w:val="af9"/>
@@ -3376,7 +3422,7 @@
             <w:noProof/>
             <w:webHidden/>
           </w:rPr>
-          <w:instrText>PAGEREF _Toc229575816 \h</w:instrText>
+          <w:instrText>PAGEREF _Toc229663590 \h</w:instrText>
         </w:r>
         <w:r>
           <w:rPr>
@@ -3430,7 +3476,7 @@
           <w14:ligatures w14:val="standardContextual"/>
         </w:rPr>
       </w:pPr>
-      <w:hyperlink w:anchor="_Toc229575817" w:history="1">
+      <w:hyperlink w:anchor="_Toc229663591" w:history="1">
         <w:r>
           <w:rPr>
             <w:rStyle w:val="af9"/>
@@ -3469,7 +3515,7 @@
             <w:noProof/>
             <w:webHidden/>
           </w:rPr>
-          <w:instrText>PAGEREF _Toc229575817 \h</w:instrText>
+          <w:instrText>PAGEREF _Toc229663591 \h</w:instrText>
         </w:r>
         <w:r>
           <w:rPr>
@@ -3523,7 +3569,7 @@
           <w14:ligatures w14:val="standardContextual"/>
         </w:rPr>
       </w:pPr>
-      <w:hyperlink w:anchor="_Toc229575818" w:history="1">
+      <w:hyperlink w:anchor="_Toc229663592" w:history="1">
         <w:r>
           <w:rPr>
             <w:rStyle w:val="af9"/>
@@ -3571,7 +3617,7 @@
             <w:noProof/>
             <w:webHidden/>
           </w:rPr>
-          <w:instrText>PAGEREF _Toc229575818 \h</w:instrText>
+          <w:instrText>PAGEREF _Toc229663592 \h</w:instrText>
         </w:r>
         <w:r>
           <w:rPr>
@@ -3635,7 +3681,7 @@
           <w14:ligatures w14:val="standardContextual"/>
         </w:rPr>
       </w:pPr>
-      <w:hyperlink w:anchor="_Toc229575819" w:history="1">
+      <w:hyperlink w:anchor="_Toc229663593" w:history="1">
         <w:r>
           <w:rPr>
             <w:rStyle w:val="af9"/>
@@ -3683,7 +3729,7 @@
             <w:noProof/>
             <w:webHidden/>
           </w:rPr>
-          <w:instrText>PAGEREF _Toc229575819 \h</w:instrText>
+          <w:instrText>PAGEREF _Toc229663593 \h</w:instrText>
         </w:r>
         <w:r>
           <w:rPr>
@@ -3747,7 +3793,7 @@
           <w14:ligatures w14:val="standardContextual"/>
         </w:rPr>
       </w:pPr>
-      <w:hyperlink w:anchor="_Toc229575820" w:history="1">
+      <w:hyperlink w:anchor="_Toc229663594" w:history="1">
         <w:r>
           <w:rPr>
             <w:rStyle w:val="af9"/>
@@ -3795,7 +3841,7 @@
             <w:noProof/>
             <w:webHidden/>
           </w:rPr>
-          <w:instrText>PAGEREF _Toc229575820 \h</w:instrText>
+          <w:instrText>PAGEREF _Toc229663594 \h</w:instrText>
         </w:r>
         <w:r>
           <w:rPr>
@@ -3859,7 +3905,7 @@
           <w14:ligatures w14:val="standardContextual"/>
         </w:rPr>
       </w:pPr>
-      <w:hyperlink w:anchor="_Toc229575821" w:history="1">
+      <w:hyperlink w:anchor="_Toc229663595" w:history="1">
         <w:r>
           <w:rPr>
             <w:rStyle w:val="af9"/>
@@ -3899,7 +3945,7 @@
             <w:noProof/>
             <w:webHidden/>
           </w:rPr>
-          <w:instrText>PAGEREF _Toc229575821 \h</w:instrText>
+          <w:instrText>PAGEREF _Toc229663595 \h</w:instrText>
         </w:r>
         <w:r>
           <w:rPr>
@@ -3953,7 +3999,7 @@
           <w14:ligatures w14:val="standardContextual"/>
         </w:rPr>
       </w:pPr>
-      <w:hyperlink w:anchor="_Toc229575822" w:history="1">
+      <w:hyperlink w:anchor="_Toc229663596" w:history="1">
         <w:r>
           <w:rPr>
             <w:rStyle w:val="af9"/>
@@ -4001,7 +4047,7 @@
             <w:noProof/>
             <w:webHidden/>
           </w:rPr>
-          <w:instrText>PAGEREF _Toc229575822 \h</w:instrText>
+          <w:instrText>PAGEREF _Toc229663596 \h</w:instrText>
         </w:r>
         <w:r>
           <w:rPr>
@@ -4065,7 +4111,7 @@
           <w14:ligatures w14:val="standardContextual"/>
         </w:rPr>
       </w:pPr>
-      <w:hyperlink w:anchor="_Toc229575823" w:history="1">
+      <w:hyperlink w:anchor="_Toc229663597" w:history="1">
         <w:r>
           <w:rPr>
             <w:rStyle w:val="af9"/>
@@ -4113,7 +4159,7 @@
             <w:noProof/>
             <w:webHidden/>
           </w:rPr>
-          <w:instrText>PAGEREF _Toc229575823 \h</w:instrText>
+          <w:instrText>PAGEREF _Toc229663597 \h</w:instrText>
         </w:r>
         <w:r>
           <w:rPr>
@@ -4177,7 +4223,7 @@
           <w14:ligatures w14:val="standardContextual"/>
         </w:rPr>
       </w:pPr>
-      <w:hyperlink w:anchor="_Toc229575824" w:history="1">
+      <w:hyperlink w:anchor="_Toc229663598" w:history="1">
         <w:r>
           <w:rPr>
             <w:rStyle w:val="af9"/>
@@ -4225,7 +4271,7 @@
             <w:noProof/>
             <w:webHidden/>
           </w:rPr>
-          <w:instrText>PAGEREF _Toc229575824 \h</w:instrText>
+          <w:instrText>PAGEREF _Toc229663598 \h</w:instrText>
         </w:r>
         <w:r>
           <w:rPr>
@@ -4289,7 +4335,7 @@
           <w14:ligatures w14:val="standardContextual"/>
         </w:rPr>
       </w:pPr>
-      <w:hyperlink w:anchor="_Toc229575825" w:history="1">
+      <w:hyperlink w:anchor="_Toc229663599" w:history="1">
         <w:r>
           <w:rPr>
             <w:rStyle w:val="af9"/>
@@ -4338,7 +4384,7 @@
             <w:noProof/>
             <w:webHidden/>
           </w:rPr>
-          <w:instrText>PAGEREF _Toc229575825 \h</w:instrText>
+          <w:instrText>PAGEREF _Toc229663599 \h</w:instrText>
         </w:r>
         <w:r>
           <w:rPr>
@@ -4402,7 +4448,7 @@
           <w14:ligatures w14:val="standardContextual"/>
         </w:rPr>
       </w:pPr>
-      <w:hyperlink w:anchor="_Toc229575826" w:history="1">
+      <w:hyperlink w:anchor="_Toc229663600" w:history="1">
         <w:r>
           <w:rPr>
             <w:rStyle w:val="af9"/>
@@ -4450,7 +4496,7 @@
             <w:noProof/>
             <w:webHidden/>
           </w:rPr>
-          <w:instrText>PAGEREF _Toc229575826 \h</w:instrText>
+          <w:instrText>PAGEREF _Toc229663600 \h</w:instrText>
         </w:r>
         <w:r>
           <w:rPr>
@@ -4514,7 +4560,7 @@
           <w14:ligatures w14:val="standardContextual"/>
         </w:rPr>
       </w:pPr>
-      <w:hyperlink w:anchor="_Toc229575827" w:history="1">
+      <w:hyperlink w:anchor="_Toc229663601" w:history="1">
         <w:r>
           <w:rPr>
             <w:rStyle w:val="af9"/>
@@ -4553,7 +4599,7 @@
             <w:noProof/>
             <w:webHidden/>
           </w:rPr>
-          <w:instrText>PAGEREF _Toc229575827 \h</w:instrText>
+          <w:instrText>PAGEREF _Toc229663601 \h</w:instrText>
         </w:r>
         <w:r>
           <w:rPr>
@@ -4607,7 +4653,7 @@
           <w14:ligatures w14:val="standardContextual"/>
         </w:rPr>
       </w:pPr>
-      <w:hyperlink w:anchor="_Toc229575828" w:history="1">
+      <w:hyperlink w:anchor="_Toc229663602" w:history="1">
         <w:r>
           <w:rPr>
             <w:rStyle w:val="af9"/>
@@ -4655,7 +4701,7 @@
             <w:noProof/>
             <w:webHidden/>
           </w:rPr>
-          <w:instrText>PAGEREF _Toc229575828 \h</w:instrText>
+          <w:instrText>PAGEREF _Toc229663602 \h</w:instrText>
         </w:r>
         <w:r>
           <w:rPr>
@@ -4717,7 +4763,7 @@
           <w14:ligatures w14:val="standardContextual"/>
         </w:rPr>
       </w:pPr>
-      <w:hyperlink w:anchor="_Toc229575829" w:history="1">
+      <w:hyperlink w:anchor="_Toc229663603" w:history="1">
         <w:r>
           <w:rPr>
             <w:rStyle w:val="af9"/>
@@ -4755,7 +4801,7 @@
             <w:noProof/>
             <w:webHidden/>
           </w:rPr>
-          <w:instrText>PAGEREF _Toc229575829 \h</w:instrText>
+          <w:instrText>PAGEREF _Toc229663603 \h</w:instrText>
         </w:r>
         <w:r>
           <w:rPr>
@@ -4807,7 +4853,7 @@
           <w14:ligatures w14:val="standardContextual"/>
         </w:rPr>
       </w:pPr>
-      <w:hyperlink w:anchor="_Toc229575830" w:history="1">
+      <w:hyperlink w:anchor="_Toc229663604" w:history="1">
         <w:r>
           <w:rPr>
             <w:rStyle w:val="af9"/>
@@ -4845,7 +4891,7 @@
             <w:noProof/>
             <w:webHidden/>
           </w:rPr>
-          <w:instrText>PAGEREF _Toc229575830 \h</w:instrText>
+          <w:instrText>PAGEREF _Toc229663604 \h</w:instrText>
         </w:r>
         <w:r>
           <w:rPr>
@@ -4899,7 +4945,7 @@
           <w14:ligatures w14:val="standardContextual"/>
         </w:rPr>
       </w:pPr>
-      <w:hyperlink w:anchor="_Toc229575831" w:history="1">
+      <w:hyperlink w:anchor="_Toc229663605" w:history="1">
         <w:r>
           <w:rPr>
             <w:rStyle w:val="af9"/>
@@ -4947,7 +4993,7 @@
             <w:noProof/>
             <w:webHidden/>
           </w:rPr>
-          <w:instrText>PAGEREF _Toc229575831 \h</w:instrText>
+          <w:instrText>PAGEREF _Toc229663605 \h</w:instrText>
         </w:r>
         <w:r>
           <w:rPr>
@@ -5009,7 +5055,7 @@
           <w14:ligatures w14:val="standardContextual"/>
         </w:rPr>
       </w:pPr>
-      <w:hyperlink w:anchor="_Toc229575832" w:history="1">
+      <w:hyperlink w:anchor="_Toc229663606" w:history="1">
         <w:r>
           <w:rPr>
             <w:rStyle w:val="af9"/>
@@ -5047,7 +5093,7 @@
             <w:noProof/>
             <w:webHidden/>
           </w:rPr>
-          <w:instrText>PAGEREF _Toc229575832 \h</w:instrText>
+          <w:instrText>PAGEREF _Toc229663606 \h</w:instrText>
         </w:r>
         <w:r>
           <w:rPr>
@@ -5099,7 +5145,7 @@
           <w14:ligatures w14:val="standardContextual"/>
         </w:rPr>
       </w:pPr>
-      <w:hyperlink w:anchor="_Toc229575833" w:history="1">
+      <w:hyperlink w:anchor="_Toc229663607" w:history="1">
         <w:r>
           <w:rPr>
             <w:rStyle w:val="af9"/>
@@ -5137,7 +5183,7 @@
             <w:noProof/>
             <w:webHidden/>
           </w:rPr>
-          <w:instrText>PAGEREF _Toc229575833 \h</w:instrText>
+          <w:instrText>PAGEREF _Toc229663607 \h</w:instrText>
         </w:r>
         <w:r>
           <w:rPr>
@@ -5189,7 +5235,7 @@
           <w14:ligatures w14:val="standardContextual"/>
         </w:rPr>
       </w:pPr>
-      <w:hyperlink w:anchor="_Toc229575834" w:history="1">
+      <w:hyperlink w:anchor="_Toc229663608" w:history="1">
         <w:r>
           <w:rPr>
             <w:rStyle w:val="af9"/>
@@ -5227,7 +5273,7 @@
             <w:noProof/>
             <w:webHidden/>
           </w:rPr>
-          <w:instrText>PAGEREF _Toc229575834 \h</w:instrText>
+          <w:instrText>PAGEREF _Toc229663608 \h</w:instrText>
         </w:r>
         <w:r>
           <w:rPr>
@@ -5281,7 +5327,7 @@
           <w14:ligatures w14:val="standardContextual"/>
         </w:rPr>
       </w:pPr>
-      <w:hyperlink w:anchor="_Toc229575835" w:history="1">
+      <w:hyperlink w:anchor="_Toc229663609" w:history="1">
         <w:r>
           <w:rPr>
             <w:rStyle w:val="af9"/>
@@ -5329,7 +5375,7 @@
             <w:noProof/>
             <w:webHidden/>
           </w:rPr>
-          <w:instrText>PAGEREF _Toc229575835 \h</w:instrText>
+          <w:instrText>PAGEREF _Toc229663609 \h</w:instrText>
         </w:r>
         <w:r>
           <w:rPr>
@@ -5393,7 +5439,7 @@
           <w14:ligatures w14:val="standardContextual"/>
         </w:rPr>
       </w:pPr>
-      <w:hyperlink w:anchor="_Toc229575836" w:history="1">
+      <w:hyperlink w:anchor="_Toc229663610" w:history="1">
         <w:r>
           <w:rPr>
             <w:rStyle w:val="af9"/>
@@ -5432,7 +5478,7 @@
             <w:noProof/>
             <w:webHidden/>
           </w:rPr>
-          <w:instrText>PAGEREF _Toc229575836 \h</w:instrText>
+          <w:instrText>PAGEREF _Toc229663610 \h</w:instrText>
         </w:r>
         <w:r>
           <w:rPr>
@@ -5486,7 +5532,7 @@
           <w14:ligatures w14:val="standardContextual"/>
         </w:rPr>
       </w:pPr>
-      <w:hyperlink w:anchor="_Toc229575837" w:history="1">
+      <w:hyperlink w:anchor="_Toc229663611" w:history="1">
         <w:r>
           <w:rPr>
             <w:rStyle w:val="af9"/>
@@ -5534,7 +5580,7 @@
             <w:noProof/>
             <w:webHidden/>
           </w:rPr>
-          <w:instrText>PAGEREF _Toc229575837 \h</w:instrText>
+          <w:instrText>PAGEREF _Toc229663611 \h</w:instrText>
         </w:r>
         <w:r>
           <w:rPr>
@@ -5598,7 +5644,7 @@
           <w14:ligatures w14:val="standardContextual"/>
         </w:rPr>
       </w:pPr>
-      <w:hyperlink w:anchor="_Toc229575838" w:history="1">
+      <w:hyperlink w:anchor="_Toc229663612" w:history="1">
         <w:r>
           <w:rPr>
             <w:rStyle w:val="af9"/>
@@ -5646,7 +5692,7 @@
             <w:noProof/>
             <w:webHidden/>
           </w:rPr>
-          <w:instrText>PAGEREF _Toc229575838 \h</w:instrText>
+          <w:instrText>PAGEREF _Toc229663612 \h</w:instrText>
         </w:r>
         <w:r>
           <w:rPr>
@@ -5710,7 +5756,7 @@
           <w14:ligatures w14:val="standardContextual"/>
         </w:rPr>
       </w:pPr>
-      <w:hyperlink w:anchor="_Toc229575839" w:history="1">
+      <w:hyperlink w:anchor="_Toc229663613" w:history="1">
         <w:r>
           <w:rPr>
             <w:rStyle w:val="af9"/>
@@ -5758,7 +5804,7 @@
             <w:noProof/>
             <w:webHidden/>
           </w:rPr>
-          <w:instrText>PAGEREF _Toc229575839 \h</w:instrText>
+          <w:instrText>PAGEREF _Toc229663613 \h</w:instrText>
         </w:r>
         <w:r>
           <w:rPr>
@@ -5820,7 +5866,7 @@
           <w14:ligatures w14:val="standardContextual"/>
         </w:rPr>
       </w:pPr>
-      <w:hyperlink w:anchor="_Toc229575840" w:history="1">
+      <w:hyperlink w:anchor="_Toc229663614" w:history="1">
         <w:r>
           <w:rPr>
             <w:rStyle w:val="af9"/>
@@ -5858,7 +5904,7 @@
             <w:noProof/>
             <w:webHidden/>
           </w:rPr>
-          <w:instrText>PAGEREF _Toc229575840 \h</w:instrText>
+          <w:instrText>PAGEREF _Toc229663614 \h</w:instrText>
         </w:r>
         <w:r>
           <w:rPr>
@@ -5910,7 +5956,7 @@
           <w14:ligatures w14:val="standardContextual"/>
         </w:rPr>
       </w:pPr>
-      <w:hyperlink w:anchor="_Toc229575841" w:history="1">
+      <w:hyperlink w:anchor="_Toc229663615" w:history="1">
         <w:r>
           <w:rPr>
             <w:rStyle w:val="af9"/>
@@ -5948,7 +5994,7 @@
             <w:noProof/>
             <w:webHidden/>
           </w:rPr>
-          <w:instrText>PAGEREF _Toc229575841 \h</w:instrText>
+          <w:instrText>PAGEREF _Toc229663615 \h</w:instrText>
         </w:r>
         <w:r>
           <w:rPr>
@@ -6002,7 +6048,7 @@
           <w14:ligatures w14:val="standardContextual"/>
         </w:rPr>
       </w:pPr>
-      <w:hyperlink w:anchor="_Toc229575842" w:history="1">
+      <w:hyperlink w:anchor="_Toc229663616" w:history="1">
         <w:r>
           <w:rPr>
             <w:rStyle w:val="af9"/>
@@ -6050,7 +6096,7 @@
             <w:noProof/>
             <w:webHidden/>
           </w:rPr>
-          <w:instrText>PAGEREF _Toc229575842 \h</w:instrText>
+          <w:instrText>PAGEREF _Toc229663616 \h</w:instrText>
         </w:r>
         <w:r>
           <w:rPr>
@@ -6114,7 +6160,7 @@
           <w14:ligatures w14:val="standardContextual"/>
         </w:rPr>
       </w:pPr>
-      <w:hyperlink w:anchor="_Toc229575843" w:history="1">
+      <w:hyperlink w:anchor="_Toc229663617" w:history="1">
         <w:r>
           <w:rPr>
             <w:rStyle w:val="af9"/>
@@ -6153,7 +6199,7 @@
             <w:noProof/>
             <w:webHidden/>
           </w:rPr>
-          <w:instrText>PAGEREF _Toc229575843 \h</w:instrText>
+          <w:instrText>PAGEREF _Toc229663617 \h</w:instrText>
         </w:r>
         <w:r>
           <w:rPr>
@@ -6207,7 +6253,7 @@
           <w14:ligatures w14:val="standardContextual"/>
         </w:rPr>
       </w:pPr>
-      <w:hyperlink w:anchor="_Toc229575844" w:history="1">
+      <w:hyperlink w:anchor="_Toc229663618" w:history="1">
         <w:r>
           <w:rPr>
             <w:rStyle w:val="af9"/>
@@ -6216,7 +6262,7 @@
             <w:bCs w:val="0"/>
             <w:noProof/>
           </w:rPr>
-          <w:t>5.1 文件导入及流程</w:t>
+          <w:t>5.1 文件导入</w:t>
         </w:r>
         <w:r>
           <w:rPr>
@@ -6255,7 +6301,7 @@
             <w:noProof/>
             <w:webHidden/>
           </w:rPr>
-          <w:instrText>PAGEREF _Toc229575844 \h</w:instrText>
+          <w:instrText>PAGEREF _Toc229663618 \h</w:instrText>
         </w:r>
         <w:r>
           <w:rPr>
@@ -6317,7 +6363,7 @@
           <w14:ligatures w14:val="standardContextual"/>
         </w:rPr>
       </w:pPr>
-      <w:hyperlink w:anchor="_Toc229575845" w:history="1">
+      <w:hyperlink w:anchor="_Toc229663619" w:history="1">
         <w:r>
           <w:rPr>
             <w:rStyle w:val="af9"/>
@@ -6355,7 +6401,7 @@
             <w:noProof/>
             <w:webHidden/>
           </w:rPr>
-          <w:instrText>PAGEREF _Toc229575845 \h</w:instrText>
+          <w:instrText>PAGEREF _Toc229663619 \h</w:instrText>
         </w:r>
         <w:r>
           <w:rPr>
@@ -6407,7 +6453,7 @@
           <w14:ligatures w14:val="standardContextual"/>
         </w:rPr>
       </w:pPr>
-      <w:hyperlink w:anchor="_Toc229575846" w:history="1">
+      <w:hyperlink w:anchor="_Toc229663620" w:history="1">
         <w:r>
           <w:rPr>
             <w:rStyle w:val="af9"/>
@@ -6445,7 +6491,7 @@
             <w:noProof/>
             <w:webHidden/>
           </w:rPr>
-          <w:instrText>PAGEREF _Toc229575846 \h</w:instrText>
+          <w:instrText>PAGEREF _Toc229663620 \h</w:instrText>
         </w:r>
         <w:r>
           <w:rPr>
@@ -6497,7 +6543,7 @@
           <w14:ligatures w14:val="standardContextual"/>
         </w:rPr>
       </w:pPr>
-      <w:hyperlink w:anchor="_Toc229575847" w:history="1">
+      <w:hyperlink w:anchor="_Toc229663621" w:history="1">
         <w:r>
           <w:rPr>
             <w:rStyle w:val="af9"/>
@@ -6535,7 +6581,7 @@
             <w:noProof/>
             <w:webHidden/>
           </w:rPr>
-          <w:instrText>PAGEREF _Toc229575847 \h</w:instrText>
+          <w:instrText>PAGEREF _Toc229663621 \h</w:instrText>
         </w:r>
         <w:r>
           <w:rPr>
@@ -6589,7 +6635,7 @@
           <w14:ligatures w14:val="standardContextual"/>
         </w:rPr>
       </w:pPr>
-      <w:hyperlink w:anchor="_Toc229575848" w:history="1">
+      <w:hyperlink w:anchor="_Toc229663622" w:history="1">
         <w:r>
           <w:rPr>
             <w:rStyle w:val="af9"/>
@@ -6637,7 +6683,7 @@
             <w:noProof/>
             <w:webHidden/>
           </w:rPr>
-          <w:instrText>PAGEREF _Toc229575848 \h</w:instrText>
+          <w:instrText>PAGEREF _Toc229663622 \h</w:instrText>
         </w:r>
         <w:r>
           <w:rPr>
@@ -6699,7 +6745,7 @@
           <w14:ligatures w14:val="standardContextual"/>
         </w:rPr>
       </w:pPr>
-      <w:hyperlink w:anchor="_Toc229575849" w:history="1">
+      <w:hyperlink w:anchor="_Toc229663623" w:history="1">
         <w:r>
           <w:rPr>
             <w:rStyle w:val="af9"/>
@@ -6737,7 +6783,7 @@
             <w:noProof/>
             <w:webHidden/>
           </w:rPr>
-          <w:instrText>PAGEREF _Toc229575849 \h</w:instrText>
+          <w:instrText>PAGEREF _Toc229663623 \h</w:instrText>
         </w:r>
         <w:r>
           <w:rPr>
@@ -6789,7 +6835,7 @@
           <w14:ligatures w14:val="standardContextual"/>
         </w:rPr>
       </w:pPr>
-      <w:hyperlink w:anchor="_Toc229575850" w:history="1">
+      <w:hyperlink w:anchor="_Toc229663624" w:history="1">
         <w:r>
           <w:rPr>
             <w:rStyle w:val="af9"/>
@@ -6827,7 +6873,7 @@
             <w:noProof/>
             <w:webHidden/>
           </w:rPr>
-          <w:instrText>PAGEREF _Toc229575850 \h</w:instrText>
+          <w:instrText>PAGEREF _Toc229663624 \h</w:instrText>
         </w:r>
         <w:r>
           <w:rPr>
@@ -6879,7 +6925,7 @@
           <w14:ligatures w14:val="standardContextual"/>
         </w:rPr>
       </w:pPr>
-      <w:hyperlink w:anchor="_Toc229575851" w:history="1">
+      <w:hyperlink w:anchor="_Toc229663625" w:history="1">
         <w:r>
           <w:rPr>
             <w:rStyle w:val="af9"/>
@@ -6917,7 +6963,7 @@
             <w:noProof/>
             <w:webHidden/>
           </w:rPr>
-          <w:instrText>PAGEREF _Toc229575851 \h</w:instrText>
+          <w:instrText>PAGEREF _Toc229663625 \h</w:instrText>
         </w:r>
         <w:r>
           <w:rPr>
@@ -6971,7 +7017,7 @@
           <w14:ligatures w14:val="standardContextual"/>
         </w:rPr>
       </w:pPr>
-      <w:hyperlink w:anchor="_Toc229575852" w:history="1">
+      <w:hyperlink w:anchor="_Toc229663626" w:history="1">
         <w:r>
           <w:rPr>
             <w:rStyle w:val="af9"/>
@@ -6980,7 +7026,7 @@
             <w:bCs w:val="0"/>
             <w:noProof/>
           </w:rPr>
-          <w:t>5.3 前景提取</w:t>
+          <w:t>5.3 特征提取</w:t>
         </w:r>
         <w:r>
           <w:rPr>
@@ -7019,7 +7065,7 @@
             <w:noProof/>
             <w:webHidden/>
           </w:rPr>
-          <w:instrText>PAGEREF _Toc229575852 \h</w:instrText>
+          <w:instrText>PAGEREF _Toc229663626 \h</w:instrText>
         </w:r>
         <w:r>
           <w:rPr>
@@ -7081,7 +7127,7 @@
           <w14:ligatures w14:val="standardContextual"/>
         </w:rPr>
       </w:pPr>
-      <w:hyperlink w:anchor="_Toc229575853" w:history="1">
+      <w:hyperlink w:anchor="_Toc229663627" w:history="1">
         <w:r>
           <w:rPr>
             <w:rStyle w:val="af9"/>
@@ -7119,7 +7165,7 @@
             <w:noProof/>
             <w:webHidden/>
           </w:rPr>
-          <w:instrText>PAGEREF _Toc229575853 \h</w:instrText>
+          <w:instrText>PAGEREF _Toc229663627 \h</w:instrText>
         </w:r>
         <w:r>
           <w:rPr>
@@ -7171,7 +7217,7 @@
           <w14:ligatures w14:val="standardContextual"/>
         </w:rPr>
       </w:pPr>
-      <w:hyperlink w:anchor="_Toc229575854" w:history="1">
+      <w:hyperlink w:anchor="_Toc229663628" w:history="1">
         <w:r>
           <w:rPr>
             <w:rStyle w:val="af9"/>
@@ -7209,7 +7255,7 @@
             <w:noProof/>
             <w:webHidden/>
           </w:rPr>
-          <w:instrText>PAGEREF _Toc229575854 \h</w:instrText>
+          <w:instrText>PAGEREF _Toc229663628 \h</w:instrText>
         </w:r>
         <w:r>
           <w:rPr>
@@ -7261,7 +7307,7 @@
           <w14:ligatures w14:val="standardContextual"/>
         </w:rPr>
       </w:pPr>
-      <w:hyperlink w:anchor="_Toc229575855" w:history="1">
+      <w:hyperlink w:anchor="_Toc229663629" w:history="1">
         <w:r>
           <w:rPr>
             <w:rStyle w:val="af9"/>
@@ -7299,7 +7345,7 @@
             <w:noProof/>
             <w:webHidden/>
           </w:rPr>
-          <w:instrText>PAGEREF _Toc229575855 \h</w:instrText>
+          <w:instrText>PAGEREF _Toc229663629 \h</w:instrText>
         </w:r>
         <w:r>
           <w:rPr>
@@ -7329,7 +7375,7 @@
             <w:noProof/>
             <w:webHidden/>
           </w:rPr>
-          <w:t>29</w:t>
+          <w:t>28</w:t>
         </w:r>
         <w:r>
           <w:rPr>
@@ -7353,7 +7399,7 @@
           <w14:ligatures w14:val="standardContextual"/>
         </w:rPr>
       </w:pPr>
-      <w:hyperlink w:anchor="_Toc229575856" w:history="1">
+      <w:hyperlink w:anchor="_Toc229663630" w:history="1">
         <w:r>
           <w:rPr>
             <w:rStyle w:val="af9"/>
@@ -7362,7 +7408,7 @@
             <w:bCs w:val="0"/>
             <w:noProof/>
           </w:rPr>
-          <w:t>5.4 缺陷分析</w:t>
+          <w:t>5.4 缺陷检测</w:t>
         </w:r>
         <w:r>
           <w:rPr>
@@ -7401,7 +7447,7 @@
             <w:noProof/>
             <w:webHidden/>
           </w:rPr>
-          <w:instrText>PAGEREF _Toc229575856 \h</w:instrText>
+          <w:instrText>PAGEREF _Toc229663630 \h</w:instrText>
         </w:r>
         <w:r>
           <w:rPr>
@@ -7463,7 +7509,7 @@
           <w14:ligatures w14:val="standardContextual"/>
         </w:rPr>
       </w:pPr>
-      <w:hyperlink w:anchor="_Toc229575857" w:history="1">
+      <w:hyperlink w:anchor="_Toc229663631" w:history="1">
         <w:r>
           <w:rPr>
             <w:rStyle w:val="af9"/>
@@ -7501,7 +7547,7 @@
             <w:noProof/>
             <w:webHidden/>
           </w:rPr>
-          <w:instrText>PAGEREF _Toc229575857 \h</w:instrText>
+          <w:instrText>PAGEREF _Toc229663631 \h</w:instrText>
         </w:r>
         <w:r>
           <w:rPr>
@@ -7553,7 +7599,7 @@
           <w14:ligatures w14:val="standardContextual"/>
         </w:rPr>
       </w:pPr>
-      <w:hyperlink w:anchor="_Toc229575858" w:history="1">
+      <w:hyperlink w:anchor="_Toc229663632" w:history="1">
         <w:r>
           <w:rPr>
             <w:rStyle w:val="af9"/>
@@ -7591,7 +7637,7 @@
             <w:noProof/>
             <w:webHidden/>
           </w:rPr>
-          <w:instrText>PAGEREF _Toc229575858 \h</w:instrText>
+          <w:instrText>PAGEREF _Toc229663632 \h</w:instrText>
         </w:r>
         <w:r>
           <w:rPr>
@@ -7643,7 +7689,7 @@
           <w14:ligatures w14:val="standardContextual"/>
         </w:rPr>
       </w:pPr>
-      <w:hyperlink w:anchor="_Toc229575859" w:history="1">
+      <w:hyperlink w:anchor="_Toc229663633" w:history="1">
         <w:r>
           <w:rPr>
             <w:rStyle w:val="af9"/>
@@ -7681,7 +7727,7 @@
             <w:noProof/>
             <w:webHidden/>
           </w:rPr>
-          <w:instrText>PAGEREF _Toc229575859 \h</w:instrText>
+          <w:instrText>PAGEREF _Toc229663633 \h</w:instrText>
         </w:r>
         <w:r>
           <w:rPr>
@@ -7735,7 +7781,7 @@
           <w14:ligatures w14:val="standardContextual"/>
         </w:rPr>
       </w:pPr>
-      <w:hyperlink w:anchor="_Toc229575860" w:history="1">
+      <w:hyperlink w:anchor="_Toc229663634" w:history="1">
         <w:r>
           <w:rPr>
             <w:rStyle w:val="af9"/>
@@ -7783,7 +7829,7 @@
             <w:noProof/>
             <w:webHidden/>
           </w:rPr>
-          <w:instrText>PAGEREF _Toc229575860 \h</w:instrText>
+          <w:instrText>PAGEREF _Toc229663634 \h</w:instrText>
         </w:r>
         <w:r>
           <w:rPr>
@@ -7821,7 +7867,7 @@
             <w:noProof/>
             <w:webHidden/>
           </w:rPr>
-          <w:t>32</w:t>
+          <w:t>31</w:t>
         </w:r>
         <w:r>
           <w:rPr>
@@ -7847,7 +7893,7 @@
           <w14:ligatures w14:val="standardContextual"/>
         </w:rPr>
       </w:pPr>
-      <w:hyperlink w:anchor="_Toc229575861" w:history="1">
+      <w:hyperlink w:anchor="_Toc229663635" w:history="1">
         <w:r>
           <w:rPr>
             <w:rStyle w:val="af9"/>
@@ -7886,7 +7932,7 @@
             <w:noProof/>
             <w:webHidden/>
           </w:rPr>
-          <w:instrText>PAGEREF _Toc229575861 \h</w:instrText>
+          <w:instrText>PAGEREF _Toc229663635 \h</w:instrText>
         </w:r>
         <w:r>
           <w:rPr>
@@ -7940,7 +7986,7 @@
           <w14:ligatures w14:val="standardContextual"/>
         </w:rPr>
       </w:pPr>
-      <w:hyperlink w:anchor="_Toc229575862" w:history="1">
+      <w:hyperlink w:anchor="_Toc229663636" w:history="1">
         <w:r>
           <w:rPr>
             <w:rStyle w:val="af9"/>
@@ -7979,7 +8025,7 @@
             <w:noProof/>
             <w:webHidden/>
           </w:rPr>
-          <w:instrText>PAGEREF _Toc229575862 \h</w:instrText>
+          <w:instrText>PAGEREF _Toc229663636 \h</w:instrText>
         </w:r>
         <w:r>
           <w:rPr>
@@ -8033,7 +8079,7 @@
           <w14:ligatures w14:val="standardContextual"/>
         </w:rPr>
       </w:pPr>
-      <w:hyperlink w:anchor="_Toc229575863" w:history="1">
+      <w:hyperlink w:anchor="_Toc229663637" w:history="1">
         <w:r>
           <w:rPr>
             <w:rStyle w:val="af9"/>
@@ -8072,7 +8118,7 @@
             <w:noProof/>
             <w:webHidden/>
           </w:rPr>
-          <w:instrText>PAGEREF _Toc229575863 \h</w:instrText>
+          <w:instrText>PAGEREF _Toc229663637 \h</w:instrText>
         </w:r>
         <w:r>
           <w:rPr>
@@ -8196,7 +8242,7 @@
           <w:szCs w:val="30"/>
         </w:rPr>
       </w:pPr>
-      <w:bookmarkStart w:id="9" w:name="_Toc229575817"/>
+      <w:bookmarkStart w:id="9" w:name="_Toc229663591"/>
       <w:r>
         <w:rPr>
           <w:rFonts w:ascii="宋体" w:eastAsia="宋体" w:hAnsi="宋体"/>
@@ -8251,7 +8297,7 @@
           <w:szCs w:val="28"/>
         </w:rPr>
       </w:pPr>
-      <w:bookmarkStart w:id="12" w:name="_Toc229575818"/>
+      <w:bookmarkStart w:id="12" w:name="_Toc229663592"/>
       <w:bookmarkStart w:id="13" w:name="_Toc194813667"/>
       <w:r>
         <w:rPr>
@@ -8362,7 +8408,7 @@
           <w:szCs w:val="28"/>
         </w:rPr>
       </w:pPr>
-      <w:bookmarkStart w:id="17" w:name="_Toc229575819"/>
+      <w:bookmarkStart w:id="17" w:name="_Toc229663593"/>
       <w:r>
         <w:rPr>
           <w:rFonts w:ascii="宋体" w:eastAsia="宋体" w:hAnsi="宋体" w:hint="eastAsia"/>
@@ -9879,7 +9925,7 @@
           <w:szCs w:val="28"/>
         </w:rPr>
       </w:pPr>
-      <w:bookmarkStart w:id="18" w:name="_Toc229575820"/>
+      <w:bookmarkStart w:id="18" w:name="_Toc229663594"/>
       <w:r>
         <w:rPr>
           <w:rFonts w:ascii="宋体" w:eastAsia="宋体" w:hAnsi="宋体" w:hint="eastAsia"/>
@@ -9897,7 +9943,7 @@
       <w:pPr>
         <w:spacing w:line="400" w:lineRule="exact"/>
         <w:rPr>
-          <w:rFonts w:ascii="宋体" w:hAnsi="宋体" w:hint="eastAsia"/>
+          <w:rFonts w:ascii="宋体" w:hAnsi="宋体"/>
           <w:sz w:val="24"/>
           <w:lang w:val="zh-CN"/>
         </w:rPr>
@@ -9914,7 +9960,7 @@
           <w:sz w:val="24"/>
           <w:lang w:val="zh-CN"/>
         </w:rPr>
-        <w:t>芯片生产与封装环节中，硅片划痕、表面污渍及引脚变形等物理缺陷会直接损害器件的电气性能与长期可靠性。因此，研发兼顾高效与精准的缺陷检测系统，不仅是提升半导体产线良率的客观需求，也具备明确的产业应用导向。</w:t>
+        <w:t>晶圆制造及后续封装工序面临严苛的良率管控压力。硅基表面的物理划痕、异物沾污乃至封装管脚的几何形变，均对集成电路的最终电气特性及寿命周期构成直接威胁。为阻断不合格品的工序流转，构筑定位精准且运算高效的视觉检测架构，已成为半导体装备研发领域的共识。</w:t>
       </w:r>
     </w:p>
     <w:p>
@@ -9922,7 +9968,7 @@
         <w:spacing w:line="400" w:lineRule="exact"/>
         <w:ind w:firstLine="420"/>
         <w:rPr>
-          <w:rFonts w:ascii="宋体" w:hAnsi="宋体" w:hint="eastAsia"/>
+          <w:rFonts w:ascii="宋体" w:hAnsi="宋体"/>
           <w:sz w:val="24"/>
           <w:lang w:val="zh-CN"/>
         </w:rPr>
@@ -9933,23 +9979,7 @@
           <w:sz w:val="24"/>
           <w:lang w:val="zh-CN"/>
         </w:rPr>
-        <w:t>本项目旨在设计一套自主可控且具备跨平台交互能力的轻量化缺陷检测系统。为规避复杂视觉运行库带来的环境依赖与计算冗余，本研究基于定制化的矩阵数据流重构了图像处理流程。系统独立推演并集成了高斯平滑、Sobel边缘提取与</w:t>
-      </w:r>
-      <w:r>
-        <w:rPr>
-          <w:rFonts w:ascii="宋体" w:hAnsi="宋体" w:hint="eastAsia"/>
-          <w:sz w:val="24"/>
-          <w:lang w:val="zh-CN"/>
-        </w:rPr>
-        <w:t>连通域分析</w:t>
-      </w:r>
-      <w:r>
-        <w:rPr>
-          <w:rFonts w:ascii="宋体" w:hAnsi="宋体" w:hint="eastAsia"/>
-          <w:sz w:val="24"/>
-          <w:lang w:val="zh-CN"/>
-        </w:rPr>
-        <w:t>等核心特征提取算子，以实现对缺陷特征的准确定位与量化。该方案能够为算力受限的工业边缘计算场景提供精简的视觉检测策略，在提升产线自动化水平的同时，有效降低系统由于外部库依赖所引发的工程风险。</w:t>
+        <w:t>针对受限计算节点下的产线部署规范，本课题建立了一套核心逻辑解耦的轻便型检测管线。算法构建未依赖高度封装的第三方组件，而是依托定制化的矩阵调度机制承载图像计算流。系统内部推演并重构了高斯滤波、Sobel梯度提取及连通域解析等关键空域算子。该设计有效剥离了外部生态引入的计算冗余，提升了特征定位及量化过程的执行确定性与工程安全基线。</w:t>
       </w:r>
     </w:p>
     <w:p>
@@ -9957,7 +9987,7 @@
         <w:spacing w:line="400" w:lineRule="exact"/>
         <w:ind w:firstLine="420"/>
         <w:rPr>
-          <w:rFonts w:ascii="宋体" w:hAnsi="宋体" w:hint="eastAsia"/>
+          <w:rFonts w:ascii="宋体" w:hAnsi="宋体"/>
           <w:sz w:val="24"/>
           <w:lang w:val="zh-CN"/>
         </w:rPr>
@@ -9968,7 +9998,7 @@
           <w:sz w:val="24"/>
           <w:lang w:val="zh-CN"/>
         </w:rPr>
-        <w:t>此外，本课题涉及图像处理算子数学模型的推演、内存调度策略的优化以及Qt跨平台架构的部署。上述研发过程要求研究者将机器视觉理论与工程系统开发深度结合，有助于全面强化在算法逻辑重构、计算机视觉及智能装备软件研发领域的工程实践与问题解决能力。</w:t>
+        <w:t>从学术探索与工程实践的交叉视角审视，本研究的开发链条贯穿了视觉算子的数学抽象、离散数据的内存规划，以及Qt图形引擎的跨平台部署。这一系统构建过程，实质上是对机器视觉基础理论与工业级软件架构规范的深度融合验证。</w:t>
       </w:r>
     </w:p>
     <w:p>
@@ -9987,7 +10017,7 @@
           <w:sz w:val="24"/>
           <w:lang w:val="zh-CN"/>
         </w:rPr>
-        <w:t>综上所述，本研究所构筑的轻量级芯片缺陷检测系统，在确保核心检测逻辑透明化与自主可控的前提下，契合了当前工业应用对软件轻量化部署的实际需求。该成果不仅为半导体产品质量把控提供了可靠的工程方案，也为推动工业视觉检测软件的自主化研发提供了有益的技术参考。</w:t>
+        <w:t>整体论证的轻量化视觉检测方案，在保障数据处理透明度与执行效率的前提下，紧密贴合当前制造现场对边缘计算软件的实际期许。其算法架构与运行机制，为半导体缺陷的自动化定性与定量分析提供了具备参考价值的技术依据。</w:t>
       </w:r>
     </w:p>
     <w:p>
@@ -10006,7 +10036,7 @@
           <w:lang w:val="zh-CN"/>
         </w:rPr>
       </w:pPr>
-      <w:bookmarkStart w:id="19" w:name="_Toc229575821"/>
+      <w:bookmarkStart w:id="19" w:name="_Toc229663595"/>
       <w:r>
         <w:rPr>
           <w:rFonts w:ascii="宋体" w:eastAsia="宋体" w:hAnsi="宋体" w:hint="eastAsia"/>
@@ -10036,7 +10066,7 @@
           <w:szCs w:val="28"/>
         </w:rPr>
       </w:pPr>
-      <w:bookmarkStart w:id="20" w:name="_Toc229575822"/>
+      <w:bookmarkStart w:id="20" w:name="_Toc229663596"/>
       <w:r>
         <w:rPr>
           <w:rFonts w:ascii="宋体" w:eastAsia="宋体" w:hAnsi="宋体" w:hint="eastAsia"/>
@@ -10054,7 +10084,7 @@
       <w:pPr>
         <w:spacing w:line="400" w:lineRule="exact"/>
         <w:rPr>
-          <w:rFonts w:ascii="宋体" w:hAnsi="宋体" w:hint="eastAsia"/>
+          <w:rFonts w:ascii="宋体" w:hAnsi="宋体"/>
           <w:sz w:val="24"/>
           <w:lang w:val="zh-CN"/>
         </w:rPr>
@@ -10067,40 +10097,30 @@
       </w:r>
       <w:r>
         <w:rPr>
-          <w:rFonts w:ascii="宋体" w:hAnsi="宋体"/>
+          <w:rFonts w:ascii="宋体" w:hAnsi="宋体" w:hint="eastAsia"/>
           <w:sz w:val="24"/>
           <w:lang w:val="zh-CN"/>
         </w:rPr>
-        <w:t>芯片表面缺陷检测是一项涵盖图像采集、矩阵运算与人机交互的系统性工程。为兼顾软件的轻量化部署与核心底层算法的自主可控，本研究未采用高度封装的第三方计算机视觉库，而是直接以离散数学模型为起点，自主重构图像矩阵的存储结构与处理流程。鉴于此，本章将重点论述系统开发所依托的理论框架与技术基础。内容首先解析二维离散卷积的数学运行机理，进而系统推演高斯平滑、大津法</w:t>
-      </w:r>
-      <w:r>
-        <w:rPr>
+        <w:t>芯片缺陷检测是一项综合了图像采集、数值计算及人机界面的系统工程。考虑到实际工业节点对软件运行开销的限制，本研究的底层实现未依赖常规的庞大视觉组件库。整个图像矩阵的内存管理与处理管线，均基于基础的离散数学模型进行手工重构。这种开发模式不仅契合了轻量化的软件部署需求，也体现了对视觉算法基础逻辑的系统性验证。</w:t>
+      </w:r>
+    </w:p>
+    <w:p>
+      <w:pPr>
+        <w:spacing w:line="400" w:lineRule="exact"/>
+        <w:ind w:firstLine="420"/>
+        <w:rPr>
+          <w:rFonts w:ascii="宋体" w:hAnsi="宋体" w:hint="eastAsia"/>
           <w:sz w:val="24"/>
           <w:lang w:val="zh-CN"/>
         </w:rPr>
-        <w:t>（</w:t>
-      </w:r>
-      <w:r>
-        <w:rPr>
+      </w:pPr>
+      <w:r>
+        <w:rPr>
+          <w:rFonts w:ascii="宋体" w:hAnsi="宋体" w:hint="eastAsia"/>
           <w:sz w:val="24"/>
           <w:lang w:val="zh-CN"/>
         </w:rPr>
-        <w:t>Otsu</w:t>
-      </w:r>
-      <w:r>
-        <w:rPr>
-          <w:sz w:val="24"/>
-          <w:lang w:val="zh-CN"/>
-        </w:rPr>
-        <w:t>）</w:t>
-      </w:r>
-      <w:r>
-        <w:rPr>
-          <w:rFonts w:ascii="宋体" w:hAnsi="宋体"/>
-          <w:sz w:val="24"/>
-          <w:lang w:val="zh-CN"/>
-        </w:rPr>
-        <w:t>及连通域分析等核心空域算子的底层逻辑，旨在为后续功能模块的工程化编码与整体系统集成提供严谨的理论支撑。</w:t>
+        <w:t>针对上述设计思路，本章集中梳理系统构建背后的理论依据。论述起点设定为二维离散卷积的数值推演。随后，具体剖析高斯平滑滤波、大津法（Otsu）阈值分割以及连通域标记等关键空域算子的数学机制。核心算法底层逻辑的明确，将为后续各个功能模块的C++编码落地与整个系统的联调测试提供直接的技术支撑。</w:t>
       </w:r>
     </w:p>
     <w:p>
@@ -10117,7 +10137,7 @@
           <w:szCs w:val="28"/>
         </w:rPr>
       </w:pPr>
-      <w:bookmarkStart w:id="21" w:name="_Toc229575823"/>
+      <w:bookmarkStart w:id="21" w:name="_Toc229663597"/>
       <w:r>
         <w:rPr>
           <w:rFonts w:ascii="宋体" w:eastAsia="宋体" w:hAnsi="宋体" w:hint="eastAsia"/>
@@ -10852,7 +10872,7 @@
           <w:szCs w:val="28"/>
         </w:rPr>
       </w:pPr>
-      <w:bookmarkStart w:id="22" w:name="_Toc229575824"/>
+      <w:bookmarkStart w:id="22" w:name="_Toc229663598"/>
       <w:r>
         <w:rPr>
           <w:rFonts w:ascii="宋体" w:eastAsia="宋体" w:hAnsi="宋体" w:hint="eastAsia"/>
@@ -11772,7 +11792,7 @@
           <w:lang w:val="zh-CN"/>
         </w:rPr>
       </w:pPr>
-      <w:bookmarkStart w:id="23" w:name="_Toc229575825"/>
+      <w:bookmarkStart w:id="23" w:name="_Toc229663599"/>
       <w:r>
         <w:rPr>
           <w:rFonts w:ascii="宋体" w:eastAsia="宋体" w:hAnsi="宋体" w:hint="eastAsia"/>
@@ -14795,7 +14815,7 @@
           <w:szCs w:val="28"/>
         </w:rPr>
       </w:pPr>
-      <w:bookmarkStart w:id="24" w:name="_Toc229575826"/>
+      <w:bookmarkStart w:id="24" w:name="_Toc229663600"/>
       <w:r>
         <w:rPr>
           <w:rFonts w:ascii="宋体" w:eastAsia="宋体" w:hAnsi="宋体" w:hint="eastAsia"/>
@@ -15706,7 +15726,7 @@
       <w:pPr>
         <w:spacing w:line="400" w:lineRule="exact"/>
         <w:rPr>
-          <w:rFonts w:ascii="宋体" w:hAnsi="宋体" w:hint="eastAsia"/>
+          <w:rFonts w:ascii="宋体" w:hAnsi="宋体"/>
           <w:sz w:val="24"/>
         </w:rPr>
       </w:pPr>
@@ -15729,14 +15749,14 @@
           <w:rFonts w:ascii="宋体" w:hAnsi="宋体" w:hint="eastAsia"/>
           <w:sz w:val="24"/>
         </w:rPr>
-        <w:t>在芯片缺陷检测场景中，由于划痕、裂纹等缺陷往往呈现倾斜或对角线延伸的形态，若采用四连通判定，极易将一条连续的斜向划痕误判为多个断裂的细小缺陷。因此，本</w:t>
-      </w:r>
-      <w:r>
-        <w:rPr>
-          <w:rFonts w:ascii="宋体" w:hAnsi="宋体" w:hint="eastAsia"/>
-          <w:sz w:val="24"/>
-        </w:rPr>
-        <w:t>系统在底层算法中严格遵循八连通判定准则。</w:t>
+        <w:t>芯片</w:t>
+      </w:r>
+      <w:r>
+        <w:rPr>
+          <w:rFonts w:ascii="宋体" w:hAnsi="宋体" w:hint="eastAsia"/>
+          <w:sz w:val="24"/>
+        </w:rPr>
+        <w:t>针对芯片表面划痕与细微裂纹常呈现的倾斜或对角空间分布特征，常规的四连通邻域法则容易导致连续缺陷的断裂误判。为保障目标拓扑结构的完整性，底层矩阵遍历统一划定为八连通判定准则。具体工程编码阶段，系统采用两遍扫描（Two-Pass）与并查集相协同的连通域标记策略。</w:t>
       </w:r>
     </w:p>
     <w:p>
@@ -15744,16 +15764,16 @@
         <w:spacing w:line="400" w:lineRule="exact"/>
         <w:ind w:firstLine="420"/>
         <w:rPr>
-          <w:rFonts w:ascii="宋体" w:hAnsi="宋体" w:hint="eastAsia"/>
-          <w:sz w:val="24"/>
-        </w:rPr>
-      </w:pPr>
-      <w:r>
-        <w:rPr>
-          <w:rFonts w:ascii="宋体" w:hAnsi="宋体" w:hint="eastAsia"/>
-          <w:sz w:val="24"/>
-        </w:rPr>
-        <w:t>本系统在C++底层实现了基于“两遍扫描法”结合并查集的高效标记算法。</w:t>
+          <w:rFonts w:ascii="宋体" w:hAnsi="宋体"/>
+          <w:sz w:val="24"/>
+        </w:rPr>
+      </w:pPr>
+      <w:r>
+        <w:rPr>
+          <w:rFonts w:ascii="宋体" w:hAnsi="宋体" w:hint="eastAsia"/>
+          <w:sz w:val="24"/>
+        </w:rPr>
+        <w:t>首次矩阵扫描按行推进。锁定前景像素后，程序会回溯其左上、正上、右上及正左四个已访问位置。当邻域均处于无标记状态时，直接赋予当前坐标一个自增的新序号；反之，则继承邻域内的最小标号，并同步利用一维数组记录各个局部标记间的等价连通关系。</w:t>
       </w:r>
     </w:p>
     <w:p>
@@ -15770,7 +15790,7 @@
           <w:rFonts w:ascii="宋体" w:hAnsi="宋体" w:hint="eastAsia"/>
           <w:sz w:val="24"/>
         </w:rPr>
-        <w:t>第一遍扫描时，系统逐行遍历二值图像矩阵。当遇到前景像素时，检查其左上、正上、右上和左侧四个已扫描过的相邻像素。若邻域内均无标签，则为当前像素分配一个新的自增标签；若邻域内存在标签，则将当前像素赋予邻域中的最小标签值，并同时在并查集数组中记录下这些标签之间的等价关系（即它们属于同一个物理缺陷）。第一遍扫描结束后，一整块缺陷可能会被分配了多个不同的内部标签。此时利用并查集的路径压缩算法，寻找每个标签的根节点。第二遍扫描时，依据并查集映射表将矩阵中所有等价的临时标签统一替换为唯一的根标签，从而完成连通域的精确分割。</w:t>
+        <w:t>首轮遍历会不可避免地导致同一个连续缺陷实体附带多个不同的临时标签。针对这一冗余现象，算法引入并查集的路径压缩机制，精准溯源并锁定各个等价集合的唯一根节点。在二次扫描期间，程序直接读取等价映射表，将图像矩阵中遗留的局部编号全部更新为对应的根节点序号。通过上述纯内存层面的指针与数组操作，系统高效闭环了各个独立缺陷区域的精准分割。</w:t>
       </w:r>
     </w:p>
     <w:p>
@@ -17356,7 +17376,7 @@
           <w:szCs w:val="30"/>
         </w:rPr>
       </w:pPr>
-      <w:bookmarkStart w:id="25" w:name="_Toc229575827"/>
+      <w:bookmarkStart w:id="25" w:name="_Toc229663601"/>
       <w:r>
         <w:rPr>
           <w:rFonts w:ascii="宋体" w:eastAsia="宋体" w:hAnsi="宋体" w:hint="eastAsia"/>
@@ -17385,7 +17405,31 @@
         <w:rPr>
           <w:sz w:val="24"/>
         </w:rPr>
-        <w:t>立足于半导体封装工艺的质量管控标准，本章对芯片缺陷检测系统展开系统级的需求分析与可行性论证。内容主要界定软件的功能与非功能边界，评估工程落地的可行性并确立底层运行环境规范，旨在为后续的总体架构搭建与核心模块开发提供确切的工程依据。</w:t>
+        <w:t>软件工程的实施必须以确切的应用场景为先导。针对半导体封装环节的实际质检诉求，本章直接切入缺陷检测系统的前期剖析与评估阶段。具体工作聚焦于划定代码落地的功能与非功能边界，明确软硬件运行规范，并对</w:t>
+      </w:r>
+      <w:r>
+        <w:rPr>
+          <w:sz w:val="24"/>
+        </w:rPr>
+        <w:t>“</w:t>
+      </w:r>
+      <w:r>
+        <w:rPr>
+          <w:sz w:val="24"/>
+        </w:rPr>
+        <w:t>底层算法重构</w:t>
+      </w:r>
+      <w:r>
+        <w:rPr>
+          <w:sz w:val="24"/>
+        </w:rPr>
+        <w:t>”</w:t>
+      </w:r>
+      <w:r>
+        <w:rPr>
+          <w:sz w:val="24"/>
+        </w:rPr>
+        <w:t>这一核心技术路线展开可行性推演。上述基础性的需求界定，是后续统筹软件架构及编写核心模块的必要前提。</w:t>
       </w:r>
     </w:p>
     <w:p>
@@ -17402,7 +17446,7 @@
           <w:szCs w:val="28"/>
         </w:rPr>
       </w:pPr>
-      <w:bookmarkStart w:id="26" w:name="_Toc229575828"/>
+      <w:bookmarkStart w:id="26" w:name="_Toc229663602"/>
       <w:r>
         <w:rPr>
           <w:rFonts w:ascii="宋体" w:eastAsia="宋体" w:hAnsi="宋体" w:hint="eastAsia"/>
@@ -17430,7 +17474,7 @@
           <w:szCs w:val="24"/>
         </w:rPr>
       </w:pPr>
-      <w:bookmarkStart w:id="27" w:name="_Toc229575829"/>
+      <w:bookmarkStart w:id="27" w:name="_Toc229663603"/>
       <w:r>
         <w:rPr>
           <w:rFonts w:ascii="宋体" w:eastAsia="宋体" w:hAnsi="宋体" w:hint="eastAsia"/>
@@ -17624,7 +17668,15 @@
           <w:rFonts w:ascii="宋体" w:hAnsi="宋体"/>
           <w:sz w:val="24"/>
         </w:rPr>
-        <w:t>，而且还会直接在原图上用彩色的框线把缺陷的具体位置给清晰地标定出来。</w:t>
+        <w:t>，而且还会直接在原图上用彩色的框线把缺陷的具体位置给清晰地</w:t>
+      </w:r>
+      <w:r>
+        <w:rPr>
+          <w:rFonts w:ascii="宋体" w:hAnsi="宋体"/>
+          <w:sz w:val="24"/>
+        </w:rPr>
+        <w:lastRenderedPageBreak/>
+        <w:t>标定出来。</w:t>
       </w:r>
     </w:p>
     <w:p>
@@ -17641,7 +17693,7 @@
           <w:szCs w:val="24"/>
         </w:rPr>
       </w:pPr>
-      <w:bookmarkStart w:id="28" w:name="_Toc229575830"/>
+      <w:bookmarkStart w:id="28" w:name="_Toc229663604"/>
       <w:r>
         <w:rPr>
           <w:rFonts w:ascii="宋体" w:eastAsia="宋体" w:hAnsi="宋体" w:hint="eastAsia"/>
@@ -17651,7 +17703,6 @@
           <w:sz w:val="24"/>
           <w:szCs w:val="24"/>
         </w:rPr>
-        <w:lastRenderedPageBreak/>
         <w:t>3.1.2 设计原则</w:t>
       </w:r>
       <w:bookmarkEnd w:id="28"/>
@@ -17757,7 +17808,7 @@
           <w:szCs w:val="28"/>
         </w:rPr>
       </w:pPr>
-      <w:bookmarkStart w:id="29" w:name="_Toc229575831"/>
+      <w:bookmarkStart w:id="29" w:name="_Toc229663605"/>
       <w:r>
         <w:rPr>
           <w:rFonts w:ascii="宋体" w:eastAsia="宋体" w:hAnsi="宋体" w:hint="eastAsia"/>
@@ -17785,7 +17836,7 @@
           <w:szCs w:val="24"/>
         </w:rPr>
       </w:pPr>
-      <w:bookmarkStart w:id="30" w:name="_Toc229575832"/>
+      <w:bookmarkStart w:id="30" w:name="_Toc229663606"/>
       <w:r>
         <w:rPr>
           <w:rFonts w:ascii="宋体" w:eastAsia="宋体" w:hAnsi="宋体" w:hint="eastAsia"/>
@@ -17845,7 +17896,7 @@
           <w:rFonts w:ascii="宋体" w:hAnsi="宋体"/>
           <w:sz w:val="24"/>
         </w:rPr>
-        <w:t>第二个方面在于开发环境和框架的支持很到位，系统最底层的算法逻辑是用标准C++语言去编写的，而前端那个交互界面用到了Qt这个能跨平台开发的框架，因为C++语言在管理内存还有运行速度上有极大的优势，能顺利地把高分辨率工业图片带来的一大堆矩阵运算给处理掉，同时Qt框架又能提供非常稳定的图形显示部件和信息传递机制，把这两种技术凑到一起，正是现在工业圈子里开发高性能视觉检测软件的主流做法，</w:t>
+        <w:t>第二个方面在于开发环境和框架的支持很到位，系统最底层的算法逻辑是用标准C++语言去编写的，而前端那个交互界面用到了Qt这个能跨平台开发的框架，因为C++语言在管理内存还有运行速度上有极大的优势，能顺利地把高分辨率工业图片带来的一大堆矩阵运算给处理掉，同时Qt框架又能提供非常稳定的图形显示部件和信息传递机</w:t>
       </w:r>
       <w:r>
         <w:rPr>
@@ -17853,7 +17904,7 @@
           <w:sz w:val="24"/>
         </w:rPr>
         <w:lastRenderedPageBreak/>
-        <w:t>所以说开发技术绝对是可行的；</w:t>
+        <w:t>制，把这两种技术凑到一起，正是现在工业圈子里开发高性能视觉检测软件的主流做法，所以说开发技术绝对是可行的；</w:t>
       </w:r>
     </w:p>
     <w:p>
@@ -17960,7 +18011,7 @@
           <w:szCs w:val="24"/>
         </w:rPr>
       </w:pPr>
-      <w:bookmarkStart w:id="31" w:name="_Toc229575833"/>
+      <w:bookmarkStart w:id="31" w:name="_Toc229663607"/>
       <w:r>
         <w:rPr>
           <w:rFonts w:ascii="宋体" w:eastAsia="宋体" w:hAnsi="宋体" w:hint="eastAsia"/>
@@ -18050,7 +18101,7 @@
           <w:szCs w:val="24"/>
         </w:rPr>
       </w:pPr>
-      <w:bookmarkStart w:id="32" w:name="_Toc229575834"/>
+      <w:bookmarkStart w:id="32" w:name="_Toc229663608"/>
       <w:r>
         <w:rPr>
           <w:rFonts w:ascii="宋体" w:eastAsia="宋体" w:hAnsi="宋体" w:hint="eastAsia"/>
@@ -18095,7 +18146,7 @@
           <w:szCs w:val="28"/>
         </w:rPr>
       </w:pPr>
-      <w:bookmarkStart w:id="33" w:name="_Toc229575835"/>
+      <w:bookmarkStart w:id="33" w:name="_Toc229663609"/>
       <w:r>
         <w:rPr>
           <w:rFonts w:ascii="宋体" w:eastAsia="宋体" w:hAnsi="宋体" w:hint="eastAsia"/>
@@ -18257,6 +18308,7 @@
           <w:rFonts w:ascii="宋体" w:hAnsi="宋体" w:hint="eastAsia"/>
           <w:sz w:val="24"/>
         </w:rPr>
+        <w:lastRenderedPageBreak/>
         <w:t>3.内存:</w:t>
       </w:r>
       <w:r>
@@ -18300,7 +18352,6 @@
           <w:rFonts w:ascii="宋体" w:hAnsi="宋体" w:hint="eastAsia"/>
           <w:sz w:val="24"/>
         </w:rPr>
-        <w:lastRenderedPageBreak/>
         <w:t>4.</w:t>
       </w:r>
       <w:r>
@@ -18416,7 +18467,7 @@
           <w:szCs w:val="30"/>
         </w:rPr>
       </w:pPr>
-      <w:bookmarkStart w:id="34" w:name="_Toc229575836"/>
+      <w:bookmarkStart w:id="34" w:name="_Toc229663610"/>
       <w:r>
         <w:rPr>
           <w:rFonts w:ascii="宋体" w:eastAsia="宋体" w:hAnsi="宋体" w:hint="eastAsia"/>
@@ -18445,7 +18496,7 @@
           <w:szCs w:val="28"/>
         </w:rPr>
       </w:pPr>
-      <w:bookmarkStart w:id="35" w:name="_Toc229575837"/>
+      <w:bookmarkStart w:id="35" w:name="_Toc229663611"/>
       <w:r>
         <w:rPr>
           <w:rFonts w:ascii="宋体" w:eastAsia="宋体" w:hAnsi="宋体" w:hint="eastAsia"/>
@@ -18635,22 +18686,23 @@
         <w:spacing w:line="400" w:lineRule="exact"/>
         <w:ind w:firstLine="420"/>
         <w:rPr>
-          <w:sz w:val="24"/>
-        </w:rPr>
-      </w:pPr>
-      <w:r>
-        <w:rPr>
           <w:rFonts w:hint="eastAsia"/>
           <w:sz w:val="24"/>
         </w:rPr>
-        <w:t xml:space="preserve">1. </w:t>
-      </w:r>
+      </w:pPr>
       <w:r>
         <w:rPr>
           <w:rFonts w:hint="eastAsia"/>
           <w:sz w:val="24"/>
         </w:rPr>
-        <w:t>表示层：主要负责与用户的直接交互，包括图像的展示、操作参数的输入以及检测结果的可视化反馈。</w:t>
+        <w:t>1.</w:t>
+      </w:r>
+      <w:r>
+        <w:rPr>
+          <w:rFonts w:hint="eastAsia"/>
+          <w:sz w:val="24"/>
+        </w:rPr>
+        <w:t>表示层：构筑前端交互接口。该域主要承载源图像矩阵的屏幕空间映射、检测阈值的动态写入，以及最终缺陷坐标的可视化锚定。</w:t>
       </w:r>
     </w:p>
     <w:p>
@@ -18658,14 +18710,15 @@
         <w:spacing w:line="400" w:lineRule="exact"/>
         <w:ind w:firstLine="420"/>
         <w:rPr>
-          <w:sz w:val="24"/>
-        </w:rPr>
-      </w:pPr>
-      <w:r>
-        <w:rPr>
           <w:rFonts w:hint="eastAsia"/>
           <w:sz w:val="24"/>
         </w:rPr>
+      </w:pPr>
+      <w:r>
+        <w:rPr>
+          <w:rFonts w:hint="eastAsia"/>
+          <w:sz w:val="24"/>
+        </w:rPr>
         <w:t>2.</w:t>
       </w:r>
       <w:r>
@@ -18673,7 +18726,21 @@
           <w:rFonts w:hint="eastAsia"/>
           <w:sz w:val="24"/>
         </w:rPr>
-        <w:t>业务逻辑层：作为系统的调度中枢，负责处理用户指令并驱动底层算法。该层包含并发处理线程与状态机管理，主要用于解决图像处理耗时过长导致的界面阻塞问题，实现计算任务与界面渲染的有效解耦。</w:t>
+        <w:t>业务逻辑层：主导全局任务分发与状态机流转。模块内部部署并发管线，强制剥离高耗时的矩阵计算流。该机制彻底阻断了底层密集型运算对</w:t>
+      </w:r>
+      <w:r>
+        <w:rPr>
+          <w:rFonts w:hint="eastAsia"/>
+          <w:sz w:val="24"/>
+        </w:rPr>
+        <w:t>UI</w:t>
+      </w:r>
+      <w:r>
+        <w:rPr>
+          <w:rFonts w:hint="eastAsia"/>
+          <w:sz w:val="24"/>
+        </w:rPr>
+        <w:t>渲染线程的挤占，实现高频操作与后台计算的底层解耦。</w:t>
       </w:r>
     </w:p>
     <w:p>
@@ -18696,7 +18763,21 @@
           <w:rFonts w:hint="eastAsia"/>
           <w:sz w:val="24"/>
         </w:rPr>
-        <w:t>算法数据层：专注于底层像素矩阵的数学运算与核心缺陷判定逻辑，封装了包括滤波、边缘提取、形态学处理及缺陷分类在内的核心机器视觉算法。</w:t>
+        <w:t>算法数据层：沉淀核心视觉算子与像素级推演逻辑。内部严格封装空域滤波、梯度寻边、形态学拓扑分析等纯</w:t>
+      </w:r>
+      <w:r>
+        <w:rPr>
+          <w:rFonts w:hint="eastAsia"/>
+          <w:sz w:val="24"/>
+        </w:rPr>
+        <w:t>C++</w:t>
+      </w:r>
+      <w:r>
+        <w:rPr>
+          <w:rFonts w:hint="eastAsia"/>
+          <w:sz w:val="24"/>
+        </w:rPr>
+        <w:t>底层算法体，不掺杂任何图形框架依赖。</w:t>
       </w:r>
     </w:p>
     <w:p>
@@ -18713,7 +18794,7 @@
           <w:rFonts w:hint="eastAsia"/>
           <w:sz w:val="24"/>
         </w:rPr>
-        <w:t>通过此种分层设计，系统各模块职责明确，不仅提高了代码的可维护性，也为后续功能的扩展奠定了良好的基础。</w:t>
+        <w:t>这种垂直分层的架构模式，确立了严密的模块调用边界。在规避代码高度耦合的同时，为核心检测逻辑的独立抽离与跨平台跨设备移植提供了确切的工程便利。</w:t>
       </w:r>
     </w:p>
     <w:p>
@@ -18730,7 +18811,7 @@
           <w:szCs w:val="28"/>
         </w:rPr>
       </w:pPr>
-      <w:bookmarkStart w:id="36" w:name="_Toc229575838"/>
+      <w:bookmarkStart w:id="36" w:name="_Toc229663612"/>
       <w:r>
         <w:rPr>
           <w:rFonts w:ascii="宋体" w:eastAsia="宋体" w:hAnsi="宋体" w:hint="eastAsia"/>
@@ -18821,16 +18902,16 @@
       </w:pPr>
       <w:r>
         <w:rPr>
-          <w:rFonts w:ascii="宋体" w:hAnsi="宋体"/>
+          <w:rFonts w:ascii="宋体" w:hAnsi="宋体" w:hint="eastAsia"/>
           <w:noProof/>
           <w:sz w:val="24"/>
           <w14:ligatures w14:val="standardContextual"/>
         </w:rPr>
         <w:drawing>
-          <wp:inline distT="0" distB="0" distL="0" distR="0" wp14:anchorId="0175B590" wp14:editId="60109EAE">
-            <wp:extent cx="5558841" cy="2576945"/>
-            <wp:effectExtent l="0" t="0" r="3810" b="0"/>
-            <wp:docPr id="1322606725" name="图片 7"/>
+          <wp:inline distT="0" distB="0" distL="0" distR="0" wp14:anchorId="7E15361C" wp14:editId="09239E01">
+            <wp:extent cx="5759450" cy="2736215"/>
+            <wp:effectExtent l="0" t="0" r="0" b="6985"/>
+            <wp:docPr id="126028874" name="图片 10"/>
             <wp:cNvGraphicFramePr>
               <a:graphicFrameLocks xmlns:a="http://schemas.openxmlformats.org/drawingml/2006/main" noChangeAspect="1"/>
             </wp:cNvGraphicFramePr>
@@ -18838,7 +18919,7 @@
               <a:graphicData uri="http://schemas.openxmlformats.org/drawingml/2006/picture">
                 <pic:pic xmlns:pic="http://schemas.openxmlformats.org/drawingml/2006/picture">
                   <pic:nvPicPr>
-                    <pic:cNvPr id="1322606725" name="图片 1322606725"/>
+                    <pic:cNvPr id="126028874" name="图片 126028874"/>
                     <pic:cNvPicPr/>
                   </pic:nvPicPr>
                   <pic:blipFill>
@@ -18856,7 +18937,7 @@
                   <pic:spPr>
                     <a:xfrm>
                       <a:off x="0" y="0"/>
-                      <a:ext cx="5591297" cy="2591991"/>
+                      <a:ext cx="5759450" cy="2736215"/>
                     </a:xfrm>
                     <a:prstGeom prst="rect">
                       <a:avLst/>
@@ -19065,7 +19146,7 @@
           <w:szCs w:val="28"/>
         </w:rPr>
       </w:pPr>
-      <w:bookmarkStart w:id="37" w:name="_Toc229575839"/>
+      <w:bookmarkStart w:id="37" w:name="_Toc229663613"/>
       <w:r>
         <w:rPr>
           <w:rFonts w:ascii="宋体" w:eastAsia="宋体" w:hAnsi="宋体" w:hint="eastAsia"/>
@@ -19122,7 +19203,7 @@
           <w:szCs w:val="24"/>
         </w:rPr>
       </w:pPr>
-      <w:bookmarkStart w:id="38" w:name="_Toc229575840"/>
+      <w:bookmarkStart w:id="38" w:name="_Toc229663614"/>
       <w:r>
         <w:rPr>
           <w:rFonts w:ascii="宋体" w:eastAsia="宋体" w:hAnsi="宋体" w:hint="eastAsia"/>
@@ -19294,7 +19375,7 @@
           <w:szCs w:val="24"/>
         </w:rPr>
       </w:pPr>
-      <w:bookmarkStart w:id="39" w:name="_Toc229575841"/>
+      <w:bookmarkStart w:id="39" w:name="_Toc229663615"/>
       <w:r>
         <w:rPr>
           <w:rFonts w:ascii="宋体" w:eastAsia="宋体" w:hAnsi="宋体" w:hint="eastAsia"/>
@@ -19408,7 +19489,7 @@
           <w:szCs w:val="28"/>
         </w:rPr>
       </w:pPr>
-      <w:bookmarkStart w:id="40" w:name="_Toc229575842"/>
+      <w:bookmarkStart w:id="40" w:name="_Toc229663616"/>
       <w:r>
         <w:rPr>
           <w:rFonts w:ascii="宋体" w:eastAsia="宋体" w:hAnsi="宋体" w:hint="eastAsia"/>
@@ -19510,7 +19591,7 @@
           <w14:ligatures w14:val="standardContextual"/>
         </w:rPr>
         <w:drawing>
-          <wp:inline distT="0" distB="0" distL="0" distR="0" wp14:anchorId="57F0FE64" wp14:editId="6785F9CA">
+          <wp:inline distT="0" distB="0" distL="0" distR="0" wp14:anchorId="57F0FE64" wp14:editId="494C5EE8">
             <wp:extent cx="3552017" cy="2500746"/>
             <wp:effectExtent l="0" t="0" r="0" b="0"/>
             <wp:docPr id="593870181" name="图片 8"/>
@@ -19539,7 +19620,7 @@
                   <pic:spPr>
                     <a:xfrm>
                       <a:off x="0" y="0"/>
-                      <a:ext cx="3572749" cy="2515342"/>
+                      <a:ext cx="3552017" cy="2500746"/>
                     </a:xfrm>
                     <a:prstGeom prst="rect">
                       <a:avLst/>
@@ -19724,7 +19805,7 @@
         </w:rPr>
         <w:lastRenderedPageBreak/>
         <w:drawing>
-          <wp:inline distT="0" distB="0" distL="0" distR="0" wp14:anchorId="54E39FEE" wp14:editId="42661C77">
+          <wp:inline distT="0" distB="0" distL="0" distR="0" wp14:anchorId="54E39FEE" wp14:editId="5493E887">
             <wp:extent cx="4450038" cy="1787236"/>
             <wp:effectExtent l="0" t="0" r="8255" b="3810"/>
             <wp:docPr id="302707254" name="图片 9"/>
@@ -19753,7 +19834,7 @@
                   <pic:spPr>
                     <a:xfrm>
                       <a:off x="0" y="0"/>
-                      <a:ext cx="4468123" cy="1794499"/>
+                      <a:ext cx="4450038" cy="1787236"/>
                     </a:xfrm>
                     <a:prstGeom prst="rect">
                       <a:avLst/>
@@ -19811,7 +19892,7 @@
           <w:szCs w:val="30"/>
         </w:rPr>
       </w:pPr>
-      <w:bookmarkStart w:id="41" w:name="_Toc229575843"/>
+      <w:bookmarkStart w:id="41" w:name="_Toc229663617"/>
       <w:r>
         <w:rPr>
           <w:rFonts w:ascii="宋体" w:eastAsia="宋体" w:hAnsi="宋体" w:hint="eastAsia"/>
@@ -19872,7 +19953,7 @@
           <w:szCs w:val="28"/>
         </w:rPr>
       </w:pPr>
-      <w:bookmarkStart w:id="42" w:name="_Toc229575844"/>
+      <w:bookmarkStart w:id="42" w:name="_Toc229663618"/>
       <w:r>
         <w:rPr>
           <w:rFonts w:ascii="宋体" w:eastAsia="宋体" w:hAnsi="宋体" w:hint="eastAsia"/>
@@ -19884,7 +19965,13 @@
         </w:rPr>
         <w:t>5.1 文件导入</w:t>
       </w:r>
-      <w:r>
+      <w:bookmarkEnd w:id="42"/>
+    </w:p>
+    <w:p>
+      <w:pPr>
+        <w:pStyle w:val="3"/>
+        <w:spacing w:before="120" w:after="120"/>
+        <w:jc w:val="left"/>
         <w:rPr>
           <w:rFonts w:ascii="宋体" w:eastAsia="宋体" w:hAnsi="宋体" w:hint="eastAsia"/>
           <w:b/>
@@ -19893,15 +19980,9 @@
           <w:sz w:val="28"/>
           <w:szCs w:val="28"/>
         </w:rPr>
-        <w:t>及流程</w:t>
-      </w:r>
-      <w:bookmarkEnd w:id="42"/>
-    </w:p>
-    <w:p>
-      <w:pPr>
-        <w:pStyle w:val="3"/>
-        <w:spacing w:before="120" w:after="120"/>
-        <w:jc w:val="left"/>
+      </w:pPr>
+      <w:bookmarkStart w:id="43" w:name="_Toc229663619"/>
+      <w:r>
         <w:rPr>
           <w:rFonts w:ascii="宋体" w:eastAsia="宋体" w:hAnsi="宋体" w:hint="eastAsia"/>
           <w:b/>
@@ -19910,141 +19991,130 @@
           <w:sz w:val="28"/>
           <w:szCs w:val="28"/>
         </w:rPr>
-      </w:pPr>
-      <w:bookmarkStart w:id="43" w:name="_Toc229575845"/>
-      <w:r>
+        <w:t>5.1.1 功能概述</w:t>
+      </w:r>
+      <w:bookmarkEnd w:id="43"/>
+    </w:p>
+    <w:p>
+      <w:pPr>
+        <w:spacing w:line="400" w:lineRule="exact"/>
+        <w:ind w:firstLine="420"/>
+        <w:rPr>
+          <w:rFonts w:ascii="宋体" w:hAnsi="宋体" w:hint="eastAsia"/>
+          <w:sz w:val="24"/>
+        </w:rPr>
+      </w:pPr>
+      <w:r>
+        <w:rPr>
+          <w:rFonts w:ascii="宋体" w:hAnsi="宋体" w:hint="eastAsia"/>
+          <w:sz w:val="24"/>
+        </w:rPr>
+        <w:t>图像导入模块是芯片二维视觉检测系统的数据入口，负责将外部工业相机采集或本地存储的图像数据高效解析，并映射为系统底层算法所需的自定义数据结构。本模块的核心功能主要包括：</w:t>
+      </w:r>
+    </w:p>
+    <w:p>
+      <w:pPr>
+        <w:spacing w:line="400" w:lineRule="exact"/>
+        <w:ind w:firstLine="420"/>
+        <w:rPr>
+          <w:rFonts w:ascii="宋体" w:hAnsi="宋体" w:hint="eastAsia"/>
+          <w:sz w:val="24"/>
+        </w:rPr>
+      </w:pPr>
+      <w:r>
+        <w:rPr>
+          <w:rFonts w:ascii="宋体" w:hAnsi="宋体" w:hint="eastAsia"/>
+          <w:sz w:val="24"/>
+        </w:rPr>
+        <w:t>1.多格式兼容与解析： 支持工业视觉领域主流的</w:t>
+      </w:r>
+      <w:r>
+        <w:rPr>
+          <w:sz w:val="24"/>
+        </w:rPr>
+        <w:t>BMP</w:t>
+      </w:r>
+      <w:r>
+        <w:rPr>
+          <w:sz w:val="24"/>
+        </w:rPr>
+        <w:t>、</w:t>
+      </w:r>
+      <w:r>
+        <w:rPr>
+          <w:sz w:val="24"/>
+        </w:rPr>
+        <w:t>PNG</w:t>
+      </w:r>
+      <w:r>
+        <w:rPr>
+          <w:sz w:val="24"/>
+        </w:rPr>
+        <w:t>、</w:t>
+      </w:r>
+      <w:r>
+        <w:rPr>
+          <w:sz w:val="24"/>
+        </w:rPr>
+        <w:t>JPG</w:t>
+      </w:r>
+      <w:r>
+        <w:rPr>
+          <w:rFonts w:ascii="宋体" w:hAnsi="宋体" w:hint="eastAsia"/>
+          <w:sz w:val="24"/>
+        </w:rPr>
+        <w:t>等标准二维图像格式的读取与加载。</w:t>
+      </w:r>
+    </w:p>
+    <w:p>
+      <w:pPr>
+        <w:spacing w:line="400" w:lineRule="exact"/>
+        <w:ind w:firstLine="420"/>
+        <w:rPr>
+          <w:rFonts w:ascii="宋体" w:hAnsi="宋体" w:hint="eastAsia"/>
+          <w:sz w:val="24"/>
+        </w:rPr>
+      </w:pPr>
+      <w:r>
+        <w:rPr>
+          <w:rFonts w:ascii="宋体" w:hAnsi="宋体" w:hint="eastAsia"/>
+          <w:sz w:val="24"/>
+        </w:rPr>
+        <w:t>2.底层数据映射： 在前端获取图像文件后，自动剥离图像文件头，将纯像素数据提取并重构为底层检测算法依赖的自定义一维数组模拟二维矩阵结构，实现前后端数据的无缝衔接。</w:t>
+      </w:r>
+    </w:p>
+    <w:p>
+      <w:pPr>
+        <w:spacing w:line="400" w:lineRule="exact"/>
+        <w:ind w:firstLine="420"/>
+        <w:rPr>
+          <w:rFonts w:ascii="宋体" w:hAnsi="宋体" w:hint="eastAsia"/>
+          <w:sz w:val="24"/>
+        </w:rPr>
+      </w:pPr>
+      <w:r>
+        <w:rPr>
+          <w:rFonts w:ascii="宋体" w:hAnsi="宋体" w:hint="eastAsia"/>
+          <w:sz w:val="24"/>
+        </w:rPr>
+        <w:t>3.交互式可视化预览： 实时渲染导入的芯片图像，支持视图容器内的平移、缩放操作，并提供文件列表的快速切换与管理功能。</w:t>
+      </w:r>
+    </w:p>
+    <w:p>
+      <w:pPr>
+        <w:pStyle w:val="3"/>
+        <w:spacing w:before="120" w:after="120"/>
+        <w:jc w:val="left"/>
         <w:rPr>
           <w:rFonts w:ascii="宋体" w:eastAsia="宋体" w:hAnsi="宋体" w:hint="eastAsia"/>
           <w:b/>
           <w:bCs/>
           <w:color w:val="auto"/>
-          <w:sz w:val="28"/>
-          <w:szCs w:val="28"/>
-        </w:rPr>
-        <w:t>5.1.1 功能概述</w:t>
-      </w:r>
-      <w:bookmarkEnd w:id="43"/>
-    </w:p>
-    <w:p>
-      <w:pPr>
-        <w:spacing w:line="400" w:lineRule="exact"/>
-        <w:ind w:firstLine="420"/>
-        <w:rPr>
-          <w:rFonts w:ascii="宋体" w:hAnsi="宋体" w:hint="eastAsia"/>
-          <w:sz w:val="24"/>
-        </w:rPr>
-      </w:pPr>
-      <w:r>
-        <w:rPr>
-          <w:rFonts w:ascii="宋体" w:hAnsi="宋体" w:hint="eastAsia"/>
-          <w:sz w:val="24"/>
-        </w:rPr>
-        <w:t>图像导入模块是芯片二维视觉检测系统的数据入口，负责将外部工业相机采集或本地存储的图像数据高效解析，并映射为系统底层算法所需的自定义数据结构。本模块的核心功能主要包括：</w:t>
-      </w:r>
-    </w:p>
-    <w:p>
-      <w:pPr>
-        <w:spacing w:line="400" w:lineRule="exact"/>
-        <w:ind w:firstLine="420"/>
-        <w:rPr>
-          <w:rFonts w:ascii="宋体" w:hAnsi="宋体" w:hint="eastAsia"/>
-          <w:sz w:val="24"/>
-        </w:rPr>
-      </w:pPr>
-      <w:r>
-        <w:rPr>
-          <w:rFonts w:ascii="宋体" w:hAnsi="宋体" w:hint="eastAsia"/>
-          <w:sz w:val="24"/>
-        </w:rPr>
-        <w:t>1.多格式兼容与解析： 支持工业视觉领域主流的</w:t>
-      </w:r>
-      <w:r>
-        <w:rPr>
-          <w:sz w:val="24"/>
-        </w:rPr>
-        <w:t>BMP</w:t>
-      </w:r>
-      <w:r>
-        <w:rPr>
-          <w:sz w:val="24"/>
-        </w:rPr>
-        <w:t>、</w:t>
-      </w:r>
-      <w:r>
-        <w:rPr>
-          <w:sz w:val="24"/>
-        </w:rPr>
-        <w:t>PNG</w:t>
-      </w:r>
-      <w:r>
-        <w:rPr>
-          <w:sz w:val="24"/>
-        </w:rPr>
-        <w:t>、</w:t>
-      </w:r>
-      <w:r>
-        <w:rPr>
-          <w:sz w:val="24"/>
-        </w:rPr>
-        <w:t>JPG</w:t>
-      </w:r>
-      <w:r>
-        <w:rPr>
-          <w:rFonts w:ascii="宋体" w:hAnsi="宋体" w:hint="eastAsia"/>
-          <w:sz w:val="24"/>
-        </w:rPr>
-        <w:t>等标准二维图像格式的读取与加载。</w:t>
-      </w:r>
-    </w:p>
-    <w:p>
-      <w:pPr>
-        <w:spacing w:line="400" w:lineRule="exact"/>
-        <w:ind w:firstLine="420"/>
-        <w:rPr>
-          <w:rFonts w:ascii="宋体" w:hAnsi="宋体" w:hint="eastAsia"/>
-          <w:sz w:val="24"/>
-        </w:rPr>
-      </w:pPr>
-      <w:r>
-        <w:rPr>
-          <w:rFonts w:ascii="宋体" w:hAnsi="宋体" w:hint="eastAsia"/>
-          <w:sz w:val="24"/>
-        </w:rPr>
-        <w:t>2.底层数据映射： 在前端获取图像文件后，自动剥离图像文件头，将纯像素数据提取并重构为底层检测算法依赖的自定义一维数组模拟二维矩阵结构，实现前后端数据的无缝衔接。</w:t>
-      </w:r>
-    </w:p>
-    <w:p>
-      <w:pPr>
-        <w:spacing w:line="400" w:lineRule="exact"/>
-        <w:ind w:firstLine="420"/>
-        <w:rPr>
-          <w:rFonts w:ascii="宋体" w:hAnsi="宋体" w:hint="eastAsia"/>
-          <w:sz w:val="24"/>
-        </w:rPr>
-      </w:pPr>
-      <w:r>
-        <w:rPr>
-          <w:rFonts w:ascii="宋体" w:hAnsi="宋体" w:hint="eastAsia"/>
-          <w:sz w:val="24"/>
-        </w:rPr>
-        <w:t>3.交互式可视化预览： 实时渲染导入的芯片图像，支持视图容器内的平移、缩放操作，并提供文件列表的快速切换与管理功能。</w:t>
-      </w:r>
-    </w:p>
-    <w:p>
-      <w:pPr>
-        <w:pStyle w:val="3"/>
-        <w:spacing w:before="120" w:after="120"/>
-        <w:jc w:val="left"/>
-        <w:rPr>
-          <w:rFonts w:ascii="宋体" w:eastAsia="宋体" w:hAnsi="宋体" w:hint="eastAsia"/>
-          <w:b/>
-          <w:bCs/>
-          <w:color w:val="auto"/>
           <w:sz w:val="24"/>
           <w:szCs w:val="24"/>
         </w:rPr>
       </w:pPr>
-      <w:bookmarkStart w:id="44" w:name="_Toc229575846"/>
+      <w:bookmarkStart w:id="44" w:name="_Toc229663620"/>
       <w:r>
         <w:rPr>
           <w:rFonts w:ascii="宋体" w:eastAsia="宋体" w:hAnsi="宋体" w:hint="eastAsia"/>
@@ -20335,7 +20405,7 @@
           <w:szCs w:val="24"/>
         </w:rPr>
       </w:pPr>
-      <w:bookmarkStart w:id="45" w:name="_Toc229575847"/>
+      <w:bookmarkStart w:id="45" w:name="_Toc229663621"/>
       <w:r>
         <w:rPr>
           <w:rFonts w:ascii="宋体" w:eastAsia="宋体" w:hAnsi="宋体" w:hint="eastAsia"/>
@@ -20683,7 +20753,7 @@
           <w:szCs w:val="28"/>
         </w:rPr>
       </w:pPr>
-      <w:bookmarkStart w:id="46" w:name="_Toc229575848"/>
+      <w:bookmarkStart w:id="46" w:name="_Toc229663622"/>
       <w:r>
         <w:rPr>
           <w:rFonts w:ascii="宋体" w:eastAsia="宋体" w:hAnsi="宋体" w:hint="eastAsia"/>
@@ -20750,7 +20820,7 @@
           <w:szCs w:val="24"/>
         </w:rPr>
       </w:pPr>
-      <w:bookmarkStart w:id="47" w:name="_Toc229575849"/>
+      <w:bookmarkStart w:id="47" w:name="_Toc229663623"/>
       <w:r>
         <w:rPr>
           <w:rFonts w:ascii="宋体" w:eastAsia="宋体" w:hAnsi="宋体" w:hint="eastAsia"/>
@@ -20780,16 +20850,16 @@
         <w:spacing w:line="400" w:lineRule="exact"/>
         <w:ind w:firstLine="420"/>
         <w:rPr>
-          <w:rFonts w:ascii="宋体" w:hAnsi="宋体" w:hint="eastAsia"/>
-          <w:sz w:val="24"/>
-        </w:rPr>
-      </w:pPr>
-      <w:r>
-        <w:rPr>
-          <w:rFonts w:ascii="宋体" w:hAnsi="宋体" w:hint="eastAsia"/>
-          <w:sz w:val="24"/>
-        </w:rPr>
-        <w:t>传统的线性平滑滤波方法（如高斯滤波）在图像降噪处理中应用较为广泛，其能够有效削弱图像中的高频噪声。然而，由于该类方法主要依据像素间的空间距离进行加权平均，因此在去除噪声的同时，也容易导致图像边缘与细节信息被平滑处理。在芯片表面缺陷检测任务中，划痕、裂纹、崩边等缺陷往往具有尺寸小、灰度变化明显等特点，本质上属于局部高频信息。如果直接使用高斯滤波进行预处理，容易造成缺陷边缘模糊甚至细节丢失，从而影响后续缺陷检测与定位的准确性。</w:t>
+          <w:rFonts w:ascii="宋体" w:hAnsi="宋体"/>
+          <w:sz w:val="24"/>
+        </w:rPr>
+      </w:pPr>
+      <w:r>
+        <w:rPr>
+          <w:rFonts w:ascii="宋体" w:hAnsi="宋体" w:hint="eastAsia"/>
+          <w:sz w:val="24"/>
+        </w:rPr>
+        <w:t>常规的线性平滑算子（如高斯滤波）主要依赖像素的空间几何距离来分配权重，在抑制随机干扰时常伴随图像高频细节退化的固有缺陷。考虑到芯片表面的微小划痕与局部崩边在图像矩阵中恰好表现为剧烈的高频阶跃信号，若在预处理阶段直接沿用线性平滑，极易导致关键的物理缺陷被当作噪声抹平，进而从源头上拉低系统的定位精度。</w:t>
       </w:r>
     </w:p>
     <w:p>
@@ -20797,29 +20867,16 @@
         <w:spacing w:line="400" w:lineRule="exact"/>
         <w:ind w:firstLine="420"/>
         <w:rPr>
-          <w:rFonts w:ascii="宋体" w:hAnsi="宋体" w:hint="eastAsia"/>
-          <w:sz w:val="24"/>
-        </w:rPr>
-      </w:pPr>
-      <w:r>
-        <w:rPr>
-          <w:rFonts w:ascii="宋体" w:hAnsi="宋体" w:hint="eastAsia"/>
-          <w:sz w:val="24"/>
-        </w:rPr>
-        <w:t>针对上述问题，本文在图像预处理阶段采用了双边滤波（</w:t>
-      </w:r>
-      <w:r>
-        <w:rPr>
-          <w:sz w:val="24"/>
-        </w:rPr>
-        <w:t>Bilateral Filtering</w:t>
-      </w:r>
-      <w:r>
-        <w:rPr>
-          <w:rFonts w:ascii="宋体" w:hAnsi="宋体" w:hint="eastAsia"/>
-          <w:sz w:val="24"/>
-        </w:rPr>
-        <w:t>）算法作为主要降噪方法。与传统线性滤波不同，双边滤波在计算过程中不仅考虑像素之间的空间位置关系，同时还结合了像素灰度值之间的相似程度。因此，该方法兼顾了空间邻域信息和灰度特征信息，能够在降噪的同时较好地保留图像边缘。</w:t>
+          <w:rFonts w:ascii="宋体" w:hAnsi="宋体"/>
+          <w:sz w:val="24"/>
+        </w:rPr>
+      </w:pPr>
+      <w:r>
+        <w:rPr>
+          <w:rFonts w:ascii="宋体" w:hAnsi="宋体" w:hint="eastAsia"/>
+          <w:sz w:val="24"/>
+        </w:rPr>
+        <w:t>为规避上述工程隐患，本系统确立了以双边滤波（Bilateral Filtering）为主的非线性降噪路线。该算子的底层机制打破了单一的空间距离权重逻辑，将像素点的灰度相似度同步纳入卷积核的计算范畴。当滤波窗口遍历芯片平坦背景时，由于局部灰度波动微弱，算法会自适应赋予较高的权重系数执行深度平滑；而一旦检测核滑过缺陷边缘等像素剧变区域，由灰度差值触发的惩罚机制将迅速压低邻接权重。</w:t>
       </w:r>
     </w:p>
     <w:p>
@@ -20836,24 +20893,7 @@
           <w:rFonts w:ascii="宋体" w:hAnsi="宋体" w:hint="eastAsia"/>
           <w:sz w:val="24"/>
         </w:rPr>
-        <w:t>具体来说，在图像平坦区域中，相邻像素之间的灰度差异较小，此时双边滤波会对周围像素进行较强的加权平均，从而有效抑制噪声；而在划痕、边缘等灰度变化较大的区域，由于像素之间的灰度差值较大，其对应权重会迅速减小，因此边缘两侧的像素不会被过度平滑处理。通过这种方式，双边滤波能够避免传统高斯滤波带来的边缘模糊问题，更好地保留芯片缺陷区域的结构特征。</w:t>
-      </w:r>
-    </w:p>
-    <w:p>
-      <w:pPr>
-        <w:spacing w:line="400" w:lineRule="exact"/>
-        <w:ind w:firstLine="420"/>
-        <w:rPr>
-          <w:rFonts w:ascii="宋体" w:hAnsi="宋体" w:hint="eastAsia"/>
-          <w:sz w:val="24"/>
-        </w:rPr>
-      </w:pPr>
-      <w:r>
-        <w:rPr>
-          <w:rFonts w:ascii="宋体" w:hAnsi="宋体" w:hint="eastAsia"/>
-          <w:sz w:val="24"/>
-        </w:rPr>
-        <w:t>实验结果表明，双边滤波在降低背景噪声干扰的同时，能够较完整地保留细微缺陷的边缘信息，为后续的背景抑制、差分检测以及缺陷标记等步骤提供了更加稳定和清晰的输入数据，从而提高了整体缺陷检测的准确率与可靠性。</w:t>
+        <w:t>这种基于“空间-灰度”双重约束的运算策略，从根本上阻断了边缘两侧像素的越界融合。在实际的模块联调中，该算法不仅大幅衰减了光学采集带来的背景杂波，更以极高的保真度保留了细小缺陷的轮廓特征。这种高质量的前端像素处理，为后续的背景差分、形态学分割及坐标提取扫清了底层数据干扰，构筑了更为稳健的检测基线。</w:t>
       </w:r>
       <w:r>
         <w:rPr>
@@ -20908,7 +20948,6 @@
           <w:rFonts w:ascii="宋体" w:eastAsia="宋体" w:hAnsi="宋体" w:cs="Courier New"/>
           <w:color w:val="660066"/>
         </w:rPr>
-        <w:lastRenderedPageBreak/>
         <w:t>Algorithm</w:t>
       </w:r>
       <w:r>
@@ -21394,6 +21433,7 @@
           <w:rFonts w:ascii="宋体" w:eastAsia="宋体" w:hAnsi="宋体" w:cs="Courier New"/>
           <w:color w:val="006666"/>
         </w:rPr>
+        <w:lastRenderedPageBreak/>
         <w:t>2</w:t>
       </w:r>
       <w:r>
@@ -24996,7 +25036,6 @@
           <w:rFonts w:ascii="宋体" w:eastAsia="宋体" w:hAnsi="宋体" w:cs="Courier New"/>
           <w:color w:val="006666"/>
         </w:rPr>
-        <w:lastRenderedPageBreak/>
         <w:t>39</w:t>
       </w:r>
       <w:r>
@@ -25592,28 +25631,6 @@
     </w:p>
     <w:p>
       <w:pPr>
-        <w:rPr>
-          <w:rFonts w:ascii="宋体" w:hAnsi="宋体" w:hint="eastAsia"/>
-          <w:sz w:val="24"/>
-        </w:rPr>
-        <w:sectPr>
-          <w:headerReference w:type="even" r:id="rId22"/>
-          <w:headerReference w:type="default" r:id="rId23"/>
-          <w:footerReference w:type="default" r:id="rId24"/>
-          <w:footnotePr>
-            <w:numFmt w:val="decimalEnclosedCircleChinese"/>
-            <w:numRestart w:val="eachPage"/>
-          </w:footnotePr>
-          <w:pgSz w:w="11906" w:h="16838"/>
-          <w:pgMar w:top="1701" w:right="1418" w:bottom="1361" w:left="1418" w:header="1134" w:footer="1134" w:gutter="0"/>
-          <w:pgNumType w:start="1"/>
-          <w:cols w:space="720"/>
-          <w:docGrid w:type="linesAndChars" w:linePitch="312"/>
-        </w:sectPr>
-      </w:pPr>
-    </w:p>
-    <w:p>
-      <w:pPr>
         <w:pStyle w:val="3"/>
         <w:spacing w:before="120" w:after="120"/>
         <w:jc w:val="left"/>
@@ -25626,7 +25643,7 @@
           <w:szCs w:val="24"/>
         </w:rPr>
       </w:pPr>
-      <w:bookmarkStart w:id="48" w:name="_Toc229575850"/>
+      <w:bookmarkStart w:id="48" w:name="_Toc229663624"/>
       <w:r>
         <w:rPr>
           <w:rFonts w:ascii="宋体" w:eastAsia="宋体" w:hAnsi="宋体" w:hint="eastAsia"/>
@@ -25645,16 +25662,16 @@
         <w:spacing w:line="400" w:lineRule="exact"/>
         <w:ind w:firstLine="420"/>
         <w:rPr>
-          <w:rFonts w:ascii="宋体" w:hAnsi="宋体" w:hint="eastAsia"/>
-          <w:sz w:val="24"/>
-        </w:rPr>
-      </w:pPr>
-      <w:r>
-        <w:rPr>
           <w:rFonts w:ascii="宋体" w:hAnsi="宋体"/>
           <w:sz w:val="24"/>
         </w:rPr>
-        <w:t xml:space="preserve">基于人类视觉系统的颜色恒常性理论，一幅图像可以看作是环境光照分量与物体表面反射分量的乘积。本项目主要通过调用前述的高斯滤波模块，构建单尺度 </w:t>
+      </w:pPr>
+      <w:r>
+        <w:rPr>
+          <w:rFonts w:ascii="宋体" w:hAnsi="宋体" w:hint="eastAsia"/>
+          <w:sz w:val="24"/>
+        </w:rPr>
+        <w:t>根据颜色恒常性理论，一幅图像可以被拆分为环境光照和物体表面反射两个独立分量。针对工业现场光照不足导致暗部细节丢失的问题，本系统利用单尺度</w:t>
       </w:r>
       <w:r>
         <w:rPr>
@@ -25664,17 +25681,28 @@
       </w:r>
       <w:r>
         <w:rPr>
-          <w:rFonts w:ascii="宋体" w:hAnsi="宋体"/>
-          <w:sz w:val="24"/>
-        </w:rPr>
-        <w:t>增强函数来实现低照度图像的亮度提升与细节恢复</w:t>
-      </w:r>
-      <w:r>
-        <w:rPr>
-          <w:rFonts w:ascii="宋体" w:hAnsi="宋体" w:hint="eastAsia"/>
-          <w:sz w:val="24"/>
-        </w:rPr>
-        <w:t>。</w:t>
+          <w:sz w:val="24"/>
+        </w:rPr>
+        <w:t>（</w:t>
+      </w:r>
+      <w:r>
+        <w:rPr>
+          <w:sz w:val="24"/>
+        </w:rPr>
+        <w:t>SSR</w:t>
+      </w:r>
+      <w:r>
+        <w:rPr>
+          <w:sz w:val="24"/>
+        </w:rPr>
+        <w:t>）</w:t>
+      </w:r>
+      <w:r>
+        <w:rPr>
+          <w:rFonts w:ascii="宋体" w:hAnsi="宋体" w:hint="eastAsia"/>
+          <w:sz w:val="24"/>
+        </w:rPr>
+        <w:t>算法对原始图像进行了亮度增强与底层细节恢复。</w:t>
       </w:r>
     </w:p>
     <w:p>
@@ -25682,29 +25710,29 @@
         <w:spacing w:line="400" w:lineRule="exact"/>
         <w:ind w:firstLine="420"/>
         <w:rPr>
-          <w:rFonts w:ascii="宋体" w:hAnsi="宋体" w:hint="eastAsia"/>
-          <w:sz w:val="24"/>
-        </w:rPr>
-      </w:pPr>
-      <w:r>
-        <w:rPr>
-          <w:rFonts w:ascii="宋体" w:hAnsi="宋体" w:hint="eastAsia"/>
-          <w:sz w:val="24"/>
-        </w:rPr>
-        <w:t>首先，算法将输入图像转化为灰度矩阵，并进行一次全局遍历以构建积分图矩阵。在核心计算阶段，程序再次遍历图像的每一个像素。借助已经构建好的积分图，对于任意大小的局部窗口，程序仅需通过查表进行三次简单的加减法运算，即可在</w:t>
-      </w:r>
-      <w:r>
-        <w:rPr>
-          <w:sz w:val="24"/>
-        </w:rPr>
-        <w:t xml:space="preserve"> O(1)</w:t>
-      </w:r>
-      <w:r>
-        <w:rPr>
-          <w:rFonts w:ascii="宋体" w:hAnsi="宋体" w:hint="eastAsia"/>
-          <w:sz w:val="24"/>
-        </w:rPr>
-        <w:t xml:space="preserve"> 的常数级时间内获取窗口内的像素总和，进而快速求出局部均值。该均值即被作为当前位置的环境光照分量 L 的最优估计。</w:t>
+          <w:rFonts w:ascii="宋体" w:hAnsi="宋体"/>
+          <w:sz w:val="24"/>
+        </w:rPr>
+      </w:pPr>
+      <w:r>
+        <w:rPr>
+          <w:rFonts w:ascii="宋体" w:hAnsi="宋体" w:hint="eastAsia"/>
+          <w:sz w:val="24"/>
+        </w:rPr>
+        <w:t>具体编码实现中，程序会对传入的灰度矩阵执行一次全局遍历，预先计算并保存积分图数据。在随后的滤波窗口滑动阶段，借助这张积分图，任意尺寸邻域内的像素求和操作都被简化为了直接查表和三次基础加减法。这种“空间换时间”的数据存储方式，使得局部均值的求解时间被严格控制在常数级别</w:t>
+      </w:r>
+      <w:r>
+        <w:rPr>
+          <w:sz w:val="24"/>
+        </w:rPr>
+        <w:t>O(1)</w:t>
+      </w:r>
+      <w:r>
+        <w:rPr>
+          <w:rFonts w:ascii="宋体" w:hAnsi="宋体" w:hint="eastAsia"/>
+          <w:sz w:val="24"/>
+        </w:rPr>
+        <w:t>。计算所得的局部均值，在算法逻辑中就直接作为当前位置光照分量 L 的近似估计值。</w:t>
       </w:r>
     </w:p>
     <w:p>
@@ -25712,77 +25740,63 @@
         <w:spacing w:line="400" w:lineRule="exact"/>
         <w:ind w:firstLine="420"/>
         <w:rPr>
-          <w:rFonts w:ascii="宋体" w:hAnsi="宋体" w:hint="eastAsia"/>
-          <w:sz w:val="24"/>
-        </w:rPr>
-      </w:pPr>
-      <w:r>
-        <w:rPr>
-          <w:rFonts w:ascii="宋体" w:hAnsi="宋体" w:hint="eastAsia"/>
-          <w:sz w:val="24"/>
-        </w:rPr>
-        <w:t>接着，根据人类视觉系统的对数响应特性以及</w:t>
-      </w:r>
-      <w:r>
-        <w:rPr>
           <w:rFonts w:ascii="宋体" w:hAnsi="宋体"/>
           <w:sz w:val="24"/>
         </w:rPr>
-        <w:t xml:space="preserve"> </w:t>
-      </w:r>
-      <w:r>
-        <w:rPr>
-          <w:sz w:val="24"/>
-        </w:rPr>
-        <w:t xml:space="preserve">Retinex </w:t>
-      </w:r>
-      <w:r>
-        <w:rPr>
-          <w:rFonts w:ascii="宋体" w:hAnsi="宋体" w:hint="eastAsia"/>
-          <w:sz w:val="24"/>
-        </w:rPr>
-        <w:t>理论模型，算法将中心像素的原灰度值</w:t>
+      </w:pPr>
+      <w:r>
+        <w:rPr>
+          <w:rFonts w:ascii="宋体" w:hAnsi="宋体" w:hint="eastAsia"/>
+          <w:sz w:val="24"/>
+        </w:rPr>
+        <w:t>为了模拟人眼对光线的非线性感知，代码紧接着将中心像素的原始灰度</w:t>
       </w:r>
       <w:r>
         <w:rPr>
           <w:rFonts w:ascii="宋体" w:hAnsi="宋体"/>
           <w:sz w:val="24"/>
         </w:rPr>
-        <w:t xml:space="preserve"> S </w:t>
-      </w:r>
-      <w:r>
-        <w:rPr>
-          <w:rFonts w:ascii="宋体" w:hAnsi="宋体" w:hint="eastAsia"/>
-          <w:sz w:val="24"/>
-        </w:rPr>
-        <w:t>与光照估计值</w:t>
+        <w:t>S</w:t>
+      </w:r>
+      <w:r>
+        <w:rPr>
+          <w:rFonts w:ascii="宋体" w:hAnsi="宋体" w:hint="eastAsia"/>
+          <w:sz w:val="24"/>
+        </w:rPr>
+        <w:t>与估算出的照度</w:t>
       </w:r>
       <w:r>
         <w:rPr>
           <w:rFonts w:ascii="宋体" w:hAnsi="宋体"/>
           <w:sz w:val="24"/>
         </w:rPr>
-        <w:t xml:space="preserve"> L </w:t>
-      </w:r>
-      <w:r>
-        <w:rPr>
-          <w:rFonts w:ascii="宋体" w:hAnsi="宋体" w:hint="eastAsia"/>
-          <w:sz w:val="24"/>
-        </w:rPr>
-        <w:t>均映射至对数域，并执行作差运算（即</w:t>
-      </w:r>
-      <w:r>
-        <w:rPr>
-          <w:sz w:val="24"/>
-        </w:rPr>
-        <w:t xml:space="preserve"> log(S)−log(L)</w:t>
-      </w:r>
-      <w:r>
-        <w:rPr>
-          <w:rFonts w:ascii="宋体" w:hAnsi="宋体" w:hint="eastAsia"/>
-          <w:sz w:val="24"/>
-        </w:rPr>
-        <w:t>）。这一步骤有效剥离了乘性光照因素的干扰，提取出代表物体表面真实反射率的反射分量</w:t>
+        <w:t>L</w:t>
+      </w:r>
+      <w:r>
+        <w:rPr>
+          <w:rFonts w:ascii="宋体" w:hAnsi="宋体" w:hint="eastAsia"/>
+          <w:sz w:val="24"/>
+        </w:rPr>
+        <w:t>转换到对数空间执行作差运算（即</w:t>
+      </w:r>
+      <w:r>
+        <w:rPr>
+          <w:sz w:val="24"/>
+        </w:rPr>
+        <w:t>log(S)−log(L)</w:t>
+      </w:r>
+      <w:r>
+        <w:rPr>
+          <w:sz w:val="24"/>
+        </w:rPr>
+        <w:t>）</w:t>
+      </w:r>
+      <w:r>
+        <w:rPr>
+          <w:rFonts w:ascii="宋体" w:hAnsi="宋体" w:hint="eastAsia"/>
+          <w:sz w:val="24"/>
+        </w:rPr>
+        <w:t>。通过这一步数学转换，系统能够有效剔除外部光照条件带来的乘性干扰，成功分离出真正代表芯片表面缺陷和纹理的反射率数据</w:t>
       </w:r>
       <w:r>
         <w:rPr>
@@ -25796,20 +25810,37 @@
           <w:rFonts w:ascii="宋体" w:hAnsi="宋体" w:hint="eastAsia"/>
           <w:sz w:val="24"/>
         </w:rPr>
-        <w:t>。最后，由于计算出的对数域反射分量存在负数且取值范围较窄，程序会统计全局的最大与极小值，利用线性拉伸函数将所有浮点数据重新映射、归一化至</w:t>
-      </w:r>
-      <w:r>
-        <w:rPr>
-          <w:sz w:val="24"/>
-        </w:rPr>
-        <w:t xml:space="preserve"> 0~255 </w:t>
-      </w:r>
-      <w:r>
-        <w:rPr>
-          <w:rFonts w:ascii="宋体" w:hAnsi="宋体" w:hint="eastAsia"/>
-          <w:sz w:val="24"/>
-        </w:rPr>
-        <w:t>的标准显示空间。通过这种空间换时间的优化策略，本算法不仅完美实现了图像暗部细节的增强与动态范围的压缩，还极大地提升了处理高分辨率原始图像的实时性。</w:t>
+        <w:t>。</w:t>
+      </w:r>
+    </w:p>
+    <w:p>
+      <w:pPr>
+        <w:spacing w:line="400" w:lineRule="exact"/>
+        <w:ind w:firstLine="420"/>
+        <w:rPr>
+          <w:rFonts w:ascii="宋体" w:hAnsi="宋体" w:hint="eastAsia"/>
+          <w:sz w:val="24"/>
+        </w:rPr>
+      </w:pPr>
+      <w:r>
+        <w:rPr>
+          <w:rFonts w:ascii="宋体" w:hAnsi="宋体" w:hint="eastAsia"/>
+          <w:sz w:val="24"/>
+        </w:rPr>
+        <w:t>考虑到对数域解算出的 R 矩阵通常包含负数，且数值跨度较窄，无法直接用于屏幕显示。因此，在处理函数的末尾阶段，系统会扫描全局的最大与最小值，利用线性拉伸公式将所有的浮点数据强制归一化到</w:t>
+      </w:r>
+      <w:r>
+        <w:rPr>
+          <w:sz w:val="24"/>
+        </w:rPr>
+        <w:t>0~255</w:t>
+      </w:r>
+      <w:r>
+        <w:rPr>
+          <w:rFonts w:ascii="宋体" w:hAnsi="宋体" w:hint="eastAsia"/>
+          <w:sz w:val="24"/>
+        </w:rPr>
+        <w:t>的标准灰阶区间。从实际的运行表现来看，这套引入了积分图加速的增强模块，不仅清晰地还原了芯片暗部的微小划痕，也很好地兼顾了高分辨率图片的处理速度。</w:t>
       </w:r>
     </w:p>
     <w:p>
@@ -26532,7 +26563,6 @@
           <w:rFonts w:ascii="宋体" w:eastAsia="宋体" w:hAnsi="宋体" w:cs="Courier New"/>
           <w:color w:val="006666"/>
         </w:rPr>
-        <w:lastRenderedPageBreak/>
         <w:t>4</w:t>
       </w:r>
       <w:r>
@@ -26699,6 +26729,7 @@
           <w:rFonts w:ascii="宋体" w:eastAsia="宋体" w:hAnsi="宋体" w:cs="Courier New"/>
           <w:color w:val="006666"/>
         </w:rPr>
+        <w:lastRenderedPageBreak/>
         <w:t>6</w:t>
       </w:r>
       <w:r>
@@ -31162,7 +31193,6 @@
           <w:rFonts w:ascii="宋体" w:eastAsia="宋体" w:hAnsi="宋体" w:cs="Courier New"/>
           <w:color w:val="006666"/>
         </w:rPr>
-        <w:lastRenderedPageBreak/>
         <w:t>42</w:t>
       </w:r>
       <w:r>
@@ -31290,6 +31320,7 @@
           <w:rFonts w:ascii="宋体" w:hAnsi="宋体"/>
           <w:sz w:val="24"/>
         </w:rPr>
+        <w:lastRenderedPageBreak/>
         <w:tab/>
       </w:r>
       <w:r>
@@ -31352,7 +31383,7 @@
                           <pic:cNvPicPr/>
                         </pic:nvPicPr>
                         <pic:blipFill>
-                          <a:blip r:embed="rId25" cstate="print">
+                          <a:blip r:embed="rId22" cstate="print">
                             <a:extLst>
                               <a:ext uri="{28A0092B-C50C-407E-A947-70E740481C1C}">
                                 <a14:useLocalDpi xmlns:a14="http://schemas.microsoft.com/office/drawing/2010/main" val="0"/>
@@ -31435,7 +31466,7 @@
                           <pic:cNvPicPr/>
                         </pic:nvPicPr>
                         <pic:blipFill>
-                          <a:blip r:embed="rId26" cstate="print">
+                          <a:blip r:embed="rId23" cstate="print">
                             <a:extLst>
                               <a:ext uri="{28A0092B-C50C-407E-A947-70E740481C1C}">
                                 <a14:useLocalDpi xmlns:a14="http://schemas.microsoft.com/office/drawing/2010/main" val="0"/>
@@ -31489,24 +31520,6 @@
     </w:tbl>
     <w:p>
       <w:pPr>
-        <w:rPr>
-          <w:sz w:val="24"/>
-        </w:rPr>
-        <w:sectPr>
-          <w:footnotePr>
-            <w:numFmt w:val="decimalEnclosedCircleChinese"/>
-            <w:numRestart w:val="eachPage"/>
-          </w:footnotePr>
-          <w:type w:val="continuous"/>
-          <w:pgSz w:w="11906" w:h="16838"/>
-          <w:pgMar w:top="1701" w:right="1418" w:bottom="1361" w:left="1418" w:header="1134" w:footer="1134" w:gutter="0"/>
-          <w:cols w:space="720"/>
-          <w:docGrid w:type="linesAndChars" w:linePitch="312"/>
-        </w:sectPr>
-      </w:pPr>
-    </w:p>
-    <w:p>
-      <w:pPr>
         <w:jc w:val="center"/>
         <w:rPr>
           <w:szCs w:val="21"/>
@@ -31548,7 +31561,7 @@
           <w:szCs w:val="24"/>
         </w:rPr>
       </w:pPr>
-      <w:bookmarkStart w:id="49" w:name="_Toc229575851"/>
+      <w:bookmarkStart w:id="49" w:name="_Toc229663625"/>
       <w:r>
         <w:rPr>
           <w:rFonts w:ascii="宋体" w:eastAsia="宋体" w:hAnsi="宋体" w:hint="eastAsia"/>
@@ -31567,16 +31580,16 @@
         <w:spacing w:line="400" w:lineRule="exact"/>
         <w:ind w:firstLine="420"/>
         <w:rPr>
-          <w:rFonts w:ascii="宋体" w:hAnsi="宋体" w:hint="eastAsia"/>
-          <w:sz w:val="24"/>
-        </w:rPr>
-      </w:pPr>
-      <w:r>
-        <w:rPr>
           <w:rFonts w:ascii="宋体" w:hAnsi="宋体"/>
           <w:sz w:val="24"/>
         </w:rPr>
-        <w:t>传统的全局模板匹配算法随着图像分辨率的增加，其滑动窗口的计算量呈指数级爆发，难以满足工业检测的实时性需求。为此，本项目引入了图像金字塔技术，采用“由粗到精”的匹配策略对搜索空间进行了深度优化。</w:t>
+      </w:pPr>
+      <w:r>
+        <w:rPr>
+          <w:rFonts w:ascii="宋体" w:hAnsi="宋体" w:hint="eastAsia"/>
+          <w:sz w:val="24"/>
+        </w:rPr>
+        <w:t>针对高分辨率图像下全局滑动窗口计算开销过大的问题，本模块在模板匹配环节引入了多尺度金字塔架构，利用“由粗到精”的搜索路径来压缩冗余的遍历耗时。</w:t>
       </w:r>
     </w:p>
     <w:p>
@@ -31584,16 +31597,50 @@
         <w:spacing w:line="400" w:lineRule="exact"/>
         <w:ind w:firstLine="420"/>
         <w:rPr>
-          <w:rFonts w:ascii="宋体" w:hAnsi="宋体" w:hint="eastAsia"/>
-          <w:sz w:val="24"/>
-        </w:rPr>
-      </w:pPr>
-      <w:r>
-        <w:rPr>
           <w:rFonts w:ascii="宋体" w:hAnsi="宋体"/>
           <w:sz w:val="24"/>
         </w:rPr>
-        <w:t>在算法初始化阶段，程序首先通过连续的隔行下采样操作，构建出包含原图层（L0）、1/2 降采样层（L1）以及 1/4 降采样层（L2）的 3 阶图像与模板金字塔。匹配过程自金字塔顶层（L2）开始，由于该层图像面积仅为原图的 1/16，程序在此执行全局滑动匹配，以极低的算力成本快速锁定目标的粗略坐标。随后，算法进入逐层投影微调阶段：将高层获取的坐标乘以 2 映射至下一层尺度，以此作为基准点，在一个极小的 r×r 局部邻域内展开精确搜索。这一“映射-微调”过程不断向下迭代，直至底层（L0）完成亚像素级/像素级的精确定位。最后，为增强程序的鲁棒性，算法引入了边界安全校验机制，确保在提取最终目标图像块时不会发生内存越界。通过这种空间尺度降维的策略，本模块在保障匹配成功率的前提下，实现了搜索效率的量级跨越。</w:t>
+      </w:pPr>
+      <w:r>
+        <w:rPr>
+          <w:rFonts w:ascii="宋体" w:hAnsi="宋体" w:hint="eastAsia"/>
+          <w:sz w:val="24"/>
+        </w:rPr>
+        <w:t>在代码初始化阶段，程序依据隔行下采样法则，预先在内存中构建了包含原始分辨率（L0）、二分之一缩放（L1）及四分之一缩放（L2）的三阶数据金字塔。实际的定位运算直接从 L2 顶层启动。由于该层矩阵面积已被压缩至原图的十六分之一，系统能够以极小的计算代价快速扫出目标的粗略位置。</w:t>
+      </w:r>
+    </w:p>
+    <w:p>
+      <w:pPr>
+        <w:spacing w:line="400" w:lineRule="exact"/>
+        <w:ind w:firstLine="420"/>
+        <w:rPr>
+          <w:rFonts w:ascii="宋体" w:hAnsi="宋体"/>
+          <w:sz w:val="24"/>
+        </w:rPr>
+      </w:pPr>
+      <w:r>
+        <w:rPr>
+          <w:rFonts w:ascii="宋体" w:hAnsi="宋体" w:hint="eastAsia"/>
+          <w:sz w:val="24"/>
+        </w:rPr>
+        <w:t>粗定位一旦完成，程序即转入逐层向下的坐标映射与微调流程。具体逻辑是：将上层锁定的坐标参数乘以尺度系数，换算至下一层特征图，并严格以此为基准，在划定的极小局部邻域内展开二次特征匹配。这种“投影-局部搜索”的迭代循环会一直推进至最底层的 L0 原始矩阵，从而确立目标像素级的精确坐标。</w:t>
+      </w:r>
+    </w:p>
+    <w:p>
+      <w:pPr>
+        <w:spacing w:line="400" w:lineRule="exact"/>
+        <w:ind w:firstLine="420"/>
+        <w:rPr>
+          <w:rFonts w:ascii="宋体" w:hAnsi="宋体" w:hint="eastAsia"/>
+          <w:sz w:val="24"/>
+        </w:rPr>
+      </w:pPr>
+      <w:r>
+        <w:rPr>
+          <w:rFonts w:ascii="宋体" w:hAnsi="宋体" w:hint="eastAsia"/>
+          <w:sz w:val="24"/>
+        </w:rPr>
+        <w:t>在依据该坐标执行目标矩阵块的提取与裁剪前，底层代码中专门追加了基于图像宽高的安全校验逻辑。这一步骤能够有效拦截非法的索引访问，严防内存越界引发的系统崩溃。从实际运行表现来看，这种基于尺度降维的搜索策略，在不牺牲匹配可靠性的前提下，成功将模板定位的执行周期控制在了工业实时性要求的范围内。</w:t>
       </w:r>
       <w:r>
         <w:rPr>
@@ -31655,7 +31702,7 @@
                     <pic:cNvPicPr/>
                   </pic:nvPicPr>
                   <pic:blipFill>
-                    <a:blip r:embed="rId27" cstate="print">
+                    <a:blip r:embed="rId24" cstate="print">
                       <a:extLst>
                         <a:ext uri="{28A0092B-C50C-407E-A947-70E740481C1C}">
                           <a14:useLocalDpi xmlns:a14="http://schemas.microsoft.com/office/drawing/2010/main" val="0"/>
@@ -31729,62 +31776,18 @@
     <w:p>
       <w:pPr>
         <w:spacing w:line="400" w:lineRule="exact"/>
-        <w:rPr>
-          <w:rFonts w:ascii="宋体" w:hAnsi="宋体" w:hint="eastAsia"/>
-          <w:sz w:val="24"/>
-        </w:rPr>
-        <w:sectPr>
-          <w:footnotePr>
-            <w:numFmt w:val="decimalEnclosedCircleChinese"/>
-            <w:numRestart w:val="eachPage"/>
-          </w:footnotePr>
-          <w:type w:val="continuous"/>
-          <w:pgSz w:w="11906" w:h="16838"/>
-          <w:pgMar w:top="1701" w:right="1418" w:bottom="1361" w:left="1418" w:header="1134" w:footer="1134" w:gutter="0"/>
-          <w:cols w:space="720"/>
-          <w:docGrid w:type="linesAndChars" w:linePitch="312"/>
-        </w:sectPr>
-      </w:pPr>
-    </w:p>
-    <w:p>
-      <w:pPr>
-        <w:spacing w:line="400" w:lineRule="exact"/>
-        <w:rPr>
-          <w:rFonts w:ascii="宋体" w:hAnsi="宋体" w:hint="eastAsia"/>
-          <w:sz w:val="24"/>
-        </w:rPr>
-        <w:sectPr>
-          <w:footnotePr>
-            <w:numFmt w:val="decimalEnclosedCircleChinese"/>
-            <w:numRestart w:val="eachPage"/>
-          </w:footnotePr>
-          <w:type w:val="continuous"/>
-          <w:pgSz w:w="11906" w:h="16838"/>
-          <w:pgMar w:top="1701" w:right="1418" w:bottom="1361" w:left="1418" w:header="1134" w:footer="1134" w:gutter="0"/>
-          <w:cols w:num="2" w:space="720"/>
-          <w:docGrid w:type="linesAndChars" w:linePitch="312"/>
-        </w:sectPr>
-      </w:pPr>
-      <w:r>
-        <w:rPr>
-          <w:rFonts w:ascii="宋体" w:hAnsi="宋体"/>
-          <w:sz w:val="24"/>
-        </w:rPr>
-        <w:tab/>
-      </w:r>
-      <w:r>
-        <w:rPr>
-          <w:rFonts w:ascii="宋体" w:hAnsi="宋体" w:hint="eastAsia"/>
-          <w:sz w:val="24"/>
-        </w:rPr>
-        <w:t>算法效果展示</w:t>
-      </w:r>
-      <w:r>
-        <w:rPr>
-          <w:rFonts w:ascii="宋体" w:hAnsi="宋体" w:hint="eastAsia"/>
-          <w:sz w:val="24"/>
-        </w:rPr>
-        <w:t>：</w:t>
+        <w:ind w:firstLine="420"/>
+        <w:rPr>
+          <w:rFonts w:ascii="宋体" w:hAnsi="宋体" w:hint="eastAsia"/>
+          <w:sz w:val="24"/>
+        </w:rPr>
+      </w:pPr>
+      <w:r>
+        <w:rPr>
+          <w:rFonts w:ascii="宋体" w:hAnsi="宋体" w:hint="eastAsia"/>
+          <w:sz w:val="24"/>
+        </w:rPr>
+        <w:t>算法效果如下。</w:t>
       </w:r>
     </w:p>
     <w:tbl>
@@ -31812,21 +31815,24 @@
           </w:tcPr>
           <w:p>
             <w:pPr>
+              <w:jc w:val="center"/>
               <w:rPr>
-                <w:sz w:val="24"/>
+                <w:rFonts w:ascii="宋体" w:hAnsi="宋体" w:hint="eastAsia"/>
+                <w:szCs w:val="21"/>
               </w:rPr>
             </w:pPr>
             <w:r>
               <w:rPr>
+                <w:rFonts w:ascii="宋体" w:hAnsi="宋体" w:hint="eastAsia"/>
                 <w:noProof/>
-                <w:sz w:val="24"/>
+                <w:szCs w:val="21"/>
                 <w14:ligatures w14:val="standardContextual"/>
               </w:rPr>
               <w:drawing>
-                <wp:inline distT="0" distB="0" distL="0" distR="0" wp14:anchorId="00CAF0E0" wp14:editId="04876DE3">
-                  <wp:extent cx="2700000" cy="3070800"/>
-                  <wp:effectExtent l="0" t="0" r="5715" b="0"/>
-                  <wp:docPr id="810880359" name="图片 15"/>
+                <wp:inline distT="0" distB="0" distL="0" distR="0" wp14:anchorId="3C7372B2" wp14:editId="6817D6D8">
+                  <wp:extent cx="2697480" cy="3071553"/>
+                  <wp:effectExtent l="0" t="0" r="7620" b="0"/>
+                  <wp:docPr id="1680075168" name="图片 11"/>
                   <wp:cNvGraphicFramePr>
                     <a:graphicFrameLocks xmlns:a="http://schemas.openxmlformats.org/drawingml/2006/main" noChangeAspect="1"/>
                   </wp:cNvGraphicFramePr>
@@ -31834,11 +31840,11 @@
                     <a:graphicData uri="http://schemas.openxmlformats.org/drawingml/2006/picture">
                       <pic:pic xmlns:pic="http://schemas.openxmlformats.org/drawingml/2006/picture">
                         <pic:nvPicPr>
-                          <pic:cNvPr id="810880359" name="图片 810880359"/>
+                          <pic:cNvPr id="1680075168" name="图片 1680075168"/>
                           <pic:cNvPicPr/>
                         </pic:nvPicPr>
                         <pic:blipFill>
-                          <a:blip r:embed="rId28" cstate="print">
+                          <a:blip r:embed="rId25">
                             <a:extLst>
                               <a:ext uri="{28A0092B-C50C-407E-A947-70E740481C1C}">
                                 <a14:useLocalDpi xmlns:a14="http://schemas.microsoft.com/office/drawing/2010/main" val="0"/>
@@ -31852,7 +31858,7 @@
                         <pic:spPr>
                           <a:xfrm>
                             <a:off x="0" y="0"/>
-                            <a:ext cx="2700000" cy="3070800"/>
+                            <a:ext cx="2697480" cy="3071553"/>
                           </a:xfrm>
                           <a:prstGeom prst="rect">
                             <a:avLst/>
@@ -31875,10 +31881,16 @@
             </w:pPr>
             <w:r>
               <w:rPr>
+                <w:szCs w:val="21"/>
+              </w:rPr>
+              <w:t>(a)</w:t>
+            </w:r>
+            <w:r>
+              <w:rPr>
                 <w:rFonts w:ascii="宋体" w:hAnsi="宋体" w:hint="eastAsia"/>
                 <w:szCs w:val="21"/>
               </w:rPr>
-              <w:t>(a)处理前</w:t>
+              <w:t>处理前</w:t>
             </w:r>
           </w:p>
         </w:tc>
@@ -31888,22 +31900,24 @@
           </w:tcPr>
           <w:p>
             <w:pPr>
+              <w:jc w:val="center"/>
               <w:rPr>
-                <w:sz w:val="24"/>
+                <w:rFonts w:ascii="宋体" w:hAnsi="宋体" w:hint="eastAsia"/>
+                <w:szCs w:val="21"/>
               </w:rPr>
             </w:pPr>
             <w:r>
               <w:rPr>
-                <w:rFonts w:hint="eastAsia"/>
+                <w:rFonts w:ascii="宋体" w:hAnsi="宋体" w:hint="eastAsia"/>
                 <w:noProof/>
-                <w:sz w:val="24"/>
+                <w:szCs w:val="21"/>
                 <w14:ligatures w14:val="standardContextual"/>
               </w:rPr>
               <w:drawing>
-                <wp:inline distT="0" distB="0" distL="0" distR="0" wp14:anchorId="2A9165C7" wp14:editId="26FA592A">
-                  <wp:extent cx="2700000" cy="3049200"/>
-                  <wp:effectExtent l="0" t="0" r="5715" b="0"/>
-                  <wp:docPr id="153113456" name="图片 16"/>
+                <wp:inline distT="0" distB="0" distL="0" distR="0" wp14:anchorId="2C45EB03" wp14:editId="7C5D93FA">
+                  <wp:extent cx="2697480" cy="3046615"/>
+                  <wp:effectExtent l="0" t="0" r="7620" b="1905"/>
+                  <wp:docPr id="1426097792" name="图片 12"/>
                   <wp:cNvGraphicFramePr>
                     <a:graphicFrameLocks xmlns:a="http://schemas.openxmlformats.org/drawingml/2006/main" noChangeAspect="1"/>
                   </wp:cNvGraphicFramePr>
@@ -31911,11 +31925,11 @@
                     <a:graphicData uri="http://schemas.openxmlformats.org/drawingml/2006/picture">
                       <pic:pic xmlns:pic="http://schemas.openxmlformats.org/drawingml/2006/picture">
                         <pic:nvPicPr>
-                          <pic:cNvPr id="153113456" name="图片 153113456"/>
+                          <pic:cNvPr id="1426097792" name="图片 1426097792"/>
                           <pic:cNvPicPr/>
                         </pic:nvPicPr>
                         <pic:blipFill>
-                          <a:blip r:embed="rId29" cstate="print">
+                          <a:blip r:embed="rId26">
                             <a:extLst>
                               <a:ext uri="{28A0092B-C50C-407E-A947-70E740481C1C}">
                                 <a14:useLocalDpi xmlns:a14="http://schemas.microsoft.com/office/drawing/2010/main" val="0"/>
@@ -31929,7 +31943,7 @@
                         <pic:spPr>
                           <a:xfrm>
                             <a:off x="0" y="0"/>
-                            <a:ext cx="2700000" cy="3049200"/>
+                            <a:ext cx="2697480" cy="3046615"/>
                           </a:xfrm>
                           <a:prstGeom prst="rect">
                             <a:avLst/>
@@ -31952,10 +31966,16 @@
             </w:pPr>
             <w:r>
               <w:rPr>
+                <w:szCs w:val="21"/>
+              </w:rPr>
+              <w:t>(b)</w:t>
+            </w:r>
+            <w:r>
+              <w:rPr>
                 <w:rFonts w:ascii="宋体" w:hAnsi="宋体" w:hint="eastAsia"/>
                 <w:szCs w:val="21"/>
               </w:rPr>
-              <w:t>(b)处理后</w:t>
+              <w:t>处理后</w:t>
             </w:r>
           </w:p>
         </w:tc>
@@ -32004,7 +32024,7 @@
           <w:szCs w:val="28"/>
         </w:rPr>
       </w:pPr>
-      <w:bookmarkStart w:id="50" w:name="_Toc229575852"/>
+      <w:bookmarkStart w:id="50" w:name="_Toc229663626"/>
       <w:r>
         <w:rPr>
           <w:rFonts w:ascii="宋体" w:eastAsia="宋体" w:hAnsi="宋体" w:hint="eastAsia"/>
@@ -32025,79 +32045,79 @@
           <w:sz w:val="28"/>
           <w:szCs w:val="28"/>
         </w:rPr>
-        <w:t>前景提取</w:t>
-      </w:r>
-      <w:bookmarkEnd w:id="50"/>
-    </w:p>
-    <w:p>
-      <w:pPr>
-        <w:spacing w:line="400" w:lineRule="exact"/>
-        <w:rPr>
-          <w:sz w:val="24"/>
-        </w:rPr>
-      </w:pPr>
-      <w:r>
-        <w:tab/>
-      </w:r>
-      <w:r>
-        <w:rPr>
-          <w:rFonts w:hint="eastAsia"/>
-          <w:sz w:val="24"/>
-        </w:rPr>
-        <w:t>该模块整体执行逻辑由</w:t>
-      </w:r>
-      <w:r>
-        <w:rPr>
-          <w:rFonts w:hint="eastAsia"/>
-          <w:sz w:val="24"/>
-        </w:rPr>
-        <w:t>阈值分割</w:t>
-      </w:r>
-      <w:r>
-        <w:rPr>
-          <w:rFonts w:hint="eastAsia"/>
-          <w:sz w:val="24"/>
-        </w:rPr>
-        <w:t>、连通域分析</w:t>
-      </w:r>
-      <w:r>
-        <w:rPr>
-          <w:rFonts w:hint="eastAsia"/>
-          <w:sz w:val="24"/>
-        </w:rPr>
-        <w:t>、以及</w:t>
-      </w:r>
-      <w:r>
-        <w:rPr>
-          <w:rFonts w:hint="eastAsia"/>
-          <w:sz w:val="24"/>
-        </w:rPr>
-        <w:t>图</w:t>
-      </w:r>
-      <w:r>
-        <w:rPr>
-          <w:rFonts w:hint="eastAsia"/>
-          <w:sz w:val="24"/>
-        </w:rPr>
-        <w:t>像差分承前启后的子步骤构成。</w:t>
-      </w:r>
-    </w:p>
-    <w:p>
-      <w:pPr>
-        <w:pStyle w:val="3"/>
-        <w:spacing w:before="120" w:after="120"/>
-        <w:jc w:val="left"/>
+        <w:t>特征</w:t>
+      </w:r>
+      <w:r>
         <w:rPr>
           <w:rFonts w:ascii="宋体" w:eastAsia="宋体" w:hAnsi="宋体" w:hint="eastAsia"/>
           <w:b/>
           <w:bCs/>
           <w:color w:val="auto"/>
-          <w:sz w:val="24"/>
-          <w:szCs w:val="24"/>
-        </w:rPr>
-      </w:pPr>
-      <w:bookmarkStart w:id="51" w:name="_Toc229575853"/>
-      <w:r>
+          <w:sz w:val="28"/>
+          <w:szCs w:val="28"/>
+        </w:rPr>
+        <w:t>提取</w:t>
+      </w:r>
+      <w:bookmarkEnd w:id="50"/>
+    </w:p>
+    <w:p>
+      <w:pPr>
+        <w:spacing w:line="400" w:lineRule="exact"/>
+        <w:rPr>
+          <w:sz w:val="24"/>
+        </w:rPr>
+      </w:pPr>
+      <w:r>
+        <w:tab/>
+      </w:r>
+      <w:r>
+        <w:rPr>
+          <w:rFonts w:hint="eastAsia"/>
+          <w:sz w:val="24"/>
+        </w:rPr>
+        <w:t>该模块整体执行逻辑由</w:t>
+      </w:r>
+      <w:r>
+        <w:rPr>
+          <w:rFonts w:hint="eastAsia"/>
+          <w:sz w:val="24"/>
+        </w:rPr>
+        <w:t>阈值分割</w:t>
+      </w:r>
+      <w:r>
+        <w:rPr>
+          <w:rFonts w:hint="eastAsia"/>
+          <w:sz w:val="24"/>
+        </w:rPr>
+        <w:t>、连通域分析</w:t>
+      </w:r>
+      <w:r>
+        <w:rPr>
+          <w:rFonts w:hint="eastAsia"/>
+          <w:sz w:val="24"/>
+        </w:rPr>
+        <w:t>、以及</w:t>
+      </w:r>
+      <w:r>
+        <w:rPr>
+          <w:rFonts w:hint="eastAsia"/>
+          <w:sz w:val="24"/>
+        </w:rPr>
+        <w:t>图</w:t>
+      </w:r>
+      <w:r>
+        <w:rPr>
+          <w:rFonts w:hint="eastAsia"/>
+          <w:sz w:val="24"/>
+        </w:rPr>
+        <w:t>像差分承前启后的子步骤构成。</w:t>
+      </w:r>
+    </w:p>
+    <w:p>
+      <w:pPr>
+        <w:pStyle w:val="3"/>
+        <w:spacing w:before="120" w:after="120"/>
+        <w:jc w:val="left"/>
         <w:rPr>
           <w:rFonts w:ascii="宋体" w:eastAsia="宋体" w:hAnsi="宋体" w:hint="eastAsia"/>
           <w:b/>
@@ -32106,8 +32126,8 @@
           <w:sz w:val="24"/>
           <w:szCs w:val="24"/>
         </w:rPr>
-        <w:t>5.3.</w:t>
-      </w:r>
+      </w:pPr>
+      <w:bookmarkStart w:id="51" w:name="_Toc229663627"/>
       <w:r>
         <w:rPr>
           <w:rFonts w:ascii="宋体" w:eastAsia="宋体" w:hAnsi="宋体" w:hint="eastAsia"/>
@@ -32117,7 +32137,7 @@
           <w:sz w:val="24"/>
           <w:szCs w:val="24"/>
         </w:rPr>
-        <w:t>1</w:t>
+        <w:t>5.3.</w:t>
       </w:r>
       <w:r>
         <w:rPr>
@@ -32128,6 +32148,17 @@
           <w:sz w:val="24"/>
           <w:szCs w:val="24"/>
         </w:rPr>
+        <w:t>1</w:t>
+      </w:r>
+      <w:r>
+        <w:rPr>
+          <w:rFonts w:ascii="宋体" w:eastAsia="宋体" w:hAnsi="宋体" w:hint="eastAsia"/>
+          <w:b/>
+          <w:bCs/>
+          <w:color w:val="auto"/>
+          <w:sz w:val="24"/>
+          <w:szCs w:val="24"/>
+        </w:rPr>
         <w:t>阈值分割</w:t>
       </w:r>
       <w:bookmarkEnd w:id="51"/>
@@ -32137,76 +32168,49 @@
         <w:spacing w:line="400" w:lineRule="exact"/>
         <w:ind w:firstLine="420"/>
         <w:rPr>
-          <w:rFonts w:ascii="宋体" w:hAnsi="宋体" w:hint="eastAsia"/>
-          <w:sz w:val="24"/>
-        </w:rPr>
-      </w:pPr>
-      <w:r>
-        <w:rPr>
-          <w:rFonts w:ascii="宋体" w:hAnsi="宋体" w:hint="eastAsia"/>
-          <w:sz w:val="24"/>
-        </w:rPr>
-        <w:t>采用大津法。</w:t>
-      </w:r>
-      <w:r>
-        <w:rPr>
-          <w:rFonts w:ascii="宋体" w:hAnsi="宋体" w:hint="eastAsia"/>
-          <w:sz w:val="24"/>
-        </w:rPr>
-        <w:t>首先是直方图降维阶段，程序仅对</w:t>
-      </w:r>
-      <w:r>
-        <w:rPr>
-          <w:sz w:val="24"/>
-        </w:rPr>
-        <w:t xml:space="preserve"> W×H</w:t>
-      </w:r>
-      <w:r>
-        <w:rPr>
-          <w:rFonts w:ascii="宋体" w:hAnsi="宋体" w:hint="eastAsia"/>
-          <w:sz w:val="24"/>
-        </w:rPr>
-        <w:t xml:space="preserve"> 的图像矩阵执行一次时间复杂度为</w:t>
-      </w:r>
-      <w:r>
-        <w:rPr>
-          <w:sz w:val="24"/>
-        </w:rPr>
-        <w:t xml:space="preserve"> O(N)</w:t>
-      </w:r>
-      <w:r>
-        <w:rPr>
-          <w:rFonts w:ascii="宋体" w:hAnsi="宋体" w:hint="eastAsia"/>
-          <w:sz w:val="24"/>
-        </w:rPr>
-        <w:t xml:space="preserve"> 的全局遍历，统计出 </w:t>
-      </w:r>
-      <w:r>
-        <w:rPr>
-          <w:sz w:val="24"/>
-        </w:rPr>
-        <w:t>0~255</w:t>
-      </w:r>
-      <w:r>
-        <w:rPr>
-          <w:rFonts w:ascii="宋体" w:hAnsi="宋体" w:hint="eastAsia"/>
-          <w:sz w:val="24"/>
-        </w:rPr>
-        <w:t xml:space="preserve"> 各灰度级下的像素频次，并将其归一化为一维概率分布数组。这一操作成功将后续的搜索空间从庞大的二维图像域压缩至长度仅为 </w:t>
-      </w:r>
-      <w:r>
-        <w:rPr>
+          <w:rFonts w:ascii="宋体" w:hAnsi="宋体"/>
+          <w:sz w:val="24"/>
+        </w:rPr>
+      </w:pPr>
+      <w:r>
+        <w:rPr>
+          <w:rFonts w:ascii="宋体" w:hAnsi="宋体" w:hint="eastAsia"/>
+          <w:sz w:val="24"/>
+        </w:rPr>
+        <w:t>针对图像的自适应二值化处理，本模块采用大津法</w:t>
+      </w:r>
+      <w:r>
+        <w:rPr>
+          <w:sz w:val="24"/>
+        </w:rPr>
+        <w:t>（</w:t>
+      </w:r>
+      <w:r>
+        <w:rPr>
+          <w:sz w:val="24"/>
+        </w:rPr>
+        <w:t>Otsu</w:t>
+      </w:r>
+      <w:r>
+        <w:rPr>
+          <w:sz w:val="24"/>
+        </w:rPr>
+        <w:t>）</w:t>
+      </w:r>
+      <w:r>
+        <w:rPr>
+          <w:rFonts w:ascii="宋体" w:hAnsi="宋体" w:hint="eastAsia"/>
+          <w:sz w:val="24"/>
+        </w:rPr>
+        <w:t>来完成阈值的动态解算。在前期的数据降维环节，底层逻辑通过对 W×H 维度的像素矩阵进行单次线性遍历，统计出 0 至 255 各灰阶的像素频次，并同步转换为一维概率分布数组。这种基于直方图</w:t>
+      </w:r>
+      <w:r>
+        <w:rPr>
+          <w:rFonts w:ascii="宋体" w:hAnsi="宋体" w:hint="eastAsia"/>
           <w:sz w:val="24"/>
         </w:rPr>
         <w:lastRenderedPageBreak/>
-        <w:t>256</w:t>
-      </w:r>
-      <w:r>
-        <w:rPr>
-          <w:rFonts w:ascii="宋体" w:hAnsi="宋体" w:hint="eastAsia"/>
-          <w:sz w:val="24"/>
-        </w:rPr>
-        <w:t xml:space="preserve"> 的一维数组中。</w:t>
+        <w:t>的内存预处理，直接将后续的极值搜索空间由庞大的二维图像实体，转移到了长度固定为 256 的线性结构中。</w:t>
       </w:r>
     </w:p>
     <w:p>
@@ -32214,127 +32218,29 @@
         <w:spacing w:line="400" w:lineRule="exact"/>
         <w:ind w:firstLine="420"/>
         <w:rPr>
-          <w:rFonts w:ascii="宋体" w:hAnsi="宋体" w:hint="eastAsia"/>
-          <w:sz w:val="24"/>
-        </w:rPr>
-      </w:pPr>
-      <w:r>
-        <w:rPr>
-          <w:rFonts w:ascii="宋体" w:hAnsi="宋体" w:hint="eastAsia"/>
-          <w:sz w:val="24"/>
-        </w:rPr>
-        <w:t>随后进入动态寻优阶段，算法将阈值变量</w:t>
-      </w:r>
-      <w:r>
-        <w:rPr>
           <w:rFonts w:ascii="宋体" w:hAnsi="宋体"/>
           <w:sz w:val="24"/>
         </w:rPr>
-        <w:t xml:space="preserve"> k </w:t>
-      </w:r>
-      <w:r>
-        <w:rPr>
-          <w:rFonts w:ascii="宋体" w:hAnsi="宋体" w:hint="eastAsia"/>
-          <w:sz w:val="24"/>
-        </w:rPr>
-        <w:t>从</w:t>
-      </w:r>
-      <w:r>
-        <w:rPr>
-          <w:rFonts w:ascii="宋体" w:hAnsi="宋体"/>
-          <w:sz w:val="24"/>
-        </w:rPr>
-        <w:t xml:space="preserve"> 0 </w:t>
-      </w:r>
-      <w:r>
-        <w:rPr>
-          <w:rFonts w:ascii="宋体" w:hAnsi="宋体" w:hint="eastAsia"/>
-          <w:sz w:val="24"/>
-        </w:rPr>
-        <w:t>滑动至</w:t>
-      </w:r>
-      <w:r>
-        <w:rPr>
-          <w:rFonts w:ascii="宋体" w:hAnsi="宋体"/>
-          <w:sz w:val="24"/>
-        </w:rPr>
-        <w:t xml:space="preserve"> 255</w:t>
-      </w:r>
-      <w:r>
-        <w:rPr>
-          <w:rFonts w:ascii="宋体" w:hAnsi="宋体" w:hint="eastAsia"/>
-          <w:sz w:val="24"/>
-        </w:rPr>
-        <w:t>。对于每一个候选阈值</w:t>
-      </w:r>
-      <w:r>
-        <w:rPr>
-          <w:rFonts w:ascii="宋体" w:hAnsi="宋体"/>
-          <w:sz w:val="24"/>
-        </w:rPr>
-        <w:t xml:space="preserve"> k</w:t>
-      </w:r>
-      <w:r>
-        <w:rPr>
-          <w:rFonts w:ascii="宋体" w:hAnsi="宋体" w:hint="eastAsia"/>
-          <w:sz w:val="24"/>
-        </w:rPr>
-        <w:t>，系统不进行重复的全局计算，而是利用增量迭代的方式，在</w:t>
-      </w:r>
-      <w:r>
-        <w:rPr>
-          <w:rFonts w:ascii="宋体" w:hAnsi="宋体"/>
-          <w:sz w:val="24"/>
-        </w:rPr>
-        <w:t xml:space="preserve"> O(1) </w:t>
-      </w:r>
-      <w:r>
-        <w:rPr>
-          <w:rFonts w:ascii="宋体" w:hAnsi="宋体" w:hint="eastAsia"/>
-          <w:sz w:val="24"/>
-        </w:rPr>
-        <w:t>时间内快速更新由</w:t>
-      </w:r>
-      <w:r>
-        <w:rPr>
-          <w:rFonts w:ascii="宋体" w:hAnsi="宋体"/>
-          <w:sz w:val="24"/>
-        </w:rPr>
-        <w:t xml:space="preserve"> k </w:t>
-      </w:r>
-      <w:r>
-        <w:rPr>
-          <w:rFonts w:ascii="宋体" w:hAnsi="宋体" w:hint="eastAsia"/>
-          <w:sz w:val="24"/>
-        </w:rPr>
-        <w:t>划分出的“前景”与“背景”两类的累积概率与累积均值。依据</w:t>
-      </w:r>
-      <w:r>
-        <w:rPr>
-          <w:rFonts w:ascii="宋体" w:hAnsi="宋体"/>
-          <w:sz w:val="24"/>
-        </w:rPr>
-        <w:t xml:space="preserve"> Otsu </w:t>
-      </w:r>
-      <w:r>
-        <w:rPr>
-          <w:rFonts w:ascii="宋体" w:hAnsi="宋体" w:hint="eastAsia"/>
-          <w:sz w:val="24"/>
-        </w:rPr>
-        <w:t>算法核心公式，程序实时计算出当前划分下的类间方差</w:t>
-      </w:r>
-      <w:r>
-        <w:rPr>
-          <w:sz w:val="24"/>
-        </w:rPr>
-        <w:t>​</w:t>
-      </w:r>
-      <w:r>
-        <w:rPr>
-          <w:rFonts w:ascii="宋体" w:hAnsi="宋体" w:hint="eastAsia"/>
-          <w:sz w:val="24"/>
-        </w:rPr>
-        <w:t>。方差值越大，说明前景与背景的灰度分布错位越明显，分割效果越好。</w:t>
+      </w:pPr>
+      <w:r>
+        <w:rPr>
+          <w:rFonts w:ascii="宋体" w:hAnsi="宋体" w:hint="eastAsia"/>
+          <w:sz w:val="24"/>
+        </w:rPr>
+        <w:t xml:space="preserve">进入具体的寻优循环后，程序设定阈值游标 k 在该一维数组内逐级递增。为压减多余的运算开销，代码内部引入了增量递推机制：直接利用前一次循环的缓存数据，以常数级步长快速更新当前游标所划分出的前景与背景累积概率及均值。伴随游标的单向滑动，系统会依据 </w:t>
+      </w:r>
+      <w:r>
+        <w:rPr>
+          <w:sz w:val="24"/>
+        </w:rPr>
+        <w:t>Otsu</w:t>
+      </w:r>
+      <w:r>
+        <w:rPr>
+          <w:rFonts w:ascii="宋体" w:hAnsi="宋体" w:hint="eastAsia"/>
+          <w:sz w:val="24"/>
+        </w:rPr>
+        <w:t xml:space="preserve"> 公式同步演算出每一轮的类间方差。该方差指标从统计学层面反映了目标与背景的灰度错位程度，方差峰值往往就对应着最理想的图像分割面。</w:t>
       </w:r>
     </w:p>
     <w:p>
@@ -32351,49 +32257,7 @@
           <w:rFonts w:ascii="宋体" w:hAnsi="宋体" w:hint="eastAsia"/>
           <w:sz w:val="24"/>
         </w:rPr>
-        <w:t>最后，当</w:t>
-      </w:r>
-      <w:r>
-        <w:rPr>
-          <w:rFonts w:ascii="宋体" w:hAnsi="宋体"/>
-          <w:sz w:val="24"/>
-        </w:rPr>
-        <w:t xml:space="preserve"> 256 </w:t>
-      </w:r>
-      <w:r>
-        <w:rPr>
-          <w:rFonts w:ascii="宋体" w:hAnsi="宋体" w:hint="eastAsia"/>
-          <w:sz w:val="24"/>
-        </w:rPr>
-        <w:t>次极低开销的循环结束后，系统将取得最大类间方差时的游标</w:t>
-      </w:r>
-      <w:r>
-        <w:rPr>
-          <w:rFonts w:ascii="宋体" w:hAnsi="宋体"/>
-          <w:sz w:val="24"/>
-        </w:rPr>
-        <w:t xml:space="preserve"> k </w:t>
-      </w:r>
-      <w:r>
-        <w:rPr>
-          <w:rFonts w:ascii="宋体" w:hAnsi="宋体" w:hint="eastAsia"/>
-          <w:sz w:val="24"/>
-        </w:rPr>
-        <w:t>锁定为全局最优阈值</w:t>
-      </w:r>
-      <w:r>
-        <w:rPr>
-          <w:rFonts w:ascii="宋体" w:hAnsi="宋体"/>
-          <w:sz w:val="24"/>
-        </w:rPr>
-        <w:t xml:space="preserve"> T</w:t>
-      </w:r>
-      <w:r>
-        <w:rPr>
-          <w:rFonts w:ascii="宋体" w:hAnsi="宋体" w:hint="eastAsia"/>
-          <w:sz w:val="24"/>
-        </w:rPr>
-        <w:t>。利用该阈值对原图像矩阵进行二次遍历映射，即可生成轮廓清晰、不受整体光照明暗漂移影响的二值化缺陷特征图。</w:t>
+        <w:t>待这 256 次轻量级的短循环探测完毕，代码会自动拾取类间方差达到最大值时的索引序号，将其确立为当前图像的全局最优阈值 T。紧接着，依托该自适应参数对原二维像素矩阵执行最终的逻辑判断与映射，便能稳健地输出一张特征分明的二值化图像。这套纯粹依赖图像自身灰度分布属性的计算流程，在实测中表现出了对产线环境光照漂移现象的强力抗性。</w:t>
       </w:r>
     </w:p>
     <w:p>
@@ -32462,7 +32326,7 @@
                 <w14:ligatures w14:val="standardContextual"/>
               </w:rPr>
               <w:drawing>
-                <wp:inline distT="0" distB="0" distL="0" distR="0" wp14:anchorId="6E43A347" wp14:editId="00A0B478">
+                <wp:inline distT="0" distB="0" distL="0" distR="0" wp14:anchorId="6E43A347" wp14:editId="6D9B0F0A">
                   <wp:extent cx="2569204" cy="2902527"/>
                   <wp:effectExtent l="0" t="0" r="3175" b="0"/>
                   <wp:docPr id="1859280305" name="图片 6"/>
@@ -32477,7 +32341,7 @@
                           <pic:cNvPicPr/>
                         </pic:nvPicPr>
                         <pic:blipFill>
-                          <a:blip r:embed="rId30" cstate="print">
+                          <a:blip r:embed="rId27" cstate="print">
                             <a:extLst>
                               <a:ext uri="{28A0092B-C50C-407E-A947-70E740481C1C}">
                                 <a14:useLocalDpi xmlns:a14="http://schemas.microsoft.com/office/drawing/2010/main" val="0"/>
@@ -32560,7 +32424,7 @@
                           <pic:cNvPicPr/>
                         </pic:nvPicPr>
                         <pic:blipFill>
-                          <a:blip r:embed="rId31">
+                          <a:blip r:embed="rId28">
                             <a:extLst>
                               <a:ext uri="{28A0092B-C50C-407E-A947-70E740481C1C}">
                                 <a14:useLocalDpi xmlns:a14="http://schemas.microsoft.com/office/drawing/2010/main" val="0"/>
@@ -32655,7 +32519,7 @@
           <w:szCs w:val="24"/>
         </w:rPr>
       </w:pPr>
-      <w:bookmarkStart w:id="52" w:name="_Toc229575854"/>
+      <w:bookmarkStart w:id="52" w:name="_Toc229663628"/>
       <w:r>
         <w:rPr>
           <w:rFonts w:ascii="宋体" w:eastAsia="宋体" w:hAnsi="宋体" w:hint="eastAsia"/>
@@ -32685,16 +32549,24 @@
         <w:spacing w:line="400" w:lineRule="exact"/>
         <w:ind w:firstLine="420"/>
         <w:rPr>
-          <w:rFonts w:ascii="宋体" w:hAnsi="宋体" w:hint="eastAsia"/>
-          <w:sz w:val="24"/>
-        </w:rPr>
-      </w:pPr>
-      <w:r>
-        <w:rPr>
-          <w:rFonts w:ascii="宋体" w:hAnsi="宋体" w:hint="eastAsia"/>
-          <w:sz w:val="24"/>
-        </w:rPr>
-        <w:t>特征提取前，需要先生成标签矩阵。这里我们采用常规的两遍扫描法：</w:t>
+          <w:rFonts w:ascii="宋体" w:hAnsi="宋体"/>
+          <w:sz w:val="24"/>
+        </w:rPr>
+      </w:pPr>
+      <w:r>
+        <w:rPr>
+          <w:rFonts w:ascii="宋体" w:hAnsi="宋体" w:hint="eastAsia"/>
+          <w:sz w:val="24"/>
+        </w:rPr>
+        <w:t>拓扑特征量化前，底层的首要任务是建立独立的连通域标识矩阵。代码实现中，二维矩阵的首次扫描严格沿行主序（Row-Major）向下推进。当指针检索至前景像素时，逻辑单元会回溯其左侧与正上方的邻接状态。若这两个参考点均无标记，程序随即为当前坐标下发一个递增的新序号；若仅有一侧存在标记，则直接沿用该序号；然而，当遭遇邻域内存在多个不同标签的冲突节点时（常见于“U”型等回环拓扑结构的交汇处），算法将触发并查集（Union-Find）的合并机制，在内存的等价关系表中强制统一这些临时</w:t>
+      </w:r>
+      <w:r>
+        <w:rPr>
+          <w:rFonts w:ascii="宋体" w:hAnsi="宋体" w:hint="eastAsia"/>
+          <w:sz w:val="24"/>
+        </w:rPr>
+        <w:lastRenderedPageBreak/>
+        <w:t>标签的根节点指向。</w:t>
       </w:r>
     </w:p>
     <w:p>
@@ -32702,29 +32574,16 @@
         <w:spacing w:line="400" w:lineRule="exact"/>
         <w:ind w:firstLine="420"/>
         <w:rPr>
-          <w:rFonts w:ascii="宋体" w:hAnsi="宋体" w:hint="eastAsia"/>
-          <w:sz w:val="24"/>
-        </w:rPr>
-      </w:pPr>
-      <w:r>
-        <w:rPr>
-          <w:rFonts w:ascii="宋体" w:hAnsi="宋体" w:hint="eastAsia"/>
-          <w:sz w:val="24"/>
-        </w:rPr>
-        <w:t>第一遍扫描按从左到右、自上而下的顺序遍历二值图。遇到前景像素时，主要考察它左侧和上方相邻像素的状态：如果都没标签，就分配个新 ID 作为新连通域的起点；如果只有一个有标签，则直接继承；要是这两个邻居标签不同，说明碰到了复杂连通域（如“U”型拓扑结构）的交汇处。针对这种标签冲突，程序会利用并查集（</w:t>
-      </w:r>
-      <w:r>
-        <w:rPr>
-          <w:sz w:val="24"/>
-        </w:rPr>
-        <w:t>Union-Find</w:t>
-      </w:r>
-      <w:r>
-        <w:rPr>
-          <w:rFonts w:ascii="宋体" w:hAnsi="宋体" w:hint="eastAsia"/>
-          <w:sz w:val="24"/>
-        </w:rPr>
-        <w:t>）将这两个临时标签在内存中合并，记录它们同属一个根节点。</w:t>
+          <w:rFonts w:ascii="宋体" w:hAnsi="宋体"/>
+          <w:sz w:val="24"/>
+        </w:rPr>
+      </w:pPr>
+      <w:r>
+        <w:rPr>
+          <w:rFonts w:ascii="宋体" w:hAnsi="宋体" w:hint="eastAsia"/>
+          <w:sz w:val="24"/>
+        </w:rPr>
+        <w:t>由于单向扫描的局限性，初次遍历结束后的矩阵内部充斥着大量指向同一物理实体的冗余编号。为解除这种一对多映射，代码在两次扫描的间隙追加了路径压缩逻辑。该操作对等价树进行降维，剥离合并过程中产生的跳号现象，进而将所有临时编号重新映射为从 1 起始的连续整数序列。在二次像素遍历期间，程序直接读取这份压缩后的映射表，通过内存级的数据覆写，彻底完成全局标签矩阵的精确分割。</w:t>
       </w:r>
     </w:p>
     <w:p>
@@ -32732,24 +32591,16 @@
         <w:spacing w:line="400" w:lineRule="exact"/>
         <w:ind w:firstLine="420"/>
         <w:rPr>
-          <w:rFonts w:ascii="宋体" w:hAnsi="宋体" w:hint="eastAsia"/>
-          <w:sz w:val="24"/>
-        </w:rPr>
-      </w:pPr>
-      <w:r>
-        <w:rPr>
-          <w:rFonts w:ascii="宋体" w:hAnsi="宋体" w:hint="eastAsia"/>
-          <w:sz w:val="24"/>
-        </w:rPr>
-        <w:t>受扫描顺序影响，第一遍扫完后，同一个连通域往往会挂着好几个不同的临时标签。因此，需要遍历并查集树来化简这些等价关系，顺便剔除合并产生的空缺跳号，将互相连通的临时标签统统映射为从 1 开始、连续递增的最终序号。最后再执行第二遍扫描，</w:t>
-      </w:r>
-      <w:r>
-        <w:rPr>
-          <w:rFonts w:ascii="宋体" w:hAnsi="宋体" w:hint="eastAsia"/>
-          <w:sz w:val="24"/>
-        </w:rPr>
-        <w:lastRenderedPageBreak/>
-        <w:t>根据映射表把图像里的临时标签全部替换纠正即可。</w:t>
+          <w:rFonts w:ascii="宋体" w:hAnsi="宋体"/>
+          <w:sz w:val="24"/>
+        </w:rPr>
+      </w:pPr>
+      <w:r>
+        <w:rPr>
+          <w:rFonts w:ascii="宋体" w:hAnsi="宋体" w:hint="eastAsia"/>
+          <w:sz w:val="24"/>
+        </w:rPr>
+        <w:t>完成矩阵分割后，真正的工程难点在于如何从错综复杂的候选区域中，精准剥离出真实的管脚缺损与表面划痕，同时抑制环境伪影。鉴于此，处理管线后段部署了多维度的形态学约束机制。程序通过一次全局矩阵轮询，利用哈希映射快速累加各个独立标识的像素集合大小，并动态迭代其最小外接矩形（Bounding Box）的边界坐标。</w:t>
       </w:r>
     </w:p>
     <w:p>
@@ -32766,41 +32617,7 @@
           <w:rFonts w:ascii="宋体" w:hAnsi="宋体" w:hint="eastAsia"/>
           <w:sz w:val="24"/>
         </w:rPr>
-        <w:t>把连通域分离出来后，下一步的重点是如何剥离出真实的芯片缺陷（如划痕、污损、缺引脚），并筛除环境干扰带来的伪影。为此，项目中引入了基于多维特征的形态学筛选机制。</w:t>
-      </w:r>
-    </w:p>
-    <w:p>
-      <w:pPr>
-        <w:spacing w:line="400" w:lineRule="exact"/>
-        <w:ind w:firstLine="420"/>
-        <w:rPr>
-          <w:rFonts w:ascii="宋体" w:hAnsi="宋体" w:hint="eastAsia"/>
-          <w:sz w:val="24"/>
-        </w:rPr>
-      </w:pPr>
-      <w:r>
-        <w:rPr>
-          <w:rFonts w:ascii="宋体" w:hAnsi="宋体" w:hint="eastAsia"/>
-          <w:sz w:val="24"/>
-        </w:rPr>
-        <w:t>具体操作上，先全局遍历一次标签矩阵，借用哈希表等结构快速统计出每个连通域的像素面积，并同步更新它们外接矩形的坐标。拿到这些基础数据后，就按工业缺陷的实际物理形态来“卡”标准：面积太小的通常是高频噪点，太大的多为背景误判，而长宽比极度失衡的往往是边缘配准留下的误差条纹。系统会将这些不合格的对象直接丢弃，只保留同时满足面积与形状比例限制的连通域 ID。</w:t>
-      </w:r>
-    </w:p>
-    <w:p>
-      <w:pPr>
-        <w:spacing w:line="400" w:lineRule="exact"/>
-        <w:ind w:firstLine="420"/>
-        <w:rPr>
-          <w:rFonts w:ascii="宋体" w:hAnsi="宋体" w:hint="eastAsia"/>
-          <w:sz w:val="24"/>
-        </w:rPr>
-      </w:pPr>
-      <w:r>
-        <w:rPr>
-          <w:rFonts w:ascii="宋体" w:hAnsi="宋体" w:hint="eastAsia"/>
-          <w:sz w:val="24"/>
-        </w:rPr>
-        <w:t>最后，依据这份筛选出的“有效名单”重构图像，将无效像素彻底抹零。这样就能得到一幅干干净净、仅保留真实缺陷和引脚变动信息的二值图像，把噪声提前拦截，从而大幅提高后续缺陷判定的准确率。</w:t>
+        <w:t>获取上述基础几何参数后，判定逻辑开始引入工业现场的真实物理容差：直接滤除面积过小的离散高频噪点以及面积过大的误判背景；同时，针对边缘配准阶段残留的狭长误差条纹，利用严格的长宽比阈值予以剔除。经过上述几轮特征判定，系统最终只保留命中合法区间下界的缺陷 ID。底层代码随后依据这份“白名单”重写目标矩阵，将无效像素点强制置零。这种依托几何特征的提前拦截策略，成功输出了一幅仅包含高置信度缺陷特征的高纯度二值图像，从数据源头上保障了最终判定的可靠性。</w:t>
       </w:r>
     </w:p>
     <w:p>
@@ -34996,6 +34813,7 @@
           <w:rFonts w:ascii="宋体" w:eastAsia="宋体" w:hAnsi="宋体" w:cs="Courier New"/>
           <w:color w:val="006666"/>
         </w:rPr>
+        <w:lastRenderedPageBreak/>
         <w:t>14</w:t>
       </w:r>
       <w:r>
@@ -35390,7 +35208,6 @@
           <w:rFonts w:ascii="宋体" w:eastAsia="宋体" w:hAnsi="宋体" w:cs="Courier New"/>
           <w:color w:val="006666"/>
         </w:rPr>
-        <w:lastRenderedPageBreak/>
         <w:t>19</w:t>
       </w:r>
       <w:r>
@@ -37747,7 +37564,7 @@
                           <pic:cNvPicPr/>
                         </pic:nvPicPr>
                         <pic:blipFill>
-                          <a:blip r:embed="rId32">
+                          <a:blip r:embed="rId29">
                             <a:extLst>
                               <a:ext uri="{28A0092B-C50C-407E-A947-70E740481C1C}">
                                 <a14:useLocalDpi xmlns:a14="http://schemas.microsoft.com/office/drawing/2010/main" val="0"/>
@@ -37825,7 +37642,7 @@
                           <pic:cNvPicPr/>
                         </pic:nvPicPr>
                         <pic:blipFill>
-                          <a:blip r:embed="rId33">
+                          <a:blip r:embed="rId30">
                             <a:extLst>
                               <a:ext uri="{28A0092B-C50C-407E-A947-70E740481C1C}">
                                 <a14:useLocalDpi xmlns:a14="http://schemas.microsoft.com/office/drawing/2010/main" val="0"/>
@@ -37903,26 +37720,6 @@
     </w:p>
     <w:p>
       <w:pPr>
-        <w:spacing w:line="400" w:lineRule="exact"/>
-        <w:rPr>
-          <w:rFonts w:ascii="宋体" w:hAnsi="宋体" w:hint="eastAsia"/>
-          <w:sz w:val="24"/>
-        </w:rPr>
-        <w:sectPr>
-          <w:footnotePr>
-            <w:numFmt w:val="decimalEnclosedCircleChinese"/>
-            <w:numRestart w:val="eachPage"/>
-          </w:footnotePr>
-          <w:type w:val="continuous"/>
-          <w:pgSz w:w="11906" w:h="16838"/>
-          <w:pgMar w:top="1701" w:right="1418" w:bottom="1361" w:left="1418" w:header="1134" w:footer="1134" w:gutter="0"/>
-          <w:cols w:space="720"/>
-          <w:docGrid w:type="linesAndChars" w:linePitch="312"/>
-        </w:sectPr>
-      </w:pPr>
-    </w:p>
-    <w:p>
-      <w:pPr>
         <w:pStyle w:val="3"/>
         <w:spacing w:before="120" w:after="120"/>
         <w:jc w:val="left"/>
@@ -37935,7 +37732,7 @@
           <w:szCs w:val="24"/>
         </w:rPr>
       </w:pPr>
-      <w:bookmarkStart w:id="53" w:name="_Toc229575855"/>
+      <w:bookmarkStart w:id="53" w:name="_Toc229663629"/>
       <w:r>
         <w:rPr>
           <w:rFonts w:ascii="宋体" w:eastAsia="宋体" w:hAnsi="宋体" w:hint="eastAsia"/>
@@ -37945,7 +37742,6 @@
           <w:sz w:val="24"/>
           <w:szCs w:val="24"/>
         </w:rPr>
-        <w:lastRenderedPageBreak/>
         <w:t>5.3.</w:t>
       </w:r>
       <w:r>
@@ -38094,6 +37890,7 @@
                 <w:sz w:val="24"/>
                 <w14:ligatures w14:val="standardContextual"/>
               </w:rPr>
+              <w:lastRenderedPageBreak/>
               <w:drawing>
                 <wp:inline distT="0" distB="0" distL="0" distR="0" wp14:anchorId="29DAA68D" wp14:editId="4434283E">
                   <wp:extent cx="2742857" cy="3095238"/>
@@ -38110,7 +37907,7 @@
                           <pic:cNvPicPr/>
                         </pic:nvPicPr>
                         <pic:blipFill>
-                          <a:blip r:embed="rId34">
+                          <a:blip r:embed="rId31">
                             <a:extLst>
                               <a:ext uri="{28A0092B-C50C-407E-A947-70E740481C1C}">
                                 <a14:useLocalDpi xmlns:a14="http://schemas.microsoft.com/office/drawing/2010/main" val="0"/>
@@ -38193,7 +37990,7 @@
                           <pic:cNvPicPr/>
                         </pic:nvPicPr>
                         <pic:blipFill>
-                          <a:blip r:embed="rId35">
+                          <a:blip r:embed="rId32">
                             <a:extLst>
                               <a:ext uri="{28A0092B-C50C-407E-A947-70E740481C1C}">
                                 <a14:useLocalDpi xmlns:a14="http://schemas.microsoft.com/office/drawing/2010/main" val="0"/>
@@ -38288,7 +38085,7 @@
           <w:szCs w:val="28"/>
         </w:rPr>
       </w:pPr>
-      <w:bookmarkStart w:id="54" w:name="_Toc229575856"/>
+      <w:bookmarkStart w:id="54" w:name="_Toc229663630"/>
       <w:r>
         <w:rPr>
           <w:rFonts w:ascii="宋体" w:eastAsia="宋体" w:hAnsi="宋体" w:cs="Times New Roman"/>
@@ -38298,7 +38095,18 @@
           <w:sz w:val="28"/>
           <w:szCs w:val="28"/>
         </w:rPr>
-        <w:t>5.4 缺陷分析</w:t>
+        <w:t>5.4 缺陷</w:t>
+      </w:r>
+      <w:r>
+        <w:rPr>
+          <w:rFonts w:ascii="宋体" w:eastAsia="宋体" w:hAnsi="宋体" w:cs="Times New Roman" w:hint="eastAsia"/>
+          <w:b/>
+          <w:bCs/>
+          <w:color w:val="auto"/>
+          <w:sz w:val="28"/>
+          <w:szCs w:val="28"/>
+        </w:rPr>
+        <w:t>检测</w:t>
       </w:r>
       <w:bookmarkEnd w:id="54"/>
     </w:p>
@@ -38316,7 +38124,7 @@
           <w:szCs w:val="24"/>
         </w:rPr>
       </w:pPr>
-      <w:bookmarkStart w:id="55" w:name="_Toc229575857"/>
+      <w:bookmarkStart w:id="55" w:name="_Toc229663631"/>
       <w:r>
         <w:rPr>
           <w:rFonts w:ascii="宋体" w:eastAsia="宋体" w:hAnsi="宋体" w:hint="eastAsia"/>
@@ -38361,7 +38169,6 @@
           <w:rFonts w:ascii="宋体" w:hAnsi="宋体" w:hint="eastAsia"/>
           <w:sz w:val="24"/>
         </w:rPr>
-        <w:lastRenderedPageBreak/>
         <w:t>我们在判定时主要看两个维度。第一个是边缘位置。因为芯片在晶圆切割或机械贴片时，边缘最容易受应力冲击而碎裂，所以我们在图像四周划定了一个宽度为 10 像素的“边缘警戒区”。只要缺陷的边界框碰到了这个区域，哪怕只沾到一点，也会直接被赋予最高危险等级，判定为“崩边”。</w:t>
       </w:r>
     </w:p>
@@ -38428,6 +38235,7 @@
           <w:noProof/>
           <w14:ligatures w14:val="standardContextual"/>
         </w:rPr>
+        <w:lastRenderedPageBreak/>
         <w:drawing>
           <wp:inline distT="0" distB="0" distL="0" distR="0" wp14:anchorId="51D7C4AD" wp14:editId="0429E7BE">
             <wp:extent cx="3276600" cy="3442962"/>
@@ -38444,7 +38252,7 @@
                     <pic:cNvPicPr/>
                   </pic:nvPicPr>
                   <pic:blipFill>
-                    <a:blip r:embed="rId36">
+                    <a:blip r:embed="rId33">
                       <a:extLst>
                         <a:ext uri="{28A0092B-C50C-407E-A947-70E740481C1C}">
                           <a14:useLocalDpi xmlns:a14="http://schemas.microsoft.com/office/drawing/2010/main" val="0"/>
@@ -38527,7 +38335,7 @@
           <w:szCs w:val="24"/>
         </w:rPr>
       </w:pPr>
-      <w:bookmarkStart w:id="56" w:name="_Toc229575858"/>
+      <w:bookmarkStart w:id="56" w:name="_Toc229663632"/>
       <w:r>
         <w:rPr>
           <w:rFonts w:ascii="宋体" w:eastAsia="宋体" w:hAnsi="宋体" w:hint="eastAsia"/>
@@ -38551,15 +38359,7 @@
           <w:rFonts w:ascii="宋体" w:hAnsi="宋体"/>
           <w:sz w:val="24"/>
         </w:rPr>
-        <w:t>要想把整片芯片的生产质量给全面综合地评估清楚，系统就需要从全局的角度去考虑问题，因为光靠数一数缺陷到底有几个，或者单看面积有没有超过设定的那条界线，往往没办法真正反映出工业产品到底还能不能用；第一点，为了搞定这个事情，本项目在全局判定模块当中，专门去搭建了一套模仿人工质检专家判断习惯的双轨决策模型，也就是“定性一票否决加上定量面积累加”机制；一方面，在检查遍历的时候，一旦系统察觉到了划痕或者是崩边这类破坏性的毛病，考虑到这些物理上的损伤极其容易引发芯片内部的电路彻底断掉，或者引起封装应力全部集中到一起，系统就会把面积大小这</w:t>
-      </w:r>
-      <w:r>
-        <w:rPr>
-          <w:rFonts w:ascii="宋体" w:hAnsi="宋体"/>
-          <w:sz w:val="24"/>
-        </w:rPr>
-        <w:lastRenderedPageBreak/>
-        <w:t>个因素给完全忽略掉，直接给出一个不合格（NG）的判决结果；另一方面，等把那些致命的损伤给排除掉以后，系统就会立刻转到定量评估的运作机制里去，算法会把累加起来的受损总面积，去跟提前设置好的容差标准（本项目给设定到了3000像素）拿来仔细比对一下；要是算出来超标了，就会被判定成不良品（NG），只有当芯片身上既找不出那些致命的结构损伤，同时表面弄脏坏掉的总面积也被牢牢地控制在安全的界线范围之内时，系统才会去下达那个最终认定为合格（OK）的指令；总的来看，把这套双轨决策的体系给用上，既照顾到了质检环节所必需的严苛程度，又保留了工程良品率该有的宽容空间，进而把一刀切算法极容易造成的过度误杀或者是漏查漏检的问题给有效地规避掉了。</w:t>
+        <w:t>要想把整片芯片的生产质量给全面综合地评估清楚，系统就需要从全局的角度去考虑问题，因为光靠数一数缺陷到底有几个，或者单看面积有没有超过设定的那条界线，往往没办法真正反映出工业产品到底还能不能用；第一点，为了搞定这个事情，本项目在全局判定模块当中，专门去搭建了一套模仿人工质检专家判断习惯的双轨决策模型，也就是“定性一票否决加上定量面积累加”机制；一方面，在检查遍历的时候，一旦系统察觉到了划痕或者是崩边这类破坏性的毛病，考虑到这些物理上的损伤极其容易引发芯片内部的电路彻底断掉，或者引起封装应力全部集中到一起，系统就会把面积大小这个因素给完全忽略掉，直接给出一个不合格（NG）的判决结果；另一方面，等把那些致命的损伤给排除掉以后，系统就会立刻转到定量评估的运作机制里去，算法会把累加起来的受损总面积，去跟提前设置好的容差标准（本项目给设定到了3000像素）拿来仔细比对一下；要是算出来超标了，就会被判定成不良品（NG），只有当芯片身上既找不出那些致命的结构损伤，同时表面弄脏坏掉的总面积也被牢牢地控制在安全的界线范围之内时，系统才会去下达那个最终认定为合格（OK）的指令；总的来看，把这套双轨决策的体系给用上，既照顾到了质检环节所必需的严苛程度，又保留了工程良品率该有的宽容空间，进而把一刀切算法极容易造成的过度误杀或者是漏查漏检的问题给有效地规避掉了。</w:t>
       </w:r>
     </w:p>
     <w:p>
@@ -38576,7 +38376,7 @@
           <w:szCs w:val="24"/>
         </w:rPr>
       </w:pPr>
-      <w:bookmarkStart w:id="57" w:name="_Toc229575859"/>
+      <w:bookmarkStart w:id="57" w:name="_Toc229663633"/>
       <w:r>
         <w:rPr>
           <w:rFonts w:ascii="宋体" w:eastAsia="宋体" w:hAnsi="宋体" w:hint="eastAsia"/>
@@ -38586,6 +38386,7 @@
           <w:sz w:val="24"/>
           <w:szCs w:val="24"/>
         </w:rPr>
+        <w:lastRenderedPageBreak/>
         <w:t>5.4.3 可视化结果输出</w:t>
       </w:r>
       <w:bookmarkEnd w:id="57"/>
@@ -38715,7 +38516,7 @@
                           <pic:cNvPicPr/>
                         </pic:nvPicPr>
                         <pic:blipFill>
-                          <a:blip r:embed="rId37">
+                          <a:blip r:embed="rId34">
                             <a:extLst>
                               <a:ext uri="{28A0092B-C50C-407E-A947-70E740481C1C}">
                                 <a14:useLocalDpi xmlns:a14="http://schemas.microsoft.com/office/drawing/2010/main" val="0"/>
@@ -38797,7 +38598,7 @@
                           <pic:cNvPicPr/>
                         </pic:nvPicPr>
                         <pic:blipFill>
-                          <a:blip r:embed="rId38">
+                          <a:blip r:embed="rId35">
                             <a:extLst>
                               <a:ext uri="{28A0092B-C50C-407E-A947-70E740481C1C}">
                                 <a14:useLocalDpi xmlns:a14="http://schemas.microsoft.com/office/drawing/2010/main" val="0"/>
@@ -38891,7 +38692,7 @@
           <w:szCs w:val="28"/>
         </w:rPr>
       </w:pPr>
-      <w:bookmarkStart w:id="58" w:name="_Toc229575860"/>
+      <w:bookmarkStart w:id="58" w:name="_Toc229663634"/>
       <w:r>
         <w:rPr>
           <w:rFonts w:ascii="宋体" w:eastAsia="宋体" w:hAnsi="宋体" w:hint="eastAsia"/>
@@ -38901,44 +38702,44 @@
           <w:sz w:val="28"/>
           <w:szCs w:val="28"/>
         </w:rPr>
+        <w:t>5.5 结果展示及导出</w:t>
+      </w:r>
+      <w:bookmarkEnd w:id="58"/>
+    </w:p>
+    <w:p>
+      <w:pPr>
+        <w:spacing w:line="400" w:lineRule="exact"/>
+        <w:rPr>
+          <w:sz w:val="24"/>
+        </w:rPr>
+      </w:pPr>
+      <w:r>
+        <w:tab/>
+      </w:r>
+      <w:r>
+        <w:rPr>
+          <w:rFonts w:hint="eastAsia"/>
+          <w:sz w:val="24"/>
+        </w:rPr>
+        <w:t>在完成一系列检测流程之后，可以将检测到的缺陷图像导出，选择“另存为”即可</w:t>
+      </w:r>
+      <w:r>
+        <w:rPr>
+          <w:rFonts w:hint="eastAsia"/>
+          <w:sz w:val="24"/>
+        </w:rPr>
+        <w:t>。也可以把检测得到的图像数据和缺陷数据一并导出。如下图所示。</w:t>
+      </w:r>
+    </w:p>
+    <w:p>
+      <w:pPr>
+        <w:jc w:val="center"/>
+      </w:pPr>
+      <w:r>
+        <w:rPr>
+          <w:noProof/>
+        </w:rPr>
         <w:lastRenderedPageBreak/>
-        <w:t>5.5 结果展示及导出</w:t>
-      </w:r>
-      <w:bookmarkEnd w:id="58"/>
-    </w:p>
-    <w:p>
-      <w:pPr>
-        <w:spacing w:line="400" w:lineRule="exact"/>
-        <w:rPr>
-          <w:sz w:val="24"/>
-        </w:rPr>
-      </w:pPr>
-      <w:r>
-        <w:tab/>
-      </w:r>
-      <w:r>
-        <w:rPr>
-          <w:rFonts w:hint="eastAsia"/>
-          <w:sz w:val="24"/>
-        </w:rPr>
-        <w:t>在完成一系列检测流程之后，可以将检测到的缺陷图像导出，选择“另存为”即可</w:t>
-      </w:r>
-      <w:r>
-        <w:rPr>
-          <w:rFonts w:hint="eastAsia"/>
-          <w:sz w:val="24"/>
-        </w:rPr>
-        <w:t>。也可以把检测得到的图像数据和缺陷数据一并导出。如下图所示。</w:t>
-      </w:r>
-    </w:p>
-    <w:p>
-      <w:pPr>
-        <w:jc w:val="center"/>
-      </w:pPr>
-      <w:r>
-        <w:rPr>
-          <w:noProof/>
-        </w:rPr>
         <w:drawing>
           <wp:inline distT="0" distB="0" distL="0" distR="0" wp14:anchorId="562E7396" wp14:editId="0896B6A9">
             <wp:extent cx="4417519" cy="3935106"/>
@@ -38955,7 +38756,7 @@
                     <pic:cNvPicPr/>
                   </pic:nvPicPr>
                   <pic:blipFill>
-                    <a:blip r:embed="rId39">
+                    <a:blip r:embed="rId36">
                       <a:extLst>
                         <a:ext uri="{28A0092B-C50C-407E-A947-70E740481C1C}">
                           <a14:useLocalDpi xmlns:a14="http://schemas.microsoft.com/office/drawing/2010/main" val="0"/>
@@ -39020,7 +38821,7 @@
           <w:szCs w:val="30"/>
         </w:rPr>
       </w:pPr>
-      <w:bookmarkStart w:id="59" w:name="_Toc229575861"/>
+      <w:bookmarkStart w:id="59" w:name="_Toc229663635"/>
       <w:r>
         <w:rPr>
           <w:rFonts w:ascii="宋体" w:eastAsia="宋体" w:hAnsi="宋体" w:hint="eastAsia"/>
@@ -39245,7 +39046,7 @@
           <w:szCs w:val="32"/>
         </w:rPr>
       </w:pPr>
-      <w:bookmarkStart w:id="60" w:name="_Toc229575862"/>
+      <w:bookmarkStart w:id="60" w:name="_Toc229663636"/>
       <w:r>
         <w:rPr>
           <w:rFonts w:ascii="宋体" w:eastAsia="宋体" w:hAnsi="宋体" w:hint="eastAsia"/>
@@ -39382,14 +39183,16 @@
           <w:sz w:val="24"/>
         </w:rPr>
         <w:sectPr>
-          <w:headerReference w:type="even" r:id="rId40"/>
-          <w:headerReference w:type="default" r:id="rId41"/>
+          <w:headerReference w:type="even" r:id="rId37"/>
+          <w:headerReference w:type="default" r:id="rId38"/>
+          <w:footerReference w:type="default" r:id="rId39"/>
           <w:footnotePr>
             <w:numFmt w:val="decimalEnclosedCircleChinese"/>
             <w:numRestart w:val="eachPage"/>
           </w:footnotePr>
           <w:pgSz w:w="11906" w:h="16838"/>
           <w:pgMar w:top="1701" w:right="1418" w:bottom="1361" w:left="1418" w:header="1134" w:footer="1134" w:gutter="0"/>
+          <w:pgNumType w:start="1"/>
           <w:cols w:space="720"/>
           <w:docGrid w:type="linesAndChars" w:linePitch="312"/>
         </w:sectPr>
@@ -39413,7 +39216,7 @@
       <w:bookmarkStart w:id="61" w:name="_Toc194813675"/>
       <w:bookmarkStart w:id="62" w:name="_Toc135622405"/>
       <w:bookmarkStart w:id="63" w:name="_Toc133657262"/>
-      <w:bookmarkStart w:id="64" w:name="_Toc229575863"/>
+      <w:bookmarkStart w:id="64" w:name="_Toc229663637"/>
       <w:r>
         <w:rPr>
           <w:rFonts w:ascii="宋体" w:eastAsia="宋体" w:hAnsi="宋体"/>
@@ -40421,8 +40224,8 @@
     </w:p>
     <w:p/>
     <w:sectPr>
-      <w:headerReference w:type="default" r:id="rId42"/>
-      <w:footerReference w:type="default" r:id="rId43"/>
+      <w:headerReference w:type="default" r:id="rId40"/>
+      <w:footerReference w:type="default" r:id="rId41"/>
       <w:pgSz w:w="11906" w:h="16838"/>
       <w:pgMar w:top="1701" w:right="1418" w:bottom="1361" w:left="1418" w:header="1134" w:footer="1134" w:gutter="0"/>
       <w:cols w:space="720"/>
@@ -40561,7 +40364,7 @@
 <w:ftr xmlns:wpc="http://schemas.microsoft.com/office/word/2010/wordprocessingCanvas" xmlns:cx="http://schemas.microsoft.com/office/drawing/2014/chartex" xmlns:cx1="http://schemas.microsoft.com/office/drawing/2015/9/8/chartex" xmlns:cx2="http://schemas.microsoft.com/office/drawing/2015/10/21/chartex" xmlns:cx3="http://schemas.microsoft.com/office/drawing/2016/5/9/chartex" xmlns:cx4="http://schemas.microsoft.com/office/drawing/2016/5/10/chartex" xmlns:cx5="http://schemas.microsoft.com/office/drawing/2016/5/11/chartex" xmlns:cx6="http://schemas.microsoft.com/office/drawing/2016/5/12/chartex" xmlns:cx7="http://schemas.microsoft.com/office/drawing/2016/5/13/chartex" xmlns:cx8="http://schemas.microsoft.com/office/drawing/2016/5/14/chartex" xmlns:mc="http://schemas.openxmlformats.org/markup-compatibility/2006" xmlns:aink="http://schemas.microsoft.com/office/drawing/2016/ink" xmlns:am3d="http://schemas.microsoft.com/office/drawing/2017/model3d" xmlns:o="urn:schemas-microsoft-com:office:office" xmlns:oel="http://schemas.microsoft.com/office/2019/extlst" xmlns:r="http://schemas.openxmlformats.org/officeDocument/2006/relationships" xmlns:m="http://schemas.openxmlformats.org/officeDocument/2006/math" xmlns:v="urn:schemas-microsoft-com:vml" xmlns:wp14="http://schemas.microsoft.com/office/word/2010/wordprocessingDrawing" xmlns:wp="http://schemas.openxmlformats.org/drawingml/2006/wordprocessingDrawing" xmlns:w10="urn:schemas-microsoft-com:office:word" xmlns:w="http://schemas.openxmlformats.org/wordprocessingml/2006/main" xmlns:w14="http://schemas.microsoft.com/office/word/2010/wordml" xmlns:w15="http://schemas.microsoft.com/office/word/2012/wordml" xmlns:w16cex="http://schemas.microsoft.com/office/word/2018/wordml/cex" xmlns:w16cid="http://schemas.microsoft.com/office/word/2016/wordml/cid" xmlns:w16="http://schemas.microsoft.com/office/word/2018/wordml" xmlns:w16du="http://schemas.microsoft.com/office/word/2023/wordml/word16du" xmlns:w16sdtdh="http://schemas.microsoft.com/office/word/2020/wordml/sdtdatahash" xmlns:w16sdtfl="http://schemas.microsoft.com/office/word/2024/wordml/sdtformatlock" xmlns:w16se="http://schemas.microsoft.com/office/word/2015/wordml/symex" xmlns:wpg="http://schemas.microsoft.com/office/word/2010/wordprocessingGroup" xmlns:wpi="http://schemas.microsoft.com/office/word/2010/wordprocessingInk" xmlns:wne="http://schemas.microsoft.com/office/word/2006/wordml" xmlns:wps="http://schemas.microsoft.com/office/word/2010/wordprocessingShape" mc:Ignorable="w14 w15 w16se w16cid w16 w16cex w16sdtdh w16sdtfl w16du wp14">
   <w:sdt>
     <w:sdtPr>
-      <w:id w:val="439961175"/>
+      <w:id w:val="-576357533"/>
       <w:docPartObj>
         <w:docPartGallery w:val="Page Numbers (Bottom of Page)"/>
         <w:docPartUnique/>
@@ -40597,7 +40400,9 @@
   <w:p>
     <w:pPr>
       <w:pStyle w:val="af2"/>
+      <w:wordWrap w:val="0"/>
       <w:ind w:right="360"/>
+      <w:jc w:val="right"/>
     </w:pPr>
   </w:p>
 </w:ftr>
@@ -40927,14 +40732,14 @@
         <w:rFonts w:hint="eastAsia"/>
         <w:noProof/>
       </w:rPr>
-      <w:t xml:space="preserve">5 </w:t>
+      <w:t xml:space="preserve">2 </w:t>
     </w:r>
     <w:r>
       <w:rPr>
         <w:rFonts w:hint="eastAsia"/>
         <w:noProof/>
       </w:rPr>
-      <w:t>系统详细设计及编码</w:t>
+      <w:t>理论基础及技术支持</w:t>
     </w:r>
     <w:r>
       <w:fldChar w:fldCharType="end"/>
@@ -40953,69 +40758,6 @@
 </file>
 
 <file path=word/header4.xml><?xml version="1.0" encoding="utf-8"?>
-<w:hdr xmlns:wpc="http://schemas.microsoft.com/office/word/2010/wordprocessingCanvas" xmlns:cx="http://schemas.microsoft.com/office/drawing/2014/chartex" xmlns:cx1="http://schemas.microsoft.com/office/drawing/2015/9/8/chartex" xmlns:cx2="http://schemas.microsoft.com/office/drawing/2015/10/21/chartex" xmlns:cx3="http://schemas.microsoft.com/office/drawing/2016/5/9/chartex" xmlns:cx4="http://schemas.microsoft.com/office/drawing/2016/5/10/chartex" xmlns:cx5="http://schemas.microsoft.com/office/drawing/2016/5/11/chartex" xmlns:cx6="http://schemas.microsoft.com/office/drawing/2016/5/12/chartex" xmlns:cx7="http://schemas.microsoft.com/office/drawing/2016/5/13/chartex" xmlns:cx8="http://schemas.microsoft.com/office/drawing/2016/5/14/chartex" xmlns:mc="http://schemas.openxmlformats.org/markup-compatibility/2006" xmlns:aink="http://schemas.microsoft.com/office/drawing/2016/ink" xmlns:am3d="http://schemas.microsoft.com/office/drawing/2017/model3d" xmlns:o="urn:schemas-microsoft-com:office:office" xmlns:oel="http://schemas.microsoft.com/office/2019/extlst" xmlns:r="http://schemas.openxmlformats.org/officeDocument/2006/relationships" xmlns:m="http://schemas.openxmlformats.org/officeDocument/2006/math" xmlns:v="urn:schemas-microsoft-com:vml" xmlns:wp14="http://schemas.microsoft.com/office/word/2010/wordprocessingDrawing" xmlns:wp="http://schemas.openxmlformats.org/drawingml/2006/wordprocessingDrawing" xmlns:w10="urn:schemas-microsoft-com:office:word" xmlns:w="http://schemas.openxmlformats.org/wordprocessingml/2006/main" xmlns:w14="http://schemas.microsoft.com/office/word/2010/wordml" xmlns:w15="http://schemas.microsoft.com/office/word/2012/wordml" xmlns:w16cex="http://schemas.microsoft.com/office/word/2018/wordml/cex" xmlns:w16cid="http://schemas.microsoft.com/office/word/2016/wordml/cid" xmlns:w16="http://schemas.microsoft.com/office/word/2018/wordml" xmlns:w16du="http://schemas.microsoft.com/office/word/2023/wordml/word16du" xmlns:w16sdtdh="http://schemas.microsoft.com/office/word/2020/wordml/sdtdatahash" xmlns:w16sdtfl="http://schemas.microsoft.com/office/word/2024/wordml/sdtformatlock" xmlns:w16se="http://schemas.microsoft.com/office/word/2015/wordml/symex" xmlns:wpg="http://schemas.microsoft.com/office/word/2010/wordprocessingGroup" xmlns:wpi="http://schemas.microsoft.com/office/word/2010/wordprocessingInk" xmlns:wne="http://schemas.microsoft.com/office/word/2006/wordml" xmlns:wps="http://schemas.microsoft.com/office/word/2010/wordprocessingShape" mc:Ignorable="w14 w15 w16se w16cid w16 w16cex w16sdtdh w16sdtfl w16du wp14">
-  <w:p>
-    <w:pPr>
-      <w:pStyle w:val="af4"/>
-    </w:pPr>
-    <w:r>
-      <w:t>学士学位论文</w:t>
-    </w:r>
-    <w:r>
-      <w:ptab w:relativeTo="margin" w:alignment="right" w:leader="none"/>
-    </w:r>
-    <w:r>
-      <w:t>芯片缺陷检测算法设计及实现</w:t>
-    </w:r>
-  </w:p>
-</w:hdr>
-</file>
-
-<file path=word/header5.xml><?xml version="1.0" encoding="utf-8"?>
-<w:hdr xmlns:wpc="http://schemas.microsoft.com/office/word/2010/wordprocessingCanvas" xmlns:cx="http://schemas.microsoft.com/office/drawing/2014/chartex" xmlns:cx1="http://schemas.microsoft.com/office/drawing/2015/9/8/chartex" xmlns:cx2="http://schemas.microsoft.com/office/drawing/2015/10/21/chartex" xmlns:cx3="http://schemas.microsoft.com/office/drawing/2016/5/9/chartex" xmlns:cx4="http://schemas.microsoft.com/office/drawing/2016/5/10/chartex" xmlns:cx5="http://schemas.microsoft.com/office/drawing/2016/5/11/chartex" xmlns:cx6="http://schemas.microsoft.com/office/drawing/2016/5/12/chartex" xmlns:cx7="http://schemas.microsoft.com/office/drawing/2016/5/13/chartex" xmlns:cx8="http://schemas.microsoft.com/office/drawing/2016/5/14/chartex" xmlns:mc="http://schemas.openxmlformats.org/markup-compatibility/2006" xmlns:aink="http://schemas.microsoft.com/office/drawing/2016/ink" xmlns:am3d="http://schemas.microsoft.com/office/drawing/2017/model3d" xmlns:o="urn:schemas-microsoft-com:office:office" xmlns:oel="http://schemas.microsoft.com/office/2019/extlst" xmlns:r="http://schemas.openxmlformats.org/officeDocument/2006/relationships" xmlns:m="http://schemas.openxmlformats.org/officeDocument/2006/math" xmlns:v="urn:schemas-microsoft-com:vml" xmlns:wp14="http://schemas.microsoft.com/office/word/2010/wordprocessingDrawing" xmlns:wp="http://schemas.openxmlformats.org/drawingml/2006/wordprocessingDrawing" xmlns:w10="urn:schemas-microsoft-com:office:word" xmlns:w="http://schemas.openxmlformats.org/wordprocessingml/2006/main" xmlns:w14="http://schemas.microsoft.com/office/word/2010/wordml" xmlns:w15="http://schemas.microsoft.com/office/word/2012/wordml" xmlns:w16cex="http://schemas.microsoft.com/office/word/2018/wordml/cex" xmlns:w16cid="http://schemas.microsoft.com/office/word/2016/wordml/cid" xmlns:w16="http://schemas.microsoft.com/office/word/2018/wordml" xmlns:w16du="http://schemas.microsoft.com/office/word/2023/wordml/word16du" xmlns:w16sdtdh="http://schemas.microsoft.com/office/word/2020/wordml/sdtdatahash" xmlns:w16sdtfl="http://schemas.microsoft.com/office/word/2024/wordml/sdtformatlock" xmlns:w16se="http://schemas.microsoft.com/office/word/2015/wordml/symex" xmlns:wpg="http://schemas.microsoft.com/office/word/2010/wordprocessingGroup" xmlns:wpi="http://schemas.microsoft.com/office/word/2010/wordprocessingInk" xmlns:wne="http://schemas.microsoft.com/office/word/2006/wordml" xmlns:wps="http://schemas.microsoft.com/office/word/2010/wordprocessingShape" mc:Ignorable="w14 w15 w16se w16cid w16 w16cex w16sdtdh w16sdtfl w16du wp14">
-  <w:p>
-    <w:pPr>
-      <w:pStyle w:val="af4"/>
-    </w:pPr>
-    <w:r>
-      <w:fldChar w:fldCharType="begin"/>
-    </w:r>
-    <w:r>
-      <w:instrText xml:space="preserve"> STYLEREF  "</w:instrText>
-    </w:r>
-    <w:r>
-      <w:instrText>标题</w:instrText>
-    </w:r>
-    <w:r>
-      <w:instrText xml:space="preserve"> 1"  \* MERGEFORMAT </w:instrText>
-    </w:r>
-    <w:r>
-      <w:fldChar w:fldCharType="separate"/>
-    </w:r>
-    <w:r>
-      <w:rPr>
-        <w:rFonts w:hint="eastAsia"/>
-        <w:noProof/>
-      </w:rPr>
-      <w:t>参考文献</w:t>
-    </w:r>
-    <w:r>
-      <w:fldChar w:fldCharType="end"/>
-    </w:r>
-    <w:r>
-      <w:ptab w:relativeTo="margin" w:alignment="right" w:leader="none"/>
-    </w:r>
-    <w:r>
-      <w:rPr>
-        <w:rFonts w:hint="eastAsia"/>
-      </w:rPr>
-      <w:t>学士学位论文</w:t>
-    </w:r>
-  </w:p>
-</w:hdr>
-</file>
-
-<file path=word/header6.xml><?xml version="1.0" encoding="utf-8"?>
 <w:hdr xmlns:wpc="http://schemas.microsoft.com/office/word/2010/wordprocessingCanvas" xmlns:cx="http://schemas.microsoft.com/office/drawing/2014/chartex" xmlns:cx1="http://schemas.microsoft.com/office/drawing/2015/9/8/chartex" xmlns:cx2="http://schemas.microsoft.com/office/drawing/2015/10/21/chartex" xmlns:cx3="http://schemas.microsoft.com/office/drawing/2016/5/9/chartex" xmlns:cx4="http://schemas.microsoft.com/office/drawing/2016/5/10/chartex" xmlns:cx5="http://schemas.microsoft.com/office/drawing/2016/5/11/chartex" xmlns:cx6="http://schemas.microsoft.com/office/drawing/2016/5/12/chartex" xmlns:cx7="http://schemas.microsoft.com/office/drawing/2016/5/13/chartex" xmlns:cx8="http://schemas.microsoft.com/office/drawing/2016/5/14/chartex" xmlns:mc="http://schemas.openxmlformats.org/markup-compatibility/2006" xmlns:aink="http://schemas.microsoft.com/office/drawing/2016/ink" xmlns:am3d="http://schemas.microsoft.com/office/drawing/2017/model3d" xmlns:o="urn:schemas-microsoft-com:office:office" xmlns:oel="http://schemas.microsoft.com/office/2019/extlst" xmlns:r="http://schemas.openxmlformats.org/officeDocument/2006/relationships" xmlns:m="http://schemas.openxmlformats.org/officeDocument/2006/math" xmlns:v="urn:schemas-microsoft-com:vml" xmlns:wp14="http://schemas.microsoft.com/office/word/2010/wordprocessingDrawing" xmlns:wp="http://schemas.openxmlformats.org/drawingml/2006/wordprocessingDrawing" xmlns:w10="urn:schemas-microsoft-com:office:word" xmlns:w="http://schemas.openxmlformats.org/wordprocessingml/2006/main" xmlns:w14="http://schemas.microsoft.com/office/word/2010/wordml" xmlns:w15="http://schemas.microsoft.com/office/word/2012/wordml" xmlns:w16cex="http://schemas.microsoft.com/office/word/2018/wordml/cex" xmlns:w16cid="http://schemas.microsoft.com/office/word/2016/wordml/cid" xmlns:w16="http://schemas.microsoft.com/office/word/2018/wordml" xmlns:w16du="http://schemas.microsoft.com/office/word/2023/wordml/word16du" xmlns:w16sdtdh="http://schemas.microsoft.com/office/word/2020/wordml/sdtdatahash" xmlns:w16sdtfl="http://schemas.microsoft.com/office/word/2024/wordml/sdtformatlock" xmlns:w16se="http://schemas.microsoft.com/office/word/2015/wordml/symex" xmlns:wpg="http://schemas.microsoft.com/office/word/2010/wordprocessingGroup" xmlns:wpi="http://schemas.microsoft.com/office/word/2010/wordprocessingInk" xmlns:wne="http://schemas.microsoft.com/office/word/2006/wordml" xmlns:wps="http://schemas.microsoft.com/office/word/2010/wordprocessingShape" mc:Ignorable="w14 w15 w16se w16cid w16 w16cex w16sdtdh w16sdtfl w16du wp14">
   <w:p>
     <w:pPr>
@@ -41041,7 +40783,7 @@
 </w:hdr>
 </file>
 
-<file path=word/header7.xml><?xml version="1.0" encoding="utf-8"?>
+<file path=word/header5.xml><?xml version="1.0" encoding="utf-8"?>
 <w:hdr xmlns:wpc="http://schemas.microsoft.com/office/word/2010/wordprocessingCanvas" xmlns:cx="http://schemas.microsoft.com/office/drawing/2014/chartex" xmlns:cx1="http://schemas.microsoft.com/office/drawing/2015/9/8/chartex" xmlns:cx2="http://schemas.microsoft.com/office/drawing/2015/10/21/chartex" xmlns:cx3="http://schemas.microsoft.com/office/drawing/2016/5/9/chartex" xmlns:cx4="http://schemas.microsoft.com/office/drawing/2016/5/10/chartex" xmlns:cx5="http://schemas.microsoft.com/office/drawing/2016/5/11/chartex" xmlns:cx6="http://schemas.microsoft.com/office/drawing/2016/5/12/chartex" xmlns:cx7="http://schemas.microsoft.com/office/drawing/2016/5/13/chartex" xmlns:cx8="http://schemas.microsoft.com/office/drawing/2016/5/14/chartex" xmlns:mc="http://schemas.openxmlformats.org/markup-compatibility/2006" xmlns:aink="http://schemas.microsoft.com/office/drawing/2016/ink" xmlns:am3d="http://schemas.microsoft.com/office/drawing/2017/model3d" xmlns:o="urn:schemas-microsoft-com:office:office" xmlns:oel="http://schemas.microsoft.com/office/2019/extlst" xmlns:r="http://schemas.openxmlformats.org/officeDocument/2006/relationships" xmlns:m="http://schemas.openxmlformats.org/officeDocument/2006/math" xmlns:v="urn:schemas-microsoft-com:vml" xmlns:wp14="http://schemas.microsoft.com/office/word/2010/wordprocessingDrawing" xmlns:wp="http://schemas.openxmlformats.org/drawingml/2006/wordprocessingDrawing" xmlns:w10="urn:schemas-microsoft-com:office:word" xmlns:w="http://schemas.openxmlformats.org/wordprocessingml/2006/main" xmlns:w14="http://schemas.microsoft.com/office/word/2010/wordml" xmlns:w15="http://schemas.microsoft.com/office/word/2012/wordml" xmlns:w16cex="http://schemas.microsoft.com/office/word/2018/wordml/cex" xmlns:w16cid="http://schemas.microsoft.com/office/word/2016/wordml/cid" xmlns:w16="http://schemas.microsoft.com/office/word/2018/wordml" xmlns:w16du="http://schemas.microsoft.com/office/word/2023/wordml/word16du" xmlns:w16sdtdh="http://schemas.microsoft.com/office/word/2020/wordml/sdtdatahash" xmlns:w16sdtfl="http://schemas.microsoft.com/office/word/2024/wordml/sdtformatlock" xmlns:w16se="http://schemas.microsoft.com/office/word/2015/wordml/symex" xmlns:wpg="http://schemas.microsoft.com/office/word/2010/wordprocessingGroup" xmlns:wpi="http://schemas.microsoft.com/office/word/2010/wordprocessingInk" xmlns:wne="http://schemas.microsoft.com/office/word/2006/wordml" xmlns:wps="http://schemas.microsoft.com/office/word/2010/wordprocessingShape" mc:Ignorable="w14 w15 w16se w16cid w16 w16cex w16sdtdh w16sdtfl w16du wp14">
   <w:p>
     <w:pPr>

--- a/王鹏_毕业论文.docx
+++ b/王鹏_毕业论文.docx
@@ -2872,7 +2872,7 @@
           <w:color w:val="000000"/>
           <w:sz w:val="24"/>
         </w:rPr>
-        <w:t>Surface quality validation constitutes a critical bottleneck in contemporary integrated circuit packaging and testing protocols. As semiconductor manufacturing topologies scale in complexity, the inherent latency and unreliability of manual visual screening fail to satisfy high-throughput production paradigms. Driven by industrial mandates for lightweight deployment, stringent real-time execution, and constrained computational overhead, this research architectures an automated, vision-based defect inspection framework for chip surfaces.</w:t>
+        <w:t>With the rapid development of the integrated circuit industry and the continuous advancement of chip manufacturing processes, surface quality inspection plays a crucial role in the packaging and testing stages. To meet the requirements of industrial environments for lightweight, high real-time performance, and low deployment costs for inspection systems, this project designs and implements a highly efficient automatic chip surface defect detection system based on machine vision theory.</w:t>
       </w:r>
     </w:p>
     <w:p>
@@ -2889,7 +2889,7 @@
           <w:color w:val="000000"/>
           <w:sz w:val="24"/>
         </w:rPr>
-        <w:t>Optical acquisition within shop-floor environments exhibits intrinsic vulnerability to illumination drift and stochastic noise. To mitigate these physical artifacts, the preprocessing pipeline integrates Gaussian smoothing with Retinex-based photometric enhancement, successfully isolating high-frequency edge features from non-uniform background interference. Subsequent spatial registration leverages a hierarchical image pyramid coupled with a coarse-to-fine heuristic, optimizing template matching convergence. Residual spatial offsets are systematically rectified via local mean difference mapping and Connected Component Labeling (CCL), enforcing pixel-level alignment constraints. Defect isolation is executed through secondary CCL topological parsing, parameterized by morphological criteria to filter spurious anomalies and assert final quality classifications. Architecturally, the mathematical algorithmic core is strictly decoupled from the interactive frontend. Concurrency models and multi-scale matrix operations are deployed to maximize computational throughput and execution robustness.</w:t>
+        <w:t>Addressing the issue of image acquisition in industrial environments being susceptible to illumination fluctuations and noise interference, the system incorporates Gaussian filtering and Retinex image enhancement algorithms in the image preprocessing stage. This effectively suppresses background noise and uneven illumination while preserving the chip's edge details to the maximum extent. In the target localization and image registration stage, the system employs an image pyramid and a coarse-to-fine search strategy to achieve efficient and accurate template matching. For minor alignment errors remaining during the matching process, local mean difference and connected component analysis are used for pixel-level correction and compensation. Finally, connected component analysis is used to accurately extract suspected defect areas, and a morphological feature classification strategy is combined to complete the final defect determination and screening. The system implementation comprehensively utilizes optimization strategies such as multi-threaded parallel computing and multi-scale processing, and follows a design architecture that decouples the interface from the core algorithm, significantly improving the system's computational efficiency and stability.</w:t>
       </w:r>
     </w:p>
     <w:p>
@@ -2906,7 +2906,7 @@
           <w:color w:val="000000"/>
           <w:sz w:val="24"/>
         </w:rPr>
-        <w:t>Engineered natively in C++ utilizing the Qt cross-platform ecosystem, the resulting software avoids heavy external vision library dependencies. Empirical validation confirms the platform's capacity to execute automated defect screening with high determinism, offering a scalable and self-contained engineering paradigm for semiconductor quality assurance infrastructure.</w:t>
+        <w:t>This system is implemented using C++ and the Qt framework. Experimental results show that the system can quickly and stably complete the automated detection task of chip surface defects, possessing strong engineering practical value and application prospects.</w:t>
       </w:r>
     </w:p>
     <w:p>
@@ -8431,18 +8431,18 @@
         <w:spacing w:line="400" w:lineRule="exact"/>
         <w:ind w:firstLine="420"/>
         <w:rPr>
-          <w:rFonts w:ascii="宋体" w:hAnsi="宋体" w:hint="eastAsia"/>
-          <w:color w:val="000000"/>
-          <w:sz w:val="24"/>
-        </w:rPr>
-      </w:pPr>
-      <w:r>
-        <w:rPr>
-          <w:rFonts w:ascii="宋体" w:hAnsi="宋体" w:hint="eastAsia"/>
-          <w:color w:val="000000"/>
-          <w:sz w:val="24"/>
-        </w:rPr>
-        <w:t>芯片表面缺陷检测是半导体制造与封装环节中把控产品良率的核心工序。国外在此领域起步较早，早期多依赖传统机器视觉及图像处理算法提取缺陷特征。Shankar等</w:t>
+          <w:rFonts w:ascii="宋体" w:hAnsi="宋体"/>
+          <w:color w:val="000000"/>
+          <w:sz w:val="24"/>
+        </w:rPr>
+      </w:pPr>
+      <w:r>
+        <w:rPr>
+          <w:rFonts w:ascii="宋体" w:hAnsi="宋体" w:hint="eastAsia"/>
+          <w:color w:val="000000"/>
+          <w:sz w:val="24"/>
+        </w:rPr>
+        <w:t>半导体制造与封装流程中，芯片表面缺陷的自动筛查直接决定了产线良率。国外相关课题开展较早，起初多以传统图像处理算法来定位特征。比如Shankar等人</w:t>
       </w:r>
       <w:r>
         <w:rPr>
@@ -8469,6 +8469,14 @@
           <w:sz w:val="24"/>
           <w:vertAlign w:val="superscript"/>
         </w:rPr>
+      </w:r>
+      <w:r>
+        <w:rPr>
+          <w:rFonts w:ascii="宋体" w:hAnsi="宋体" w:hint="eastAsia"/>
+          <w:color w:val="000000"/>
+          <w:sz w:val="24"/>
+          <w:vertAlign w:val="superscript"/>
+        </w:rPr>
         <w:instrText xml:space="preserve"> \* MERGEFORMAT </w:instrText>
       </w:r>
       <w:r>
@@ -8478,6 +8486,7 @@
           <w:sz w:val="24"/>
           <w:vertAlign w:val="superscript"/>
         </w:rPr>
+        <w:fldChar w:fldCharType="separate"/>
       </w:r>
       <w:r>
         <w:rPr>
@@ -8486,6 +8495,67 @@
           <w:sz w:val="24"/>
           <w:vertAlign w:val="superscript"/>
         </w:rPr>
+        <w:t>[1]</w:t>
+      </w:r>
+      <w:r>
+        <w:rPr>
+          <w:rFonts w:ascii="宋体" w:hAnsi="宋体" w:hint="eastAsia"/>
+          <w:color w:val="000000"/>
+          <w:sz w:val="24"/>
+          <w:vertAlign w:val="superscript"/>
+        </w:rPr>
+        <w:fldChar w:fldCharType="end"/>
+      </w:r>
+      <w:r>
+        <w:rPr>
+          <w:rFonts w:ascii="宋体" w:hAnsi="宋体" w:hint="eastAsia"/>
+          <w:color w:val="000000"/>
+          <w:sz w:val="24"/>
+        </w:rPr>
+        <w:t>较早验证了机器视觉在晶圆自动化检测中的可行性；Tsai等人</w:t>
+      </w:r>
+      <w:r>
+        <w:rPr>
+          <w:rFonts w:ascii="宋体" w:hAnsi="宋体" w:hint="eastAsia"/>
+          <w:color w:val="000000"/>
+          <w:sz w:val="24"/>
+          <w:vertAlign w:val="superscript"/>
+        </w:rPr>
+        <w:fldChar w:fldCharType="begin"/>
+      </w:r>
+      <w:r>
+        <w:rPr>
+          <w:rFonts w:ascii="宋体" w:hAnsi="宋体" w:hint="eastAsia"/>
+          <w:color w:val="000000"/>
+          <w:sz w:val="24"/>
+          <w:vertAlign w:val="superscript"/>
+        </w:rPr>
+        <w:instrText xml:space="preserve"> REF _Ref227758612 \r \h </w:instrText>
+      </w:r>
+      <w:r>
+        <w:rPr>
+          <w:rFonts w:ascii="宋体" w:hAnsi="宋体" w:hint="eastAsia"/>
+          <w:color w:val="000000"/>
+          <w:sz w:val="24"/>
+          <w:vertAlign w:val="superscript"/>
+        </w:rPr>
+      </w:r>
+      <w:r>
+        <w:rPr>
+          <w:rFonts w:ascii="宋体" w:hAnsi="宋体" w:hint="eastAsia"/>
+          <w:color w:val="000000"/>
+          <w:sz w:val="24"/>
+          <w:vertAlign w:val="superscript"/>
+        </w:rPr>
+        <w:instrText xml:space="preserve"> \* MERGEFORMAT </w:instrText>
+      </w:r>
+      <w:r>
+        <w:rPr>
+          <w:rFonts w:ascii="宋体" w:hAnsi="宋体" w:hint="eastAsia"/>
+          <w:color w:val="000000"/>
+          <w:sz w:val="24"/>
+          <w:vertAlign w:val="superscript"/>
+        </w:rPr>
         <w:fldChar w:fldCharType="separate"/>
       </w:r>
       <w:r>
@@ -8495,7 +8565,7 @@
           <w:sz w:val="24"/>
           <w:vertAlign w:val="superscript"/>
         </w:rPr>
-        <w:t>[1]</w:t>
+        <w:t>[2]</w:t>
       </w:r>
       <w:r>
         <w:rPr>
@@ -8512,7 +8582,7 @@
           <w:color w:val="000000"/>
           <w:sz w:val="24"/>
         </w:rPr>
-        <w:t>率先探索了半导体晶圆表面缺陷的自动化检测，奠定该领域机器视觉应用基础；Tsai等</w:t>
+        <w:t>利用各向异性扩散算法，成功提取出了复杂纹理下太阳能硅片的微裂纹。这类基于空域或频域计算的方法，由于数学推导明确，工程运行相对稳定。当硬件算力逐渐充裕后，国外不少研究团队开始转向深度学习体系，尝试借助卷积神经网络去应对那些非结构化、特征相对复杂的工业缺陷检测任务</w:t>
       </w:r>
       <w:r>
         <w:rPr>
@@ -8530,7 +8600,7 @@
           <w:sz w:val="24"/>
           <w:vertAlign w:val="superscript"/>
         </w:rPr>
-        <w:instrText xml:space="preserve"> REF _Ref227758612 \r \h </w:instrText>
+        <w:instrText xml:space="preserve"> REF _Ref227758631 \r \h </w:instrText>
       </w:r>
       <w:r>
         <w:rPr>
@@ -8539,85 +8609,15 @@
           <w:sz w:val="24"/>
           <w:vertAlign w:val="superscript"/>
         </w:rPr>
+      </w:r>
+      <w:r>
+        <w:rPr>
+          <w:rFonts w:ascii="宋体" w:hAnsi="宋体" w:hint="eastAsia"/>
+          <w:color w:val="000000"/>
+          <w:sz w:val="24"/>
+          <w:vertAlign w:val="superscript"/>
+        </w:rPr>
         <w:instrText xml:space="preserve"> \* MERGEFORMAT </w:instrText>
-      </w:r>
-      <w:r>
-        <w:rPr>
-          <w:rFonts w:ascii="宋体" w:hAnsi="宋体" w:hint="eastAsia"/>
-          <w:color w:val="000000"/>
-          <w:sz w:val="24"/>
-          <w:vertAlign w:val="superscript"/>
-        </w:rPr>
-      </w:r>
-      <w:r>
-        <w:rPr>
-          <w:rFonts w:ascii="宋体" w:hAnsi="宋体" w:hint="eastAsia"/>
-          <w:color w:val="000000"/>
-          <w:sz w:val="24"/>
-          <w:vertAlign w:val="superscript"/>
-        </w:rPr>
-        <w:fldChar w:fldCharType="separate"/>
-      </w:r>
-      <w:r>
-        <w:rPr>
-          <w:rFonts w:ascii="宋体" w:hAnsi="宋体" w:hint="eastAsia"/>
-          <w:color w:val="000000"/>
-          <w:sz w:val="24"/>
-          <w:vertAlign w:val="superscript"/>
-        </w:rPr>
-        <w:t>[2]</w:t>
-      </w:r>
-      <w:r>
-        <w:rPr>
-          <w:rFonts w:ascii="宋体" w:hAnsi="宋体" w:hint="eastAsia"/>
-          <w:color w:val="000000"/>
-          <w:sz w:val="24"/>
-          <w:vertAlign w:val="superscript"/>
-        </w:rPr>
-        <w:fldChar w:fldCharType="end"/>
-      </w:r>
-      <w:r>
-        <w:rPr>
-          <w:rFonts w:ascii="宋体" w:hAnsi="宋体" w:hint="eastAsia"/>
-          <w:color w:val="000000"/>
-          <w:sz w:val="24"/>
-        </w:rPr>
-        <w:t>则基于各向异性扩散等数学算法，实现了复杂纹理下太阳能硅片微裂纹的有效提取。此类基于空域或频域的传统算法具备良好的可解释性与稳定性。近年来，随着算力的增长，国外相关研究逐渐转向深度学习领域，通过引入卷积神经网络来应对工业场景下复杂、非结构化特征的提取挑战</w:t>
-      </w:r>
-      <w:r>
-        <w:rPr>
-          <w:rFonts w:ascii="宋体" w:hAnsi="宋体" w:hint="eastAsia"/>
-          <w:color w:val="000000"/>
-          <w:sz w:val="24"/>
-          <w:vertAlign w:val="superscript"/>
-        </w:rPr>
-        <w:fldChar w:fldCharType="begin"/>
-      </w:r>
-      <w:r>
-        <w:rPr>
-          <w:rFonts w:ascii="宋体" w:hAnsi="宋体" w:hint="eastAsia"/>
-          <w:color w:val="000000"/>
-          <w:sz w:val="24"/>
-          <w:vertAlign w:val="superscript"/>
-        </w:rPr>
-        <w:instrText xml:space="preserve"> REF _Ref227758631 \r \h </w:instrText>
-      </w:r>
-      <w:r>
-        <w:rPr>
-          <w:rFonts w:ascii="宋体" w:hAnsi="宋体" w:hint="eastAsia"/>
-          <w:color w:val="000000"/>
-          <w:sz w:val="24"/>
-          <w:vertAlign w:val="superscript"/>
-        </w:rPr>
-        <w:instrText xml:space="preserve"> \* MERGEFORMAT </w:instrText>
-      </w:r>
-      <w:r>
-        <w:rPr>
-          <w:rFonts w:ascii="宋体" w:hAnsi="宋体" w:hint="eastAsia"/>
-          <w:color w:val="000000"/>
-          <w:sz w:val="24"/>
-          <w:vertAlign w:val="superscript"/>
-        </w:rPr>
       </w:r>
       <w:r>
         <w:rPr>
@@ -8671,7 +8671,7 @@
           <w:color w:val="000000"/>
           <w:sz w:val="24"/>
         </w:rPr>
-        <w:t>国内芯片及电子元器件缺陷检测研究虽起步稍晚但进展迅速，现阶段呈现出深度学习与传统图像处理技术并行的态势。在深度学习应用层面，学者针对具体场景不断优化模型：如李克等</w:t>
+        <w:t>国内在电子元器件缺陷检测方面的起步虽稍晚，但目前基本形成了深度学习与传统视觉算法并行发展的态势。在神经网络分支，许多学者结合具体的车间环境对模型进行了针对性优化：像李克等</w:t>
       </w:r>
       <w:r>
         <w:rPr>
@@ -8698,6 +8698,14 @@
           <w:sz w:val="24"/>
           <w:vertAlign w:val="superscript"/>
         </w:rPr>
+      </w:r>
+      <w:r>
+        <w:rPr>
+          <w:rFonts w:ascii="宋体" w:hAnsi="宋体" w:hint="eastAsia"/>
+          <w:color w:val="000000"/>
+          <w:sz w:val="24"/>
+          <w:vertAlign w:val="superscript"/>
+        </w:rPr>
         <w:instrText xml:space="preserve"> \* MERGEFORMAT </w:instrText>
       </w:r>
       <w:r>
@@ -8707,6 +8715,7 @@
           <w:sz w:val="24"/>
           <w:vertAlign w:val="superscript"/>
         </w:rPr>
+        <w:fldChar w:fldCharType="separate"/>
       </w:r>
       <w:r>
         <w:rPr>
@@ -8715,6 +8724,67 @@
           <w:sz w:val="24"/>
           <w:vertAlign w:val="superscript"/>
         </w:rPr>
+        <w:t>[4]</w:t>
+      </w:r>
+      <w:r>
+        <w:rPr>
+          <w:rFonts w:ascii="宋体" w:hAnsi="宋体" w:hint="eastAsia"/>
+          <w:color w:val="000000"/>
+          <w:sz w:val="24"/>
+          <w:vertAlign w:val="superscript"/>
+        </w:rPr>
+        <w:fldChar w:fldCharType="end"/>
+      </w:r>
+      <w:r>
+        <w:rPr>
+          <w:rFonts w:ascii="宋体" w:hAnsi="宋体" w:hint="eastAsia"/>
+          <w:color w:val="000000"/>
+          <w:sz w:val="24"/>
+        </w:rPr>
+        <w:t>改进U-Net结构去查验X射线下的焊缝气泡；朱红艳等</w:t>
+      </w:r>
+      <w:r>
+        <w:rPr>
+          <w:rFonts w:ascii="宋体" w:hAnsi="宋体" w:hint="eastAsia"/>
+          <w:color w:val="000000"/>
+          <w:sz w:val="24"/>
+          <w:vertAlign w:val="superscript"/>
+        </w:rPr>
+        <w:fldChar w:fldCharType="begin"/>
+      </w:r>
+      <w:r>
+        <w:rPr>
+          <w:rFonts w:ascii="宋体" w:hAnsi="宋体" w:hint="eastAsia"/>
+          <w:color w:val="000000"/>
+          <w:sz w:val="24"/>
+          <w:vertAlign w:val="superscript"/>
+        </w:rPr>
+        <w:instrText xml:space="preserve"> REF _Ref227758690 \r \h </w:instrText>
+      </w:r>
+      <w:r>
+        <w:rPr>
+          <w:rFonts w:ascii="宋体" w:hAnsi="宋体" w:hint="eastAsia"/>
+          <w:color w:val="000000"/>
+          <w:sz w:val="24"/>
+          <w:vertAlign w:val="superscript"/>
+        </w:rPr>
+      </w:r>
+      <w:r>
+        <w:rPr>
+          <w:rFonts w:ascii="宋体" w:hAnsi="宋体" w:hint="eastAsia"/>
+          <w:color w:val="000000"/>
+          <w:sz w:val="24"/>
+          <w:vertAlign w:val="superscript"/>
+        </w:rPr>
+        <w:instrText xml:space="preserve"> \* MERGEFORMAT </w:instrText>
+      </w:r>
+      <w:r>
+        <w:rPr>
+          <w:rFonts w:ascii="宋体" w:hAnsi="宋体" w:hint="eastAsia"/>
+          <w:color w:val="000000"/>
+          <w:sz w:val="24"/>
+          <w:vertAlign w:val="superscript"/>
+        </w:rPr>
         <w:fldChar w:fldCharType="separate"/>
       </w:r>
       <w:r>
@@ -8724,6 +8794,566 @@
           <w:sz w:val="24"/>
           <w:vertAlign w:val="superscript"/>
         </w:rPr>
+        <w:t>[5]</w:t>
+      </w:r>
+      <w:r>
+        <w:rPr>
+          <w:rFonts w:ascii="宋体" w:hAnsi="宋体" w:hint="eastAsia"/>
+          <w:color w:val="000000"/>
+          <w:sz w:val="24"/>
+          <w:vertAlign w:val="superscript"/>
+        </w:rPr>
+        <w:fldChar w:fldCharType="end"/>
+      </w:r>
+      <w:r>
+        <w:rPr>
+          <w:rFonts w:ascii="宋体" w:hAnsi="宋体" w:hint="eastAsia"/>
+          <w:color w:val="000000"/>
+          <w:sz w:val="24"/>
+        </w:rPr>
+        <w:t>和孙志超等</w:t>
+      </w:r>
+      <w:r>
+        <w:rPr>
+          <w:rFonts w:ascii="宋体" w:hAnsi="宋体" w:hint="eastAsia"/>
+          <w:color w:val="000000"/>
+          <w:sz w:val="24"/>
+          <w:vertAlign w:val="superscript"/>
+        </w:rPr>
+        <w:fldChar w:fldCharType="begin"/>
+      </w:r>
+      <w:r>
+        <w:rPr>
+          <w:rFonts w:ascii="宋体" w:hAnsi="宋体" w:hint="eastAsia"/>
+          <w:color w:val="000000"/>
+          <w:sz w:val="24"/>
+          <w:vertAlign w:val="superscript"/>
+        </w:rPr>
+        <w:instrText xml:space="preserve"> REF _Ref229214283 \r \h </w:instrText>
+      </w:r>
+      <w:r>
+        <w:rPr>
+          <w:rFonts w:ascii="宋体" w:hAnsi="宋体" w:hint="eastAsia"/>
+          <w:color w:val="000000"/>
+          <w:sz w:val="24"/>
+          <w:vertAlign w:val="superscript"/>
+        </w:rPr>
+      </w:r>
+      <w:r>
+        <w:rPr>
+          <w:rFonts w:ascii="宋体" w:hAnsi="宋体" w:hint="eastAsia"/>
+          <w:color w:val="000000"/>
+          <w:sz w:val="24"/>
+          <w:vertAlign w:val="superscript"/>
+        </w:rPr>
+        <w:instrText xml:space="preserve"> \* MERGEFORMAT </w:instrText>
+      </w:r>
+      <w:r>
+        <w:rPr>
+          <w:rFonts w:ascii="宋体" w:hAnsi="宋体" w:hint="eastAsia"/>
+          <w:color w:val="000000"/>
+          <w:sz w:val="24"/>
+          <w:vertAlign w:val="superscript"/>
+        </w:rPr>
+        <w:fldChar w:fldCharType="separate"/>
+      </w:r>
+      <w:r>
+        <w:rPr>
+          <w:rFonts w:ascii="宋体" w:hAnsi="宋体" w:hint="eastAsia"/>
+          <w:color w:val="000000"/>
+          <w:sz w:val="24"/>
+          <w:vertAlign w:val="superscript"/>
+        </w:rPr>
+        <w:t>[6]</w:t>
+      </w:r>
+      <w:r>
+        <w:rPr>
+          <w:rFonts w:ascii="宋体" w:hAnsi="宋体" w:hint="eastAsia"/>
+          <w:color w:val="000000"/>
+          <w:sz w:val="24"/>
+          <w:vertAlign w:val="superscript"/>
+        </w:rPr>
+        <w:fldChar w:fldCharType="end"/>
+      </w:r>
+      <w:r>
+        <w:rPr>
+          <w:rFonts w:ascii="宋体" w:hAnsi="宋体" w:hint="eastAsia"/>
+          <w:color w:val="000000"/>
+          <w:sz w:val="24"/>
+        </w:rPr>
+        <w:t>分别引入可变形卷积与多尺度特征融合，以此拉高复杂PCB板上微小缺陷的识别精度。不过，受制于深度模型极高的算力消耗以及对样本集的高度依赖，加上在工业现场容易暴露出的“黑盒”不可控属性，传统图像处理技术依然保留着明确的落地空间。郑安义等</w:t>
+      </w:r>
+      <w:r>
+        <w:rPr>
+          <w:rFonts w:ascii="宋体" w:hAnsi="宋体" w:hint="eastAsia"/>
+          <w:color w:val="000000"/>
+          <w:sz w:val="24"/>
+          <w:vertAlign w:val="superscript"/>
+        </w:rPr>
+        <w:fldChar w:fldCharType="begin"/>
+      </w:r>
+      <w:r>
+        <w:rPr>
+          <w:rFonts w:ascii="宋体" w:hAnsi="宋体" w:hint="eastAsia"/>
+          <w:color w:val="000000"/>
+          <w:sz w:val="24"/>
+          <w:vertAlign w:val="superscript"/>
+        </w:rPr>
+        <w:instrText xml:space="preserve"> REF _Ref227758704 \r \h </w:instrText>
+      </w:r>
+      <w:r>
+        <w:rPr>
+          <w:rFonts w:ascii="宋体" w:hAnsi="宋体" w:hint="eastAsia"/>
+          <w:color w:val="000000"/>
+          <w:sz w:val="24"/>
+          <w:vertAlign w:val="superscript"/>
+        </w:rPr>
+      </w:r>
+      <w:r>
+        <w:rPr>
+          <w:rFonts w:ascii="宋体" w:hAnsi="宋体" w:hint="eastAsia"/>
+          <w:color w:val="000000"/>
+          <w:sz w:val="24"/>
+          <w:vertAlign w:val="superscript"/>
+        </w:rPr>
+        <w:instrText xml:space="preserve"> \* MERGEFORMAT </w:instrText>
+      </w:r>
+      <w:r>
+        <w:rPr>
+          <w:rFonts w:ascii="宋体" w:hAnsi="宋体" w:hint="eastAsia"/>
+          <w:color w:val="000000"/>
+          <w:sz w:val="24"/>
+          <w:vertAlign w:val="superscript"/>
+        </w:rPr>
+        <w:fldChar w:fldCharType="separate"/>
+      </w:r>
+      <w:r>
+        <w:rPr>
+          <w:rFonts w:ascii="宋体" w:hAnsi="宋体" w:hint="eastAsia"/>
+          <w:color w:val="000000"/>
+          <w:sz w:val="24"/>
+          <w:vertAlign w:val="superscript"/>
+        </w:rPr>
+        <w:t>[7]</w:t>
+      </w:r>
+      <w:r>
+        <w:rPr>
+          <w:rFonts w:ascii="宋体" w:hAnsi="宋体" w:hint="eastAsia"/>
+          <w:color w:val="000000"/>
+          <w:sz w:val="24"/>
+          <w:vertAlign w:val="superscript"/>
+        </w:rPr>
+        <w:fldChar w:fldCharType="end"/>
+      </w:r>
+      <w:r>
+        <w:rPr>
+          <w:rFonts w:ascii="宋体" w:hAnsi="宋体" w:hint="eastAsia"/>
+          <w:color w:val="000000"/>
+          <w:sz w:val="24"/>
+        </w:rPr>
+        <w:t>专门给芯片表面气泡开发了一套视觉提取算法；张立国等</w:t>
+      </w:r>
+      <w:r>
+        <w:rPr>
+          <w:rFonts w:ascii="宋体" w:hAnsi="宋体" w:hint="eastAsia"/>
+          <w:color w:val="000000"/>
+          <w:sz w:val="24"/>
+          <w:vertAlign w:val="superscript"/>
+        </w:rPr>
+        <w:fldChar w:fldCharType="begin"/>
+      </w:r>
+      <w:r>
+        <w:rPr>
+          <w:rFonts w:ascii="宋体" w:hAnsi="宋体" w:hint="eastAsia"/>
+          <w:color w:val="000000"/>
+          <w:sz w:val="24"/>
+          <w:vertAlign w:val="superscript"/>
+        </w:rPr>
+        <w:instrText xml:space="preserve"> REF _Ref227758722 \r \h </w:instrText>
+      </w:r>
+      <w:r>
+        <w:rPr>
+          <w:rFonts w:ascii="宋体" w:hAnsi="宋体" w:hint="eastAsia"/>
+          <w:color w:val="000000"/>
+          <w:sz w:val="24"/>
+          <w:vertAlign w:val="superscript"/>
+        </w:rPr>
+      </w:r>
+      <w:r>
+        <w:rPr>
+          <w:rFonts w:ascii="宋体" w:hAnsi="宋体" w:hint="eastAsia"/>
+          <w:color w:val="000000"/>
+          <w:sz w:val="24"/>
+          <w:vertAlign w:val="superscript"/>
+        </w:rPr>
+        <w:instrText xml:space="preserve"> \* MERGEFORMAT </w:instrText>
+      </w:r>
+      <w:r>
+        <w:rPr>
+          <w:rFonts w:ascii="宋体" w:hAnsi="宋体" w:hint="eastAsia"/>
+          <w:color w:val="000000"/>
+          <w:sz w:val="24"/>
+          <w:vertAlign w:val="superscript"/>
+        </w:rPr>
+        <w:fldChar w:fldCharType="separate"/>
+      </w:r>
+      <w:r>
+        <w:rPr>
+          <w:rFonts w:ascii="宋体" w:hAnsi="宋体" w:hint="eastAsia"/>
+          <w:color w:val="000000"/>
+          <w:sz w:val="24"/>
+          <w:vertAlign w:val="superscript"/>
+        </w:rPr>
+        <w:t>[8]</w:t>
+      </w:r>
+      <w:r>
+        <w:rPr>
+          <w:rFonts w:ascii="宋体" w:hAnsi="宋体" w:hint="eastAsia"/>
+          <w:color w:val="000000"/>
+          <w:sz w:val="24"/>
+          <w:vertAlign w:val="superscript"/>
+        </w:rPr>
+        <w:fldChar w:fldCharType="end"/>
+      </w:r>
+      <w:r>
+        <w:rPr>
+          <w:rFonts w:ascii="宋体" w:hAnsi="宋体" w:hint="eastAsia"/>
+          <w:color w:val="000000"/>
+          <w:sz w:val="24"/>
+        </w:rPr>
+        <w:t>与张鼎恒等</w:t>
+      </w:r>
+      <w:r>
+        <w:rPr>
+          <w:rFonts w:ascii="宋体" w:hAnsi="宋体" w:hint="eastAsia"/>
+          <w:color w:val="000000"/>
+          <w:sz w:val="24"/>
+          <w:vertAlign w:val="superscript"/>
+        </w:rPr>
+        <w:fldChar w:fldCharType="begin"/>
+      </w:r>
+      <w:r>
+        <w:rPr>
+          <w:rFonts w:ascii="宋体" w:hAnsi="宋体" w:hint="eastAsia"/>
+          <w:color w:val="000000"/>
+          <w:sz w:val="24"/>
+          <w:vertAlign w:val="superscript"/>
+        </w:rPr>
+        <w:instrText xml:space="preserve"> REF _Ref227758730 \r \h </w:instrText>
+      </w:r>
+      <w:r>
+        <w:rPr>
+          <w:rFonts w:ascii="宋体" w:hAnsi="宋体" w:hint="eastAsia"/>
+          <w:color w:val="000000"/>
+          <w:sz w:val="24"/>
+          <w:vertAlign w:val="superscript"/>
+        </w:rPr>
+      </w:r>
+      <w:r>
+        <w:rPr>
+          <w:rFonts w:ascii="宋体" w:hAnsi="宋体" w:hint="eastAsia"/>
+          <w:color w:val="000000"/>
+          <w:sz w:val="24"/>
+          <w:vertAlign w:val="superscript"/>
+        </w:rPr>
+        <w:instrText xml:space="preserve"> \* MERGEFORMAT </w:instrText>
+      </w:r>
+      <w:r>
+        <w:rPr>
+          <w:rFonts w:ascii="宋体" w:hAnsi="宋体" w:hint="eastAsia"/>
+          <w:color w:val="000000"/>
+          <w:sz w:val="24"/>
+          <w:vertAlign w:val="superscript"/>
+        </w:rPr>
+        <w:fldChar w:fldCharType="separate"/>
+      </w:r>
+      <w:r>
+        <w:rPr>
+          <w:rFonts w:ascii="宋体" w:hAnsi="宋体" w:hint="eastAsia"/>
+          <w:color w:val="000000"/>
+          <w:sz w:val="24"/>
+          <w:vertAlign w:val="superscript"/>
+        </w:rPr>
+        <w:t>[9]</w:t>
+      </w:r>
+      <w:r>
+        <w:rPr>
+          <w:rFonts w:ascii="宋体" w:hAnsi="宋体" w:hint="eastAsia"/>
+          <w:color w:val="000000"/>
+          <w:sz w:val="24"/>
+          <w:vertAlign w:val="superscript"/>
+        </w:rPr>
+        <w:fldChar w:fldCharType="end"/>
+      </w:r>
+      <w:r>
+        <w:rPr>
+          <w:rFonts w:ascii="宋体" w:hAnsi="宋体" w:hint="eastAsia"/>
+          <w:color w:val="000000"/>
+          <w:sz w:val="24"/>
+        </w:rPr>
+        <w:t>分别搭建了针对电路板及焊盘的检测机制；龚宇奇</w:t>
+      </w:r>
+      <w:r>
+        <w:rPr>
+          <w:rFonts w:ascii="宋体" w:hAnsi="宋体" w:hint="eastAsia"/>
+          <w:color w:val="000000"/>
+          <w:sz w:val="24"/>
+          <w:vertAlign w:val="superscript"/>
+        </w:rPr>
+        <w:fldChar w:fldCharType="begin"/>
+      </w:r>
+      <w:r>
+        <w:rPr>
+          <w:rFonts w:ascii="宋体" w:hAnsi="宋体" w:hint="eastAsia"/>
+          <w:color w:val="000000"/>
+          <w:sz w:val="24"/>
+          <w:vertAlign w:val="superscript"/>
+        </w:rPr>
+        <w:instrText xml:space="preserve"> REF _Ref227758741 \r \h </w:instrText>
+      </w:r>
+      <w:r>
+        <w:rPr>
+          <w:rFonts w:ascii="宋体" w:hAnsi="宋体" w:hint="eastAsia"/>
+          <w:color w:val="000000"/>
+          <w:sz w:val="24"/>
+          <w:vertAlign w:val="superscript"/>
+        </w:rPr>
+      </w:r>
+      <w:r>
+        <w:rPr>
+          <w:rFonts w:ascii="宋体" w:hAnsi="宋体" w:hint="eastAsia"/>
+          <w:color w:val="000000"/>
+          <w:sz w:val="24"/>
+          <w:vertAlign w:val="superscript"/>
+        </w:rPr>
+        <w:instrText xml:space="preserve"> \* MERGEFORMAT </w:instrText>
+      </w:r>
+      <w:r>
+        <w:rPr>
+          <w:rFonts w:ascii="宋体" w:hAnsi="宋体" w:hint="eastAsia"/>
+          <w:color w:val="000000"/>
+          <w:sz w:val="24"/>
+          <w:vertAlign w:val="superscript"/>
+        </w:rPr>
+        <w:fldChar w:fldCharType="separate"/>
+      </w:r>
+      <w:r>
+        <w:rPr>
+          <w:rFonts w:ascii="宋体" w:hAnsi="宋体" w:hint="eastAsia"/>
+          <w:color w:val="000000"/>
+          <w:sz w:val="24"/>
+          <w:vertAlign w:val="superscript"/>
+        </w:rPr>
+        <w:t>[10]</w:t>
+      </w:r>
+      <w:r>
+        <w:rPr>
+          <w:rFonts w:ascii="宋体" w:hAnsi="宋体" w:hint="eastAsia"/>
+          <w:color w:val="000000"/>
+          <w:sz w:val="24"/>
+          <w:vertAlign w:val="superscript"/>
+        </w:rPr>
+        <w:fldChar w:fldCharType="end"/>
+      </w:r>
+      <w:r>
+        <w:rPr>
+          <w:rFonts w:ascii="宋体" w:hAnsi="宋体" w:hint="eastAsia"/>
+          <w:color w:val="000000"/>
+          <w:sz w:val="24"/>
+        </w:rPr>
+        <w:t>通过修改中值滤波增强了玻璃缺陷的轮廓特征；王海涛等</w:t>
+      </w:r>
+      <w:r>
+        <w:rPr>
+          <w:rFonts w:ascii="宋体" w:hAnsi="宋体" w:hint="eastAsia"/>
+          <w:color w:val="000000"/>
+          <w:sz w:val="24"/>
+          <w:vertAlign w:val="superscript"/>
+        </w:rPr>
+        <w:fldChar w:fldCharType="begin"/>
+      </w:r>
+      <w:r>
+        <w:rPr>
+          <w:rFonts w:ascii="宋体" w:hAnsi="宋体" w:hint="eastAsia"/>
+          <w:color w:val="000000"/>
+          <w:sz w:val="24"/>
+          <w:vertAlign w:val="superscript"/>
+        </w:rPr>
+        <w:instrText xml:space="preserve"> REF _Ref227758753 \r \h </w:instrText>
+      </w:r>
+      <w:r>
+        <w:rPr>
+          <w:rFonts w:ascii="宋体" w:hAnsi="宋体" w:hint="eastAsia"/>
+          <w:color w:val="000000"/>
+          <w:sz w:val="24"/>
+          <w:vertAlign w:val="superscript"/>
+        </w:rPr>
+      </w:r>
+      <w:r>
+        <w:rPr>
+          <w:rFonts w:ascii="宋体" w:hAnsi="宋体" w:hint="eastAsia"/>
+          <w:color w:val="000000"/>
+          <w:sz w:val="24"/>
+          <w:vertAlign w:val="superscript"/>
+        </w:rPr>
+        <w:instrText xml:space="preserve"> \* MERGEFORMAT </w:instrText>
+      </w:r>
+      <w:r>
+        <w:rPr>
+          <w:rFonts w:ascii="宋体" w:hAnsi="宋体" w:hint="eastAsia"/>
+          <w:color w:val="000000"/>
+          <w:sz w:val="24"/>
+          <w:vertAlign w:val="superscript"/>
+        </w:rPr>
+        <w:fldChar w:fldCharType="separate"/>
+      </w:r>
+      <w:r>
+        <w:rPr>
+          <w:rFonts w:ascii="宋体" w:hAnsi="宋体" w:hint="eastAsia"/>
+          <w:color w:val="000000"/>
+          <w:sz w:val="24"/>
+          <w:vertAlign w:val="superscript"/>
+        </w:rPr>
+        <w:t>[11]</w:t>
+      </w:r>
+      <w:r>
+        <w:rPr>
+          <w:rFonts w:ascii="宋体" w:hAnsi="宋体" w:hint="eastAsia"/>
+          <w:color w:val="000000"/>
+          <w:sz w:val="24"/>
+          <w:vertAlign w:val="superscript"/>
+        </w:rPr>
+        <w:fldChar w:fldCharType="end"/>
+      </w:r>
+      <w:r>
+        <w:rPr>
+          <w:rFonts w:ascii="宋体" w:hAnsi="宋体" w:hint="eastAsia"/>
+          <w:color w:val="000000"/>
+          <w:sz w:val="24"/>
+        </w:rPr>
+        <w:t>还探索了将GMR传感器引入检测环节的新方案。从宏观技术应用层面看，杨思念等</w:t>
+      </w:r>
+      <w:r>
+        <w:rPr>
+          <w:rFonts w:ascii="宋体" w:hAnsi="宋体" w:hint="eastAsia"/>
+          <w:color w:val="000000"/>
+          <w:sz w:val="24"/>
+          <w:vertAlign w:val="superscript"/>
+        </w:rPr>
+        <w:fldChar w:fldCharType="begin"/>
+      </w:r>
+      <w:r>
+        <w:rPr>
+          <w:rFonts w:ascii="宋体" w:hAnsi="宋体" w:hint="eastAsia"/>
+          <w:color w:val="000000"/>
+          <w:sz w:val="24"/>
+          <w:vertAlign w:val="superscript"/>
+        </w:rPr>
+        <w:instrText xml:space="preserve"> REF _Ref229214320 \r \h </w:instrText>
+      </w:r>
+      <w:r>
+        <w:rPr>
+          <w:rFonts w:ascii="宋体" w:hAnsi="宋体" w:hint="eastAsia"/>
+          <w:color w:val="000000"/>
+          <w:sz w:val="24"/>
+          <w:vertAlign w:val="superscript"/>
+        </w:rPr>
+      </w:r>
+      <w:r>
+        <w:rPr>
+          <w:rFonts w:ascii="宋体" w:hAnsi="宋体" w:hint="eastAsia"/>
+          <w:color w:val="000000"/>
+          <w:sz w:val="24"/>
+          <w:vertAlign w:val="superscript"/>
+        </w:rPr>
+        <w:instrText xml:space="preserve"> \* MERGEFORMAT </w:instrText>
+      </w:r>
+      <w:r>
+        <w:rPr>
+          <w:rFonts w:ascii="宋体" w:hAnsi="宋体" w:hint="eastAsia"/>
+          <w:color w:val="000000"/>
+          <w:sz w:val="24"/>
+          <w:vertAlign w:val="superscript"/>
+        </w:rPr>
+        <w:fldChar w:fldCharType="separate"/>
+      </w:r>
+      <w:r>
+        <w:rPr>
+          <w:rFonts w:ascii="宋体" w:hAnsi="宋体" w:hint="eastAsia"/>
+          <w:color w:val="000000"/>
+          <w:sz w:val="24"/>
+          <w:vertAlign w:val="superscript"/>
+        </w:rPr>
+        <w:t>[12]</w:t>
+      </w:r>
+      <w:r>
+        <w:rPr>
+          <w:rFonts w:ascii="宋体" w:hAnsi="宋体" w:hint="eastAsia"/>
+          <w:color w:val="000000"/>
+          <w:sz w:val="24"/>
+          <w:vertAlign w:val="superscript"/>
+        </w:rPr>
+        <w:fldChar w:fldCharType="end"/>
+      </w:r>
+      <w:r>
+        <w:rPr>
+          <w:rFonts w:ascii="宋体" w:hAnsi="宋体" w:hint="eastAsia"/>
+          <w:color w:val="000000"/>
+          <w:sz w:val="24"/>
+        </w:rPr>
+        <w:t>在综述中指明机器视觉取代人工目检已成必然；Hanlin等</w:t>
+      </w:r>
+      <w:r>
+        <w:rPr>
+          <w:rFonts w:ascii="宋体" w:hAnsi="宋体" w:hint="eastAsia"/>
+          <w:color w:val="000000"/>
+          <w:sz w:val="24"/>
+          <w:vertAlign w:val="superscript"/>
+        </w:rPr>
+        <w:fldChar w:fldCharType="begin"/>
+      </w:r>
+      <w:r>
+        <w:rPr>
+          <w:rFonts w:ascii="宋体" w:hAnsi="宋体" w:hint="eastAsia"/>
+          <w:color w:val="000000"/>
+          <w:sz w:val="24"/>
+          <w:vertAlign w:val="superscript"/>
+        </w:rPr>
+        <w:instrText xml:space="preserve"> REF _Ref229214346 \r \h </w:instrText>
+      </w:r>
+      <w:r>
+        <w:rPr>
+          <w:rFonts w:ascii="宋体" w:hAnsi="宋体" w:hint="eastAsia"/>
+          <w:color w:val="000000"/>
+          <w:sz w:val="24"/>
+          <w:vertAlign w:val="superscript"/>
+        </w:rPr>
+      </w:r>
+      <w:r>
+        <w:rPr>
+          <w:rFonts w:ascii="宋体" w:hAnsi="宋体" w:hint="eastAsia"/>
+          <w:color w:val="000000"/>
+          <w:sz w:val="24"/>
+          <w:vertAlign w:val="superscript"/>
+        </w:rPr>
+        <w:instrText xml:space="preserve"> \* MERGEFORMAT </w:instrText>
+      </w:r>
+      <w:r>
+        <w:rPr>
+          <w:rFonts w:ascii="宋体" w:hAnsi="宋体" w:hint="eastAsia"/>
+          <w:color w:val="000000"/>
+          <w:sz w:val="24"/>
+          <w:vertAlign w:val="superscript"/>
+        </w:rPr>
+        <w:fldChar w:fldCharType="separate"/>
+      </w:r>
+      <w:r>
+        <w:rPr>
+          <w:rFonts w:ascii="宋体" w:hAnsi="宋体" w:hint="eastAsia"/>
+          <w:color w:val="000000"/>
+          <w:sz w:val="24"/>
+          <w:vertAlign w:val="superscript"/>
+        </w:rPr>
         <w:t>[13]</w:t>
       </w:r>
       <w:r>
@@ -8741,7 +9371,7 @@
           <w:color w:val="000000"/>
           <w:sz w:val="24"/>
         </w:rPr>
-        <w:t>改进U-Net网络用于X射线下的焊缝气泡检测；朱红艳等</w:t>
+        <w:t>的分区增强匹配算法提升了局部特征配准的鲁棒性；金贺楠</w:t>
       </w:r>
       <w:r>
         <w:rPr>
@@ -8759,7 +9389,7 @@
           <w:sz w:val="24"/>
           <w:vertAlign w:val="superscript"/>
         </w:rPr>
-        <w:instrText xml:space="preserve"> REF _Ref227758690 \r \h </w:instrText>
+        <w:instrText xml:space="preserve"> REF _Ref229214364 \r \h </w:instrText>
       </w:r>
       <w:r>
         <w:rPr>
@@ -8768,6 +9398,14 @@
           <w:sz w:val="24"/>
           <w:vertAlign w:val="superscript"/>
         </w:rPr>
+      </w:r>
+      <w:r>
+        <w:rPr>
+          <w:rFonts w:ascii="宋体" w:hAnsi="宋体" w:hint="eastAsia"/>
+          <w:color w:val="000000"/>
+          <w:sz w:val="24"/>
+          <w:vertAlign w:val="superscript"/>
+        </w:rPr>
         <w:instrText xml:space="preserve"> \* MERGEFORMAT </w:instrText>
       </w:r>
       <w:r>
@@ -8777,6 +9415,7 @@
           <w:sz w:val="24"/>
           <w:vertAlign w:val="superscript"/>
         </w:rPr>
+        <w:fldChar w:fldCharType="separate"/>
       </w:r>
       <w:r>
         <w:rPr>
@@ -8785,6 +9424,67 @@
           <w:sz w:val="24"/>
           <w:vertAlign w:val="superscript"/>
         </w:rPr>
+        <w:t>[14]</w:t>
+      </w:r>
+      <w:r>
+        <w:rPr>
+          <w:rFonts w:ascii="宋体" w:hAnsi="宋体" w:hint="eastAsia"/>
+          <w:color w:val="000000"/>
+          <w:sz w:val="24"/>
+          <w:vertAlign w:val="superscript"/>
+        </w:rPr>
+        <w:fldChar w:fldCharType="end"/>
+      </w:r>
+      <w:r>
+        <w:rPr>
+          <w:rFonts w:ascii="宋体" w:hAnsi="宋体" w:hint="eastAsia"/>
+          <w:color w:val="000000"/>
+          <w:sz w:val="24"/>
+        </w:rPr>
+        <w:t>针对SOP芯片引脚的几何规则给出了一套工程级检测方案；王平与白秀玲</w:t>
+      </w:r>
+      <w:r>
+        <w:rPr>
+          <w:rFonts w:ascii="宋体" w:hAnsi="宋体" w:hint="eastAsia"/>
+          <w:color w:val="000000"/>
+          <w:sz w:val="24"/>
+          <w:vertAlign w:val="superscript"/>
+        </w:rPr>
+        <w:fldChar w:fldCharType="begin"/>
+      </w:r>
+      <w:r>
+        <w:rPr>
+          <w:rFonts w:ascii="宋体" w:hAnsi="宋体" w:hint="eastAsia"/>
+          <w:color w:val="000000"/>
+          <w:sz w:val="24"/>
+          <w:vertAlign w:val="superscript"/>
+        </w:rPr>
+        <w:instrText xml:space="preserve"> REF _Ref229214384 \r \h </w:instrText>
+      </w:r>
+      <w:r>
+        <w:rPr>
+          <w:rFonts w:ascii="宋体" w:hAnsi="宋体" w:hint="eastAsia"/>
+          <w:color w:val="000000"/>
+          <w:sz w:val="24"/>
+          <w:vertAlign w:val="superscript"/>
+        </w:rPr>
+      </w:r>
+      <w:r>
+        <w:rPr>
+          <w:rFonts w:ascii="宋体" w:hAnsi="宋体" w:hint="eastAsia"/>
+          <w:color w:val="000000"/>
+          <w:sz w:val="24"/>
+          <w:vertAlign w:val="superscript"/>
+        </w:rPr>
+        <w:instrText xml:space="preserve"> \* MERGEFORMAT </w:instrText>
+      </w:r>
+      <w:r>
+        <w:rPr>
+          <w:rFonts w:ascii="宋体" w:hAnsi="宋体" w:hint="eastAsia"/>
+          <w:color w:val="000000"/>
+          <w:sz w:val="24"/>
+          <w:vertAlign w:val="superscript"/>
+        </w:rPr>
         <w:fldChar w:fldCharType="separate"/>
       </w:r>
       <w:r>
@@ -8794,7 +9494,7 @@
           <w:sz w:val="24"/>
           <w:vertAlign w:val="superscript"/>
         </w:rPr>
-        <w:t>[14]</w:t>
+        <w:t>[15]</w:t>
       </w:r>
       <w:r>
         <w:rPr>
@@ -8811,707 +9511,7 @@
           <w:color w:val="000000"/>
           <w:sz w:val="24"/>
         </w:rPr>
-        <w:t>与孙志超等</w:t>
-      </w:r>
-      <w:r>
-        <w:rPr>
-          <w:rFonts w:ascii="宋体" w:hAnsi="宋体" w:hint="eastAsia"/>
-          <w:color w:val="000000"/>
-          <w:sz w:val="24"/>
-          <w:vertAlign w:val="superscript"/>
-        </w:rPr>
-        <w:fldChar w:fldCharType="begin"/>
-      </w:r>
-      <w:r>
-        <w:rPr>
-          <w:rFonts w:ascii="宋体" w:hAnsi="宋体" w:hint="eastAsia"/>
-          <w:color w:val="000000"/>
-          <w:sz w:val="24"/>
-          <w:vertAlign w:val="superscript"/>
-        </w:rPr>
-        <w:instrText xml:space="preserve"> REF _Ref229214283 \r \h </w:instrText>
-      </w:r>
-      <w:r>
-        <w:rPr>
-          <w:rFonts w:ascii="宋体" w:hAnsi="宋体" w:hint="eastAsia"/>
-          <w:color w:val="000000"/>
-          <w:sz w:val="24"/>
-          <w:vertAlign w:val="superscript"/>
-        </w:rPr>
-        <w:instrText xml:space="preserve"> \* MERGEFORMAT </w:instrText>
-      </w:r>
-      <w:r>
-        <w:rPr>
-          <w:rFonts w:ascii="宋体" w:hAnsi="宋体" w:hint="eastAsia"/>
-          <w:color w:val="000000"/>
-          <w:sz w:val="24"/>
-          <w:vertAlign w:val="superscript"/>
-        </w:rPr>
-      </w:r>
-      <w:r>
-        <w:rPr>
-          <w:rFonts w:ascii="宋体" w:hAnsi="宋体" w:hint="eastAsia"/>
-          <w:color w:val="000000"/>
-          <w:sz w:val="24"/>
-          <w:vertAlign w:val="superscript"/>
-        </w:rPr>
-        <w:fldChar w:fldCharType="separate"/>
-      </w:r>
-      <w:r>
-        <w:rPr>
-          <w:rFonts w:ascii="宋体" w:hAnsi="宋体" w:hint="eastAsia"/>
-          <w:color w:val="000000"/>
-          <w:sz w:val="24"/>
-          <w:vertAlign w:val="superscript"/>
-        </w:rPr>
-        <w:t>[16]</w:t>
-      </w:r>
-      <w:r>
-        <w:rPr>
-          <w:rFonts w:ascii="宋体" w:hAnsi="宋体" w:hint="eastAsia"/>
-          <w:color w:val="000000"/>
-          <w:sz w:val="24"/>
-          <w:vertAlign w:val="superscript"/>
-        </w:rPr>
-        <w:fldChar w:fldCharType="end"/>
-      </w:r>
-      <w:r>
-        <w:rPr>
-          <w:rFonts w:ascii="宋体" w:hAnsi="宋体" w:hint="eastAsia"/>
-          <w:color w:val="000000"/>
-          <w:sz w:val="24"/>
-        </w:rPr>
-        <w:t>分别引入可变形卷积、多尺度融合及伸缩式特征金字塔，以改善复杂背景下PCB微小缺陷的检测精度。然而，受限于高算力开销、样本依赖及工业现场面临的“黑盒”不可控属性，传统图像处理技术仍具不可替代的优势。郑安义等</w:t>
-      </w:r>
-      <w:r>
-        <w:rPr>
-          <w:rFonts w:ascii="宋体" w:hAnsi="宋体" w:hint="eastAsia"/>
-          <w:color w:val="000000"/>
-          <w:sz w:val="24"/>
-          <w:vertAlign w:val="superscript"/>
-        </w:rPr>
-        <w:fldChar w:fldCharType="begin"/>
-      </w:r>
-      <w:r>
-        <w:rPr>
-          <w:rFonts w:ascii="宋体" w:hAnsi="宋体" w:hint="eastAsia"/>
-          <w:color w:val="000000"/>
-          <w:sz w:val="24"/>
-          <w:vertAlign w:val="superscript"/>
-        </w:rPr>
-        <w:instrText xml:space="preserve"> REF _Ref227758704 \r \h </w:instrText>
-      </w:r>
-      <w:r>
-        <w:rPr>
-          <w:rFonts w:ascii="宋体" w:hAnsi="宋体" w:hint="eastAsia"/>
-          <w:color w:val="000000"/>
-          <w:sz w:val="24"/>
-          <w:vertAlign w:val="superscript"/>
-        </w:rPr>
-        <w:instrText xml:space="preserve"> \* MERGEFORMAT </w:instrText>
-      </w:r>
-      <w:r>
-        <w:rPr>
-          <w:rFonts w:ascii="宋体" w:hAnsi="宋体" w:hint="eastAsia"/>
-          <w:color w:val="000000"/>
-          <w:sz w:val="24"/>
-          <w:vertAlign w:val="superscript"/>
-        </w:rPr>
-      </w:r>
-      <w:r>
-        <w:rPr>
-          <w:rFonts w:ascii="宋体" w:hAnsi="宋体" w:hint="eastAsia"/>
-          <w:color w:val="000000"/>
-          <w:sz w:val="24"/>
-          <w:vertAlign w:val="superscript"/>
-        </w:rPr>
-        <w:fldChar w:fldCharType="separate"/>
-      </w:r>
-      <w:r>
-        <w:rPr>
-          <w:rFonts w:ascii="宋体" w:hAnsi="宋体" w:hint="eastAsia"/>
-          <w:color w:val="000000"/>
-          <w:sz w:val="24"/>
-          <w:vertAlign w:val="superscript"/>
-        </w:rPr>
-        <w:t>[4]</w:t>
-      </w:r>
-      <w:r>
-        <w:rPr>
-          <w:rFonts w:ascii="宋体" w:hAnsi="宋体" w:hint="eastAsia"/>
-          <w:color w:val="000000"/>
-          <w:sz w:val="24"/>
-          <w:vertAlign w:val="superscript"/>
-        </w:rPr>
-        <w:fldChar w:fldCharType="end"/>
-      </w:r>
-      <w:r>
-        <w:rPr>
-          <w:rFonts w:ascii="宋体" w:hAnsi="宋体" w:hint="eastAsia"/>
-          <w:color w:val="000000"/>
-          <w:sz w:val="24"/>
-        </w:rPr>
-        <w:t>专门针对芯片表面气泡设计了视觉算法；张立国等</w:t>
-      </w:r>
-      <w:r>
-        <w:rPr>
-          <w:rFonts w:ascii="宋体" w:hAnsi="宋体" w:hint="eastAsia"/>
-          <w:color w:val="000000"/>
-          <w:sz w:val="24"/>
-          <w:vertAlign w:val="superscript"/>
-        </w:rPr>
-        <w:fldChar w:fldCharType="begin"/>
-      </w:r>
-      <w:r>
-        <w:rPr>
-          <w:rFonts w:ascii="宋体" w:hAnsi="宋体" w:hint="eastAsia"/>
-          <w:color w:val="000000"/>
-          <w:sz w:val="24"/>
-          <w:vertAlign w:val="superscript"/>
-        </w:rPr>
-        <w:instrText xml:space="preserve"> REF _Ref227758722 \r \h </w:instrText>
-      </w:r>
-      <w:r>
-        <w:rPr>
-          <w:rFonts w:ascii="宋体" w:hAnsi="宋体" w:hint="eastAsia"/>
-          <w:color w:val="000000"/>
-          <w:sz w:val="24"/>
-          <w:vertAlign w:val="superscript"/>
-        </w:rPr>
-        <w:instrText xml:space="preserve"> \* MERGEFORMAT </w:instrText>
-      </w:r>
-      <w:r>
-        <w:rPr>
-          <w:rFonts w:ascii="宋体" w:hAnsi="宋体" w:hint="eastAsia"/>
-          <w:color w:val="000000"/>
-          <w:sz w:val="24"/>
-          <w:vertAlign w:val="superscript"/>
-        </w:rPr>
-      </w:r>
-      <w:r>
-        <w:rPr>
-          <w:rFonts w:ascii="宋体" w:hAnsi="宋体" w:hint="eastAsia"/>
-          <w:color w:val="000000"/>
-          <w:sz w:val="24"/>
-          <w:vertAlign w:val="superscript"/>
-        </w:rPr>
-        <w:fldChar w:fldCharType="separate"/>
-      </w:r>
-      <w:r>
-        <w:rPr>
-          <w:rFonts w:ascii="宋体" w:hAnsi="宋体" w:hint="eastAsia"/>
-          <w:color w:val="000000"/>
-          <w:sz w:val="24"/>
-          <w:vertAlign w:val="superscript"/>
-        </w:rPr>
-        <w:t>[5]</w:t>
-      </w:r>
-      <w:r>
-        <w:rPr>
-          <w:rFonts w:ascii="宋体" w:hAnsi="宋体" w:hint="eastAsia"/>
-          <w:color w:val="000000"/>
-          <w:sz w:val="24"/>
-          <w:vertAlign w:val="superscript"/>
-        </w:rPr>
-        <w:fldChar w:fldCharType="end"/>
-      </w:r>
-      <w:r>
-        <w:rPr>
-          <w:rFonts w:ascii="宋体" w:hAnsi="宋体" w:hint="eastAsia"/>
-          <w:color w:val="000000"/>
-          <w:sz w:val="24"/>
-        </w:rPr>
-        <w:t>、张鼎恒等</w:t>
-      </w:r>
-      <w:r>
-        <w:rPr>
-          <w:rFonts w:ascii="宋体" w:hAnsi="宋体" w:hint="eastAsia"/>
-          <w:color w:val="000000"/>
-          <w:sz w:val="24"/>
-          <w:vertAlign w:val="superscript"/>
-        </w:rPr>
-        <w:fldChar w:fldCharType="begin"/>
-      </w:r>
-      <w:r>
-        <w:rPr>
-          <w:rFonts w:ascii="宋体" w:hAnsi="宋体" w:hint="eastAsia"/>
-          <w:color w:val="000000"/>
-          <w:sz w:val="24"/>
-          <w:vertAlign w:val="superscript"/>
-        </w:rPr>
-        <w:instrText xml:space="preserve"> REF _Ref227758730 \r \h </w:instrText>
-      </w:r>
-      <w:r>
-        <w:rPr>
-          <w:rFonts w:ascii="宋体" w:hAnsi="宋体" w:hint="eastAsia"/>
-          <w:color w:val="000000"/>
-          <w:sz w:val="24"/>
-          <w:vertAlign w:val="superscript"/>
-        </w:rPr>
-        <w:instrText xml:space="preserve"> \* MERGEFORMAT </w:instrText>
-      </w:r>
-      <w:r>
-        <w:rPr>
-          <w:rFonts w:ascii="宋体" w:hAnsi="宋体" w:hint="eastAsia"/>
-          <w:color w:val="000000"/>
-          <w:sz w:val="24"/>
-          <w:vertAlign w:val="superscript"/>
-        </w:rPr>
-      </w:r>
-      <w:r>
-        <w:rPr>
-          <w:rFonts w:ascii="宋体" w:hAnsi="宋体" w:hint="eastAsia"/>
-          <w:color w:val="000000"/>
-          <w:sz w:val="24"/>
-          <w:vertAlign w:val="superscript"/>
-        </w:rPr>
-        <w:fldChar w:fldCharType="separate"/>
-      </w:r>
-      <w:r>
-        <w:rPr>
-          <w:rFonts w:ascii="宋体" w:hAnsi="宋体" w:hint="eastAsia"/>
-          <w:color w:val="000000"/>
-          <w:sz w:val="24"/>
-          <w:vertAlign w:val="superscript"/>
-        </w:rPr>
-        <w:t>[6]</w:t>
-      </w:r>
-      <w:r>
-        <w:rPr>
-          <w:rFonts w:ascii="宋体" w:hAnsi="宋体" w:hint="eastAsia"/>
-          <w:color w:val="000000"/>
-          <w:sz w:val="24"/>
-          <w:vertAlign w:val="superscript"/>
-        </w:rPr>
-        <w:fldChar w:fldCharType="end"/>
-      </w:r>
-      <w:r>
-        <w:rPr>
-          <w:rFonts w:ascii="宋体" w:hAnsi="宋体" w:hint="eastAsia"/>
-          <w:color w:val="000000"/>
-          <w:sz w:val="24"/>
-        </w:rPr>
-        <w:t>开发了针对电路板及裸板焊盘的缺陷提取系统；龚宇奇</w:t>
-      </w:r>
-      <w:r>
-        <w:rPr>
-          <w:rFonts w:ascii="宋体" w:hAnsi="宋体" w:hint="eastAsia"/>
-          <w:color w:val="000000"/>
-          <w:sz w:val="24"/>
-          <w:vertAlign w:val="superscript"/>
-        </w:rPr>
-        <w:fldChar w:fldCharType="begin"/>
-      </w:r>
-      <w:r>
-        <w:rPr>
-          <w:rFonts w:ascii="宋体" w:hAnsi="宋体" w:hint="eastAsia"/>
-          <w:color w:val="000000"/>
-          <w:sz w:val="24"/>
-          <w:vertAlign w:val="superscript"/>
-        </w:rPr>
-        <w:instrText xml:space="preserve"> REF _Ref227758741 \r \h </w:instrText>
-      </w:r>
-      <w:r>
-        <w:rPr>
-          <w:rFonts w:ascii="宋体" w:hAnsi="宋体" w:hint="eastAsia"/>
-          <w:color w:val="000000"/>
-          <w:sz w:val="24"/>
-          <w:vertAlign w:val="superscript"/>
-        </w:rPr>
-        <w:instrText xml:space="preserve"> \* MERGEFORMAT </w:instrText>
-      </w:r>
-      <w:r>
-        <w:rPr>
-          <w:rFonts w:ascii="宋体" w:hAnsi="宋体" w:hint="eastAsia"/>
-          <w:color w:val="000000"/>
-          <w:sz w:val="24"/>
-          <w:vertAlign w:val="superscript"/>
-        </w:rPr>
-      </w:r>
-      <w:r>
-        <w:rPr>
-          <w:rFonts w:ascii="宋体" w:hAnsi="宋体" w:hint="eastAsia"/>
-          <w:color w:val="000000"/>
-          <w:sz w:val="24"/>
-          <w:vertAlign w:val="superscript"/>
-        </w:rPr>
-        <w:fldChar w:fldCharType="separate"/>
-      </w:r>
-      <w:r>
-        <w:rPr>
-          <w:rFonts w:ascii="宋体" w:hAnsi="宋体" w:hint="eastAsia"/>
-          <w:color w:val="000000"/>
-          <w:sz w:val="24"/>
-          <w:vertAlign w:val="superscript"/>
-        </w:rPr>
-        <w:t>[9]</w:t>
-      </w:r>
-      <w:r>
-        <w:rPr>
-          <w:rFonts w:ascii="宋体" w:hAnsi="宋体" w:hint="eastAsia"/>
-          <w:color w:val="000000"/>
-          <w:sz w:val="24"/>
-          <w:vertAlign w:val="superscript"/>
-        </w:rPr>
-        <w:fldChar w:fldCharType="end"/>
-      </w:r>
-      <w:r>
-        <w:rPr>
-          <w:rFonts w:ascii="宋体" w:hAnsi="宋体" w:hint="eastAsia"/>
-          <w:color w:val="000000"/>
-          <w:sz w:val="24"/>
-        </w:rPr>
-        <w:t>改进中值滤波以增强玻璃缺陷特征；王海涛等</w:t>
-      </w:r>
-      <w:r>
-        <w:rPr>
-          <w:rFonts w:ascii="宋体" w:hAnsi="宋体" w:hint="eastAsia"/>
-          <w:color w:val="000000"/>
-          <w:sz w:val="24"/>
-          <w:vertAlign w:val="superscript"/>
-        </w:rPr>
-        <w:fldChar w:fldCharType="begin"/>
-      </w:r>
-      <w:r>
-        <w:rPr>
-          <w:rFonts w:ascii="宋体" w:hAnsi="宋体" w:hint="eastAsia"/>
-          <w:color w:val="000000"/>
-          <w:sz w:val="24"/>
-          <w:vertAlign w:val="superscript"/>
-        </w:rPr>
-        <w:instrText xml:space="preserve"> REF _Ref227758753 \r \h </w:instrText>
-      </w:r>
-      <w:r>
-        <w:rPr>
-          <w:rFonts w:ascii="宋体" w:hAnsi="宋体" w:hint="eastAsia"/>
-          <w:color w:val="000000"/>
-          <w:sz w:val="24"/>
-          <w:vertAlign w:val="superscript"/>
-        </w:rPr>
-        <w:instrText xml:space="preserve"> \* MERGEFORMAT </w:instrText>
-      </w:r>
-      <w:r>
-        <w:rPr>
-          <w:rFonts w:ascii="宋体" w:hAnsi="宋体" w:hint="eastAsia"/>
-          <w:color w:val="000000"/>
-          <w:sz w:val="24"/>
-          <w:vertAlign w:val="superscript"/>
-        </w:rPr>
-      </w:r>
-      <w:r>
-        <w:rPr>
-          <w:rFonts w:ascii="宋体" w:hAnsi="宋体" w:hint="eastAsia"/>
-          <w:color w:val="000000"/>
-          <w:sz w:val="24"/>
-          <w:vertAlign w:val="superscript"/>
-        </w:rPr>
-        <w:fldChar w:fldCharType="separate"/>
-      </w:r>
-      <w:r>
-        <w:rPr>
-          <w:rFonts w:ascii="宋体" w:hAnsi="宋体" w:hint="eastAsia"/>
-          <w:color w:val="000000"/>
-          <w:sz w:val="24"/>
-          <w:vertAlign w:val="superscript"/>
-        </w:rPr>
-        <w:t>[15]</w:t>
-      </w:r>
-      <w:r>
-        <w:rPr>
-          <w:rFonts w:ascii="宋体" w:hAnsi="宋体" w:hint="eastAsia"/>
-          <w:color w:val="000000"/>
-          <w:sz w:val="24"/>
-          <w:vertAlign w:val="superscript"/>
-        </w:rPr>
-        <w:fldChar w:fldCharType="end"/>
-      </w:r>
-      <w:r>
-        <w:rPr>
-          <w:rFonts w:ascii="宋体" w:hAnsi="宋体" w:hint="eastAsia"/>
-          <w:color w:val="000000"/>
-          <w:sz w:val="24"/>
-        </w:rPr>
-        <w:t>则探索了基于GMR传感器的检测新方案。在宏观综述与定位匹配方面，杨思念等</w:t>
-      </w:r>
-      <w:r>
-        <w:rPr>
-          <w:rFonts w:ascii="宋体" w:hAnsi="宋体" w:hint="eastAsia"/>
-          <w:color w:val="000000"/>
-          <w:sz w:val="24"/>
-          <w:vertAlign w:val="superscript"/>
-        </w:rPr>
-        <w:fldChar w:fldCharType="begin"/>
-      </w:r>
-      <w:r>
-        <w:rPr>
-          <w:rFonts w:ascii="宋体" w:hAnsi="宋体" w:hint="eastAsia"/>
-          <w:color w:val="000000"/>
-          <w:sz w:val="24"/>
-          <w:vertAlign w:val="superscript"/>
-        </w:rPr>
-        <w:instrText xml:space="preserve"> REF _Ref229214320 \r \h </w:instrText>
-      </w:r>
-      <w:r>
-        <w:rPr>
-          <w:rFonts w:ascii="宋体" w:hAnsi="宋体" w:hint="eastAsia"/>
-          <w:color w:val="000000"/>
-          <w:sz w:val="24"/>
-          <w:vertAlign w:val="superscript"/>
-        </w:rPr>
-        <w:instrText xml:space="preserve"> \* MERGEFORMAT </w:instrText>
-      </w:r>
-      <w:r>
-        <w:rPr>
-          <w:rFonts w:ascii="宋体" w:hAnsi="宋体" w:hint="eastAsia"/>
-          <w:color w:val="000000"/>
-          <w:sz w:val="24"/>
-          <w:vertAlign w:val="superscript"/>
-        </w:rPr>
-      </w:r>
-      <w:r>
-        <w:rPr>
-          <w:rFonts w:ascii="宋体" w:hAnsi="宋体" w:hint="eastAsia"/>
-          <w:color w:val="000000"/>
-          <w:sz w:val="24"/>
-          <w:vertAlign w:val="superscript"/>
-        </w:rPr>
-        <w:fldChar w:fldCharType="separate"/>
-      </w:r>
-      <w:r>
-        <w:rPr>
-          <w:rFonts w:ascii="宋体" w:hAnsi="宋体" w:hint="eastAsia"/>
-          <w:color w:val="000000"/>
-          <w:sz w:val="24"/>
-          <w:vertAlign w:val="superscript"/>
-        </w:rPr>
-        <w:t>[17]</w:t>
-      </w:r>
-      <w:r>
-        <w:rPr>
-          <w:rFonts w:ascii="宋体" w:hAnsi="宋体" w:hint="eastAsia"/>
-          <w:color w:val="000000"/>
-          <w:sz w:val="24"/>
-          <w:vertAlign w:val="superscript"/>
-        </w:rPr>
-        <w:fldChar w:fldCharType="end"/>
-      </w:r>
-      <w:r>
-        <w:rPr>
-          <w:rFonts w:ascii="宋体" w:hAnsi="宋体" w:hint="eastAsia"/>
-          <w:color w:val="000000"/>
-          <w:sz w:val="24"/>
-        </w:rPr>
-        <w:t>指出机器视觉正逐步取代人工目检；Hanlin等</w:t>
-      </w:r>
-      <w:r>
-        <w:rPr>
-          <w:rFonts w:ascii="宋体" w:hAnsi="宋体" w:hint="eastAsia"/>
-          <w:color w:val="000000"/>
-          <w:sz w:val="24"/>
-          <w:vertAlign w:val="superscript"/>
-        </w:rPr>
-        <w:fldChar w:fldCharType="begin"/>
-      </w:r>
-      <w:r>
-        <w:rPr>
-          <w:rFonts w:ascii="宋体" w:hAnsi="宋体" w:hint="eastAsia"/>
-          <w:color w:val="000000"/>
-          <w:sz w:val="24"/>
-          <w:vertAlign w:val="superscript"/>
-        </w:rPr>
-        <w:instrText xml:space="preserve"> REF _Ref229214346 \r \h </w:instrText>
-      </w:r>
-      <w:r>
-        <w:rPr>
-          <w:rFonts w:ascii="宋体" w:hAnsi="宋体" w:hint="eastAsia"/>
-          <w:color w:val="000000"/>
-          <w:sz w:val="24"/>
-          <w:vertAlign w:val="superscript"/>
-        </w:rPr>
-        <w:instrText xml:space="preserve"> \* MERGEFORMAT </w:instrText>
-      </w:r>
-      <w:r>
-        <w:rPr>
-          <w:rFonts w:ascii="宋体" w:hAnsi="宋体" w:hint="eastAsia"/>
-          <w:color w:val="000000"/>
-          <w:sz w:val="24"/>
-          <w:vertAlign w:val="superscript"/>
-        </w:rPr>
-      </w:r>
-      <w:r>
-        <w:rPr>
-          <w:rFonts w:ascii="宋体" w:hAnsi="宋体" w:hint="eastAsia"/>
-          <w:color w:val="000000"/>
-          <w:sz w:val="24"/>
-          <w:vertAlign w:val="superscript"/>
-        </w:rPr>
-        <w:fldChar w:fldCharType="separate"/>
-      </w:r>
-      <w:r>
-        <w:rPr>
-          <w:rFonts w:ascii="宋体" w:hAnsi="宋体" w:hint="eastAsia"/>
-          <w:color w:val="000000"/>
-          <w:sz w:val="24"/>
-          <w:vertAlign w:val="superscript"/>
-        </w:rPr>
-        <w:t>[18]</w:t>
-      </w:r>
-      <w:r>
-        <w:rPr>
-          <w:rFonts w:ascii="宋体" w:hAnsi="宋体" w:hint="eastAsia"/>
-          <w:color w:val="000000"/>
-          <w:sz w:val="24"/>
-          <w:vertAlign w:val="superscript"/>
-        </w:rPr>
-        <w:fldChar w:fldCharType="end"/>
-      </w:r>
-      <w:r>
-        <w:rPr>
-          <w:rFonts w:ascii="宋体" w:hAnsi="宋体" w:hint="eastAsia"/>
-          <w:color w:val="000000"/>
-          <w:sz w:val="24"/>
-        </w:rPr>
-        <w:t>的分区增强匹配算法提升了局部特征匹配鲁棒性；金贺楠</w:t>
-      </w:r>
-      <w:r>
-        <w:rPr>
-          <w:rFonts w:ascii="宋体" w:hAnsi="宋体" w:hint="eastAsia"/>
-          <w:color w:val="000000"/>
-          <w:sz w:val="24"/>
-          <w:vertAlign w:val="superscript"/>
-        </w:rPr>
-        <w:fldChar w:fldCharType="begin"/>
-      </w:r>
-      <w:r>
-        <w:rPr>
-          <w:rFonts w:ascii="宋体" w:hAnsi="宋体" w:hint="eastAsia"/>
-          <w:color w:val="000000"/>
-          <w:sz w:val="24"/>
-          <w:vertAlign w:val="superscript"/>
-        </w:rPr>
-        <w:instrText xml:space="preserve"> REF _Ref229214364 \r \h </w:instrText>
-      </w:r>
-      <w:r>
-        <w:rPr>
-          <w:rFonts w:ascii="宋体" w:hAnsi="宋体" w:hint="eastAsia"/>
-          <w:color w:val="000000"/>
-          <w:sz w:val="24"/>
-          <w:vertAlign w:val="superscript"/>
-        </w:rPr>
-        <w:instrText xml:space="preserve"> \* MERGEFORMAT </w:instrText>
-      </w:r>
-      <w:r>
-        <w:rPr>
-          <w:rFonts w:ascii="宋体" w:hAnsi="宋体" w:hint="eastAsia"/>
-          <w:color w:val="000000"/>
-          <w:sz w:val="24"/>
-          <w:vertAlign w:val="superscript"/>
-        </w:rPr>
-      </w:r>
-      <w:r>
-        <w:rPr>
-          <w:rFonts w:ascii="宋体" w:hAnsi="宋体" w:hint="eastAsia"/>
-          <w:color w:val="000000"/>
-          <w:sz w:val="24"/>
-          <w:vertAlign w:val="superscript"/>
-        </w:rPr>
-        <w:fldChar w:fldCharType="separate"/>
-      </w:r>
-      <w:r>
-        <w:rPr>
-          <w:rFonts w:ascii="宋体" w:hAnsi="宋体" w:hint="eastAsia"/>
-          <w:color w:val="000000"/>
-          <w:sz w:val="24"/>
-          <w:vertAlign w:val="superscript"/>
-        </w:rPr>
-        <w:t>[19]</w:t>
-      </w:r>
-      <w:r>
-        <w:rPr>
-          <w:rFonts w:ascii="宋体" w:hAnsi="宋体" w:hint="eastAsia"/>
-          <w:color w:val="000000"/>
-          <w:sz w:val="24"/>
-          <w:vertAlign w:val="superscript"/>
-        </w:rPr>
-        <w:fldChar w:fldCharType="end"/>
-      </w:r>
-      <w:r>
-        <w:rPr>
-          <w:rFonts w:ascii="宋体" w:hAnsi="宋体" w:hint="eastAsia"/>
-          <w:color w:val="000000"/>
-          <w:sz w:val="24"/>
-        </w:rPr>
-        <w:t>的SOP芯片引脚检测系统为规则几何形态视觉分析提供了工程实践参考；王平与白秀玲</w:t>
-      </w:r>
-      <w:r>
-        <w:rPr>
-          <w:rFonts w:ascii="宋体" w:hAnsi="宋体" w:hint="eastAsia"/>
-          <w:color w:val="000000"/>
-          <w:sz w:val="24"/>
-          <w:vertAlign w:val="superscript"/>
-        </w:rPr>
-        <w:fldChar w:fldCharType="begin"/>
-      </w:r>
-      <w:r>
-        <w:rPr>
-          <w:rFonts w:ascii="宋体" w:hAnsi="宋体" w:hint="eastAsia"/>
-          <w:color w:val="000000"/>
-          <w:sz w:val="24"/>
-          <w:vertAlign w:val="superscript"/>
-        </w:rPr>
-        <w:instrText xml:space="preserve"> REF _Ref229214384 \r \h </w:instrText>
-      </w:r>
-      <w:r>
-        <w:rPr>
-          <w:rFonts w:ascii="宋体" w:hAnsi="宋体" w:hint="eastAsia"/>
-          <w:color w:val="000000"/>
-          <w:sz w:val="24"/>
-          <w:vertAlign w:val="superscript"/>
-        </w:rPr>
-        <w:instrText xml:space="preserve"> \* MERGEFORMAT </w:instrText>
-      </w:r>
-      <w:r>
-        <w:rPr>
-          <w:rFonts w:ascii="宋体" w:hAnsi="宋体" w:hint="eastAsia"/>
-          <w:color w:val="000000"/>
-          <w:sz w:val="24"/>
-          <w:vertAlign w:val="superscript"/>
-        </w:rPr>
-      </w:r>
-      <w:r>
-        <w:rPr>
-          <w:rFonts w:ascii="宋体" w:hAnsi="宋体" w:hint="eastAsia"/>
-          <w:color w:val="000000"/>
-          <w:sz w:val="24"/>
-          <w:vertAlign w:val="superscript"/>
-        </w:rPr>
-        <w:fldChar w:fldCharType="separate"/>
-      </w:r>
-      <w:r>
-        <w:rPr>
-          <w:rFonts w:ascii="宋体" w:hAnsi="宋体" w:hint="eastAsia"/>
-          <w:color w:val="000000"/>
-          <w:sz w:val="24"/>
-          <w:vertAlign w:val="superscript"/>
-        </w:rPr>
-        <w:t>[20]</w:t>
-      </w:r>
-      <w:r>
-        <w:rPr>
-          <w:rFonts w:ascii="宋体" w:hAnsi="宋体" w:hint="eastAsia"/>
-          <w:color w:val="000000"/>
-          <w:sz w:val="24"/>
-          <w:vertAlign w:val="superscript"/>
-        </w:rPr>
-        <w:fldChar w:fldCharType="end"/>
-      </w:r>
-      <w:r>
-        <w:rPr>
-          <w:rFonts w:ascii="宋体" w:hAnsi="宋体" w:hint="eastAsia"/>
-          <w:color w:val="000000"/>
-          <w:sz w:val="24"/>
-        </w:rPr>
-        <w:t>通过优化模板匹配策略，进一步兼顾了缺陷定位的精度与实时性。上述文献印证了：面向特定工业场景自主优化图像算子，仍是平衡轻量化与高精度检测的核心路径。</w:t>
+        <w:t>在改良模板匹配策略后，进一步兼顾了缺陷定位的精度与实时性。从上述文献不难看出，面向特定的车间检测任务去定向优化基础图像算子，依然是平衡运行速度与检测精度的有效途径。</w:t>
       </w:r>
     </w:p>
     <w:p>
@@ -9530,7 +9530,7 @@
           <w:color w:val="000000"/>
           <w:sz w:val="24"/>
         </w:rPr>
-        <w:t>针对工业现场对实时性及算力消耗的严苛标准，国内部分研究着手将视觉算法部署至异构硬件层面，以规避操作系统的冗余开销。利用FPGA或ZYNQ等平台进行图像实时采集与算子加速成为重要方向。冯天桥等</w:t>
+        <w:t>为了适应工业现场对处理延迟和计算资源的苛刻限制，国内还有一部分课题尝试将视觉算法下放至异构硬件层，借此规避操作系统的调度开销。利用FPGA或者ZYNQ平台去执行图像采集与算子加速是非常主流的探索方向。冯天桥等</w:t>
       </w:r>
       <w:r>
         <w:rPr>
@@ -9557,6 +9557,14 @@
           <w:sz w:val="24"/>
           <w:vertAlign w:val="superscript"/>
         </w:rPr>
+      </w:r>
+      <w:r>
+        <w:rPr>
+          <w:rFonts w:ascii="宋体" w:hAnsi="宋体" w:hint="eastAsia"/>
+          <w:color w:val="000000"/>
+          <w:sz w:val="24"/>
+          <w:vertAlign w:val="superscript"/>
+        </w:rPr>
         <w:instrText xml:space="preserve"> \* MERGEFORMAT </w:instrText>
       </w:r>
       <w:r>
@@ -9566,6 +9574,7 @@
           <w:sz w:val="24"/>
           <w:vertAlign w:val="superscript"/>
         </w:rPr>
+        <w:fldChar w:fldCharType="separate"/>
       </w:r>
       <w:r>
         <w:rPr>
@@ -9574,6 +9583,67 @@
           <w:sz w:val="24"/>
           <w:vertAlign w:val="superscript"/>
         </w:rPr>
+        <w:t>[16]</w:t>
+      </w:r>
+      <w:r>
+        <w:rPr>
+          <w:rFonts w:ascii="宋体" w:hAnsi="宋体" w:hint="eastAsia"/>
+          <w:color w:val="000000"/>
+          <w:sz w:val="24"/>
+          <w:vertAlign w:val="superscript"/>
+        </w:rPr>
+        <w:fldChar w:fldCharType="end"/>
+      </w:r>
+      <w:r>
+        <w:rPr>
+          <w:rFonts w:ascii="宋体" w:hAnsi="宋体" w:hint="eastAsia"/>
+          <w:color w:val="000000"/>
+          <w:sz w:val="24"/>
+        </w:rPr>
+        <w:t>与杨斌等</w:t>
+      </w:r>
+      <w:r>
+        <w:rPr>
+          <w:rFonts w:ascii="宋体" w:hAnsi="宋体" w:hint="eastAsia"/>
+          <w:color w:val="000000"/>
+          <w:sz w:val="24"/>
+          <w:vertAlign w:val="superscript"/>
+        </w:rPr>
+        <w:fldChar w:fldCharType="begin"/>
+      </w:r>
+      <w:r>
+        <w:rPr>
+          <w:rFonts w:ascii="宋体" w:hAnsi="宋体" w:hint="eastAsia"/>
+          <w:color w:val="000000"/>
+          <w:sz w:val="24"/>
+          <w:vertAlign w:val="superscript"/>
+        </w:rPr>
+        <w:instrText xml:space="preserve"> REF _Ref227758774 \r \h </w:instrText>
+      </w:r>
+      <w:r>
+        <w:rPr>
+          <w:rFonts w:ascii="宋体" w:hAnsi="宋体" w:hint="eastAsia"/>
+          <w:color w:val="000000"/>
+          <w:sz w:val="24"/>
+          <w:vertAlign w:val="superscript"/>
+        </w:rPr>
+      </w:r>
+      <w:r>
+        <w:rPr>
+          <w:rFonts w:ascii="宋体" w:hAnsi="宋体" w:hint="eastAsia"/>
+          <w:color w:val="000000"/>
+          <w:sz w:val="24"/>
+          <w:vertAlign w:val="superscript"/>
+        </w:rPr>
+        <w:instrText xml:space="preserve"> \* MERGEFORMAT </w:instrText>
+      </w:r>
+      <w:r>
+        <w:rPr>
+          <w:rFonts w:ascii="宋体" w:hAnsi="宋体" w:hint="eastAsia"/>
+          <w:color w:val="000000"/>
+          <w:sz w:val="24"/>
+          <w:vertAlign w:val="superscript"/>
+        </w:rPr>
         <w:fldChar w:fldCharType="separate"/>
       </w:r>
       <w:r>
@@ -9583,7 +9653,7 @@
           <w:sz w:val="24"/>
           <w:vertAlign w:val="superscript"/>
         </w:rPr>
-        <w:t>[7]</w:t>
+        <w:t>[17]</w:t>
       </w:r>
       <w:r>
         <w:rPr>
@@ -9600,7 +9670,7 @@
           <w:color w:val="000000"/>
           <w:sz w:val="24"/>
         </w:rPr>
-        <w:t>、杨斌等</w:t>
+        <w:t>先后研制出基于FPGA的运动目标采集与检测板卡；李庆春等</w:t>
       </w:r>
       <w:r>
         <w:rPr>
@@ -9618,7 +9688,7 @@
           <w:sz w:val="24"/>
           <w:vertAlign w:val="superscript"/>
         </w:rPr>
-        <w:instrText xml:space="preserve"> REF _Ref227758774 \r \h </w:instrText>
+        <w:instrText xml:space="preserve"> REF _Ref227758785 \r \h </w:instrText>
       </w:r>
       <w:r>
         <w:rPr>
@@ -9627,6 +9697,14 @@
           <w:sz w:val="24"/>
           <w:vertAlign w:val="superscript"/>
         </w:rPr>
+      </w:r>
+      <w:r>
+        <w:rPr>
+          <w:rFonts w:ascii="宋体" w:hAnsi="宋体" w:hint="eastAsia"/>
+          <w:color w:val="000000"/>
+          <w:sz w:val="24"/>
+          <w:vertAlign w:val="superscript"/>
+        </w:rPr>
         <w:instrText xml:space="preserve"> \* MERGEFORMAT </w:instrText>
       </w:r>
       <w:r>
@@ -9636,6 +9714,7 @@
           <w:sz w:val="24"/>
           <w:vertAlign w:val="superscript"/>
         </w:rPr>
+        <w:fldChar w:fldCharType="separate"/>
       </w:r>
       <w:r>
         <w:rPr>
@@ -9644,6 +9723,67 @@
           <w:sz w:val="24"/>
           <w:vertAlign w:val="superscript"/>
         </w:rPr>
+        <w:t>[18]</w:t>
+      </w:r>
+      <w:r>
+        <w:rPr>
+          <w:rFonts w:ascii="宋体" w:hAnsi="宋体" w:hint="eastAsia"/>
+          <w:color w:val="000000"/>
+          <w:sz w:val="24"/>
+          <w:vertAlign w:val="superscript"/>
+        </w:rPr>
+        <w:fldChar w:fldCharType="end"/>
+      </w:r>
+      <w:r>
+        <w:rPr>
+          <w:rFonts w:ascii="宋体" w:hAnsi="宋体" w:hint="eastAsia"/>
+          <w:color w:val="000000"/>
+          <w:sz w:val="24"/>
+        </w:rPr>
+        <w:t>测试了ZYNQ平台的远程推流能力；何聪等</w:t>
+      </w:r>
+      <w:r>
+        <w:rPr>
+          <w:rFonts w:ascii="宋体" w:hAnsi="宋体" w:hint="eastAsia"/>
+          <w:color w:val="000000"/>
+          <w:sz w:val="24"/>
+          <w:vertAlign w:val="superscript"/>
+        </w:rPr>
+        <w:fldChar w:fldCharType="begin"/>
+      </w:r>
+      <w:r>
+        <w:rPr>
+          <w:rFonts w:ascii="宋体" w:hAnsi="宋体" w:hint="eastAsia"/>
+          <w:color w:val="000000"/>
+          <w:sz w:val="24"/>
+          <w:vertAlign w:val="superscript"/>
+        </w:rPr>
+        <w:instrText xml:space="preserve"> REF _Ref227758794 \r \h </w:instrText>
+      </w:r>
+      <w:r>
+        <w:rPr>
+          <w:rFonts w:ascii="宋体" w:hAnsi="宋体" w:hint="eastAsia"/>
+          <w:color w:val="000000"/>
+          <w:sz w:val="24"/>
+          <w:vertAlign w:val="superscript"/>
+        </w:rPr>
+      </w:r>
+      <w:r>
+        <w:rPr>
+          <w:rFonts w:ascii="宋体" w:hAnsi="宋体" w:hint="eastAsia"/>
+          <w:color w:val="000000"/>
+          <w:sz w:val="24"/>
+          <w:vertAlign w:val="superscript"/>
+        </w:rPr>
+        <w:instrText xml:space="preserve"> \* MERGEFORMAT </w:instrText>
+      </w:r>
+      <w:r>
+        <w:rPr>
+          <w:rFonts w:ascii="宋体" w:hAnsi="宋体" w:hint="eastAsia"/>
+          <w:color w:val="000000"/>
+          <w:sz w:val="24"/>
+          <w:vertAlign w:val="superscript"/>
+        </w:rPr>
         <w:fldChar w:fldCharType="separate"/>
       </w:r>
       <w:r>
@@ -9653,7 +9793,7 @@
           <w:sz w:val="24"/>
           <w:vertAlign w:val="superscript"/>
         </w:rPr>
-        <w:t>[11]</w:t>
+        <w:t>[19]</w:t>
       </w:r>
       <w:r>
         <w:rPr>
@@ -9670,7 +9810,7 @@
           <w:color w:val="000000"/>
           <w:sz w:val="24"/>
         </w:rPr>
-        <w:t>先后设计出基于FPGA的目标检测与采集系统；李庆春等</w:t>
+        <w:t>更是直接利用硬件逻辑语言实现了自适应直方图均衡化。在处理软硬件结合与工程部署的问题时，核心算法如何与前端界面打配合也受到了关注。例如宁晓龙等</w:t>
       </w:r>
       <w:r>
         <w:rPr>
@@ -9688,7 +9828,7 @@
           <w:sz w:val="24"/>
           <w:vertAlign w:val="superscript"/>
         </w:rPr>
-        <w:instrText xml:space="preserve"> REF _Ref227758785 \r \h </w:instrText>
+        <w:instrText xml:space="preserve"> REF _Ref227758809 \r \h </w:instrText>
       </w:r>
       <w:r>
         <w:rPr>
@@ -9697,6 +9837,14 @@
           <w:sz w:val="24"/>
           <w:vertAlign w:val="superscript"/>
         </w:rPr>
+      </w:r>
+      <w:r>
+        <w:rPr>
+          <w:rFonts w:ascii="宋体" w:hAnsi="宋体" w:hint="eastAsia"/>
+          <w:color w:val="000000"/>
+          <w:sz w:val="24"/>
+          <w:vertAlign w:val="superscript"/>
+        </w:rPr>
         <w:instrText xml:space="preserve"> \* MERGEFORMAT </w:instrText>
       </w:r>
       <w:r>
@@ -9706,6 +9854,7 @@
           <w:sz w:val="24"/>
           <w:vertAlign w:val="superscript"/>
         </w:rPr>
+        <w:fldChar w:fldCharType="separate"/>
       </w:r>
       <w:r>
         <w:rPr>
@@ -9714,7 +9863,7 @@
           <w:sz w:val="24"/>
           <w:vertAlign w:val="superscript"/>
         </w:rPr>
-        <w:fldChar w:fldCharType="separate"/>
+        <w:t>[20]</w:t>
       </w:r>
       <w:r>
         <w:rPr>
@@ -9723,15 +9872,6 @@
           <w:sz w:val="24"/>
           <w:vertAlign w:val="superscript"/>
         </w:rPr>
-        <w:t>[8]</w:t>
-      </w:r>
-      <w:r>
-        <w:rPr>
-          <w:rFonts w:ascii="宋体" w:hAnsi="宋体" w:hint="eastAsia"/>
-          <w:color w:val="000000"/>
-          <w:sz w:val="24"/>
-          <w:vertAlign w:val="superscript"/>
-        </w:rPr>
         <w:fldChar w:fldCharType="end"/>
       </w:r>
       <w:r>
@@ -9740,147 +9880,7 @@
           <w:color w:val="000000"/>
           <w:sz w:val="24"/>
         </w:rPr>
-        <w:t>验证了ZYNQ平台的远程采集能力；何聪等</w:t>
-      </w:r>
-      <w:r>
-        <w:rPr>
-          <w:rFonts w:ascii="宋体" w:hAnsi="宋体" w:hint="eastAsia"/>
-          <w:color w:val="000000"/>
-          <w:sz w:val="24"/>
-          <w:vertAlign w:val="superscript"/>
-        </w:rPr>
-        <w:fldChar w:fldCharType="begin"/>
-      </w:r>
-      <w:r>
-        <w:rPr>
-          <w:rFonts w:ascii="宋体" w:hAnsi="宋体" w:hint="eastAsia"/>
-          <w:color w:val="000000"/>
-          <w:sz w:val="24"/>
-          <w:vertAlign w:val="superscript"/>
-        </w:rPr>
-        <w:instrText xml:space="preserve"> REF _Ref227758794 \r \h </w:instrText>
-      </w:r>
-      <w:r>
-        <w:rPr>
-          <w:rFonts w:ascii="宋体" w:hAnsi="宋体" w:hint="eastAsia"/>
-          <w:color w:val="000000"/>
-          <w:sz w:val="24"/>
-          <w:vertAlign w:val="superscript"/>
-        </w:rPr>
-        <w:instrText xml:space="preserve"> \* MERGEFORMAT </w:instrText>
-      </w:r>
-      <w:r>
-        <w:rPr>
-          <w:rFonts w:ascii="宋体" w:hAnsi="宋体" w:hint="eastAsia"/>
-          <w:color w:val="000000"/>
-          <w:sz w:val="24"/>
-          <w:vertAlign w:val="superscript"/>
-        </w:rPr>
-      </w:r>
-      <w:r>
-        <w:rPr>
-          <w:rFonts w:ascii="宋体" w:hAnsi="宋体" w:hint="eastAsia"/>
-          <w:color w:val="000000"/>
-          <w:sz w:val="24"/>
-          <w:vertAlign w:val="superscript"/>
-        </w:rPr>
-        <w:fldChar w:fldCharType="separate"/>
-      </w:r>
-      <w:r>
-        <w:rPr>
-          <w:rFonts w:ascii="宋体" w:hAnsi="宋体" w:hint="eastAsia"/>
-          <w:color w:val="000000"/>
-          <w:sz w:val="24"/>
-          <w:vertAlign w:val="superscript"/>
-        </w:rPr>
-        <w:t>[12]</w:t>
-      </w:r>
-      <w:r>
-        <w:rPr>
-          <w:rFonts w:ascii="宋体" w:hAnsi="宋体" w:hint="eastAsia"/>
-          <w:color w:val="000000"/>
-          <w:sz w:val="24"/>
-          <w:vertAlign w:val="superscript"/>
-        </w:rPr>
-        <w:fldChar w:fldCharType="end"/>
-      </w:r>
-      <w:r>
-        <w:rPr>
-          <w:rFonts w:ascii="宋体" w:hAnsi="宋体" w:hint="eastAsia"/>
-          <w:color w:val="000000"/>
-          <w:sz w:val="24"/>
-        </w:rPr>
-        <w:t>通过硬件逻辑直接实现了自适应直方图均衡化。在系统工程部署与软硬件协同环节，核心检测算法与前端交互框架的融合亦受到关注。例如，宁晓龙等</w:t>
-      </w:r>
-      <w:r>
-        <w:rPr>
-          <w:rFonts w:ascii="宋体" w:hAnsi="宋体" w:hint="eastAsia"/>
-          <w:color w:val="000000"/>
-          <w:sz w:val="24"/>
-          <w:vertAlign w:val="superscript"/>
-        </w:rPr>
-        <w:fldChar w:fldCharType="begin"/>
-      </w:r>
-      <w:r>
-        <w:rPr>
-          <w:rFonts w:ascii="宋体" w:hAnsi="宋体" w:hint="eastAsia"/>
-          <w:color w:val="000000"/>
-          <w:sz w:val="24"/>
-          <w:vertAlign w:val="superscript"/>
-        </w:rPr>
-        <w:instrText xml:space="preserve"> REF _Ref227758809 \r \h </w:instrText>
-      </w:r>
-      <w:r>
-        <w:rPr>
-          <w:rFonts w:ascii="宋体" w:hAnsi="宋体" w:hint="eastAsia"/>
-          <w:color w:val="000000"/>
-          <w:sz w:val="24"/>
-          <w:vertAlign w:val="superscript"/>
-        </w:rPr>
-        <w:instrText xml:space="preserve"> \* MERGEFORMAT </w:instrText>
-      </w:r>
-      <w:r>
-        <w:rPr>
-          <w:rFonts w:ascii="宋体" w:hAnsi="宋体" w:hint="eastAsia"/>
-          <w:color w:val="000000"/>
-          <w:sz w:val="24"/>
-          <w:vertAlign w:val="superscript"/>
-        </w:rPr>
-      </w:r>
-      <w:r>
-        <w:rPr>
-          <w:rFonts w:ascii="宋体" w:hAnsi="宋体" w:hint="eastAsia"/>
-          <w:color w:val="000000"/>
-          <w:sz w:val="24"/>
-          <w:vertAlign w:val="superscript"/>
-        </w:rPr>
-        <w:fldChar w:fldCharType="separate"/>
-      </w:r>
-      <w:r>
-        <w:rPr>
-          <w:rFonts w:ascii="宋体" w:hAnsi="宋体" w:hint="eastAsia"/>
-          <w:color w:val="000000"/>
-          <w:sz w:val="24"/>
-          <w:vertAlign w:val="superscript"/>
-        </w:rPr>
-        <w:t>[10]</w:t>
-      </w:r>
-      <w:r>
-        <w:rPr>
-          <w:rFonts w:ascii="宋体" w:hAnsi="宋体" w:hint="eastAsia"/>
-          <w:color w:val="000000"/>
-          <w:sz w:val="24"/>
-          <w:vertAlign w:val="superscript"/>
-        </w:rPr>
-        <w:fldChar w:fldCharType="end"/>
-      </w:r>
-      <w:r>
-        <w:rPr>
-          <w:rFonts w:ascii="宋体" w:hAnsi="宋体" w:hint="eastAsia"/>
-          <w:color w:val="000000"/>
-          <w:sz w:val="24"/>
-        </w:rPr>
-        <w:t>开发了基于Zynq与Qt架构的视频采集及边缘检测系统，充分验证了Qt跨平台框架在工业视觉交互领域的可靠性与工程价值。</w:t>
+        <w:t>依托Zynq搭配Qt框架，完成了一套带有前端交互的边缘检测系统，验证了Qt在工业视觉跨平台显示上的可靠性。</w:t>
       </w:r>
     </w:p>
     <w:p>
@@ -9899,7 +9899,7 @@
           <w:color w:val="000000"/>
           <w:sz w:val="24"/>
         </w:rPr>
-        <w:t>综合国内外研究现状可知，深度学习与硬件加速技术虽为当前视觉检测领域的研究热点，但实际工业部署对软件系统的轻量化与核心算法的自主可控性提出了更高要求。过度依赖庞大的第三方开源视觉库，在受限工业环境中易导致软件运行冗杂、跨平台移植困难等工程瓶颈。因此，剥离冗余的高层接口，直接重构图像平滑、边缘检测等核心</w:t>
+        <w:t>纵观上述研究进展，虽然深度神经网络与硬件加速是当前视觉领域的热点，但普通产线在部署检测软件时，往往更加看重系统的轻量化程度以及核心逻辑的自主可控。如</w:t>
       </w:r>
       <w:r>
         <w:rPr>
@@ -9908,7 +9908,7 @@
           <w:sz w:val="24"/>
         </w:rPr>
         <w:lastRenderedPageBreak/>
-        <w:t>算子的数学逻辑，并辅以Qt等成熟框架构建轻量级前端交互系统，成为兼顾执行效率与软件控制权的有效技术路线。这种立足于算法逻辑推演与核心矩阵运算的开发思路，高度契合当前工业缺陷检测软件追求极致轻量化及核心技术自主可控的行业发展趋势。</w:t>
+        <w:t>果在工程中全盘打包体积庞大的第三方开源视觉库，放入算力受限的主机内极易引发程序臃肿，且不利于后续的跨设备移植。基于这种考量，本课题确定了一条兼顾效率与可控性的开发路线：不再过度依赖外部冗杂的高层接口，而是通过代码重构图像平滑、特征提取等关键算子的底层逻辑，并结合Qt框架完成前端交互的构建。这种将核心算法与界面解耦的模式，既能保障软件的执行效率，也契合了工业级检测软件对轻量化部署的实际期许。</w:t>
       </w:r>
     </w:p>
     <w:p>
@@ -9943,7 +9943,7 @@
       <w:pPr>
         <w:spacing w:line="400" w:lineRule="exact"/>
         <w:rPr>
-          <w:rFonts w:ascii="宋体" w:hAnsi="宋体"/>
+          <w:rFonts w:ascii="宋体" w:hAnsi="宋体" w:hint="eastAsia"/>
           <w:sz w:val="24"/>
           <w:lang w:val="zh-CN"/>
         </w:rPr>
@@ -9960,7 +9960,7 @@
           <w:sz w:val="24"/>
           <w:lang w:val="zh-CN"/>
         </w:rPr>
-        <w:t>晶圆制造及后续封装工序面临严苛的良率管控压力。硅基表面的物理划痕、异物沾污乃至封装管脚的几何形变，均对集成电路的最终电气特性及寿命周期构成直接威胁。为阻断不合格品的工序流转，构筑定位精准且运算高效的视觉检测架构，已成为半导体装备研发领域的共识。</w:t>
+        <w:t>半导体芯片在生产和封装阶段，对良品率的要求极为严苛。一旦硅片表面出现划痕、污渍，或是引脚发生变形，都会严重影响集成电路的正常工作。为了防止带有物理缺陷的产品流入下一道工序，目前产线急需引入自动化的视觉检测系统，以实现更准确、更快速的次品拦截。</w:t>
       </w:r>
     </w:p>
     <w:p>
@@ -9968,7 +9968,7 @@
         <w:spacing w:line="400" w:lineRule="exact"/>
         <w:ind w:firstLine="420"/>
         <w:rPr>
-          <w:rFonts w:ascii="宋体" w:hAnsi="宋体"/>
+          <w:rFonts w:ascii="宋体" w:hAnsi="宋体" w:hint="eastAsia"/>
           <w:sz w:val="24"/>
           <w:lang w:val="zh-CN"/>
         </w:rPr>
@@ -9979,7 +9979,7 @@
           <w:sz w:val="24"/>
           <w:lang w:val="zh-CN"/>
         </w:rPr>
-        <w:t>针对受限计算节点下的产线部署规范，本课题建立了一套核心逻辑解耦的轻便型检测管线。算法构建未依赖高度封装的第三方组件，而是依托定制化的矩阵调度机制承载图像计算流。系统内部推演并重构了高斯滤波、Sobel梯度提取及连通域解析等关键空域算子。该设计有效剥离了外部生态引入的计算冗余，提升了特征定位及量化过程的执行确定性与工程安全基线。</w:t>
+        <w:t>结合工业现场硬件算力和内存较为有限的实际情况，本项目设计并实现了一个轻量级的缺陷检测软件。在代码编写阶段，考虑到常见的第三方视觉库往往体积较大且存在计算冗余，本系统选择使用C++自行构建图像矩阵的存储与处理逻辑。项目中独立完成了高斯平滑、Sobel边缘检测以及连通域分析等基础算法的代码实现。这种处理方式不仅降低了软件对外部运行库的依赖程度，也使得图像缺陷定位过程中的数据流转更加清晰。</w:t>
       </w:r>
     </w:p>
     <w:p>
@@ -9987,7 +9987,7 @@
         <w:spacing w:line="400" w:lineRule="exact"/>
         <w:ind w:firstLine="420"/>
         <w:rPr>
-          <w:rFonts w:ascii="宋体" w:hAnsi="宋体"/>
+          <w:rFonts w:ascii="宋体" w:hAnsi="宋体" w:hint="eastAsia"/>
           <w:sz w:val="24"/>
           <w:lang w:val="zh-CN"/>
         </w:rPr>
@@ -9998,7 +9998,7 @@
           <w:sz w:val="24"/>
           <w:lang w:val="zh-CN"/>
         </w:rPr>
-        <w:t>从学术探索与工程实践的交叉视角审视，本研究的开发链条贯穿了视觉算子的数学抽象、离散数据的内存规划，以及Qt图形引擎的跨平台部署。这一系统构建过程，实质上是对机器视觉基础理论与工业级软件架构规范的深度融合验证。</w:t>
+        <w:t>作为一次专业综合实践，本次毕业设计不仅包含了基础图像算法的数学原理推导，还涉及了像素数据的内存操作，并使用Qt框架完成了图形用户界面的搭建。整个开发过程帮助我将课堂上学到的机器视觉理论知识，真正应用到了具体的软件工程实践中，是一次非常有价值的锻炼。</w:t>
       </w:r>
     </w:p>
     <w:p>
@@ -10017,7 +10017,15 @@
           <w:sz w:val="24"/>
           <w:lang w:val="zh-CN"/>
         </w:rPr>
-        <w:t>整体论证的轻量化视觉检测方案，在保障数据处理透明度与执行效率的前提下，紧密贴合当前制造现场对边缘计算软件的实际期许。其算法架构与运行机制，为半导体缺陷的自动化定性与定量分析提供了具备参考价值的技术依据。</w:t>
+        <w:t>总结来说，本设计所实现的视觉检测系统，在保证图像处理速度和数据透明度的前提下，较好地满足了工业现场轻量化部署的需求。项目最终跑通的软件架构和算法机制，不仅验证了理论的可行性，也为芯片表面缺陷的自动化筛查提供了一种基础的参考方案。</w:t>
+      </w:r>
+      <w:r>
+        <w:rPr>
+          <w:rFonts w:ascii="宋体" w:hAnsi="宋体" w:hint="eastAsia"/>
+          <w:sz w:val="24"/>
+          <w:lang w:val="zh-CN"/>
+        </w:rPr>
+        <w:t>参考。</w:t>
       </w:r>
     </w:p>
     <w:p>
@@ -10084,7 +10092,7 @@
       <w:pPr>
         <w:spacing w:line="400" w:lineRule="exact"/>
         <w:rPr>
-          <w:rFonts w:ascii="宋体" w:hAnsi="宋体"/>
+          <w:rFonts w:ascii="宋体" w:hAnsi="宋体" w:hint="eastAsia"/>
           <w:sz w:val="24"/>
           <w:lang w:val="zh-CN"/>
         </w:rPr>
@@ -10101,7 +10109,7 @@
           <w:sz w:val="24"/>
           <w:lang w:val="zh-CN"/>
         </w:rPr>
-        <w:t>芯片缺陷检测是一项综合了图像采集、数值计算及人机界面的系统工程。考虑到实际工业节点对软件运行开销的限制，本研究的底层实现未依赖常规的庞大视觉组件库。整个图像矩阵的内存管理与处理管线，均基于基础的离散数学模型进行手工重构。这种开发模式不仅契合了轻量化的软件部署需求，也体现了对视觉算法基础逻辑的系统性验证。</w:t>
+        <w:t>表面缺陷检测系统主要由图像采集、数据处理和界面交互三个模块组成。考虑到工业现场计算机的算力与存储资源较为有限，为了降低软件运行开销，本项目并未调用体积较大的第三方视觉开源库。系统内部的图像矩阵存储与处理流程，均结合相关的基础数学模型独立编程完成。这种设计有效减小了系统占用，满足了车间轻量化部署的实际需求，同时也帮助我将所学的机器视觉专业知识真正运用到了工程实践当中。</w:t>
       </w:r>
     </w:p>
     <w:p>
@@ -10120,7 +10128,7 @@
           <w:sz w:val="24"/>
           <w:lang w:val="zh-CN"/>
         </w:rPr>
-        <w:t>针对上述设计思路，本章集中梳理系统构建背后的理论依据。论述起点设定为二维离散卷积的数值推演。随后，具体剖析高斯平滑滤波、大津法（Otsu）阈值分割以及连通域标记等关键空域算子的数学机制。核心算法底层逻辑的明确，将为后续各个功能模块的C++编码落地与整个系统的联调测试提供直接的技术支撑。</w:t>
+        <w:t>为配合该系统的开发工作，本章将对涉及的相关图像处理理论进行重点回顾。内容首先介绍二维离散卷积的基本运算原理，随后分别阐述高斯平滑滤波、Otsu大津法以及连通域标记算法的具体运算机制。将这些核心算法的数学面貌梳理清楚，能够为后续各功能模块的C++代码编写与系统整体联调提供必要的理论支撑。</w:t>
       </w:r>
     </w:p>
     <w:p>
@@ -15726,22 +15734,22 @@
       <w:pPr>
         <w:spacing w:line="400" w:lineRule="exact"/>
         <w:rPr>
+          <w:rFonts w:ascii="宋体" w:hAnsi="宋体" w:hint="eastAsia"/>
+          <w:sz w:val="24"/>
+        </w:rPr>
+      </w:pPr>
+      <w:r>
+        <w:rPr>
+          <w:rFonts w:ascii="宋体" w:hAnsi="宋体" w:hint="eastAsia"/>
+          <w:sz w:val="24"/>
+        </w:rPr>
+        <w:t xml:space="preserve">  </w:t>
+      </w:r>
+      <w:r>
+        <w:rPr>
           <w:rFonts w:ascii="宋体" w:hAnsi="宋体"/>
           <w:sz w:val="24"/>
         </w:rPr>
-      </w:pPr>
-      <w:r>
-        <w:rPr>
-          <w:rFonts w:ascii="宋体" w:hAnsi="宋体" w:hint="eastAsia"/>
-          <w:sz w:val="24"/>
-        </w:rPr>
-        <w:t xml:space="preserve">  </w:t>
-      </w:r>
-      <w:r>
-        <w:rPr>
-          <w:rFonts w:ascii="宋体" w:hAnsi="宋体"/>
-          <w:sz w:val="24"/>
-        </w:rPr>
         <w:tab/>
       </w:r>
       <w:r>
@@ -15749,14 +15757,7 @@
           <w:rFonts w:ascii="宋体" w:hAnsi="宋体" w:hint="eastAsia"/>
           <w:sz w:val="24"/>
         </w:rPr>
-        <w:t>芯片</w:t>
-      </w:r>
-      <w:r>
-        <w:rPr>
-          <w:rFonts w:ascii="宋体" w:hAnsi="宋体" w:hint="eastAsia"/>
-          <w:sz w:val="24"/>
-        </w:rPr>
-        <w:t>针对芯片表面划痕与细微裂纹常呈现的倾斜或对角空间分布特征，常规的四连通邻域法则容易导致连续缺陷的断裂误判。为保障目标拓扑结构的完整性，底层矩阵遍历统一划定为八连通判定准则。具体工程编码阶段，系统采用两遍扫描（Two-Pass）与并查集相协同的连通域标记策略。</w:t>
+        <w:t>芯片表面的划痕和细微裂纹往往呈现倾斜或对角的分布特点。如果单纯使用四连通规则，很容易将原本连续的缺陷误判为断裂的多个部分。因此，为了保证缺陷形状的完整，本系统统一选择八连通准则进行图像遍历。在编写代码时，主要利用了两遍扫描法（Two-Pass）配合并查集来实现连通域的标记。</w:t>
       </w:r>
     </w:p>
     <w:p>
@@ -15764,16 +15765,16 @@
         <w:spacing w:line="400" w:lineRule="exact"/>
         <w:ind w:firstLine="420"/>
         <w:rPr>
-          <w:rFonts w:ascii="宋体" w:hAnsi="宋体"/>
-          <w:sz w:val="24"/>
-        </w:rPr>
-      </w:pPr>
-      <w:r>
-        <w:rPr>
-          <w:rFonts w:ascii="宋体" w:hAnsi="宋体" w:hint="eastAsia"/>
-          <w:sz w:val="24"/>
-        </w:rPr>
-        <w:t>首次矩阵扫描按行推进。锁定前景像素后，程序会回溯其左上、正上、右上及正左四个已访问位置。当邻域均处于无标记状态时，直接赋予当前坐标一个自增的新序号；反之，则继承邻域内的最小标号，并同步利用一维数组记录各个局部标记间的等价连通关系。</w:t>
+          <w:rFonts w:ascii="宋体" w:hAnsi="宋体" w:hint="eastAsia"/>
+          <w:sz w:val="24"/>
+        </w:rPr>
+      </w:pPr>
+      <w:r>
+        <w:rPr>
+          <w:rFonts w:ascii="宋体" w:hAnsi="宋体" w:hint="eastAsia"/>
+          <w:sz w:val="24"/>
+        </w:rPr>
+        <w:t>第一遍扫描是逐行进行的。当程序读取到前景像素时，会去检查它左侧、左上、正上和右上四个已访问过的相邻位置。如果这四个邻域都没有标记，就给当前像素分配一个新的标签序号；反之，就取这些邻域里最小的标号赋给当前像素，同时利用一维数组把这几个局部标签的等价连通关系记录下来。</w:t>
       </w:r>
     </w:p>
     <w:p>
@@ -15790,7 +15791,7 @@
           <w:rFonts w:ascii="宋体" w:hAnsi="宋体" w:hint="eastAsia"/>
           <w:sz w:val="24"/>
         </w:rPr>
-        <w:t>首轮遍历会不可避免地导致同一个连续缺陷实体附带多个不同的临时标签。针对这一冗余现象，算法引入并查集的路径压缩机制，精准溯源并锁定各个等价集合的唯一根节点。在二次扫描期间，程序直接读取等价映射表，将图像矩阵中遗留的局部编号全部更新为对应的根节点序号。通过上述纯内存层面的指针与数组操作，系统高效闭环了各个独立缺陷区域的精准分割。</w:t>
+        <w:t>经过第一轮遍历，同一个缺陷实体通常会被分配好几个不同的临时编号。为了合并这些冗余编号，算法利用并查集的路径压缩机制，找出每个等价集合最终的根节点。在进行第二遍扫描时，程序直接根据建立好的等价映射表，把图像里所有的局部标签统一替换成对应的根节点序号。通过这套处理流程，系统最终准确地将各个独立的缺陷区域划分了出来。</w:t>
       </w:r>
     </w:p>
     <w:p>
@@ -17279,7 +17280,7 @@
       <w:pPr>
         <w:spacing w:line="400" w:lineRule="exact"/>
         <w:rPr>
-          <w:rFonts w:ascii="宋体" w:hAnsi="宋体" w:hint="eastAsia"/>
+          <w:rFonts w:hint="eastAsia"/>
           <w:sz w:val="24"/>
         </w:rPr>
       </w:pPr>
@@ -17292,73 +17293,83 @@
       </w:r>
       <w:r>
         <w:rPr>
-          <w:rFonts w:ascii="宋体" w:hAnsi="宋体"/>
-          <w:sz w:val="24"/>
-        </w:rPr>
-        <w:t>在</w:t>
-      </w:r>
-      <w:r>
-        <w:rPr>
+          <w:rFonts w:hint="eastAsia"/>
+          <w:sz w:val="24"/>
+        </w:rPr>
+        <w:t>在编写</w:t>
+      </w:r>
+      <w:r>
+        <w:rPr>
+          <w:rFonts w:hint="eastAsia"/>
           <w:sz w:val="24"/>
         </w:rPr>
         <w:t>C++</w:t>
       </w:r>
       <w:r>
         <w:rPr>
-          <w:rFonts w:ascii="宋体" w:hAnsi="宋体"/>
-          <w:sz w:val="24"/>
-        </w:rPr>
-        <w:t>底层工程实现中，传统基于深度优先搜索</w:t>
-      </w:r>
-      <w:r>
-        <w:rPr>
-          <w:sz w:val="24"/>
-        </w:rPr>
-        <w:t>（</w:t>
-      </w:r>
-      <w:r>
-        <w:rPr>
+          <w:rFonts w:hint="eastAsia"/>
+          <w:sz w:val="24"/>
+        </w:rPr>
+        <w:t>代码时，如果使用传统的深度优先搜索（</w:t>
+      </w:r>
+      <w:r>
+        <w:rPr>
+          <w:rFonts w:hint="eastAsia"/>
           <w:sz w:val="24"/>
         </w:rPr>
         <w:t>DFS</w:t>
       </w:r>
       <w:r>
         <w:rPr>
-          <w:sz w:val="24"/>
-        </w:rPr>
-        <w:t>）</w:t>
-      </w:r>
-      <w:r>
-        <w:rPr>
-          <w:rFonts w:ascii="宋体" w:hAnsi="宋体"/>
-          <w:sz w:val="24"/>
-        </w:rPr>
-        <w:t>的递归连通域标记算法在处理大尺度缺陷图像时，面临着较高的线程栈溢出风险。针对这一工程瓶颈，本系统引入了基于并查集机制的两遍扫描法</w:t>
-      </w:r>
-      <w:r>
-        <w:rPr>
-          <w:sz w:val="24"/>
-        </w:rPr>
-        <w:t>（</w:t>
-      </w:r>
-      <w:r>
-        <w:rPr>
+          <w:rFonts w:hint="eastAsia"/>
+          <w:sz w:val="24"/>
+        </w:rPr>
+        <w:t>）递归算法来标记连通域，当遇到面积较大的缺陷图像时，很容易出现栈溢出的问题。为了避免这种情况，本系统采用了基于并查集的两遍扫描法（</w:t>
+      </w:r>
+      <w:r>
+        <w:rPr>
+          <w:rFonts w:hint="eastAsia"/>
           <w:sz w:val="24"/>
         </w:rPr>
         <w:t>Two-Pass</w:t>
       </w:r>
       <w:r>
         <w:rPr>
-          <w:sz w:val="24"/>
-        </w:rPr>
-        <w:t>）</w:t>
-      </w:r>
-      <w:r>
-        <w:rPr>
-          <w:rFonts w:ascii="宋体" w:hAnsi="宋体"/>
-          <w:sz w:val="24"/>
-        </w:rPr>
-        <w:t>。该算法利用一维数组维护等价类关系，有效规避了深层递归调用，通过两次线性内存遍历即可完成复杂空间拓扑关系的解析。最后，系统将计算所得的各独立连通域面积与设定的真实缺陷面积阈值进行比对，以滤除残留的微小背景噪点，并将提取出的有效缺陷坐标数据跨层传递至Qt前端模块，完成最终的图形化渲染与预警。</w:t>
+          <w:rFonts w:hint="eastAsia"/>
+          <w:sz w:val="24"/>
+        </w:rPr>
+        <w:t>）。该方法利用一维数组来记录和维护等价关系，不需要进行很深的递归调用，只需对图像进行两次遍历，就能分析出各个区域的连通情况。</w:t>
+      </w:r>
+    </w:p>
+    <w:p>
+      <w:pPr>
+        <w:spacing w:line="400" w:lineRule="exact"/>
+        <w:ind w:firstLine="420"/>
+        <w:rPr>
+          <w:rFonts w:ascii="宋体" w:hAnsi="宋体" w:hint="eastAsia"/>
+          <w:sz w:val="24"/>
+        </w:rPr>
+      </w:pPr>
+      <w:r>
+        <w:rPr>
+          <w:rFonts w:hint="eastAsia"/>
+          <w:sz w:val="24"/>
+        </w:rPr>
+        <w:t>标记完成后，程序会计算出每个独立连通区域的面积，并将其与预设的缺陷面积阈值进行大小比较，从而过滤掉那些细小的背景噪点。最后，系统把筛选出的真实缺陷坐标发送给</w:t>
+      </w:r>
+      <w:r>
+        <w:rPr>
+          <w:rFonts w:hint="eastAsia"/>
+          <w:sz w:val="24"/>
+        </w:rPr>
+        <w:t>Qt</w:t>
+      </w:r>
+      <w:r>
+        <w:rPr>
+          <w:rFonts w:hint="eastAsia"/>
+          <w:sz w:val="24"/>
+        </w:rPr>
+        <w:t>界面模块，以此来完成最终的图像显示与报警提示。</w:t>
       </w:r>
     </w:p>
     <w:p>
@@ -17405,31 +17416,7 @@
         <w:rPr>
           <w:sz w:val="24"/>
         </w:rPr>
-        <w:t>软件工程的实施必须以确切的应用场景为先导。针对半导体封装环节的实际质检诉求，本章直接切入缺陷检测系统的前期剖析与评估阶段。具体工作聚焦于划定代码落地的功能与非功能边界，明确软硬件运行规范，并对</w:t>
-      </w:r>
-      <w:r>
-        <w:rPr>
-          <w:sz w:val="24"/>
-        </w:rPr>
-        <w:t>“</w:t>
-      </w:r>
-      <w:r>
-        <w:rPr>
-          <w:sz w:val="24"/>
-        </w:rPr>
-        <w:t>底层算法重构</w:t>
-      </w:r>
-      <w:r>
-        <w:rPr>
-          <w:sz w:val="24"/>
-        </w:rPr>
-        <w:t>”</w:t>
-      </w:r>
-      <w:r>
-        <w:rPr>
-          <w:sz w:val="24"/>
-        </w:rPr>
-        <w:t>这一核心技术路线展开可行性推演。上述基础性的需求界定，是后续统筹软件架构及编写核心模块的必要前提。</w:t>
+        <w:t>开发任何软件都需要建立在明确的应用场景之上。结合半导体封装产线的实际质检需要，本章重点对即将开发的缺陷检测系统进行前期需求分析。具体工作主要包括：梳理软件的功能与非功能需求，确定系统的软硬件运行环境，并针对自行编写底层图像算法这一技术路线进行可行性论证。做好上述基础的需求调研与界定，将为后续搭建软件整体架构和编写核心代码提供确切的指导方向。</w:t>
       </w:r>
     </w:p>
     <w:p>
@@ -18702,7 +18689,7 @@
           <w:rFonts w:hint="eastAsia"/>
           <w:sz w:val="24"/>
         </w:rPr>
-        <w:t>表示层：构筑前端交互接口。该域主要承载源图像矩阵的屏幕空间映射、检测阈值的动态写入，以及最终缺陷坐标的可视化锚定。</w:t>
+        <w:t>表示层：主要负责前端的交互功能。该部分实现了原始图像在界面的展示、检测参数的实时输入，以及系统识别出缺陷位置后的可视化标定。</w:t>
       </w:r>
     </w:p>
     <w:p>
@@ -18726,7 +18713,7 @@
           <w:rFonts w:hint="eastAsia"/>
           <w:sz w:val="24"/>
         </w:rPr>
-        <w:t>业务逻辑层：主导全局任务分发与状态机流转。模块内部部署并发管线，强制剥离高耗时的矩阵计算流。该机制彻底阻断了底层密集型运算对</w:t>
+        <w:t>业务逻辑层：负责整体的任务调度与流程控制。考虑到图像矩阵运算比较耗时，本层利用多线程技术将计算任务单独剥离出去。这种方式避免了复杂算法执行时导致的用户界面卡顿，实现了</w:t>
       </w:r>
       <w:r>
         <w:rPr>
@@ -18740,7 +18727,7 @@
           <w:rFonts w:hint="eastAsia"/>
           <w:sz w:val="24"/>
         </w:rPr>
-        <w:t>渲染线程的挤占，实现高频操作与后台计算的底层解耦。</w:t>
+        <w:t>渲染与后台处理的有效解耦。</w:t>
       </w:r>
     </w:p>
     <w:p>
@@ -18748,14 +18735,15 @@
         <w:spacing w:line="400" w:lineRule="exact"/>
         <w:ind w:firstLine="420"/>
         <w:rPr>
-          <w:sz w:val="24"/>
-        </w:rPr>
-      </w:pPr>
-      <w:r>
-        <w:rPr>
           <w:rFonts w:hint="eastAsia"/>
           <w:sz w:val="24"/>
         </w:rPr>
+      </w:pPr>
+      <w:r>
+        <w:rPr>
+          <w:rFonts w:hint="eastAsia"/>
+          <w:sz w:val="24"/>
+        </w:rPr>
         <w:t>3.</w:t>
       </w:r>
       <w:r>
@@ -18763,21 +18751,7 @@
           <w:rFonts w:hint="eastAsia"/>
           <w:sz w:val="24"/>
         </w:rPr>
-        <w:t>算法数据层：沉淀核心视觉算子与像素级推演逻辑。内部严格封装空域滤波、梯度寻边、形态学拓扑分析等纯</w:t>
-      </w:r>
-      <w:r>
-        <w:rPr>
-          <w:rFonts w:hint="eastAsia"/>
-          <w:sz w:val="24"/>
-        </w:rPr>
-        <w:t>C++</w:t>
-      </w:r>
-      <w:r>
-        <w:rPr>
-          <w:rFonts w:hint="eastAsia"/>
-          <w:sz w:val="24"/>
-        </w:rPr>
-        <w:t>底层算法体，不掺杂任何图形框架依赖。</w:t>
+        <w:t>算法数据层：主要包含视觉检测的核心代码逻辑。这里集中实现了空间滤波、边缘提取、形态学分析等基础图像处理算法，并且在编写时不依赖任何图形界面库。</w:t>
       </w:r>
     </w:p>
     <w:p>
@@ -18794,7 +18768,7 @@
           <w:rFonts w:hint="eastAsia"/>
           <w:sz w:val="24"/>
         </w:rPr>
-        <w:t>这种垂直分层的架构模式，确立了严密的模块调用边界。在规避代码高度耦合的同时，为核心检测逻辑的独立抽离与跨平台跨设备移植提供了确切的工程便利。</w:t>
+        <w:t>采用上述典型的分层架构模式，明确了各个模块的具体调用关系。这不仅有效降低了系统代码的耦合度，也为后续核心算法模块的独立测试与跨平台移植提供了很大的便利。</w:t>
       </w:r>
     </w:p>
     <w:p>
@@ -18987,33 +18961,7 @@
           <w:rFonts w:ascii="宋体" w:hAnsi="宋体" w:hint="eastAsia"/>
           <w:sz w:val="24"/>
         </w:rPr>
-        <w:t>文件导入与管理模块：系统支持标准工业图像格式文件的读取与解析。用户可通过图形界面的文件选择器批量导入待检测的芯片图像，并将其加载至主渲染视图中。为了规范数据管理，系统推荐采用层次化的文件夹结构，将样本分为</w:t>
-      </w:r>
-      <w:r>
-        <w:rPr>
-          <w:sz w:val="24"/>
-        </w:rPr>
-        <w:t>defect</w:t>
-      </w:r>
-      <w:r>
-        <w:rPr>
-          <w:rFonts w:ascii="宋体" w:hAnsi="宋体" w:hint="eastAsia"/>
-          <w:sz w:val="24"/>
-        </w:rPr>
-        <w:t>（缺陷图像集）和</w:t>
-      </w:r>
-      <w:r>
-        <w:rPr>
-          <w:sz w:val="24"/>
-        </w:rPr>
-        <w:t>standard</w:t>
-      </w:r>
-      <w:r>
-        <w:rPr>
-          <w:rFonts w:ascii="宋体" w:hAnsi="宋体" w:hint="eastAsia"/>
-          <w:sz w:val="24"/>
-        </w:rPr>
-        <w:t>（标准模板图像）两大类。</w:t>
+        <w:t>文件导入与管理模块：系统能够读取和解析常见的工业图像格式。用户利用界面的文件选择功能，可以批量把待检测的芯片图片加载到主显示窗口中。为了方便对样本数据进行规范化管理，建议采用分层级的文件夹目录，将图像主要分为defect（缺陷图片集）和standard（标准模板）两类。</w:t>
       </w:r>
     </w:p>
     <w:p>
@@ -19037,20 +18985,7 @@
           <w:rFonts w:ascii="宋体" w:hAnsi="宋体" w:hint="eastAsia"/>
           <w:sz w:val="24"/>
         </w:rPr>
-        <w:t>预处理与模板匹配模块：该模块集成了多尺度的图像预处理工具。针对不同的光照环境和图像噪声，用户可自主配置双边滤波、高斯滤波、</w:t>
-      </w:r>
-      <w:r>
-        <w:rPr>
-          <w:sz w:val="24"/>
-        </w:rPr>
-        <w:t>Retinex</w:t>
-      </w:r>
-      <w:r>
-        <w:rPr>
-          <w:rFonts w:ascii="宋体" w:hAnsi="宋体" w:hint="eastAsia"/>
-          <w:sz w:val="24"/>
-        </w:rPr>
-        <w:t>光照补偿及图像锐化等操作。系统通过构建图像金字塔实现多分辨率下的快速模板定位。</w:t>
+        <w:t>预处理与模板定位模块：本模块包含了多种基础的图像处理功能。如果遇到光照变化或噪点较多的情况，用户可以在界面上勾选使用高斯滤波、双边滤波、Retinex光照补偿或者图像锐化等操作。同时，系统通过建立图像金字塔模型，实现了不同分辨率下的快速模板匹配与定位。</w:t>
       </w:r>
     </w:p>
     <w:p>
@@ -19067,14 +19002,14 @@
           <w:rFonts w:ascii="宋体" w:hAnsi="宋体" w:hint="eastAsia"/>
           <w:sz w:val="24"/>
         </w:rPr>
-        <w:t>3.前景提取</w:t>
-      </w:r>
-      <w:r>
-        <w:rPr>
-          <w:rFonts w:ascii="宋体" w:hAnsi="宋体" w:hint="eastAsia"/>
-          <w:sz w:val="24"/>
-        </w:rPr>
-        <w:t>模块：提供从图像二值化到目标提取的完整流程。系统在执行阈值分割前背景分离后，利用连通域分析算法计算各个独立像素块的拓扑结构。该模块能够有效滤除背景噪声，将离散的异常区域封装为独立的候选目标，并提取其几何特征参数。</w:t>
+        <w:t>3.特征</w:t>
+      </w:r>
+      <w:r>
+        <w:rPr>
+          <w:rFonts w:ascii="宋体" w:hAnsi="宋体" w:hint="eastAsia"/>
+          <w:sz w:val="24"/>
+        </w:rPr>
+        <w:t>提取模块：主要负责从二值化到缺陷目标分离的完整流程。在利用阈值分割把背景剥离后，程序会调用连通域算法去分析剩余像素块的连通状态。这一步能有效过滤掉细微的背景噪点，把疑似缺陷的区域单独标记出来，并计算出它们的几何参数。</w:t>
       </w:r>
     </w:p>
     <w:p>
@@ -19098,7 +19033,21 @@
           <w:rFonts w:ascii="宋体" w:hAnsi="宋体" w:hint="eastAsia"/>
           <w:sz w:val="24"/>
         </w:rPr>
-        <w:t>缺陷分析决策模块：作为系统的核心判别模块，主要负责从底层特征数据到高层业务逻辑的映射。系统依据连通域的多维形态学特征（如长宽比、面积、紧凑度等）执行分类器判定，识别出划痕、崩边等具体缺陷类型，并评估整体良率。检测完成后，前端界面将同步渲染缺陷标识框，实现结果的实时可视化反馈。</w:t>
+        <w:t>缺陷</w:t>
+      </w:r>
+      <w:r>
+        <w:rPr>
+          <w:rFonts w:ascii="宋体" w:hAnsi="宋体" w:hint="eastAsia"/>
+          <w:sz w:val="24"/>
+        </w:rPr>
+        <w:t>检测</w:t>
+      </w:r>
+      <w:r>
+        <w:rPr>
+          <w:rFonts w:ascii="宋体" w:hAnsi="宋体" w:hint="eastAsia"/>
+          <w:sz w:val="24"/>
+        </w:rPr>
+        <w:t>模块：这是软件进行判断的核心部分。系统会根据上一步提取到的连通域特征（例如面积、长宽比、紧凑度等指标），来识别该区域具体是划痕还是崩边，并据此统计产品的整体良率。检测步骤结束后，软件前端界面会立刻用标识框把缺陷位置圈出来，方便人工进行直观复查。</w:t>
       </w:r>
     </w:p>
     <w:p>
@@ -19115,21 +19064,7 @@
           <w:rFonts w:ascii="宋体" w:hAnsi="宋体" w:hint="eastAsia"/>
           <w:sz w:val="24"/>
         </w:rPr>
-        <w:t>5.</w:t>
-      </w:r>
-      <w:r>
-        <w:rPr>
-          <w:rFonts w:ascii="宋体" w:hAnsi="宋体" w:hint="eastAsia"/>
-          <w:sz w:val="24"/>
-        </w:rPr>
-        <w:t>结果输出模块：支持将检测结果、缺陷类型及统计数据结构化导出</w:t>
-      </w:r>
-      <w:r>
-        <w:rPr>
-          <w:rFonts w:ascii="宋体" w:hAnsi="宋体" w:hint="eastAsia"/>
-          <w:sz w:val="24"/>
-        </w:rPr>
-        <w:t>。</w:t>
+        <w:t>结果导出模块：主要用于将最终的检测结论、缺陷分类情况以及相关的统计数据，按照固定格式进行保存和导出。</w:t>
       </w:r>
     </w:p>
     <w:p>
@@ -20142,7 +20077,14 @@
           <w:rFonts w:ascii="宋体" w:hAnsi="宋体" w:hint="eastAsia"/>
           <w:sz w:val="24"/>
         </w:rPr>
-        <w:t>系统启动并完成主线程初始化后，用户可通过主界面菜单栏或快捷工具栏触发图像导入流程。具体交互与处理逻辑如下：</w:t>
+        <w:t>系统</w:t>
+      </w:r>
+      <w:r>
+        <w:rPr>
+          <w:rFonts w:ascii="宋体" w:hAnsi="宋体" w:hint="eastAsia"/>
+          <w:sz w:val="24"/>
+        </w:rPr>
+        <w:t>系统运行并完成初始化之后，用户可以利用主界面上的菜单栏或快捷工具按钮来导入待检测的图片。主要的操作与处理过程如下：</w:t>
       </w:r>
     </w:p>
     <w:p>
@@ -20159,20 +20101,7 @@
           <w:rFonts w:ascii="宋体" w:hAnsi="宋体" w:hint="eastAsia"/>
           <w:sz w:val="24"/>
         </w:rPr>
-        <w:t xml:space="preserve">首先，用户点击“文件”菜单下的“打开图像”选项，系统前端将调用 </w:t>
-      </w:r>
-      <w:r>
-        <w:rPr>
-          <w:sz w:val="24"/>
-        </w:rPr>
-        <w:t>Qt</w:t>
-      </w:r>
-      <w:r>
-        <w:rPr>
-          <w:rFonts w:ascii="宋体" w:hAnsi="宋体" w:hint="eastAsia"/>
-          <w:sz w:val="24"/>
-        </w:rPr>
-        <w:t xml:space="preserve"> 框架的 </w:t>
+        <w:t>当用户点击“文件”菜单中的“打开图像”选项时，程序会弹出Qt自带的</w:t>
       </w:r>
       <w:r>
         <w:rPr>
@@ -20185,7 +20114,7 @@
           <w:rFonts w:ascii="宋体" w:hAnsi="宋体" w:hint="eastAsia"/>
           <w:sz w:val="24"/>
         </w:rPr>
-        <w:t xml:space="preserve"> 标准文件对话框。为保证数据合规性，对话框内预设了严格的格式过滤器，仅允许展示和选中受支持的图像格式后缀文件，从而在入口处拦截非预期的文件类型。</w:t>
+        <w:t>文件选择对话框。为了防止后续读取出错，代码中为该对话框提前设置了后缀名过滤功能，使其只显示软件支持的图片格式，从而避免了用户误选其他类型的文件。</w:t>
       </w:r>
     </w:p>
     <w:p>
@@ -20202,20 +20131,7 @@
           <w:rFonts w:ascii="宋体" w:hAnsi="宋体" w:hint="eastAsia"/>
           <w:sz w:val="24"/>
         </w:rPr>
-        <w:t>当用户完成文件选择后，系统进入加载与渲染阶段。前端利用</w:t>
-      </w:r>
-      <w:r>
-        <w:rPr>
-          <w:sz w:val="24"/>
-        </w:rPr>
-        <w:t xml:space="preserve"> Qt</w:t>
-      </w:r>
-      <w:r>
-        <w:rPr>
-          <w:rFonts w:ascii="宋体" w:hAnsi="宋体" w:hint="eastAsia"/>
-          <w:sz w:val="24"/>
-        </w:rPr>
-        <w:t xml:space="preserve"> 的绘图机制（如 </w:t>
+        <w:t>在用户选定目标文件并确认后，系统便开始进行加载和界面显示。前端主要依靠 Qt 的</w:t>
       </w:r>
       <w:r>
         <w:rPr>
@@ -20228,20 +20144,20 @@
           <w:rFonts w:ascii="宋体" w:hAnsi="宋体" w:hint="eastAsia"/>
           <w:sz w:val="24"/>
         </w:rPr>
-        <w:t xml:space="preserve"> 或</w:t>
-      </w:r>
-      <w:r>
-        <w:rPr>
-          <w:sz w:val="24"/>
-        </w:rPr>
-        <w:t xml:space="preserve"> QPixmap</w:t>
-      </w:r>
-      <w:r>
-        <w:rPr>
-          <w:rFonts w:ascii="宋体" w:hAnsi="宋体" w:hint="eastAsia"/>
-          <w:sz w:val="24"/>
-        </w:rPr>
-        <w:t>）将图像快速加载至主渲染视图（</w:t>
+        <w:t>或</w:t>
+      </w:r>
+      <w:r>
+        <w:rPr>
+          <w:sz w:val="24"/>
+        </w:rPr>
+        <w:t>QPixmap</w:t>
+      </w:r>
+      <w:r>
+        <w:rPr>
+          <w:rFonts w:ascii="宋体" w:hAnsi="宋体" w:hint="eastAsia"/>
+          <w:sz w:val="24"/>
+        </w:rPr>
+        <w:t>类，将图片迅速展示在主操作区域（</w:t>
       </w:r>
       <w:r>
         <w:rPr>
@@ -20254,27 +20170,7 @@
           <w:rFonts w:ascii="宋体" w:hAnsi="宋体" w:hint="eastAsia"/>
           <w:sz w:val="24"/>
         </w:rPr>
-        <w:t>）中。在此过程中，按通道读取像素灰度值，并依据图像的宽高信息，为其动态分配内存池空间，实例化为后续算法调用的矩阵对象。</w:t>
-      </w:r>
-      <w:r>
-        <w:rPr>
-          <w:rFonts w:ascii="宋体" w:hAnsi="宋体" w:hint="eastAsia"/>
-          <w:sz w:val="24"/>
-        </w:rPr>
-        <w:t>导入流程如图</w:t>
-      </w:r>
-      <w:r>
-        <w:rPr>
-          <w:sz w:val="24"/>
-        </w:rPr>
-        <w:t>5.1</w:t>
-      </w:r>
-      <w:r>
-        <w:rPr>
-          <w:rFonts w:ascii="宋体" w:hAnsi="宋体" w:hint="eastAsia"/>
-          <w:sz w:val="24"/>
-        </w:rPr>
-        <w:t>。</w:t>
+        <w:t>）内。与此同时，后台程序会读取这张图像的宽度、高度以及像素的灰度值，并根据这些尺寸信息在内存中申请合适的空间，将其转换成后续算法能够直接调用的矩阵形式。具体的导入流程如图5.1所示。</w:t>
       </w:r>
     </w:p>
     <w:p>
@@ -20388,7 +20284,7 @@
           <w:rFonts w:ascii="宋体" w:hAnsi="宋体"/>
           <w:sz w:val="24"/>
         </w:rPr>
-        <w:t>在可视化窗口成功加载图像后，用户可通过鼠标操作与图像进行深度交互。例如，利用鼠标滚轮可对局部微小缺陷区域进行缩放，按住鼠标左键可对超出视窗范围的高分辨率图像进行自由平移。同时，系统界面的状态栏与侧边属性面板会实时同步更新当前图像的元数据，包括当前图像的色彩空间、分辨率尺寸（宽×高）为用户后续观察细节提供直观的物理参数参考。</w:t>
+        <w:t>图像在界面加载成功后，用户能通过鼠标方便地查看画面细节。例如，滑动滚轮可对局部区域进行缩放，以便观察微小缺陷；若图片尺寸超出当前窗口，按住左键拖动即可平移图像。同时，软件界面的状态栏与侧边面板会自动显示该图片的基本信息，主要包括当前的色彩空间和长宽分辨率。这些实时更新的参数，为后续的人工作业与观察提供了直观的数据参考。</w:t>
       </w:r>
     </w:p>
     <w:p>
@@ -20850,16 +20746,16 @@
         <w:spacing w:line="400" w:lineRule="exact"/>
         <w:ind w:firstLine="420"/>
         <w:rPr>
-          <w:rFonts w:ascii="宋体" w:hAnsi="宋体"/>
-          <w:sz w:val="24"/>
-        </w:rPr>
-      </w:pPr>
-      <w:r>
-        <w:rPr>
-          <w:rFonts w:ascii="宋体" w:hAnsi="宋体" w:hint="eastAsia"/>
-          <w:sz w:val="24"/>
-        </w:rPr>
-        <w:t>常规的线性平滑算子（如高斯滤波）主要依赖像素的空间几何距离来分配权重，在抑制随机干扰时常伴随图像高频细节退化的固有缺陷。考虑到芯片表面的微小划痕与局部崩边在图像矩阵中恰好表现为剧烈的高频阶跃信号，若在预处理阶段直接沿用线性平滑，极易导致关键的物理缺陷被当作噪声抹平，进而从源头上拉低系统的定位精度。</w:t>
+          <w:rFonts w:ascii="宋体" w:hAnsi="宋体" w:hint="eastAsia"/>
+          <w:sz w:val="24"/>
+        </w:rPr>
+      </w:pPr>
+      <w:r>
+        <w:rPr>
+          <w:rFonts w:ascii="宋体" w:hAnsi="宋体" w:hint="eastAsia"/>
+          <w:sz w:val="24"/>
+        </w:rPr>
+        <w:t>常见的高斯滤波等线性平滑算法，主要根据像素间的空间距离来分配权重。这种方法在去除噪声的同时，往往也会把图像边缘的细节给模糊掉。考虑到芯片表面的细小划痕和崩边在图像中通常表现为灰度值剧烈变化的边缘特征，如果直接使用线性平滑处理，很容易把这些真正的缺陷当成噪点一起抹平，从而降低系统的最终检测精度。</w:t>
       </w:r>
     </w:p>
     <w:p>
@@ -20867,16 +20763,16 @@
         <w:spacing w:line="400" w:lineRule="exact"/>
         <w:ind w:firstLine="420"/>
         <w:rPr>
-          <w:rFonts w:ascii="宋体" w:hAnsi="宋体"/>
-          <w:sz w:val="24"/>
-        </w:rPr>
-      </w:pPr>
-      <w:r>
-        <w:rPr>
-          <w:rFonts w:ascii="宋体" w:hAnsi="宋体" w:hint="eastAsia"/>
-          <w:sz w:val="24"/>
-        </w:rPr>
-        <w:t>为规避上述工程隐患，本系统确立了以双边滤波（Bilateral Filtering）为主的非线性降噪路线。该算子的底层机制打破了单一的空间距离权重逻辑，将像素点的灰度相似度同步纳入卷积核的计算范畴。当滤波窗口遍历芯片平坦背景时，由于局部灰度波动微弱，算法会自适应赋予较高的权重系数执行深度平滑；而一旦检测核滑过缺陷边缘等像素剧变区域，由灰度差值触发的惩罚机制将迅速压低邻接权重。</w:t>
+          <w:rFonts w:ascii="宋体" w:hAnsi="宋体" w:hint="eastAsia"/>
+          <w:sz w:val="24"/>
+        </w:rPr>
+      </w:pPr>
+      <w:r>
+        <w:rPr>
+          <w:rFonts w:ascii="宋体" w:hAnsi="宋体" w:hint="eastAsia"/>
+          <w:sz w:val="24"/>
+        </w:rPr>
+        <w:t>为了解决这个问题，本系统在预处理阶段选择了双边滤波（Bilateral Filtering）算法进行降噪。这种算法不仅考虑了像素的空间距离，还把像素之间的灰度差异也加到了权重的计算当中。当滤波窗口在灰度比较均匀的芯片背景上移动时，算法能起到很好的平滑去噪作用；而当窗口经过缺陷边缘时，由于相邻像素的灰度相差很大，算法会自动降低周边像素的权重。</w:t>
       </w:r>
     </w:p>
     <w:p>
@@ -20893,7 +20789,14 @@
           <w:rFonts w:ascii="宋体" w:hAnsi="宋体" w:hint="eastAsia"/>
           <w:sz w:val="24"/>
         </w:rPr>
-        <w:t>这种基于“空间-灰度”双重约束的运算策略，从根本上阻断了边缘两侧像素的越界融合。在实际的模块联调中，该算法不仅大幅衰减了光学采集带来的背景杂波，更以极高的保真度保留了细小缺陷的轮廓特征。这种高质量的前端像素处理，为后续的背景差分、形态学分割及坐标提取扫清了底层数据干扰，构筑了更为稳健的检测基线。</w:t>
+        <w:t>这种结合了空间和灰度双重信息的处理方式，有效防止了边缘两侧像素的相互模糊。从实际的运行效果来看，双边滤波不仅较好地抑制了拍摄时产生的背景杂波，还清晰地保留了微小缺陷的轮廓特征。通过这一步良好的预处理，去除了不必要的数据干扰，为后面进行图像分割和缺陷坐标提取打下了坚实的基础</w:t>
+      </w:r>
+      <w:r>
+        <w:rPr>
+          <w:rFonts w:ascii="宋体" w:hAnsi="宋体" w:hint="eastAsia"/>
+          <w:sz w:val="24"/>
+        </w:rPr>
+        <w:t>。</w:t>
       </w:r>
       <w:r>
         <w:rPr>
@@ -21433,7 +21336,6 @@
           <w:rFonts w:ascii="宋体" w:eastAsia="宋体" w:hAnsi="宋体" w:cs="Courier New"/>
           <w:color w:val="006666"/>
         </w:rPr>
-        <w:lastRenderedPageBreak/>
         <w:t>2</w:t>
       </w:r>
       <w:r>
@@ -21642,6 +21544,7 @@
           <w:rFonts w:ascii="宋体" w:eastAsia="宋体" w:hAnsi="宋体" w:cs="Courier New"/>
           <w:color w:val="006666"/>
         </w:rPr>
+        <w:lastRenderedPageBreak/>
         <w:t>4</w:t>
       </w:r>
       <w:r>
@@ -25500,7 +25403,16 @@
                 <w:kern w:val="0"/>
                 <w:sz w:val="24"/>
               </w:rPr>
-              <w:t>平滑的空间范围，类似于高斯滤波。越大，参与平滑的邻域越广，图像整体越模糊。</w:t>
+              <w:t>平滑的空间范围，类似于高斯滤波。越大，参与平滑的邻域越广，图像整体越模</w:t>
+            </w:r>
+            <w:r>
+              <w:rPr>
+                <w:rFonts w:ascii="宋体" w:hAnsi="宋体" w:cs="Courier New"/>
+                <w:kern w:val="0"/>
+                <w:sz w:val="24"/>
+              </w:rPr>
+              <w:lastRenderedPageBreak/>
+              <w:t>糊。</w:t>
             </w:r>
           </w:p>
         </w:tc>
@@ -25662,16 +25574,16 @@
         <w:spacing w:line="400" w:lineRule="exact"/>
         <w:ind w:firstLine="420"/>
         <w:rPr>
-          <w:rFonts w:ascii="宋体" w:hAnsi="宋体"/>
-          <w:sz w:val="24"/>
-        </w:rPr>
-      </w:pPr>
-      <w:r>
-        <w:rPr>
-          <w:rFonts w:ascii="宋体" w:hAnsi="宋体" w:hint="eastAsia"/>
-          <w:sz w:val="24"/>
-        </w:rPr>
-        <w:t>根据颜色恒常性理论，一幅图像可以被拆分为环境光照和物体表面反射两个独立分量。针对工业现场光照不足导致暗部细节丢失的问题，本系统利用单尺度</w:t>
+          <w:rFonts w:ascii="宋体" w:hAnsi="宋体" w:hint="eastAsia"/>
+          <w:sz w:val="24"/>
+        </w:rPr>
+      </w:pPr>
+      <w:r>
+        <w:rPr>
+          <w:rFonts w:ascii="宋体" w:hAnsi="宋体" w:hint="eastAsia"/>
+          <w:sz w:val="24"/>
+        </w:rPr>
+        <w:t>根据颜色恒常性理论，一幅图像可以看作是由环境光照和物体表面反射两个独立分量组成的。针对由于车间光照不均导致图片暗部细节不清晰的问题，本系统使用了单尺度</w:t>
       </w:r>
       <w:r>
         <w:rPr>
@@ -25702,7 +25614,7 @@
           <w:rFonts w:ascii="宋体" w:hAnsi="宋体" w:hint="eastAsia"/>
           <w:sz w:val="24"/>
         </w:rPr>
-        <w:t>算法对原始图像进行了亮度增强与底层细节恢复。</w:t>
+        <w:t>算法来增强图像亮度并恢复细节。</w:t>
       </w:r>
     </w:p>
     <w:p>
@@ -25710,16 +25622,16 @@
         <w:spacing w:line="400" w:lineRule="exact"/>
         <w:ind w:firstLine="420"/>
         <w:rPr>
-          <w:rFonts w:ascii="宋体" w:hAnsi="宋体"/>
-          <w:sz w:val="24"/>
-        </w:rPr>
-      </w:pPr>
-      <w:r>
-        <w:rPr>
-          <w:rFonts w:ascii="宋体" w:hAnsi="宋体" w:hint="eastAsia"/>
-          <w:sz w:val="24"/>
-        </w:rPr>
-        <w:t>具体编码实现中，程序会对传入的灰度矩阵执行一次全局遍历，预先计算并保存积分图数据。在随后的滤波窗口滑动阶段，借助这张积分图，任意尺寸邻域内的像素求和操作都被简化为了直接查表和三次基础加减法。这种“空间换时间”的数据存储方式，使得局部均值的求解时间被严格控制在常数级别</w:t>
+          <w:rFonts w:ascii="宋体" w:hAnsi="宋体" w:hint="eastAsia"/>
+          <w:sz w:val="24"/>
+        </w:rPr>
+      </w:pPr>
+      <w:r>
+        <w:rPr>
+          <w:rFonts w:ascii="宋体" w:hAnsi="宋体" w:hint="eastAsia"/>
+          <w:sz w:val="24"/>
+        </w:rPr>
+        <w:t>在编写算法代码时，程序首先遍历一次灰度矩阵，计算并保存积分图。在计算局部均值时，利用这张积分图，可以将任意大小邻域内的像素求和操作转换为查表和简单的加减运算。这种以空间换时间的做法，让局部均值的计算时间复杂度降到了</w:t>
       </w:r>
       <w:r>
         <w:rPr>
@@ -25732,7 +25644,7 @@
           <w:rFonts w:ascii="宋体" w:hAnsi="宋体" w:hint="eastAsia"/>
           <w:sz w:val="24"/>
         </w:rPr>
-        <w:t>。计算所得的局部均值，在算法逻辑中就直接作为当前位置光照分量 L 的近似估计值。</w:t>
+        <w:t>。计算得出的局部均值，就可以直接作为该像素点光照分量L的估计值。</w:t>
       </w:r>
     </w:p>
     <w:p>
@@ -25740,70 +25652,64 @@
         <w:spacing w:line="400" w:lineRule="exact"/>
         <w:ind w:firstLine="420"/>
         <w:rPr>
+          <w:rFonts w:ascii="宋体" w:hAnsi="宋体" w:hint="eastAsia"/>
+          <w:sz w:val="24"/>
+        </w:rPr>
+      </w:pPr>
+      <w:r>
+        <w:rPr>
+          <w:rFonts w:ascii="宋体" w:hAnsi="宋体" w:hint="eastAsia"/>
+          <w:sz w:val="24"/>
+        </w:rPr>
+        <w:t>为了模仿人眼对光线的感知特点，程序接着将原始灰度值</w:t>
+      </w:r>
+      <w:r>
+        <w:rPr>
           <w:rFonts w:ascii="宋体" w:hAnsi="宋体"/>
           <w:sz w:val="24"/>
         </w:rPr>
-      </w:pPr>
-      <w:r>
-        <w:rPr>
-          <w:rFonts w:ascii="宋体" w:hAnsi="宋体" w:hint="eastAsia"/>
-          <w:sz w:val="24"/>
-        </w:rPr>
-        <w:t>为了模拟人眼对光线的非线性感知，代码紧接着将中心像素的原始灰度</w:t>
+        <w:t>S</w:t>
+      </w:r>
+      <w:r>
+        <w:rPr>
+          <w:rFonts w:ascii="宋体" w:hAnsi="宋体" w:hint="eastAsia"/>
+          <w:sz w:val="24"/>
+        </w:rPr>
+        <w:t>和算出的光照分量</w:t>
       </w:r>
       <w:r>
         <w:rPr>
           <w:rFonts w:ascii="宋体" w:hAnsi="宋体"/>
           <w:sz w:val="24"/>
         </w:rPr>
-        <w:t>S</w:t>
-      </w:r>
-      <w:r>
-        <w:rPr>
-          <w:rFonts w:ascii="宋体" w:hAnsi="宋体" w:hint="eastAsia"/>
-          <w:sz w:val="24"/>
-        </w:rPr>
-        <w:t>与估算出的照度</w:t>
+        <w:t>L</w:t>
+      </w:r>
+      <w:r>
+        <w:rPr>
+          <w:rFonts w:ascii="宋体" w:hAnsi="宋体" w:hint="eastAsia"/>
+          <w:sz w:val="24"/>
+        </w:rPr>
+        <w:t>放入对数空间中相减，也就是计算</w:t>
+      </w:r>
+      <w:r>
+        <w:rPr>
+          <w:sz w:val="24"/>
+        </w:rPr>
+        <w:t>log(S)−log(L)</w:t>
+      </w:r>
+      <w:r>
+        <w:rPr>
+          <w:rFonts w:ascii="宋体" w:hAnsi="宋体" w:hint="eastAsia"/>
+          <w:sz w:val="24"/>
+        </w:rPr>
+        <w:t>。经过这一步计算，就能去除外部光照不均带来的影响，提取出反映芯片表面真实纹理和缺陷的反射率分量</w:t>
       </w:r>
       <w:r>
         <w:rPr>
           <w:rFonts w:ascii="宋体" w:hAnsi="宋体"/>
           <w:sz w:val="24"/>
         </w:rPr>
-        <w:t>L</w:t>
-      </w:r>
-      <w:r>
-        <w:rPr>
-          <w:rFonts w:ascii="宋体" w:hAnsi="宋体" w:hint="eastAsia"/>
-          <w:sz w:val="24"/>
-        </w:rPr>
-        <w:t>转换到对数空间执行作差运算（即</w:t>
-      </w:r>
-      <w:r>
-        <w:rPr>
-          <w:sz w:val="24"/>
-        </w:rPr>
-        <w:t>log(S)−log(L)</w:t>
-      </w:r>
-      <w:r>
-        <w:rPr>
-          <w:sz w:val="24"/>
-        </w:rPr>
-        <w:t>）</w:t>
-      </w:r>
-      <w:r>
-        <w:rPr>
-          <w:rFonts w:ascii="宋体" w:hAnsi="宋体" w:hint="eastAsia"/>
-          <w:sz w:val="24"/>
-        </w:rPr>
-        <w:t>。通过这一步数学转换，系统能够有效剔除外部光照条件带来的乘性干扰，成功分离出真正代表芯片表面缺陷和纹理的反射率数据</w:t>
-      </w:r>
-      <w:r>
-        <w:rPr>
-          <w:rFonts w:ascii="宋体" w:hAnsi="宋体"/>
-          <w:sz w:val="24"/>
-        </w:rPr>
-        <w:t xml:space="preserve"> R</w:t>
+        <w:t>R</w:t>
       </w:r>
       <w:r>
         <w:rPr>
@@ -25827,20 +25733,20 @@
           <w:rFonts w:ascii="宋体" w:hAnsi="宋体" w:hint="eastAsia"/>
           <w:sz w:val="24"/>
         </w:rPr>
-        <w:t>考虑到对数域解算出的 R 矩阵通常包含负数，且数值跨度较窄，无法直接用于屏幕显示。因此，在处理函数的末尾阶段，系统会扫描全局的最大与最小值，利用线性拉伸公式将所有的浮点数据强制归一化到</w:t>
-      </w:r>
-      <w:r>
-        <w:rPr>
-          <w:sz w:val="24"/>
-        </w:rPr>
-        <w:t>0~255</w:t>
-      </w:r>
-      <w:r>
-        <w:rPr>
-          <w:rFonts w:ascii="宋体" w:hAnsi="宋体" w:hint="eastAsia"/>
-          <w:sz w:val="24"/>
-        </w:rPr>
-        <w:t>的标准灰阶区间。从实际的运行表现来看，这套引入了积分图加速的增强模块，不仅清晰地还原了芯片暗部的微小划痕，也很好地兼顾了高分辨率图片的处理速度。</w:t>
+        <w:t>由于在对数域算出的R矩阵带有负数，且数值范围较小，无法直接转化为图片显示。因此在最后一步，程序会找出矩阵中的最大和最小值，通过线性拉伸公式将数据重新映射回0到255的常规灰度区间。测试结果表明，使用积分图加速的</w:t>
+      </w:r>
+      <w:r>
+        <w:rPr>
+          <w:sz w:val="24"/>
+        </w:rPr>
+        <w:t>SSR</w:t>
+      </w:r>
+      <w:r>
+        <w:rPr>
+          <w:rFonts w:ascii="宋体" w:hAnsi="宋体" w:hint="eastAsia"/>
+          <w:sz w:val="24"/>
+        </w:rPr>
+        <w:t>算法，既能把处于暗处的细小划痕显示清楚，又保证了较快的图像处理速度。</w:t>
       </w:r>
     </w:p>
     <w:p>
@@ -26729,7 +26635,6 @@
           <w:rFonts w:ascii="宋体" w:eastAsia="宋体" w:hAnsi="宋体" w:cs="Courier New"/>
           <w:color w:val="006666"/>
         </w:rPr>
-        <w:lastRenderedPageBreak/>
         <w:t>6</w:t>
       </w:r>
       <w:r>
@@ -27474,6 +27379,7 @@
           <w:rFonts w:ascii="宋体" w:eastAsia="宋体" w:hAnsi="宋体" w:cs="Courier New"/>
           <w:color w:val="006666"/>
         </w:rPr>
+        <w:lastRenderedPageBreak/>
         <w:t>10</w:t>
       </w:r>
       <w:r>
@@ -31320,7 +31226,6 @@
           <w:rFonts w:ascii="宋体" w:hAnsi="宋体"/>
           <w:sz w:val="24"/>
         </w:rPr>
-        <w:lastRenderedPageBreak/>
         <w:tab/>
       </w:r>
       <w:r>
@@ -31367,6 +31272,7 @@
                 <w:sz w:val="24"/>
                 <w14:ligatures w14:val="standardContextual"/>
               </w:rPr>
+              <w:lastRenderedPageBreak/>
               <w:drawing>
                 <wp:inline distT="0" distB="0" distL="0" distR="0" wp14:anchorId="3CC1F632" wp14:editId="780EB0C1">
                   <wp:extent cx="2700000" cy="3070800"/>
@@ -31580,16 +31486,16 @@
         <w:spacing w:line="400" w:lineRule="exact"/>
         <w:ind w:firstLine="420"/>
         <w:rPr>
-          <w:rFonts w:ascii="宋体" w:hAnsi="宋体"/>
-          <w:sz w:val="24"/>
-        </w:rPr>
-      </w:pPr>
-      <w:r>
-        <w:rPr>
-          <w:rFonts w:ascii="宋体" w:hAnsi="宋体" w:hint="eastAsia"/>
-          <w:sz w:val="24"/>
-        </w:rPr>
-        <w:t>针对高分辨率图像下全局滑动窗口计算开销过大的问题，本模块在模板匹配环节引入了多尺度金字塔架构，利用“由粗到精”的搜索路径来压缩冗余的遍历耗时。</w:t>
+          <w:rFonts w:ascii="宋体" w:hAnsi="宋体" w:hint="eastAsia"/>
+          <w:sz w:val="24"/>
+        </w:rPr>
+      </w:pPr>
+      <w:r>
+        <w:rPr>
+          <w:rFonts w:ascii="宋体" w:hAnsi="宋体" w:hint="eastAsia"/>
+          <w:sz w:val="24"/>
+        </w:rPr>
+        <w:t>在处理高分辨率图片时，如果直接使用全局滑动窗口进行模板匹配，会导致计算开销过大。为了解决这个问题，本模块采用了多尺度图像金字塔结构，通过一种“由粗到精”的搜索方式来节省计算时间。</w:t>
       </w:r>
     </w:p>
     <w:p>
@@ -31597,16 +31503,16 @@
         <w:spacing w:line="400" w:lineRule="exact"/>
         <w:ind w:firstLine="420"/>
         <w:rPr>
-          <w:rFonts w:ascii="宋体" w:hAnsi="宋体"/>
-          <w:sz w:val="24"/>
-        </w:rPr>
-      </w:pPr>
-      <w:r>
-        <w:rPr>
-          <w:rFonts w:ascii="宋体" w:hAnsi="宋体" w:hint="eastAsia"/>
-          <w:sz w:val="24"/>
-        </w:rPr>
-        <w:t>在代码初始化阶段，程序依据隔行下采样法则，预先在内存中构建了包含原始分辨率（L0）、二分之一缩放（L1）及四分之一缩放（L2）的三阶数据金字塔。实际的定位运算直接从 L2 顶层启动。由于该层矩阵面积已被压缩至原图的十六分之一，系统能够以极小的计算代价快速扫出目标的粗略位置。</w:t>
+          <w:rFonts w:ascii="宋体" w:hAnsi="宋体" w:hint="eastAsia"/>
+          <w:sz w:val="24"/>
+        </w:rPr>
+      </w:pPr>
+      <w:r>
+        <w:rPr>
+          <w:rFonts w:ascii="宋体" w:hAnsi="宋体" w:hint="eastAsia"/>
+          <w:sz w:val="24"/>
+        </w:rPr>
+        <w:t>在代码运行的初始阶段，程序首先利用下采样方法，生成了包含三层分辨率的图像金字塔：即原始大小的原图（L0）、长宽缩小一半的图像（L1）以及长宽缩小至四分之一的图像（L2）。实际的匹配过程直接从最顶层的 L2 层开始。由于 L2 层的图像总面积只有原来的十六分之一，所以系统能够用很少的计算量，迅速找出目标区域的大致位置。</w:t>
       </w:r>
     </w:p>
     <w:p>
@@ -31614,16 +31520,16 @@
         <w:spacing w:line="400" w:lineRule="exact"/>
         <w:ind w:firstLine="420"/>
         <w:rPr>
-          <w:rFonts w:ascii="宋体" w:hAnsi="宋体"/>
-          <w:sz w:val="24"/>
-        </w:rPr>
-      </w:pPr>
-      <w:r>
-        <w:rPr>
-          <w:rFonts w:ascii="宋体" w:hAnsi="宋体" w:hint="eastAsia"/>
-          <w:sz w:val="24"/>
-        </w:rPr>
-        <w:t>粗定位一旦完成，程序即转入逐层向下的坐标映射与微调流程。具体逻辑是：将上层锁定的坐标参数乘以尺度系数，换算至下一层特征图，并严格以此为基准，在划定的极小局部邻域内展开二次特征匹配。这种“投影-局部搜索”的迭代循环会一直推进至最底层的 L0 原始矩阵，从而确立目标像素级的精确坐标。</w:t>
+          <w:rFonts w:ascii="宋体" w:hAnsi="宋体" w:hint="eastAsia"/>
+          <w:sz w:val="24"/>
+        </w:rPr>
+      </w:pPr>
+      <w:r>
+        <w:rPr>
+          <w:rFonts w:ascii="宋体" w:hAnsi="宋体" w:hint="eastAsia"/>
+          <w:sz w:val="24"/>
+        </w:rPr>
+        <w:t>得到粗略位置后，程序就开始逐层向下进行坐标映射和位置微调。具体的做法是，把上一层找出的坐标位置乘以相应的缩放比例，换算到下一层图像里。然后，以这个映射过来的新坐标为中心，在一个较小的局部范围内再次进行模板匹配。这个向下投影并局部搜索的过程会一直重复，直到回到最底层的 L0 原始图像，从而得到目标像素级别的精确坐标。</w:t>
       </w:r>
     </w:p>
     <w:p>
@@ -31640,7 +31546,7 @@
           <w:rFonts w:ascii="宋体" w:hAnsi="宋体" w:hint="eastAsia"/>
           <w:sz w:val="24"/>
         </w:rPr>
-        <w:t>在依据该坐标执行目标矩阵块的提取与裁剪前，底层代码中专门追加了基于图像宽高的安全校验逻辑。这一步骤能够有效拦截非法的索引访问，严防内存越界引发的系统崩溃。从实际运行表现来看，这种基于尺度降维的搜索策略，在不牺牲匹配可靠性的前提下，成功将模板定位的执行周期控制在了工业实时性要求的范围内。</w:t>
+        <w:t>另外，在根据这个精确坐标去裁剪和提取目标区域之前，代码中加入了针对图像宽高尺寸的边界判断逻辑。这一步主要是为了防止由于坐标超出图像范围而导致内存越界报错。总体来看，这种基于金字塔降维的搜索方法，既保证了目标定位的准确性，又有效缩短了模板匹配的时间，满足了检测系统对处理速度的实际要求。</w:t>
       </w:r>
       <w:r>
         <w:rPr>
@@ -32168,41 +32074,16 @@
         <w:spacing w:line="400" w:lineRule="exact"/>
         <w:ind w:firstLine="420"/>
         <w:rPr>
-          <w:rFonts w:ascii="宋体" w:hAnsi="宋体"/>
-          <w:sz w:val="24"/>
-        </w:rPr>
-      </w:pPr>
-      <w:r>
-        <w:rPr>
-          <w:rFonts w:ascii="宋体" w:hAnsi="宋体" w:hint="eastAsia"/>
-          <w:sz w:val="24"/>
-        </w:rPr>
-        <w:t>针对图像的自适应二值化处理，本模块采用大津法</w:t>
-      </w:r>
-      <w:r>
-        <w:rPr>
-          <w:sz w:val="24"/>
-        </w:rPr>
-        <w:t>（</w:t>
-      </w:r>
-      <w:r>
-        <w:rPr>
-          <w:sz w:val="24"/>
-        </w:rPr>
-        <w:t>Otsu</w:t>
-      </w:r>
-      <w:r>
-        <w:rPr>
-          <w:sz w:val="24"/>
-        </w:rPr>
-        <w:t>）</w:t>
-      </w:r>
-      <w:r>
-        <w:rPr>
-          <w:rFonts w:ascii="宋体" w:hAnsi="宋体" w:hint="eastAsia"/>
-          <w:sz w:val="24"/>
-        </w:rPr>
-        <w:t>来完成阈值的动态解算。在前期的数据降维环节，底层逻辑通过对 W×H 维度的像素矩阵进行单次线性遍历，统计出 0 至 255 各灰阶的像素频次，并同步转换为一维概率分布数组。这种基于直方图</w:t>
+          <w:rFonts w:ascii="宋体" w:hAnsi="宋体" w:hint="eastAsia"/>
+          <w:sz w:val="24"/>
+        </w:rPr>
+      </w:pPr>
+      <w:r>
+        <w:rPr>
+          <w:rFonts w:ascii="宋体" w:hAnsi="宋体" w:hint="eastAsia"/>
+          <w:sz w:val="24"/>
+        </w:rPr>
+        <w:t>在图像的自适应二值化处理阶段，本模块使用大津法（Otsu）来自动计算最佳的分割阈值。程序首先会对图像矩阵进行一次完整的遍历，统计0到255每个灰度级出现的次数，并计算出相应的概率分布。通过这种生成直方图的预处理方式，后续寻找最佳阈</w:t>
       </w:r>
       <w:r>
         <w:rPr>
@@ -32210,7 +32091,7 @@
           <w:sz w:val="24"/>
         </w:rPr>
         <w:lastRenderedPageBreak/>
-        <w:t>的内存预处理，直接将后续的极值搜索空间由庞大的二维图像实体，转移到了长度固定为 256 的线性结构中。</w:t>
+        <w:t>值的过程就不需要反复读取二维图像，而是直接在一个长度为256的一维数组里进行计算。</w:t>
       </w:r>
     </w:p>
     <w:p>
@@ -32218,29 +32099,16 @@
         <w:spacing w:line="400" w:lineRule="exact"/>
         <w:ind w:firstLine="420"/>
         <w:rPr>
-          <w:rFonts w:ascii="宋体" w:hAnsi="宋体"/>
-          <w:sz w:val="24"/>
-        </w:rPr>
-      </w:pPr>
-      <w:r>
-        <w:rPr>
-          <w:rFonts w:ascii="宋体" w:hAnsi="宋体" w:hint="eastAsia"/>
-          <w:sz w:val="24"/>
-        </w:rPr>
-        <w:t xml:space="preserve">进入具体的寻优循环后，程序设定阈值游标 k 在该一维数组内逐级递增。为压减多余的运算开销，代码内部引入了增量递推机制：直接利用前一次循环的缓存数据，以常数级步长快速更新当前游标所划分出的前景与背景累积概率及均值。伴随游标的单向滑动，系统会依据 </w:t>
-      </w:r>
-      <w:r>
-        <w:rPr>
-          <w:sz w:val="24"/>
-        </w:rPr>
-        <w:t>Otsu</w:t>
-      </w:r>
-      <w:r>
-        <w:rPr>
-          <w:rFonts w:ascii="宋体" w:hAnsi="宋体" w:hint="eastAsia"/>
-          <w:sz w:val="24"/>
-        </w:rPr>
-        <w:t xml:space="preserve"> 公式同步演算出每一轮的类间方差。该方差指标从统计学层面反映了目标与背景的灰度错位程度，方差峰值往往就对应着最理想的图像分割面。</w:t>
+          <w:rFonts w:ascii="宋体" w:hAnsi="宋体" w:hint="eastAsia"/>
+          <w:sz w:val="24"/>
+        </w:rPr>
+      </w:pPr>
+      <w:r>
+        <w:rPr>
+          <w:rFonts w:ascii="宋体" w:hAnsi="宋体" w:hint="eastAsia"/>
+          <w:sz w:val="24"/>
+        </w:rPr>
+        <w:t>在寻找最佳阈值时，程序会让阈值变量 k 在0到255之间逐个递增。为了减少重复计算，代码在循环中利用了前一次的缓存结果，通过递推的方式快速算出当前 k 值下的前景概率、背景概率以及均值。随着 k 值的增加，程序会根据公式同步计算出当前的类间方差。在统计学上，类间方差越大，说明目标和背景区分得越明显。</w:t>
       </w:r>
     </w:p>
     <w:p>
@@ -32257,7 +32125,7 @@
           <w:rFonts w:ascii="宋体" w:hAnsi="宋体" w:hint="eastAsia"/>
           <w:sz w:val="24"/>
         </w:rPr>
-        <w:t>待这 256 次轻量级的短循环探测完毕，代码会自动拾取类间方差达到最大值时的索引序号，将其确立为当前图像的全局最优阈值 T。紧接着，依托该自适应参数对原二维像素矩阵执行最终的逻辑判断与映射，便能稳健地输出一张特征分明的二值化图像。这套纯粹依赖图像自身灰度分布属性的计算流程，在实测中表现出了对产线环境光照漂移现象的强力抗性。</w:t>
+        <w:t>遍历完这256个灰度级后，程序会找出使得类间方差最大的那个数值，并把它确定为当前图像的最优阈值 T。最后，利用这个算出来的阈值对原图像的每个像素进行判断，从而得到一张目标特征清晰的二值化图像。这种完全根据图像本身灰度分布来自动寻找阈值的方法，在实际测试中较好地克服了车间光照变化带来的影响。</w:t>
       </w:r>
     </w:p>
     <w:p>
@@ -32326,7 +32194,7 @@
                 <w14:ligatures w14:val="standardContextual"/>
               </w:rPr>
               <w:drawing>
-                <wp:inline distT="0" distB="0" distL="0" distR="0" wp14:anchorId="6E43A347" wp14:editId="6D9B0F0A">
+                <wp:inline distT="0" distB="0" distL="0" distR="0" wp14:anchorId="6E43A347" wp14:editId="78B249EF">
                   <wp:extent cx="2569204" cy="2902527"/>
                   <wp:effectExtent l="0" t="0" r="3175" b="0"/>
                   <wp:docPr id="1859280305" name="图片 6"/>
@@ -32549,24 +32417,29 @@
         <w:spacing w:line="400" w:lineRule="exact"/>
         <w:ind w:firstLine="420"/>
         <w:rPr>
-          <w:rFonts w:ascii="宋体" w:hAnsi="宋体"/>
-          <w:sz w:val="24"/>
-        </w:rPr>
-      </w:pPr>
-      <w:r>
-        <w:rPr>
-          <w:rFonts w:ascii="宋体" w:hAnsi="宋体" w:hint="eastAsia"/>
-          <w:sz w:val="24"/>
-        </w:rPr>
-        <w:t>拓扑特征量化前，底层的首要任务是建立独立的连通域标识矩阵。代码实现中，二维矩阵的首次扫描严格沿行主序（Row-Major）向下推进。当指针检索至前景像素时，逻辑单元会回溯其左侧与正上方的邻接状态。若这两个参考点均无标记，程序随即为当前坐标下发一个递增的新序号；若仅有一侧存在标记，则直接沿用该序号；然而，当遭遇邻域内存在多个不同标签的冲突节点时（常见于“U”型等回环拓扑结构的交汇处），算法将触发并查集（Union-Find）的合并机制，在内存的等价关系表中强制统一这些临时</w:t>
-      </w:r>
-      <w:r>
-        <w:rPr>
-          <w:rFonts w:ascii="宋体" w:hAnsi="宋体" w:hint="eastAsia"/>
-          <w:sz w:val="24"/>
-        </w:rPr>
-        <w:lastRenderedPageBreak/>
-        <w:t>标签的根节点指向。</w:t>
+          <w:rFonts w:ascii="宋体" w:hAnsi="宋体" w:hint="eastAsia"/>
+          <w:sz w:val="24"/>
+        </w:rPr>
+      </w:pPr>
+      <w:r>
+        <w:rPr>
+          <w:rFonts w:ascii="宋体" w:hAnsi="宋体" w:hint="eastAsia"/>
+          <w:sz w:val="24"/>
+        </w:rPr>
+        <w:t>提取拓扑特征前，必须先在内存中构建出完整的连通域标记矩阵。具体到代码编写上，对二值图像的第一次扫描是严格按行推进的。当指针查找到前景像素时，程序会去核对它正上方和左侧像素的标记状态。如果这两个参考点都是空白的，就给当前坐标分配一个新的递增标号；如果仅有一边带标签，就直接顺延继承；但如果刚好碰到了“U”型分支的交汇口，邻域内往往会产生两个不同的临时编号。针对这种冲突，底层代码会触发并查集（</w:t>
+      </w:r>
+      <w:r>
+        <w:rPr>
+          <w:sz w:val="24"/>
+        </w:rPr>
+        <w:t>Union-Find</w:t>
+      </w:r>
+      <w:r>
+        <w:rPr>
+          <w:rFonts w:ascii="宋体" w:hAnsi="宋体" w:hint="eastAsia"/>
+          <w:sz w:val="24"/>
+        </w:rPr>
+        <w:t>）机制，在专门的等价关系数组里，把这两个标签强制挂靠到同一个根节点上。</w:t>
       </w:r>
     </w:p>
     <w:p>
@@ -32574,16 +32447,24 @@
         <w:spacing w:line="400" w:lineRule="exact"/>
         <w:ind w:firstLine="420"/>
         <w:rPr>
-          <w:rFonts w:ascii="宋体" w:hAnsi="宋体"/>
-          <w:sz w:val="24"/>
-        </w:rPr>
-      </w:pPr>
-      <w:r>
-        <w:rPr>
-          <w:rFonts w:ascii="宋体" w:hAnsi="宋体" w:hint="eastAsia"/>
-          <w:sz w:val="24"/>
-        </w:rPr>
-        <w:t>由于单向扫描的局限性，初次遍历结束后的矩阵内部充斥着大量指向同一物理实体的冗余编号。为解除这种一对多映射，代码在两次扫描的间隙追加了路径压缩逻辑。该操作对等价树进行降维，剥离合并过程中产生的跳号现象，进而将所有临时编号重新映射为从 1 起始的连续整数序列。在二次像素遍历期间，程序直接读取这份压缩后的映射表，通过内存级的数据覆写，彻底完成全局标签矩阵的精确分割。</w:t>
+          <w:rFonts w:ascii="宋体" w:hAnsi="宋体" w:hint="eastAsia"/>
+          <w:sz w:val="24"/>
+        </w:rPr>
+      </w:pPr>
+      <w:r>
+        <w:rPr>
+          <w:rFonts w:ascii="宋体" w:hAnsi="宋体" w:hint="eastAsia"/>
+          <w:sz w:val="24"/>
+        </w:rPr>
+        <w:t>由于这种单向扫描必然会导致同一个物理缺陷挂着多个冗余标签，在启动二次遍历</w:t>
+      </w:r>
+      <w:r>
+        <w:rPr>
+          <w:rFonts w:ascii="宋体" w:hAnsi="宋体" w:hint="eastAsia"/>
+          <w:sz w:val="24"/>
+        </w:rPr>
+        <w:lastRenderedPageBreak/>
+        <w:t>之前，程序专门执行了一次路径压缩。这一步操作主要是把等价关系树进行展平，剔除合并时产生的断层跳号，重新整理出一套从1开始连续递增的映射关系表。等到第二次轮询图像像素时，代码直接去查这个映射表，把矩阵里遗留的临时编号全部覆写替换掉，从而在内存层面彻底将各个独立的连通区块给切分干净。</w:t>
       </w:r>
     </w:p>
     <w:p>
@@ -32591,16 +32472,42 @@
         <w:spacing w:line="400" w:lineRule="exact"/>
         <w:ind w:firstLine="420"/>
         <w:rPr>
-          <w:rFonts w:ascii="宋体" w:hAnsi="宋体"/>
-          <w:sz w:val="24"/>
-        </w:rPr>
-      </w:pPr>
-      <w:r>
-        <w:rPr>
-          <w:rFonts w:ascii="宋体" w:hAnsi="宋体" w:hint="eastAsia"/>
-          <w:sz w:val="24"/>
-        </w:rPr>
-        <w:t>完成矩阵分割后，真正的工程难点在于如何从错综复杂的候选区域中，精准剥离出真实的管脚缺损与表面划痕，同时抑制环境伪影。鉴于此，处理管线后段部署了多维度的形态学约束机制。程序通过一次全局矩阵轮询，利用哈希映射快速累加各个独立标识的像素集合大小，并动态迭代其最小外接矩形（Bounding Box）的边界坐标。</w:t>
+          <w:rFonts w:ascii="宋体" w:hAnsi="宋体" w:hint="eastAsia"/>
+          <w:sz w:val="24"/>
+        </w:rPr>
+      </w:pPr>
+      <w:r>
+        <w:rPr>
+          <w:rFonts w:ascii="宋体" w:hAnsi="宋体" w:hint="eastAsia"/>
+          <w:sz w:val="24"/>
+        </w:rPr>
+        <w:t>把独立区块分离出来之后，下一步的重心就是怎么从一堆候选图形里，把真正的管脚缺损和表面划痕挑出来，并且屏蔽掉环境带来的伪影干扰。这里的处理主要依靠形态学参数来约束。程序对标记好的矩阵进行了一次全局遍历，中间利用哈希表（</w:t>
+      </w:r>
+      <w:r>
+        <w:rPr>
+          <w:sz w:val="24"/>
+        </w:rPr>
+        <w:t>Hash Map</w:t>
+      </w:r>
+      <w:r>
+        <w:rPr>
+          <w:rFonts w:ascii="宋体" w:hAnsi="宋体" w:hint="eastAsia"/>
+          <w:sz w:val="24"/>
+        </w:rPr>
+        <w:t>）来快速累加各个编号包含的像素点数量，以此算出缺陷面积，并同步更新每一个独立区块的最小外接矩形（</w:t>
+      </w:r>
+      <w:r>
+        <w:rPr>
+          <w:sz w:val="24"/>
+        </w:rPr>
+        <w:t>Bounding Box</w:t>
+      </w:r>
+      <w:r>
+        <w:rPr>
+          <w:rFonts w:ascii="宋体" w:hAnsi="宋体" w:hint="eastAsia"/>
+          <w:sz w:val="24"/>
+        </w:rPr>
+        <w:t>）坐标。</w:t>
       </w:r>
     </w:p>
     <w:p>
@@ -32617,7 +32524,7 @@
           <w:rFonts w:ascii="宋体" w:hAnsi="宋体" w:hint="eastAsia"/>
           <w:sz w:val="24"/>
         </w:rPr>
-        <w:t>获取上述基础几何参数后，判定逻辑开始引入工业现场的真实物理容差：直接滤除面积过小的离散高频噪点以及面积过大的误判背景；同时，针对边缘配准阶段残留的狭长误差条纹，利用严格的长宽比阈值予以剔除。经过上述几轮特征判定，系统最终只保留命中合法区间下界的缺陷 ID。底层代码随后依据这份“白名单”重写目标矩阵，将无效像素点强制置零。这种依托几何特征的提前拦截策略，成功输出了一幅仅包含高置信度缺陷特征的高纯度二值图像，从数据源头上保障了最终判定的可靠性。</w:t>
+        <w:t>拿到这些几何特征参数后，后端的筛选逻辑就开始结合工业现场的实际公差来跑了：程序会直接把面积太小的零散噪点和面积过大的异常背景给排除掉；紧接着，考虑到前面图像配准阶段可能会残留下一些狭长的伪影边缘，代码里又追加了严格的长宽比阈值。只有同时通过了这两道特征筛查的缺陷编号，才会被保留在合法名单里。最后，程序依照这份“白名单”重写输出矩阵，把无效的像素点强行清零。这种依靠几何特征提前拦截的判定策略，能稳稳地输出一张只保留高纯度缺陷的二值图，给最终的系统判定提供干净的数据源。</w:t>
       </w:r>
     </w:p>
     <w:p>
@@ -39318,13 +39225,39 @@
           <w:sz w:val="24"/>
         </w:rPr>
       </w:pPr>
-      <w:bookmarkStart w:id="68" w:name="_Ref227758704"/>
-      <w:r>
-        <w:rPr>
-          <w:rFonts w:ascii="宋体" w:hAnsi="宋体" w:hint="eastAsia"/>
-          <w:sz w:val="24"/>
-        </w:rPr>
-        <w:t>郑安义,曾祥进.一种检测芯片表面气泡缺陷的方法</w:t>
+      <w:bookmarkStart w:id="68" w:name="_Ref227758647"/>
+      <w:r>
+        <w:rPr>
+          <w:rFonts w:ascii="宋体" w:hAnsi="宋体" w:hint="eastAsia"/>
+          <w:sz w:val="24"/>
+        </w:rPr>
+        <w:t>李克,吴忠庆,季勇等.基于</w:t>
+      </w:r>
+      <w:r>
+        <w:rPr>
+          <w:sz w:val="24"/>
+        </w:rPr>
+        <w:t>U-Net</w:t>
+      </w:r>
+      <w:r>
+        <w:rPr>
+          <w:rFonts w:ascii="宋体" w:hAnsi="宋体" w:hint="eastAsia"/>
+          <w:sz w:val="24"/>
+        </w:rPr>
+        <w:t>芯片</w:t>
+      </w:r>
+      <w:r>
+        <w:rPr>
+          <w:sz w:val="24"/>
+        </w:rPr>
+        <w:t>X</w:t>
+      </w:r>
+      <w:r>
+        <w:rPr>
+          <w:rFonts w:ascii="宋体" w:hAnsi="宋体" w:hint="eastAsia"/>
+          <w:sz w:val="24"/>
+        </w:rPr>
+        <w:t>射线图像的焊缝气泡缺陷检测改进方法</w:t>
       </w:r>
       <w:r>
         <w:rPr>
@@ -39337,13 +39270,13 @@
           <w:rFonts w:ascii="宋体" w:hAnsi="宋体" w:hint="eastAsia"/>
           <w:sz w:val="24"/>
         </w:rPr>
-        <w:t>.计算机应用.</w:t>
-      </w:r>
-      <w:r>
-        <w:rPr>
-          <w:sz w:val="24"/>
-        </w:rPr>
-        <w:t>2021,(z1)</w:t>
+        <w:t>.华中科技大学学报(自然科学版).</w:t>
+      </w:r>
+      <w:r>
+        <w:rPr>
+          <w:sz w:val="24"/>
+        </w:rPr>
+        <w:t>2022,50(6)</w:t>
       </w:r>
       <w:r>
         <w:rPr>
@@ -39366,13 +39299,26 @@
           <w:sz w:val="24"/>
         </w:rPr>
       </w:pPr>
-      <w:bookmarkStart w:id="69" w:name="_Ref227758722"/>
-      <w:r>
-        <w:rPr>
-          <w:rFonts w:ascii="宋体" w:hAnsi="宋体" w:hint="eastAsia"/>
-          <w:sz w:val="24"/>
-        </w:rPr>
-        <w:t>张立国,雷宣瑞,金梅等.基于图像处理的电路板缺陷检测系统设计</w:t>
+      <w:bookmarkStart w:id="69" w:name="_Ref227758690"/>
+      <w:r>
+        <w:rPr>
+          <w:rFonts w:ascii="宋体" w:hAnsi="宋体" w:hint="eastAsia"/>
+          <w:sz w:val="24"/>
+        </w:rPr>
+        <w:t>朱红艳,李泽平,赵勇等.基于多尺度融合和可变形卷积的</w:t>
+      </w:r>
+      <w:r>
+        <w:rPr>
+          <w:sz w:val="24"/>
+        </w:rPr>
+        <w:t>PCB</w:t>
+      </w:r>
+      <w:r>
+        <w:rPr>
+          <w:rFonts w:ascii="宋体" w:hAnsi="宋体" w:hint="eastAsia"/>
+          <w:sz w:val="24"/>
+        </w:rPr>
+        <w:t>缺陷检测算法</w:t>
       </w:r>
       <w:r>
         <w:rPr>
@@ -39385,13 +39331,13 @@
           <w:rFonts w:ascii="宋体" w:hAnsi="宋体" w:hint="eastAsia"/>
           <w:sz w:val="24"/>
         </w:rPr>
-        <w:t>.高新技术通讯.</w:t>
-      </w:r>
-      <w:r>
-        <w:rPr>
-          <w:sz w:val="24"/>
-        </w:rPr>
-        <w:t>2024,34(2):209-217</w:t>
+        <w:t>.计算机工程与设计.</w:t>
+      </w:r>
+      <w:r>
+        <w:rPr>
+          <w:sz w:val="24"/>
+        </w:rPr>
+        <w:t>2022,43(8)</w:t>
       </w:r>
       <w:r>
         <w:rPr>
@@ -39410,17 +39356,17 @@
         </w:numPr>
         <w:spacing w:line="400" w:lineRule="exact"/>
         <w:rPr>
-          <w:rFonts w:ascii="宋体" w:hAnsi="宋体" w:hint="eastAsia"/>
-          <w:sz w:val="24"/>
-        </w:rPr>
-      </w:pPr>
-      <w:bookmarkStart w:id="70" w:name="_Ref227758730"/>
-      <w:r>
-        <w:rPr>
-          <w:rFonts w:ascii="宋体" w:hAnsi="宋体" w:hint="eastAsia"/>
-          <w:sz w:val="24"/>
-        </w:rPr>
-        <w:t>张鼎恒,王守银,叶世林等.基于机器视觉的</w:t>
+          <w:rFonts w:hint="eastAsia"/>
+          <w:sz w:val="24"/>
+        </w:rPr>
+      </w:pPr>
+      <w:bookmarkStart w:id="70" w:name="_Ref229214283"/>
+      <w:r>
+        <w:rPr>
+          <w:rFonts w:ascii="宋体" w:hAnsi="宋体"/>
+          <w:sz w:val="24"/>
+        </w:rPr>
+        <w:t>孙志超,博王,张晓玲.基于可变形残差卷积与伸缩式特征金字塔算法的</w:t>
       </w:r>
       <w:r>
         <w:rPr>
@@ -39430,36 +39376,16 @@
       </w:r>
       <w:r>
         <w:rPr>
-          <w:rFonts w:ascii="宋体" w:hAnsi="宋体" w:hint="eastAsia"/>
-          <w:sz w:val="24"/>
-        </w:rPr>
-        <w:t>裸板焊盘识别与提取方法</w:t>
-      </w:r>
-      <w:r>
-        <w:rPr>
-          <w:sz w:val="24"/>
-        </w:rPr>
-        <w:t>[J]</w:t>
-      </w:r>
-      <w:r>
-        <w:rPr>
-          <w:rFonts w:ascii="宋体" w:hAnsi="宋体" w:hint="eastAsia"/>
-          <w:sz w:val="24"/>
-        </w:rPr>
-        <w:t>.工业技术创新.</w:t>
-      </w:r>
-      <w:r>
-        <w:rPr>
-          <w:sz w:val="24"/>
-        </w:rPr>
-        <w:t>2023,10(5)</w:t>
-      </w:r>
-      <w:r>
-        <w:rPr>
-          <w:rFonts w:ascii="宋体" w:hAnsi="宋体" w:hint="eastAsia"/>
-          <w:sz w:val="24"/>
-        </w:rPr>
-        <w:t>.</w:t>
+          <w:rFonts w:ascii="宋体" w:hAnsi="宋体"/>
+          <w:sz w:val="24"/>
+        </w:rPr>
+        <w:t>缺陷检测</w:t>
+      </w:r>
+      <w:r>
+        <w:rPr>
+          <w:sz w:val="24"/>
+        </w:rPr>
+        <w:t>[J].Telecommunication Engineering,2023,63(6)</w:t>
       </w:r>
       <w:bookmarkEnd w:id="70"/>
     </w:p>
@@ -39475,26 +39401,13 @@
           <w:sz w:val="24"/>
         </w:rPr>
       </w:pPr>
-      <w:bookmarkStart w:id="71" w:name="_Ref227758766"/>
-      <w:r>
-        <w:rPr>
-          <w:rFonts w:ascii="宋体" w:hAnsi="宋体" w:hint="eastAsia"/>
-          <w:sz w:val="24"/>
-        </w:rPr>
-        <w:t>冯天桥,毛正宇,彭祥谦.基于</w:t>
-      </w:r>
-      <w:r>
-        <w:rPr>
-          <w:sz w:val="24"/>
-        </w:rPr>
-        <w:t>FPGA</w:t>
-      </w:r>
-      <w:r>
-        <w:rPr>
-          <w:rFonts w:ascii="宋体" w:hAnsi="宋体" w:hint="eastAsia"/>
-          <w:sz w:val="24"/>
-        </w:rPr>
-        <w:t>的实时运动目标检测系统设计</w:t>
+      <w:bookmarkStart w:id="71" w:name="_Ref227758704"/>
+      <w:r>
+        <w:rPr>
+          <w:rFonts w:ascii="宋体" w:hAnsi="宋体" w:hint="eastAsia"/>
+          <w:sz w:val="24"/>
+        </w:rPr>
+        <w:t>郑安义,曾祥进.一种检测芯片表面气泡缺陷的方法</w:t>
       </w:r>
       <w:r>
         <w:rPr>
@@ -39507,13 +39420,13 @@
           <w:rFonts w:ascii="宋体" w:hAnsi="宋体" w:hint="eastAsia"/>
           <w:sz w:val="24"/>
         </w:rPr>
-        <w:t xml:space="preserve">.电子技术应用. </w:t>
-      </w:r>
-      <w:r>
-        <w:rPr>
-          <w:sz w:val="24"/>
-        </w:rPr>
-        <w:t>2023,49(6)</w:t>
+        <w:t>.计算机应用.</w:t>
+      </w:r>
+      <w:r>
+        <w:rPr>
+          <w:sz w:val="24"/>
+        </w:rPr>
+        <w:t>2021,(z1)</w:t>
       </w:r>
       <w:r>
         <w:rPr>
@@ -39536,26 +39449,13 @@
           <w:sz w:val="24"/>
         </w:rPr>
       </w:pPr>
-      <w:bookmarkStart w:id="72" w:name="_Ref227758785"/>
-      <w:r>
-        <w:rPr>
-          <w:rFonts w:ascii="宋体" w:hAnsi="宋体" w:hint="eastAsia"/>
-          <w:sz w:val="24"/>
-        </w:rPr>
-        <w:t>李庆春,李琦,刘彦军等.基于</w:t>
-      </w:r>
-      <w:r>
-        <w:rPr>
-          <w:sz w:val="24"/>
-        </w:rPr>
-        <w:t>ZYNQ</w:t>
-      </w:r>
-      <w:r>
-        <w:rPr>
-          <w:rFonts w:ascii="宋体" w:hAnsi="宋体" w:hint="eastAsia"/>
-          <w:sz w:val="24"/>
-        </w:rPr>
-        <w:t>的远程图像采集系统设计</w:t>
+      <w:bookmarkStart w:id="72" w:name="_Ref227758722"/>
+      <w:r>
+        <w:rPr>
+          <w:rFonts w:ascii="宋体" w:hAnsi="宋体" w:hint="eastAsia"/>
+          <w:sz w:val="24"/>
+        </w:rPr>
+        <w:t>张立国,雷宣瑞,金梅等.基于图像处理的电路板缺陷检测系统设计</w:t>
       </w:r>
       <w:r>
         <w:rPr>
@@ -39568,13 +39468,13 @@
           <w:rFonts w:ascii="宋体" w:hAnsi="宋体" w:hint="eastAsia"/>
           <w:sz w:val="24"/>
         </w:rPr>
-        <w:t>.计算机测量与控制.</w:t>
-      </w:r>
-      <w:r>
-        <w:rPr>
-          <w:sz w:val="24"/>
-        </w:rPr>
-        <w:t>2022,30(10)</w:t>
+        <w:t>.高新技术通讯.</w:t>
+      </w:r>
+      <w:r>
+        <w:rPr>
+          <w:sz w:val="24"/>
+        </w:rPr>
+        <w:t>2024,34(2):209-217</w:t>
       </w:r>
       <w:r>
         <w:rPr>
@@ -39593,17 +39493,30 @@
         </w:numPr>
         <w:spacing w:line="400" w:lineRule="exact"/>
         <w:rPr>
-          <w:rFonts w:ascii="宋体" w:hAnsi="宋体" w:hint="eastAsia"/>
-          <w:sz w:val="24"/>
-        </w:rPr>
-      </w:pPr>
-      <w:bookmarkStart w:id="73" w:name="_Ref227758741"/>
-      <w:r>
-        <w:rPr>
-          <w:rFonts w:ascii="宋体" w:hAnsi="宋体" w:hint="eastAsia"/>
-          <w:sz w:val="24"/>
-        </w:rPr>
-        <w:t>龚宇奇,陶金义,杨刚.基于改进中值滤波的手机玻璃缺陷图像增强方法</w:t>
+          <w:rFonts w:ascii="宋体" w:hAnsi="宋体"/>
+          <w:sz w:val="24"/>
+        </w:rPr>
+      </w:pPr>
+      <w:bookmarkStart w:id="73" w:name="_Ref227758730"/>
+      <w:r>
+        <w:rPr>
+          <w:rFonts w:ascii="宋体" w:hAnsi="宋体" w:hint="eastAsia"/>
+          <w:sz w:val="24"/>
+        </w:rPr>
+        <w:t>张鼎恒,王守银,叶世林等.基于机器视觉的</w:t>
+      </w:r>
+      <w:r>
+        <w:rPr>
+          <w:sz w:val="24"/>
+        </w:rPr>
+        <w:t>PCB</w:t>
+      </w:r>
+      <w:r>
+        <w:rPr>
+          <w:rFonts w:ascii="宋体" w:hAnsi="宋体" w:hint="eastAsia"/>
+          <w:sz w:val="24"/>
+        </w:rPr>
+        <w:t>裸板焊盘识别与提取方法</w:t>
       </w:r>
       <w:r>
         <w:rPr>
@@ -39616,13 +39529,13 @@
           <w:rFonts w:ascii="宋体" w:hAnsi="宋体" w:hint="eastAsia"/>
           <w:sz w:val="24"/>
         </w:rPr>
-        <w:t>.电子技术应用.</w:t>
-      </w:r>
-      <w:r>
-        <w:rPr>
-          <w:sz w:val="24"/>
-        </w:rPr>
-        <w:t>2022,48(7)</w:t>
+        <w:t>.工业技术创新.</w:t>
+      </w:r>
+      <w:r>
+        <w:rPr>
+          <w:sz w:val="24"/>
+        </w:rPr>
+        <w:t>2023,10(5)</w:t>
       </w:r>
       <w:r>
         <w:rPr>
@@ -39645,39 +39558,13 @@
           <w:sz w:val="24"/>
         </w:rPr>
       </w:pPr>
-      <w:bookmarkStart w:id="74" w:name="_Ref227758809"/>
-      <w:r>
-        <w:rPr>
-          <w:rFonts w:ascii="宋体" w:hAnsi="宋体" w:hint="eastAsia"/>
-          <w:sz w:val="24"/>
-        </w:rPr>
-        <w:t>宁晓龙,何自利,张新宇等.基于</w:t>
-      </w:r>
-      <w:r>
-        <w:rPr>
-          <w:sz w:val="24"/>
-        </w:rPr>
-        <w:t>Zynq</w:t>
-      </w:r>
-      <w:r>
-        <w:rPr>
-          <w:rFonts w:ascii="宋体" w:hAnsi="宋体" w:hint="eastAsia"/>
-          <w:sz w:val="24"/>
-        </w:rPr>
-        <w:t>和</w:t>
-      </w:r>
-      <w:r>
-        <w:rPr>
-          <w:sz w:val="24"/>
-        </w:rPr>
-        <w:t>Qt</w:t>
-      </w:r>
-      <w:r>
-        <w:rPr>
-          <w:rFonts w:ascii="宋体" w:hAnsi="宋体" w:hint="eastAsia"/>
-          <w:sz w:val="24"/>
-        </w:rPr>
-        <w:t>的视频采集和图像边缘检测系统</w:t>
+      <w:bookmarkStart w:id="74" w:name="_Ref227758741"/>
+      <w:r>
+        <w:rPr>
+          <w:rFonts w:ascii="宋体" w:hAnsi="宋体" w:hint="eastAsia"/>
+          <w:sz w:val="24"/>
+        </w:rPr>
+        <w:t>龚宇奇,陶金义,杨刚.基于改进中值滤波的手机玻璃缺陷图像增强方法</w:t>
       </w:r>
       <w:r>
         <w:rPr>
@@ -39690,13 +39577,13 @@
           <w:rFonts w:ascii="宋体" w:hAnsi="宋体" w:hint="eastAsia"/>
           <w:sz w:val="24"/>
         </w:rPr>
-        <w:t>.信息技术与网络安全</w:t>
-      </w:r>
-      <w:r>
-        <w:rPr>
-          <w:sz w:val="24"/>
-        </w:rPr>
-        <w:t>.2019,(2)</w:t>
+        <w:t>.电子技术应用.</w:t>
+      </w:r>
+      <w:r>
+        <w:rPr>
+          <w:sz w:val="24"/>
+        </w:rPr>
+        <w:t>2022,48(7)</w:t>
       </w:r>
       <w:r>
         <w:rPr>
@@ -39719,26 +39606,26 @@
           <w:sz w:val="24"/>
         </w:rPr>
       </w:pPr>
-      <w:bookmarkStart w:id="75" w:name="_Ref227758774"/>
-      <w:r>
-        <w:rPr>
-          <w:rFonts w:ascii="宋体" w:hAnsi="宋体" w:hint="eastAsia"/>
-          <w:sz w:val="24"/>
-        </w:rPr>
-        <w:t>杨斌,谢亮,金祥亮.基于</w:t>
-      </w:r>
-      <w:r>
-        <w:rPr>
-          <w:sz w:val="24"/>
-        </w:rPr>
-        <w:t>FPGA</w:t>
-      </w:r>
-      <w:r>
-        <w:rPr>
-          <w:rFonts w:ascii="宋体" w:hAnsi="宋体" w:hint="eastAsia"/>
-          <w:sz w:val="24"/>
-        </w:rPr>
-        <w:t>的实时图像采集与显示系统设计</w:t>
+      <w:bookmarkStart w:id="75" w:name="_Ref227758753"/>
+      <w:r>
+        <w:rPr>
+          <w:rFonts w:ascii="宋体" w:hAnsi="宋体" w:hint="eastAsia"/>
+          <w:sz w:val="24"/>
+        </w:rPr>
+        <w:t>王海涛,林永泉,陶伟华等.基于</w:t>
+      </w:r>
+      <w:r>
+        <w:rPr>
+          <w:sz w:val="24"/>
+        </w:rPr>
+        <w:t>GMR</w:t>
+      </w:r>
+      <w:r>
+        <w:rPr>
+          <w:rFonts w:ascii="宋体" w:hAnsi="宋体" w:hint="eastAsia"/>
+          <w:sz w:val="24"/>
+        </w:rPr>
+        <w:t>传感器的国产伏锡芯片表面缺陷检测系统设计</w:t>
       </w:r>
       <w:r>
         <w:rPr>
@@ -39751,13 +39638,13 @@
           <w:rFonts w:ascii="宋体" w:hAnsi="宋体" w:hint="eastAsia"/>
           <w:sz w:val="24"/>
         </w:rPr>
-        <w:t xml:space="preserve">.中国集成电路. </w:t>
-      </w:r>
-      <w:r>
-        <w:rPr>
-          <w:sz w:val="24"/>
-        </w:rPr>
-        <w:t>2021,(11)</w:t>
+        <w:t>.计算机测量与控制,</w:t>
+      </w:r>
+      <w:r>
+        <w:rPr>
+          <w:sz w:val="24"/>
+        </w:rPr>
+        <w:t>2025,33(2):23-30,70</w:t>
       </w:r>
       <w:r>
         <w:rPr>
@@ -39780,52 +39667,32 @@
           <w:sz w:val="24"/>
         </w:rPr>
       </w:pPr>
-      <w:bookmarkStart w:id="76" w:name="_Ref227758794"/>
-      <w:r>
-        <w:rPr>
-          <w:rFonts w:ascii="宋体" w:hAnsi="宋体" w:hint="eastAsia"/>
-          <w:sz w:val="24"/>
-        </w:rPr>
-        <w:t>何聪,胡乃瑞,李玉峰.基于</w:t>
-      </w:r>
-      <w:r>
-        <w:rPr>
-          <w:sz w:val="24"/>
-        </w:rPr>
-        <w:t>FPGA</w:t>
-      </w:r>
-      <w:r>
-        <w:rPr>
-          <w:rFonts w:ascii="宋体" w:hAnsi="宋体" w:hint="eastAsia"/>
-          <w:sz w:val="24"/>
-        </w:rPr>
-        <w:t>的自适应直方图均衡化算法的研究与实现</w:t>
-      </w:r>
-      <w:r>
-        <w:rPr>
-          <w:sz w:val="24"/>
-        </w:rPr>
-        <w:t>[J]</w:t>
-      </w:r>
-      <w:r>
-        <w:rPr>
-          <w:rFonts w:ascii="宋体" w:hAnsi="宋体" w:hint="eastAsia"/>
-          <w:sz w:val="24"/>
-        </w:rPr>
-        <w:t>.电子设计工程</w:t>
-      </w:r>
-      <w:r>
-        <w:rPr>
-          <w:sz w:val="24"/>
-        </w:rPr>
-        <w:t>.2019,(21)</w:t>
-      </w:r>
-      <w:r>
-        <w:rPr>
-          <w:rFonts w:ascii="宋体" w:hAnsi="宋体" w:hint="eastAsia"/>
-          <w:sz w:val="24"/>
-        </w:rPr>
-        <w:t>.</w:t>
+      <w:bookmarkStart w:id="76" w:name="_Ref229214320"/>
+      <w:r>
+        <w:rPr>
+          <w:rFonts w:ascii="宋体" w:hAnsi="宋体"/>
+          <w:sz w:val="24"/>
+        </w:rPr>
+        <w:t>杨思念,曹立佳,杨洋,等.基于机器视觉的</w:t>
+      </w:r>
+      <w:r>
+        <w:rPr>
+          <w:sz w:val="24"/>
+        </w:rPr>
+        <w:t>PCB</w:t>
+      </w:r>
+      <w:r>
+        <w:rPr>
+          <w:rFonts w:ascii="宋体" w:hAnsi="宋体"/>
+          <w:sz w:val="24"/>
+        </w:rPr>
+        <w:t>缺陷检测算法研究综述</w:t>
+      </w:r>
+      <w:r>
+        <w:rPr>
+          <w:sz w:val="24"/>
+        </w:rPr>
+        <w:t>[J].Journal of Frontiers of Computer Science &amp; Technology,2025,19(4).</w:t>
       </w:r>
       <w:bookmarkEnd w:id="76"/>
     </w:p>
@@ -39837,69 +39704,15 @@
         </w:numPr>
         <w:spacing w:line="400" w:lineRule="exact"/>
         <w:rPr>
-          <w:rFonts w:ascii="宋体" w:hAnsi="宋体" w:hint="eastAsia"/>
-          <w:sz w:val="24"/>
-        </w:rPr>
-      </w:pPr>
-      <w:bookmarkStart w:id="77" w:name="_Ref227758647"/>
-      <w:r>
-        <w:rPr>
-          <w:rFonts w:ascii="宋体" w:hAnsi="宋体" w:hint="eastAsia"/>
-          <w:sz w:val="24"/>
-        </w:rPr>
-        <w:t>李克,吴忠庆,季勇等.基于</w:t>
-      </w:r>
-      <w:r>
-        <w:rPr>
-          <w:sz w:val="24"/>
-        </w:rPr>
-        <w:t>U-Net</w:t>
-      </w:r>
-      <w:r>
-        <w:rPr>
-          <w:rFonts w:ascii="宋体" w:hAnsi="宋体" w:hint="eastAsia"/>
-          <w:sz w:val="24"/>
-        </w:rPr>
-        <w:t>芯片</w:t>
-      </w:r>
-      <w:r>
-        <w:rPr>
-          <w:sz w:val="24"/>
-        </w:rPr>
-        <w:t>X</w:t>
-      </w:r>
-      <w:r>
-        <w:rPr>
-          <w:rFonts w:ascii="宋体" w:hAnsi="宋体" w:hint="eastAsia"/>
-          <w:sz w:val="24"/>
-        </w:rPr>
-        <w:t>射线图像的焊缝气泡缺陷检测改进方法</w:t>
-      </w:r>
-      <w:r>
-        <w:rPr>
-          <w:sz w:val="24"/>
-        </w:rPr>
-        <w:t>[J]</w:t>
-      </w:r>
-      <w:r>
-        <w:rPr>
-          <w:rFonts w:ascii="宋体" w:hAnsi="宋体" w:hint="eastAsia"/>
-          <w:sz w:val="24"/>
-        </w:rPr>
-        <w:t>.华中科技大学学报(自然科学版).</w:t>
-      </w:r>
-      <w:r>
-        <w:rPr>
-          <w:sz w:val="24"/>
-        </w:rPr>
-        <w:t>2022,50(6)</w:t>
-      </w:r>
-      <w:r>
-        <w:rPr>
-          <w:rFonts w:ascii="宋体" w:hAnsi="宋体" w:hint="eastAsia"/>
-          <w:sz w:val="24"/>
-        </w:rPr>
-        <w:t>.</w:t>
+          <w:sz w:val="24"/>
+        </w:rPr>
+      </w:pPr>
+      <w:bookmarkStart w:id="77" w:name="_Ref229214346"/>
+      <w:r>
+        <w:rPr>
+          <w:sz w:val="24"/>
+        </w:rPr>
+        <w:t>Hanlin Y, Jun W. Automatic detection method of circuit boards defect based on Partition enhanced matching[J]. Information Technology Journal, 2013, 12(11): 2256.</w:t>
       </w:r>
       <w:bookmarkEnd w:id="77"/>
     </w:p>
@@ -39915,52 +39728,45 @@
           <w:sz w:val="24"/>
         </w:rPr>
       </w:pPr>
-      <w:bookmarkStart w:id="78" w:name="_Ref227758690"/>
-      <w:r>
-        <w:rPr>
-          <w:rFonts w:ascii="宋体" w:hAnsi="宋体" w:hint="eastAsia"/>
-          <w:sz w:val="24"/>
-        </w:rPr>
-        <w:t>朱红艳,李泽平,赵勇等.基于多尺度融合和可变形卷积的</w:t>
-      </w:r>
-      <w:r>
-        <w:rPr>
-          <w:sz w:val="24"/>
-        </w:rPr>
-        <w:t>PCB</w:t>
-      </w:r>
-      <w:r>
-        <w:rPr>
-          <w:rFonts w:ascii="宋体" w:hAnsi="宋体" w:hint="eastAsia"/>
-          <w:sz w:val="24"/>
-        </w:rPr>
-        <w:t>缺陷检测算法</w:t>
-      </w:r>
-      <w:r>
-        <w:rPr>
-          <w:sz w:val="24"/>
-        </w:rPr>
-        <w:t>[J]</w:t>
-      </w:r>
-      <w:r>
-        <w:rPr>
-          <w:rFonts w:ascii="宋体" w:hAnsi="宋体" w:hint="eastAsia"/>
-          <w:sz w:val="24"/>
-        </w:rPr>
-        <w:t>.计算机工程与设计.</w:t>
-      </w:r>
-      <w:r>
-        <w:rPr>
-          <w:sz w:val="24"/>
-        </w:rPr>
-        <w:t>2022,43(8)</w:t>
-      </w:r>
-      <w:r>
-        <w:rPr>
-          <w:rFonts w:ascii="宋体" w:hAnsi="宋体" w:hint="eastAsia"/>
-          <w:sz w:val="24"/>
-        </w:rPr>
-        <w:t>.</w:t>
+      <w:bookmarkStart w:id="78" w:name="_Ref229214364"/>
+      <w:r>
+        <w:rPr>
+          <w:rFonts w:ascii="宋体" w:hAnsi="宋体"/>
+          <w:sz w:val="24"/>
+        </w:rPr>
+        <w:t>金贺楠.基于机器视觉的</w:t>
+      </w:r>
+      <w:r>
+        <w:rPr>
+          <w:sz w:val="24"/>
+        </w:rPr>
+        <w:t>SOP</w:t>
+      </w:r>
+      <w:r>
+        <w:rPr>
+          <w:rFonts w:ascii="宋体" w:hAnsi="宋体"/>
+          <w:sz w:val="24"/>
+        </w:rPr>
+        <w:t>芯片引脚缺陷检测的研究与应用</w:t>
+      </w:r>
+      <w:r>
+        <w:rPr>
+          <w:sz w:val="24"/>
+        </w:rPr>
+        <w:t>[D]</w:t>
+      </w:r>
+      <w:r>
+        <w:rPr>
+          <w:rFonts w:ascii="宋体" w:hAnsi="宋体"/>
+          <w:sz w:val="24"/>
+        </w:rPr>
+        <w:t>.沈阳:东北大学,</w:t>
+      </w:r>
+      <w:r>
+        <w:rPr>
+          <w:sz w:val="24"/>
+        </w:rPr>
+        <w:t>2019.</w:t>
       </w:r>
       <w:bookmarkEnd w:id="78"/>
     </w:p>
@@ -39976,26 +39782,13 @@
           <w:sz w:val="24"/>
         </w:rPr>
       </w:pPr>
-      <w:bookmarkStart w:id="79" w:name="_Ref227758753"/>
-      <w:r>
-        <w:rPr>
-          <w:rFonts w:ascii="宋体" w:hAnsi="宋体" w:hint="eastAsia"/>
-          <w:sz w:val="24"/>
-        </w:rPr>
-        <w:t>王海涛,林永泉,陶伟华等.基于</w:t>
-      </w:r>
-      <w:r>
-        <w:rPr>
-          <w:sz w:val="24"/>
-        </w:rPr>
-        <w:t>GMR</w:t>
-      </w:r>
-      <w:r>
-        <w:rPr>
-          <w:rFonts w:ascii="宋体" w:hAnsi="宋体" w:hint="eastAsia"/>
-          <w:sz w:val="24"/>
-        </w:rPr>
-        <w:t>传感器的国产伏锡芯片表面缺陷检测系统设计</w:t>
+      <w:bookmarkStart w:id="79" w:name="_Ref229214384"/>
+      <w:r>
+        <w:rPr>
+          <w:rFonts w:ascii="宋体" w:hAnsi="宋体"/>
+          <w:sz w:val="24"/>
+        </w:rPr>
+        <w:t>王平,白秀玲.基于改进模板匹配的芯片缺陷检测方法</w:t>
       </w:r>
       <w:r>
         <w:rPr>
@@ -40005,23 +39798,16 @@
       </w:r>
       <w:r>
         <w:rPr>
-          <w:rFonts w:ascii="宋体" w:hAnsi="宋体" w:hint="eastAsia"/>
-          <w:sz w:val="24"/>
-        </w:rPr>
-        <w:t>.计算机测量与控制,</w:t>
-      </w:r>
-      <w:r>
-        <w:rPr>
-          <w:sz w:val="24"/>
-        </w:rPr>
-        <w:t>2025,33(2):23-30,70</w:t>
-      </w:r>
-      <w:r>
-        <w:rPr>
-          <w:rFonts w:ascii="宋体" w:hAnsi="宋体" w:hint="eastAsia"/>
-          <w:sz w:val="24"/>
-        </w:rPr>
-        <w:t>.</w:t>
+          <w:rFonts w:ascii="宋体" w:hAnsi="宋体"/>
+          <w:sz w:val="24"/>
+        </w:rPr>
+        <w:t xml:space="preserve">.微计算机信息 </w:t>
+      </w:r>
+      <w:r>
+        <w:rPr>
+          <w:sz w:val="24"/>
+        </w:rPr>
+        <w:t>2007(01S):135-136.</w:t>
       </w:r>
       <w:bookmarkEnd w:id="79"/>
     </w:p>
@@ -40033,35 +39819,56 @@
         </w:numPr>
         <w:spacing w:line="400" w:lineRule="exact"/>
         <w:rPr>
-          <w:sz w:val="24"/>
-        </w:rPr>
-      </w:pPr>
-      <w:bookmarkStart w:id="80" w:name="_Ref229214283"/>
-      <w:r>
-        <w:rPr>
           <w:rFonts w:ascii="宋体" w:hAnsi="宋体"/>
           <w:sz w:val="24"/>
         </w:rPr>
-        <w:t>孙志超,博王,张晓玲.基于可变形残差卷积与伸缩式特征金字塔算法的</w:t>
-      </w:r>
-      <w:r>
-        <w:rPr>
-          <w:sz w:val="24"/>
-        </w:rPr>
-        <w:t>PCB</w:t>
-      </w:r>
-      <w:r>
-        <w:rPr>
-          <w:rFonts w:ascii="宋体" w:hAnsi="宋体"/>
-          <w:sz w:val="24"/>
-        </w:rPr>
-        <w:t>缺陷检测</w:t>
-      </w:r>
-      <w:r>
-        <w:rPr>
-          <w:sz w:val="24"/>
-        </w:rPr>
-        <w:t>[J].Telecommunication Engineering,2023,63(6)</w:t>
+      </w:pPr>
+      <w:bookmarkStart w:id="80" w:name="_Ref227758766"/>
+      <w:r>
+        <w:rPr>
+          <w:rFonts w:ascii="宋体" w:hAnsi="宋体" w:hint="eastAsia"/>
+          <w:sz w:val="24"/>
+        </w:rPr>
+        <w:t>冯天桥,毛正宇,彭祥谦.基于</w:t>
+      </w:r>
+      <w:r>
+        <w:rPr>
+          <w:sz w:val="24"/>
+        </w:rPr>
+        <w:t>FPGA</w:t>
+      </w:r>
+      <w:r>
+        <w:rPr>
+          <w:rFonts w:ascii="宋体" w:hAnsi="宋体" w:hint="eastAsia"/>
+          <w:sz w:val="24"/>
+        </w:rPr>
+        <w:t>的实时运动目标检测系统设计</w:t>
+      </w:r>
+      <w:r>
+        <w:rPr>
+          <w:sz w:val="24"/>
+        </w:rPr>
+        <w:t>[J]</w:t>
+      </w:r>
+      <w:r>
+        <w:rPr>
+          <w:rFonts w:ascii="宋体" w:hAnsi="宋体" w:hint="eastAsia"/>
+          <w:sz w:val="24"/>
+        </w:rPr>
+        <w:t xml:space="preserve">.电子技术应用. </w:t>
+      </w:r>
+      <w:r>
+        <w:rPr>
+          <w:sz w:val="24"/>
+        </w:rPr>
+        <w:t>2023,49(6)</w:t>
+      </w:r>
+      <w:r>
+        <w:rPr>
+          <w:rFonts w:ascii="宋体" w:hAnsi="宋体" w:hint="eastAsia"/>
+          <w:sz w:val="24"/>
+        </w:rPr>
+        <w:t>.</w:t>
       </w:r>
       <w:bookmarkEnd w:id="80"/>
     </w:p>
@@ -40077,33 +39884,53 @@
           <w:sz w:val="24"/>
         </w:rPr>
       </w:pPr>
-      <w:bookmarkStart w:id="81" w:name="_Ref229214320"/>
-      <w:r>
-        <w:rPr>
-          <w:rFonts w:ascii="宋体" w:hAnsi="宋体"/>
+      <w:bookmarkStart w:id="81" w:name="_Ref227758774"/>
+      <w:r>
+        <w:rPr>
+          <w:rFonts w:ascii="宋体" w:hAnsi="宋体" w:hint="eastAsia"/>
           <w:sz w:val="24"/>
         </w:rPr>
         <w:lastRenderedPageBreak/>
-        <w:t>杨思念,曹立佳,杨洋,等.基于机器视觉的</w:t>
-      </w:r>
-      <w:r>
-        <w:rPr>
-          <w:sz w:val="24"/>
-        </w:rPr>
-        <w:t>PCB</w:t>
-      </w:r>
-      <w:r>
-        <w:rPr>
-          <w:rFonts w:ascii="宋体" w:hAnsi="宋体"/>
-          <w:sz w:val="24"/>
-        </w:rPr>
-        <w:t>缺陷检测算法研究综述</w:t>
-      </w:r>
-      <w:r>
-        <w:rPr>
-          <w:sz w:val="24"/>
-        </w:rPr>
-        <w:t>[J].Journal of Frontiers of Computer Science &amp; Technology,2025,19(4).</w:t>
+        <w:t>杨斌,谢亮,金祥亮.基于</w:t>
+      </w:r>
+      <w:r>
+        <w:rPr>
+          <w:sz w:val="24"/>
+        </w:rPr>
+        <w:t>FPGA</w:t>
+      </w:r>
+      <w:r>
+        <w:rPr>
+          <w:rFonts w:ascii="宋体" w:hAnsi="宋体" w:hint="eastAsia"/>
+          <w:sz w:val="24"/>
+        </w:rPr>
+        <w:t>的实时图像采集与显示系统设计</w:t>
+      </w:r>
+      <w:r>
+        <w:rPr>
+          <w:sz w:val="24"/>
+        </w:rPr>
+        <w:t>[J]</w:t>
+      </w:r>
+      <w:r>
+        <w:rPr>
+          <w:rFonts w:ascii="宋体" w:hAnsi="宋体" w:hint="eastAsia"/>
+          <w:sz w:val="24"/>
+        </w:rPr>
+        <w:t xml:space="preserve">.中国集成电路. </w:t>
+      </w:r>
+      <w:r>
+        <w:rPr>
+          <w:sz w:val="24"/>
+        </w:rPr>
+        <w:t>2021,(11)</w:t>
+      </w:r>
+      <w:r>
+        <w:rPr>
+          <w:rFonts w:ascii="宋体" w:hAnsi="宋体" w:hint="eastAsia"/>
+          <w:sz w:val="24"/>
+        </w:rPr>
+        <w:t>.</w:t>
       </w:r>
       <w:bookmarkEnd w:id="81"/>
     </w:p>
@@ -40115,15 +39942,56 @@
         </w:numPr>
         <w:spacing w:line="400" w:lineRule="exact"/>
         <w:rPr>
-          <w:sz w:val="24"/>
-        </w:rPr>
-      </w:pPr>
-      <w:bookmarkStart w:id="82" w:name="_Ref229214346"/>
-      <w:r>
-        <w:rPr>
-          <w:sz w:val="24"/>
-        </w:rPr>
-        <w:t>Hanlin Y, Jun W. Automatic detection method of circuit boards defect based on Partition enhanced matching[J]. Information Technology Journal, 2013, 12(11): 2256.</w:t>
+          <w:rFonts w:ascii="宋体" w:hAnsi="宋体"/>
+          <w:sz w:val="24"/>
+        </w:rPr>
+      </w:pPr>
+      <w:bookmarkStart w:id="82" w:name="_Ref227758785"/>
+      <w:r>
+        <w:rPr>
+          <w:rFonts w:ascii="宋体" w:hAnsi="宋体" w:hint="eastAsia"/>
+          <w:sz w:val="24"/>
+        </w:rPr>
+        <w:t>李庆春,李琦,刘彦军等.基于</w:t>
+      </w:r>
+      <w:r>
+        <w:rPr>
+          <w:sz w:val="24"/>
+        </w:rPr>
+        <w:t>ZYNQ</w:t>
+      </w:r>
+      <w:r>
+        <w:rPr>
+          <w:rFonts w:ascii="宋体" w:hAnsi="宋体" w:hint="eastAsia"/>
+          <w:sz w:val="24"/>
+        </w:rPr>
+        <w:t>的远程图像采集系统设计</w:t>
+      </w:r>
+      <w:r>
+        <w:rPr>
+          <w:sz w:val="24"/>
+        </w:rPr>
+        <w:t>[J]</w:t>
+      </w:r>
+      <w:r>
+        <w:rPr>
+          <w:rFonts w:ascii="宋体" w:hAnsi="宋体" w:hint="eastAsia"/>
+          <w:sz w:val="24"/>
+        </w:rPr>
+        <w:t>.计算机测量与控制.</w:t>
+      </w:r>
+      <w:r>
+        <w:rPr>
+          <w:sz w:val="24"/>
+        </w:rPr>
+        <w:t>2022,30(10)</w:t>
+      </w:r>
+      <w:r>
+        <w:rPr>
+          <w:rFonts w:ascii="宋体" w:hAnsi="宋体" w:hint="eastAsia"/>
+          <w:sz w:val="24"/>
+        </w:rPr>
+        <w:t>.</w:t>
       </w:r>
       <w:bookmarkEnd w:id="82"/>
     </w:p>
@@ -40139,45 +40007,52 @@
           <w:sz w:val="24"/>
         </w:rPr>
       </w:pPr>
-      <w:bookmarkStart w:id="83" w:name="_Ref229214364"/>
-      <w:r>
-        <w:rPr>
-          <w:rFonts w:ascii="宋体" w:hAnsi="宋体"/>
-          <w:sz w:val="24"/>
-        </w:rPr>
-        <w:t>金贺楠.基于机器视觉的</w:t>
-      </w:r>
-      <w:r>
-        <w:rPr>
-          <w:sz w:val="24"/>
-        </w:rPr>
-        <w:t>SOP</w:t>
-      </w:r>
-      <w:r>
-        <w:rPr>
-          <w:rFonts w:ascii="宋体" w:hAnsi="宋体"/>
-          <w:sz w:val="24"/>
-        </w:rPr>
-        <w:t>芯片引脚缺陷检测的研究与应用</w:t>
-      </w:r>
-      <w:r>
-        <w:rPr>
-          <w:sz w:val="24"/>
-        </w:rPr>
-        <w:t>[D]</w:t>
-      </w:r>
-      <w:r>
-        <w:rPr>
-          <w:rFonts w:ascii="宋体" w:hAnsi="宋体"/>
-          <w:sz w:val="24"/>
-        </w:rPr>
-        <w:t>.沈阳:东北大学,</w:t>
-      </w:r>
-      <w:r>
-        <w:rPr>
-          <w:sz w:val="24"/>
-        </w:rPr>
-        <w:t>2019.</w:t>
+      <w:bookmarkStart w:id="83" w:name="_Ref227758794"/>
+      <w:r>
+        <w:rPr>
+          <w:rFonts w:ascii="宋体" w:hAnsi="宋体" w:hint="eastAsia"/>
+          <w:sz w:val="24"/>
+        </w:rPr>
+        <w:t>何聪,胡乃瑞,李玉峰.基于</w:t>
+      </w:r>
+      <w:r>
+        <w:rPr>
+          <w:sz w:val="24"/>
+        </w:rPr>
+        <w:t>FPGA</w:t>
+      </w:r>
+      <w:r>
+        <w:rPr>
+          <w:rFonts w:ascii="宋体" w:hAnsi="宋体" w:hint="eastAsia"/>
+          <w:sz w:val="24"/>
+        </w:rPr>
+        <w:t>的自适应直方图均衡化算法的研究与实现</w:t>
+      </w:r>
+      <w:r>
+        <w:rPr>
+          <w:sz w:val="24"/>
+        </w:rPr>
+        <w:t>[J]</w:t>
+      </w:r>
+      <w:r>
+        <w:rPr>
+          <w:rFonts w:ascii="宋体" w:hAnsi="宋体" w:hint="eastAsia"/>
+          <w:sz w:val="24"/>
+        </w:rPr>
+        <w:t>.电子设计工程</w:t>
+      </w:r>
+      <w:r>
+        <w:rPr>
+          <w:sz w:val="24"/>
+        </w:rPr>
+        <w:t>.2019,(21)</w:t>
+      </w:r>
+      <w:r>
+        <w:rPr>
+          <w:rFonts w:ascii="宋体" w:hAnsi="宋体" w:hint="eastAsia"/>
+          <w:sz w:val="24"/>
+        </w:rPr>
+        <w:t>.</w:t>
       </w:r>
       <w:bookmarkEnd w:id="83"/>
     </w:p>
@@ -40193,13 +40068,39 @@
           <w:sz w:val="24"/>
         </w:rPr>
       </w:pPr>
-      <w:bookmarkStart w:id="84" w:name="_Ref229214384"/>
-      <w:r>
-        <w:rPr>
-          <w:rFonts w:ascii="宋体" w:hAnsi="宋体"/>
-          <w:sz w:val="24"/>
-        </w:rPr>
-        <w:t>王平,白秀玲.基于改进模板匹配的芯片缺陷检测方法</w:t>
+      <w:bookmarkStart w:id="84" w:name="_Ref227758809"/>
+      <w:r>
+        <w:rPr>
+          <w:rFonts w:ascii="宋体" w:hAnsi="宋体" w:hint="eastAsia"/>
+          <w:sz w:val="24"/>
+        </w:rPr>
+        <w:t>宁晓龙,何自利,张新宇等.基于</w:t>
+      </w:r>
+      <w:r>
+        <w:rPr>
+          <w:sz w:val="24"/>
+        </w:rPr>
+        <w:t>Zynq</w:t>
+      </w:r>
+      <w:r>
+        <w:rPr>
+          <w:rFonts w:ascii="宋体" w:hAnsi="宋体" w:hint="eastAsia"/>
+          <w:sz w:val="24"/>
+        </w:rPr>
+        <w:t>和</w:t>
+      </w:r>
+      <w:r>
+        <w:rPr>
+          <w:sz w:val="24"/>
+        </w:rPr>
+        <w:t>Qt</w:t>
+      </w:r>
+      <w:r>
+        <w:rPr>
+          <w:rFonts w:ascii="宋体" w:hAnsi="宋体" w:hint="eastAsia"/>
+          <w:sz w:val="24"/>
+        </w:rPr>
+        <w:t>的视频采集和图像边缘检测系统</w:t>
       </w:r>
       <w:r>
         <w:rPr>
@@ -40209,16 +40110,23 @@
       </w:r>
       <w:r>
         <w:rPr>
-          <w:rFonts w:ascii="宋体" w:hAnsi="宋体"/>
-          <w:sz w:val="24"/>
-        </w:rPr>
-        <w:t xml:space="preserve">.微计算机信息 </w:t>
-      </w:r>
-      <w:r>
-        <w:rPr>
-          <w:sz w:val="24"/>
-        </w:rPr>
-        <w:t>2007(01S):135-136.</w:t>
+          <w:rFonts w:ascii="宋体" w:hAnsi="宋体" w:hint="eastAsia"/>
+          <w:sz w:val="24"/>
+        </w:rPr>
+        <w:t>.信息技术与网络安全</w:t>
+      </w:r>
+      <w:r>
+        <w:rPr>
+          <w:sz w:val="24"/>
+        </w:rPr>
+        <w:t>.2019,(2)</w:t>
+      </w:r>
+      <w:r>
+        <w:rPr>
+          <w:rFonts w:ascii="宋体" w:hAnsi="宋体" w:hint="eastAsia"/>
+          <w:sz w:val="24"/>
+        </w:rPr>
+        <w:t>.</w:t>
       </w:r>
       <w:bookmarkEnd w:id="84"/>
     </w:p>
@@ -40732,14 +40640,14 @@
         <w:rFonts w:hint="eastAsia"/>
         <w:noProof/>
       </w:rPr>
-      <w:t xml:space="preserve">2 </w:t>
+      <w:t xml:space="preserve">4 </w:t>
     </w:r>
     <w:r>
       <w:rPr>
         <w:rFonts w:hint="eastAsia"/>
         <w:noProof/>
       </w:rPr>
-      <w:t>理论基础及技术支持</w:t>
+      <w:t>系统总体设计</w:t>
     </w:r>
     <w:r>
       <w:fldChar w:fldCharType="end"/>

--- a/王鹏_毕业论文.docx
+++ b/王鹏_毕业论文.docx
@@ -8431,7 +8431,7 @@
         <w:spacing w:line="400" w:lineRule="exact"/>
         <w:ind w:firstLine="420"/>
         <w:rPr>
-          <w:rFonts w:ascii="宋体" w:hAnsi="宋体"/>
+          <w:rFonts w:ascii="宋体" w:hAnsi="宋体" w:hint="eastAsia"/>
           <w:color w:val="000000"/>
           <w:sz w:val="24"/>
         </w:rPr>
@@ -8469,6 +8469,7 @@
           <w:sz w:val="24"/>
           <w:vertAlign w:val="superscript"/>
         </w:rPr>
+        <w:instrText xml:space="preserve"> \* MERGEFORMAT </w:instrText>
       </w:r>
       <w:r>
         <w:rPr>
@@ -8477,6 +8478,67 @@
           <w:sz w:val="24"/>
           <w:vertAlign w:val="superscript"/>
         </w:rPr>
+      </w:r>
+      <w:r>
+        <w:rPr>
+          <w:rFonts w:ascii="宋体" w:hAnsi="宋体" w:hint="eastAsia"/>
+          <w:color w:val="000000"/>
+          <w:sz w:val="24"/>
+          <w:vertAlign w:val="superscript"/>
+        </w:rPr>
+        <w:fldChar w:fldCharType="separate"/>
+      </w:r>
+      <w:r>
+        <w:rPr>
+          <w:rFonts w:ascii="宋体" w:hAnsi="宋体" w:hint="eastAsia"/>
+          <w:color w:val="000000"/>
+          <w:sz w:val="24"/>
+          <w:vertAlign w:val="superscript"/>
+        </w:rPr>
+        <w:t>[1]</w:t>
+      </w:r>
+      <w:r>
+        <w:rPr>
+          <w:rFonts w:ascii="宋体" w:hAnsi="宋体" w:hint="eastAsia"/>
+          <w:color w:val="000000"/>
+          <w:sz w:val="24"/>
+          <w:vertAlign w:val="superscript"/>
+        </w:rPr>
+        <w:fldChar w:fldCharType="end"/>
+      </w:r>
+      <w:r>
+        <w:rPr>
+          <w:rFonts w:ascii="宋体" w:hAnsi="宋体" w:hint="eastAsia"/>
+          <w:color w:val="000000"/>
+          <w:sz w:val="24"/>
+        </w:rPr>
+        <w:t>较早验证了机器视觉在晶圆自动化检测中的可行性；Tsai等人</w:t>
+      </w:r>
+      <w:r>
+        <w:rPr>
+          <w:rFonts w:ascii="宋体" w:hAnsi="宋体" w:hint="eastAsia"/>
+          <w:color w:val="000000"/>
+          <w:sz w:val="24"/>
+          <w:vertAlign w:val="superscript"/>
+        </w:rPr>
+        <w:fldChar w:fldCharType="begin"/>
+      </w:r>
+      <w:r>
+        <w:rPr>
+          <w:rFonts w:ascii="宋体" w:hAnsi="宋体" w:hint="eastAsia"/>
+          <w:color w:val="000000"/>
+          <w:sz w:val="24"/>
+          <w:vertAlign w:val="superscript"/>
+        </w:rPr>
+        <w:instrText xml:space="preserve"> REF _Ref227758612 \r \h </w:instrText>
+      </w:r>
+      <w:r>
+        <w:rPr>
+          <w:rFonts w:ascii="宋体" w:hAnsi="宋体" w:hint="eastAsia"/>
+          <w:color w:val="000000"/>
+          <w:sz w:val="24"/>
+          <w:vertAlign w:val="superscript"/>
+        </w:rPr>
         <w:instrText xml:space="preserve"> \* MERGEFORMAT </w:instrText>
       </w:r>
       <w:r>
@@ -8486,6 +8548,14 @@
           <w:sz w:val="24"/>
           <w:vertAlign w:val="superscript"/>
         </w:rPr>
+      </w:r>
+      <w:r>
+        <w:rPr>
+          <w:rFonts w:ascii="宋体" w:hAnsi="宋体" w:hint="eastAsia"/>
+          <w:color w:val="000000"/>
+          <w:sz w:val="24"/>
+          <w:vertAlign w:val="superscript"/>
+        </w:rPr>
         <w:fldChar w:fldCharType="separate"/>
       </w:r>
       <w:r>
@@ -8495,7 +8565,7 @@
           <w:sz w:val="24"/>
           <w:vertAlign w:val="superscript"/>
         </w:rPr>
-        <w:t>[1]</w:t>
+        <w:t>[2]</w:t>
       </w:r>
       <w:r>
         <w:rPr>
@@ -8512,7 +8582,7 @@
           <w:color w:val="000000"/>
           <w:sz w:val="24"/>
         </w:rPr>
-        <w:t>较早验证了机器视觉在晶圆自动化检测中的可行性；Tsai等人</w:t>
+        <w:t>利用各向异性扩散算法，成功提取出了复杂纹理下太阳能硅片的微裂纹。这类基于空域或频域计算的方法，由于数学推导明确，工程运行相对稳定。当硬件算力逐渐充裕后，国外不少研究团队开始转向深度学习体系，尝试借助卷积神经网络去应对那些非结构化、特征相对复杂的工业缺陷检测任务</w:t>
       </w:r>
       <w:r>
         <w:rPr>
@@ -8530,7 +8600,7 @@
           <w:sz w:val="24"/>
           <w:vertAlign w:val="superscript"/>
         </w:rPr>
-        <w:instrText xml:space="preserve"> REF _Ref227758612 \r \h </w:instrText>
+        <w:instrText xml:space="preserve"> REF _Ref227758631 \r \h </w:instrText>
       </w:r>
       <w:r>
         <w:rPr>
@@ -8539,6 +8609,7 @@
           <w:sz w:val="24"/>
           <w:vertAlign w:val="superscript"/>
         </w:rPr>
+        <w:instrText xml:space="preserve"> \* MERGEFORMAT </w:instrText>
       </w:r>
       <w:r>
         <w:rPr>
@@ -8547,77 +8618,6 @@
           <w:sz w:val="24"/>
           <w:vertAlign w:val="superscript"/>
         </w:rPr>
-        <w:instrText xml:space="preserve"> \* MERGEFORMAT </w:instrText>
-      </w:r>
-      <w:r>
-        <w:rPr>
-          <w:rFonts w:ascii="宋体" w:hAnsi="宋体" w:hint="eastAsia"/>
-          <w:color w:val="000000"/>
-          <w:sz w:val="24"/>
-          <w:vertAlign w:val="superscript"/>
-        </w:rPr>
-        <w:fldChar w:fldCharType="separate"/>
-      </w:r>
-      <w:r>
-        <w:rPr>
-          <w:rFonts w:ascii="宋体" w:hAnsi="宋体" w:hint="eastAsia"/>
-          <w:color w:val="000000"/>
-          <w:sz w:val="24"/>
-          <w:vertAlign w:val="superscript"/>
-        </w:rPr>
-        <w:t>[2]</w:t>
-      </w:r>
-      <w:r>
-        <w:rPr>
-          <w:rFonts w:ascii="宋体" w:hAnsi="宋体" w:hint="eastAsia"/>
-          <w:color w:val="000000"/>
-          <w:sz w:val="24"/>
-          <w:vertAlign w:val="superscript"/>
-        </w:rPr>
-        <w:fldChar w:fldCharType="end"/>
-      </w:r>
-      <w:r>
-        <w:rPr>
-          <w:rFonts w:ascii="宋体" w:hAnsi="宋体" w:hint="eastAsia"/>
-          <w:color w:val="000000"/>
-          <w:sz w:val="24"/>
-        </w:rPr>
-        <w:t>利用各向异性扩散算法，成功提取出了复杂纹理下太阳能硅片的微裂纹。这类基于空域或频域计算的方法，由于数学推导明确，工程运行相对稳定。当硬件算力逐渐充裕后，国外不少研究团队开始转向深度学习体系，尝试借助卷积神经网络去应对那些非结构化、特征相对复杂的工业缺陷检测任务</w:t>
-      </w:r>
-      <w:r>
-        <w:rPr>
-          <w:rFonts w:ascii="宋体" w:hAnsi="宋体" w:hint="eastAsia"/>
-          <w:color w:val="000000"/>
-          <w:sz w:val="24"/>
-          <w:vertAlign w:val="superscript"/>
-        </w:rPr>
-        <w:fldChar w:fldCharType="begin"/>
-      </w:r>
-      <w:r>
-        <w:rPr>
-          <w:rFonts w:ascii="宋体" w:hAnsi="宋体" w:hint="eastAsia"/>
-          <w:color w:val="000000"/>
-          <w:sz w:val="24"/>
-          <w:vertAlign w:val="superscript"/>
-        </w:rPr>
-        <w:instrText xml:space="preserve"> REF _Ref227758631 \r \h </w:instrText>
-      </w:r>
-      <w:r>
-        <w:rPr>
-          <w:rFonts w:ascii="宋体" w:hAnsi="宋体" w:hint="eastAsia"/>
-          <w:color w:val="000000"/>
-          <w:sz w:val="24"/>
-          <w:vertAlign w:val="superscript"/>
-        </w:rPr>
-      </w:r>
-      <w:r>
-        <w:rPr>
-          <w:rFonts w:ascii="宋体" w:hAnsi="宋体" w:hint="eastAsia"/>
-          <w:color w:val="000000"/>
-          <w:sz w:val="24"/>
-          <w:vertAlign w:val="superscript"/>
-        </w:rPr>
-        <w:instrText xml:space="preserve"> \* MERGEFORMAT </w:instrText>
       </w:r>
       <w:r>
         <w:rPr>
@@ -8698,6 +8698,7 @@
           <w:sz w:val="24"/>
           <w:vertAlign w:val="superscript"/>
         </w:rPr>
+        <w:instrText xml:space="preserve"> \* MERGEFORMAT </w:instrText>
       </w:r>
       <w:r>
         <w:rPr>
@@ -8706,6 +8707,67 @@
           <w:sz w:val="24"/>
           <w:vertAlign w:val="superscript"/>
         </w:rPr>
+      </w:r>
+      <w:r>
+        <w:rPr>
+          <w:rFonts w:ascii="宋体" w:hAnsi="宋体" w:hint="eastAsia"/>
+          <w:color w:val="000000"/>
+          <w:sz w:val="24"/>
+          <w:vertAlign w:val="superscript"/>
+        </w:rPr>
+        <w:fldChar w:fldCharType="separate"/>
+      </w:r>
+      <w:r>
+        <w:rPr>
+          <w:rFonts w:ascii="宋体" w:hAnsi="宋体" w:hint="eastAsia"/>
+          <w:color w:val="000000"/>
+          <w:sz w:val="24"/>
+          <w:vertAlign w:val="superscript"/>
+        </w:rPr>
+        <w:t>[4]</w:t>
+      </w:r>
+      <w:r>
+        <w:rPr>
+          <w:rFonts w:ascii="宋体" w:hAnsi="宋体" w:hint="eastAsia"/>
+          <w:color w:val="000000"/>
+          <w:sz w:val="24"/>
+          <w:vertAlign w:val="superscript"/>
+        </w:rPr>
+        <w:fldChar w:fldCharType="end"/>
+      </w:r>
+      <w:r>
+        <w:rPr>
+          <w:rFonts w:ascii="宋体" w:hAnsi="宋体" w:hint="eastAsia"/>
+          <w:color w:val="000000"/>
+          <w:sz w:val="24"/>
+        </w:rPr>
+        <w:t>改进U-Net结构去查验X射线下的焊缝气泡；朱红艳等</w:t>
+      </w:r>
+      <w:r>
+        <w:rPr>
+          <w:rFonts w:ascii="宋体" w:hAnsi="宋体" w:hint="eastAsia"/>
+          <w:color w:val="000000"/>
+          <w:sz w:val="24"/>
+          <w:vertAlign w:val="superscript"/>
+        </w:rPr>
+        <w:fldChar w:fldCharType="begin"/>
+      </w:r>
+      <w:r>
+        <w:rPr>
+          <w:rFonts w:ascii="宋体" w:hAnsi="宋体" w:hint="eastAsia"/>
+          <w:color w:val="000000"/>
+          <w:sz w:val="24"/>
+          <w:vertAlign w:val="superscript"/>
+        </w:rPr>
+        <w:instrText xml:space="preserve"> REF _Ref227758690 \r \h </w:instrText>
+      </w:r>
+      <w:r>
+        <w:rPr>
+          <w:rFonts w:ascii="宋体" w:hAnsi="宋体" w:hint="eastAsia"/>
+          <w:color w:val="000000"/>
+          <w:sz w:val="24"/>
+          <w:vertAlign w:val="superscript"/>
+        </w:rPr>
         <w:instrText xml:space="preserve"> \* MERGEFORMAT </w:instrText>
       </w:r>
       <w:r>
@@ -8715,6 +8777,14 @@
           <w:sz w:val="24"/>
           <w:vertAlign w:val="superscript"/>
         </w:rPr>
+      </w:r>
+      <w:r>
+        <w:rPr>
+          <w:rFonts w:ascii="宋体" w:hAnsi="宋体" w:hint="eastAsia"/>
+          <w:color w:val="000000"/>
+          <w:sz w:val="24"/>
+          <w:vertAlign w:val="superscript"/>
+        </w:rPr>
         <w:fldChar w:fldCharType="separate"/>
       </w:r>
       <w:r>
@@ -8724,7 +8794,7 @@
           <w:sz w:val="24"/>
           <w:vertAlign w:val="superscript"/>
         </w:rPr>
-        <w:t>[4]</w:t>
+        <w:t>[5]</w:t>
       </w:r>
       <w:r>
         <w:rPr>
@@ -8741,7 +8811,7 @@
           <w:color w:val="000000"/>
           <w:sz w:val="24"/>
         </w:rPr>
-        <w:t>改进U-Net结构去查验X射线下的焊缝气泡；朱红艳等</w:t>
+        <w:t>和孙志超等</w:t>
       </w:r>
       <w:r>
         <w:rPr>
@@ -8759,7 +8829,7 @@
           <w:sz w:val="24"/>
           <w:vertAlign w:val="superscript"/>
         </w:rPr>
-        <w:instrText xml:space="preserve"> REF _Ref227758690 \r \h </w:instrText>
+        <w:instrText xml:space="preserve"> REF _Ref229214283 \r \h </w:instrText>
       </w:r>
       <w:r>
         <w:rPr>
@@ -8768,6 +8838,7 @@
           <w:sz w:val="24"/>
           <w:vertAlign w:val="superscript"/>
         </w:rPr>
+        <w:instrText xml:space="preserve"> \* MERGEFORMAT </w:instrText>
       </w:r>
       <w:r>
         <w:rPr>
@@ -8776,6 +8847,67 @@
           <w:sz w:val="24"/>
           <w:vertAlign w:val="superscript"/>
         </w:rPr>
+      </w:r>
+      <w:r>
+        <w:rPr>
+          <w:rFonts w:ascii="宋体" w:hAnsi="宋体" w:hint="eastAsia"/>
+          <w:color w:val="000000"/>
+          <w:sz w:val="24"/>
+          <w:vertAlign w:val="superscript"/>
+        </w:rPr>
+        <w:fldChar w:fldCharType="separate"/>
+      </w:r>
+      <w:r>
+        <w:rPr>
+          <w:rFonts w:ascii="宋体" w:hAnsi="宋体" w:hint="eastAsia"/>
+          <w:color w:val="000000"/>
+          <w:sz w:val="24"/>
+          <w:vertAlign w:val="superscript"/>
+        </w:rPr>
+        <w:t>[6]</w:t>
+      </w:r>
+      <w:r>
+        <w:rPr>
+          <w:rFonts w:ascii="宋体" w:hAnsi="宋体" w:hint="eastAsia"/>
+          <w:color w:val="000000"/>
+          <w:sz w:val="24"/>
+          <w:vertAlign w:val="superscript"/>
+        </w:rPr>
+        <w:fldChar w:fldCharType="end"/>
+      </w:r>
+      <w:r>
+        <w:rPr>
+          <w:rFonts w:ascii="宋体" w:hAnsi="宋体" w:hint="eastAsia"/>
+          <w:color w:val="000000"/>
+          <w:sz w:val="24"/>
+        </w:rPr>
+        <w:t>分别引入可变形卷积与多尺度特征融合，以此拉高复杂PCB板上微小缺陷的识别精度。不过，受制于深度模型极高的算力消耗以及对样本集的高度依赖，加上在工业现场容易暴露出的“黑盒”不可控属性，传统图像处理技术依然保留着明确的落地空间。郑安义等</w:t>
+      </w:r>
+      <w:r>
+        <w:rPr>
+          <w:rFonts w:ascii="宋体" w:hAnsi="宋体" w:hint="eastAsia"/>
+          <w:color w:val="000000"/>
+          <w:sz w:val="24"/>
+          <w:vertAlign w:val="superscript"/>
+        </w:rPr>
+        <w:fldChar w:fldCharType="begin"/>
+      </w:r>
+      <w:r>
+        <w:rPr>
+          <w:rFonts w:ascii="宋体" w:hAnsi="宋体" w:hint="eastAsia"/>
+          <w:color w:val="000000"/>
+          <w:sz w:val="24"/>
+          <w:vertAlign w:val="superscript"/>
+        </w:rPr>
+        <w:instrText xml:space="preserve"> REF _Ref227758704 \r \h </w:instrText>
+      </w:r>
+      <w:r>
+        <w:rPr>
+          <w:rFonts w:ascii="宋体" w:hAnsi="宋体" w:hint="eastAsia"/>
+          <w:color w:val="000000"/>
+          <w:sz w:val="24"/>
+          <w:vertAlign w:val="superscript"/>
+        </w:rPr>
         <w:instrText xml:space="preserve"> \* MERGEFORMAT </w:instrText>
       </w:r>
       <w:r>
@@ -8785,6 +8917,14 @@
           <w:sz w:val="24"/>
           <w:vertAlign w:val="superscript"/>
         </w:rPr>
+      </w:r>
+      <w:r>
+        <w:rPr>
+          <w:rFonts w:ascii="宋体" w:hAnsi="宋体" w:hint="eastAsia"/>
+          <w:color w:val="000000"/>
+          <w:sz w:val="24"/>
+          <w:vertAlign w:val="superscript"/>
+        </w:rPr>
         <w:fldChar w:fldCharType="separate"/>
       </w:r>
       <w:r>
@@ -8794,7 +8934,7 @@
           <w:sz w:val="24"/>
           <w:vertAlign w:val="superscript"/>
         </w:rPr>
-        <w:t>[5]</w:t>
+        <w:t>[7]</w:t>
       </w:r>
       <w:r>
         <w:rPr>
@@ -8811,7 +8951,7 @@
           <w:color w:val="000000"/>
           <w:sz w:val="24"/>
         </w:rPr>
-        <w:t>和孙志超等</w:t>
+        <w:t>专门给芯片表面气泡开发了一套视觉提取算法；张立国等</w:t>
       </w:r>
       <w:r>
         <w:rPr>
@@ -8829,7 +8969,7 @@
           <w:sz w:val="24"/>
           <w:vertAlign w:val="superscript"/>
         </w:rPr>
-        <w:instrText xml:space="preserve"> REF _Ref229214283 \r \h </w:instrText>
+        <w:instrText xml:space="preserve"> REF _Ref227758722 \r \h </w:instrText>
       </w:r>
       <w:r>
         <w:rPr>
@@ -8838,6 +8978,7 @@
           <w:sz w:val="24"/>
           <w:vertAlign w:val="superscript"/>
         </w:rPr>
+        <w:instrText xml:space="preserve"> \* MERGEFORMAT </w:instrText>
       </w:r>
       <w:r>
         <w:rPr>
@@ -8846,6 +8987,128 @@
           <w:sz w:val="24"/>
           <w:vertAlign w:val="superscript"/>
         </w:rPr>
+      </w:r>
+      <w:r>
+        <w:rPr>
+          <w:rFonts w:ascii="宋体" w:hAnsi="宋体" w:hint="eastAsia"/>
+          <w:color w:val="000000"/>
+          <w:sz w:val="24"/>
+          <w:vertAlign w:val="superscript"/>
+        </w:rPr>
+        <w:fldChar w:fldCharType="separate"/>
+      </w:r>
+      <w:r>
+        <w:rPr>
+          <w:rFonts w:ascii="宋体" w:hAnsi="宋体" w:hint="eastAsia"/>
+          <w:color w:val="000000"/>
+          <w:sz w:val="24"/>
+          <w:vertAlign w:val="superscript"/>
+        </w:rPr>
+        <w:t>[8]</w:t>
+      </w:r>
+      <w:r>
+        <w:rPr>
+          <w:rFonts w:ascii="宋体" w:hAnsi="宋体" w:hint="eastAsia"/>
+          <w:color w:val="000000"/>
+          <w:sz w:val="24"/>
+          <w:vertAlign w:val="superscript"/>
+        </w:rPr>
+        <w:fldChar w:fldCharType="end"/>
+      </w:r>
+      <w:r>
+        <w:rPr>
+          <w:rFonts w:ascii="宋体" w:hAnsi="宋体" w:hint="eastAsia"/>
+          <w:color w:val="000000"/>
+          <w:sz w:val="24"/>
+        </w:rPr>
+        <w:t>与张鼎恒等</w:t>
+      </w:r>
+      <w:r>
+        <w:rPr>
+          <w:rFonts w:ascii="宋体" w:hAnsi="宋体" w:hint="eastAsia"/>
+          <w:color w:val="000000"/>
+          <w:sz w:val="24"/>
+          <w:vertAlign w:val="superscript"/>
+        </w:rPr>
+        <w:fldChar w:fldCharType="begin"/>
+      </w:r>
+      <w:r>
+        <w:rPr>
+          <w:rFonts w:ascii="宋体" w:hAnsi="宋体" w:hint="eastAsia"/>
+          <w:color w:val="000000"/>
+          <w:sz w:val="24"/>
+          <w:vertAlign w:val="superscript"/>
+        </w:rPr>
+        <w:instrText xml:space="preserve"> REF _Ref227758730 \r \h  \* MERGEFORMAT </w:instrText>
+      </w:r>
+      <w:r>
+        <w:rPr>
+          <w:rFonts w:ascii="宋体" w:hAnsi="宋体" w:hint="eastAsia"/>
+          <w:color w:val="000000"/>
+          <w:sz w:val="24"/>
+          <w:vertAlign w:val="superscript"/>
+        </w:rPr>
+      </w:r>
+      <w:r>
+        <w:rPr>
+          <w:rFonts w:ascii="宋体" w:hAnsi="宋体" w:hint="eastAsia"/>
+          <w:color w:val="000000"/>
+          <w:sz w:val="24"/>
+          <w:vertAlign w:val="superscript"/>
+        </w:rPr>
+        <w:fldChar w:fldCharType="separate"/>
+      </w:r>
+      <w:r>
+        <w:rPr>
+          <w:rFonts w:ascii="宋体" w:hAnsi="宋体" w:hint="eastAsia"/>
+          <w:color w:val="000000"/>
+          <w:sz w:val="24"/>
+          <w:vertAlign w:val="superscript"/>
+        </w:rPr>
+        <w:t>[9]</w:t>
+      </w:r>
+      <w:r>
+        <w:rPr>
+          <w:rFonts w:ascii="宋体" w:hAnsi="宋体" w:hint="eastAsia"/>
+          <w:color w:val="000000"/>
+          <w:sz w:val="24"/>
+          <w:vertAlign w:val="superscript"/>
+        </w:rPr>
+        <w:fldChar w:fldCharType="end"/>
+      </w:r>
+      <w:r>
+        <w:rPr>
+          <w:rFonts w:ascii="宋体" w:hAnsi="宋体" w:hint="eastAsia"/>
+          <w:color w:val="000000"/>
+          <w:sz w:val="24"/>
+        </w:rPr>
+        <w:t>分别搭建了针对电路板及焊盘的检测机制；龚宇奇</w:t>
+      </w:r>
+      <w:r>
+        <w:rPr>
+          <w:rFonts w:ascii="宋体" w:hAnsi="宋体" w:hint="eastAsia"/>
+          <w:color w:val="000000"/>
+          <w:sz w:val="24"/>
+          <w:vertAlign w:val="superscript"/>
+        </w:rPr>
+        <w:fldChar w:fldCharType="begin"/>
+      </w:r>
+      <w:r>
+        <w:rPr>
+          <w:rFonts w:ascii="宋体" w:hAnsi="宋体" w:hint="eastAsia"/>
+          <w:color w:val="000000"/>
+          <w:sz w:val="24"/>
+          <w:vertAlign w:val="superscript"/>
+        </w:rPr>
+        <w:instrText xml:space="preserve"> REF _Ref227758741 \r \h </w:instrText>
+      </w:r>
+      <w:r>
+        <w:rPr>
+          <w:rFonts w:ascii="宋体" w:hAnsi="宋体" w:hint="eastAsia"/>
+          <w:color w:val="000000"/>
+          <w:sz w:val="24"/>
+          <w:vertAlign w:val="superscript"/>
+        </w:rPr>
         <w:instrText xml:space="preserve"> \* MERGEFORMAT </w:instrText>
       </w:r>
       <w:r>
@@ -8855,6 +9118,14 @@
           <w:sz w:val="24"/>
           <w:vertAlign w:val="superscript"/>
         </w:rPr>
+      </w:r>
+      <w:r>
+        <w:rPr>
+          <w:rFonts w:ascii="宋体" w:hAnsi="宋体" w:hint="eastAsia"/>
+          <w:color w:val="000000"/>
+          <w:sz w:val="24"/>
+          <w:vertAlign w:val="superscript"/>
+        </w:rPr>
         <w:fldChar w:fldCharType="separate"/>
       </w:r>
       <w:r>
@@ -8864,7 +9135,7 @@
           <w:sz w:val="24"/>
           <w:vertAlign w:val="superscript"/>
         </w:rPr>
-        <w:t>[6]</w:t>
+        <w:t>[10]</w:t>
       </w:r>
       <w:r>
         <w:rPr>
@@ -8881,7 +9152,7 @@
           <w:color w:val="000000"/>
           <w:sz w:val="24"/>
         </w:rPr>
-        <w:t>分别引入可变形卷积与多尺度特征融合，以此拉高复杂PCB板上微小缺陷的识别精度。不过，受制于深度模型极高的算力消耗以及对样本集的高度依赖，加上在工业现场容易暴露出的“黑盒”不可控属性，传统图像处理技术依然保留着明确的落地空间。郑安义等</w:t>
+        <w:t>通过修改中值滤波增强了玻璃缺陷的轮廓特征；王海涛等</w:t>
       </w:r>
       <w:r>
         <w:rPr>
@@ -8899,7 +9170,7 @@
           <w:sz w:val="24"/>
           <w:vertAlign w:val="superscript"/>
         </w:rPr>
-        <w:instrText xml:space="preserve"> REF _Ref227758704 \r \h </w:instrText>
+        <w:instrText xml:space="preserve"> REF _Ref227758753 \r \h </w:instrText>
       </w:r>
       <w:r>
         <w:rPr>
@@ -8908,6 +9179,7 @@
           <w:sz w:val="24"/>
           <w:vertAlign w:val="superscript"/>
         </w:rPr>
+        <w:instrText xml:space="preserve"> \* MERGEFORMAT </w:instrText>
       </w:r>
       <w:r>
         <w:rPr>
@@ -8916,6 +9188,67 @@
           <w:sz w:val="24"/>
           <w:vertAlign w:val="superscript"/>
         </w:rPr>
+      </w:r>
+      <w:r>
+        <w:rPr>
+          <w:rFonts w:ascii="宋体" w:hAnsi="宋体" w:hint="eastAsia"/>
+          <w:color w:val="000000"/>
+          <w:sz w:val="24"/>
+          <w:vertAlign w:val="superscript"/>
+        </w:rPr>
+        <w:fldChar w:fldCharType="separate"/>
+      </w:r>
+      <w:r>
+        <w:rPr>
+          <w:rFonts w:ascii="宋体" w:hAnsi="宋体" w:hint="eastAsia"/>
+          <w:color w:val="000000"/>
+          <w:sz w:val="24"/>
+          <w:vertAlign w:val="superscript"/>
+        </w:rPr>
+        <w:t>[11]</w:t>
+      </w:r>
+      <w:r>
+        <w:rPr>
+          <w:rFonts w:ascii="宋体" w:hAnsi="宋体" w:hint="eastAsia"/>
+          <w:color w:val="000000"/>
+          <w:sz w:val="24"/>
+          <w:vertAlign w:val="superscript"/>
+        </w:rPr>
+        <w:fldChar w:fldCharType="end"/>
+      </w:r>
+      <w:r>
+        <w:rPr>
+          <w:rFonts w:ascii="宋体" w:hAnsi="宋体" w:hint="eastAsia"/>
+          <w:color w:val="000000"/>
+          <w:sz w:val="24"/>
+        </w:rPr>
+        <w:t>还探索了将GMR传感器引入检测环节的新方案。从宏观技术应用层面看，杨思念等</w:t>
+      </w:r>
+      <w:r>
+        <w:rPr>
+          <w:rFonts w:ascii="宋体" w:hAnsi="宋体" w:hint="eastAsia"/>
+          <w:color w:val="000000"/>
+          <w:sz w:val="24"/>
+          <w:vertAlign w:val="superscript"/>
+        </w:rPr>
+        <w:fldChar w:fldCharType="begin"/>
+      </w:r>
+      <w:r>
+        <w:rPr>
+          <w:rFonts w:ascii="宋体" w:hAnsi="宋体" w:hint="eastAsia"/>
+          <w:color w:val="000000"/>
+          <w:sz w:val="24"/>
+          <w:vertAlign w:val="superscript"/>
+        </w:rPr>
+        <w:instrText xml:space="preserve"> REF _Ref229214320 \r \h </w:instrText>
+      </w:r>
+      <w:r>
+        <w:rPr>
+          <w:rFonts w:ascii="宋体" w:hAnsi="宋体" w:hint="eastAsia"/>
+          <w:color w:val="000000"/>
+          <w:sz w:val="24"/>
+          <w:vertAlign w:val="superscript"/>
+        </w:rPr>
         <w:instrText xml:space="preserve"> \* MERGEFORMAT </w:instrText>
       </w:r>
       <w:r>
@@ -8925,6 +9258,14 @@
           <w:sz w:val="24"/>
           <w:vertAlign w:val="superscript"/>
         </w:rPr>
+      </w:r>
+      <w:r>
+        <w:rPr>
+          <w:rFonts w:ascii="宋体" w:hAnsi="宋体" w:hint="eastAsia"/>
+          <w:color w:val="000000"/>
+          <w:sz w:val="24"/>
+          <w:vertAlign w:val="superscript"/>
+        </w:rPr>
         <w:fldChar w:fldCharType="separate"/>
       </w:r>
       <w:r>
@@ -8934,7 +9275,7 @@
           <w:sz w:val="24"/>
           <w:vertAlign w:val="superscript"/>
         </w:rPr>
-        <w:t>[7]</w:t>
+        <w:t>[12]</w:t>
       </w:r>
       <w:r>
         <w:rPr>
@@ -8951,7 +9292,7 @@
           <w:color w:val="000000"/>
           <w:sz w:val="24"/>
         </w:rPr>
-        <w:t>专门给芯片表面气泡开发了一套视觉提取算法；张立国等</w:t>
+        <w:t>在综述中指明机器视觉取代人工目检已成必然；Hanlin等</w:t>
       </w:r>
       <w:r>
         <w:rPr>
@@ -8969,7 +9310,7 @@
           <w:sz w:val="24"/>
           <w:vertAlign w:val="superscript"/>
         </w:rPr>
-        <w:instrText xml:space="preserve"> REF _Ref227758722 \r \h </w:instrText>
+        <w:instrText xml:space="preserve"> REF _Ref229214346 \r \h </w:instrText>
       </w:r>
       <w:r>
         <w:rPr>
@@ -8978,6 +9319,7 @@
           <w:sz w:val="24"/>
           <w:vertAlign w:val="superscript"/>
         </w:rPr>
+        <w:instrText xml:space="preserve"> \* MERGEFORMAT </w:instrText>
       </w:r>
       <w:r>
         <w:rPr>
@@ -8986,6 +9328,67 @@
           <w:sz w:val="24"/>
           <w:vertAlign w:val="superscript"/>
         </w:rPr>
+      </w:r>
+      <w:r>
+        <w:rPr>
+          <w:rFonts w:ascii="宋体" w:hAnsi="宋体" w:hint="eastAsia"/>
+          <w:color w:val="000000"/>
+          <w:sz w:val="24"/>
+          <w:vertAlign w:val="superscript"/>
+        </w:rPr>
+        <w:fldChar w:fldCharType="separate"/>
+      </w:r>
+      <w:r>
+        <w:rPr>
+          <w:rFonts w:ascii="宋体" w:hAnsi="宋体" w:hint="eastAsia"/>
+          <w:color w:val="000000"/>
+          <w:sz w:val="24"/>
+          <w:vertAlign w:val="superscript"/>
+        </w:rPr>
+        <w:t>[13]</w:t>
+      </w:r>
+      <w:r>
+        <w:rPr>
+          <w:rFonts w:ascii="宋体" w:hAnsi="宋体" w:hint="eastAsia"/>
+          <w:color w:val="000000"/>
+          <w:sz w:val="24"/>
+          <w:vertAlign w:val="superscript"/>
+        </w:rPr>
+        <w:fldChar w:fldCharType="end"/>
+      </w:r>
+      <w:r>
+        <w:rPr>
+          <w:rFonts w:ascii="宋体" w:hAnsi="宋体" w:hint="eastAsia"/>
+          <w:color w:val="000000"/>
+          <w:sz w:val="24"/>
+        </w:rPr>
+        <w:t>的分区增强匹配算法提升了局部特征配准的鲁棒性；金贺楠</w:t>
+      </w:r>
+      <w:r>
+        <w:rPr>
+          <w:rFonts w:ascii="宋体" w:hAnsi="宋体" w:hint="eastAsia"/>
+          <w:color w:val="000000"/>
+          <w:sz w:val="24"/>
+          <w:vertAlign w:val="superscript"/>
+        </w:rPr>
+        <w:fldChar w:fldCharType="begin"/>
+      </w:r>
+      <w:r>
+        <w:rPr>
+          <w:rFonts w:ascii="宋体" w:hAnsi="宋体" w:hint="eastAsia"/>
+          <w:color w:val="000000"/>
+          <w:sz w:val="24"/>
+          <w:vertAlign w:val="superscript"/>
+        </w:rPr>
+        <w:instrText xml:space="preserve"> REF _Ref229214364 \r \h </w:instrText>
+      </w:r>
+      <w:r>
+        <w:rPr>
+          <w:rFonts w:ascii="宋体" w:hAnsi="宋体" w:hint="eastAsia"/>
+          <w:color w:val="000000"/>
+          <w:sz w:val="24"/>
+          <w:vertAlign w:val="superscript"/>
+        </w:rPr>
         <w:instrText xml:space="preserve"> \* MERGEFORMAT </w:instrText>
       </w:r>
       <w:r>
@@ -8995,6 +9398,14 @@
           <w:sz w:val="24"/>
           <w:vertAlign w:val="superscript"/>
         </w:rPr>
+      </w:r>
+      <w:r>
+        <w:rPr>
+          <w:rFonts w:ascii="宋体" w:hAnsi="宋体" w:hint="eastAsia"/>
+          <w:color w:val="000000"/>
+          <w:sz w:val="24"/>
+          <w:vertAlign w:val="superscript"/>
+        </w:rPr>
         <w:fldChar w:fldCharType="separate"/>
       </w:r>
       <w:r>
@@ -9004,7 +9415,7 @@
           <w:sz w:val="24"/>
           <w:vertAlign w:val="superscript"/>
         </w:rPr>
-        <w:t>[8]</w:t>
+        <w:t>[14]</w:t>
       </w:r>
       <w:r>
         <w:rPr>
@@ -9021,7 +9432,7 @@
           <w:color w:val="000000"/>
           <w:sz w:val="24"/>
         </w:rPr>
-        <w:t>与张鼎恒等</w:t>
+        <w:t>针对SOP芯片引脚的几何规则给出了一套工程级检测方案；王平与白秀玲</w:t>
       </w:r>
       <w:r>
         <w:rPr>
@@ -9039,7 +9450,7 @@
           <w:sz w:val="24"/>
           <w:vertAlign w:val="superscript"/>
         </w:rPr>
-        <w:instrText xml:space="preserve"> REF _Ref227758730 \r \h </w:instrText>
+        <w:instrText xml:space="preserve"> REF _Ref229214384 \r \h </w:instrText>
       </w:r>
       <w:r>
         <w:rPr>
@@ -9048,6 +9459,7 @@
           <w:sz w:val="24"/>
           <w:vertAlign w:val="superscript"/>
         </w:rPr>
+        <w:instrText xml:space="preserve"> \* MERGEFORMAT </w:instrText>
       </w:r>
       <w:r>
         <w:rPr>
@@ -9056,427 +9468,6 @@
           <w:sz w:val="24"/>
           <w:vertAlign w:val="superscript"/>
         </w:rPr>
-        <w:instrText xml:space="preserve"> \* MERGEFORMAT </w:instrText>
-      </w:r>
-      <w:r>
-        <w:rPr>
-          <w:rFonts w:ascii="宋体" w:hAnsi="宋体" w:hint="eastAsia"/>
-          <w:color w:val="000000"/>
-          <w:sz w:val="24"/>
-          <w:vertAlign w:val="superscript"/>
-        </w:rPr>
-        <w:fldChar w:fldCharType="separate"/>
-      </w:r>
-      <w:r>
-        <w:rPr>
-          <w:rFonts w:ascii="宋体" w:hAnsi="宋体" w:hint="eastAsia"/>
-          <w:color w:val="000000"/>
-          <w:sz w:val="24"/>
-          <w:vertAlign w:val="superscript"/>
-        </w:rPr>
-        <w:t>[9]</w:t>
-      </w:r>
-      <w:r>
-        <w:rPr>
-          <w:rFonts w:ascii="宋体" w:hAnsi="宋体" w:hint="eastAsia"/>
-          <w:color w:val="000000"/>
-          <w:sz w:val="24"/>
-          <w:vertAlign w:val="superscript"/>
-        </w:rPr>
-        <w:fldChar w:fldCharType="end"/>
-      </w:r>
-      <w:r>
-        <w:rPr>
-          <w:rFonts w:ascii="宋体" w:hAnsi="宋体" w:hint="eastAsia"/>
-          <w:color w:val="000000"/>
-          <w:sz w:val="24"/>
-        </w:rPr>
-        <w:t>分别搭建了针对电路板及焊盘的检测机制；龚宇奇</w:t>
-      </w:r>
-      <w:r>
-        <w:rPr>
-          <w:rFonts w:ascii="宋体" w:hAnsi="宋体" w:hint="eastAsia"/>
-          <w:color w:val="000000"/>
-          <w:sz w:val="24"/>
-          <w:vertAlign w:val="superscript"/>
-        </w:rPr>
-        <w:fldChar w:fldCharType="begin"/>
-      </w:r>
-      <w:r>
-        <w:rPr>
-          <w:rFonts w:ascii="宋体" w:hAnsi="宋体" w:hint="eastAsia"/>
-          <w:color w:val="000000"/>
-          <w:sz w:val="24"/>
-          <w:vertAlign w:val="superscript"/>
-        </w:rPr>
-        <w:instrText xml:space="preserve"> REF _Ref227758741 \r \h </w:instrText>
-      </w:r>
-      <w:r>
-        <w:rPr>
-          <w:rFonts w:ascii="宋体" w:hAnsi="宋体" w:hint="eastAsia"/>
-          <w:color w:val="000000"/>
-          <w:sz w:val="24"/>
-          <w:vertAlign w:val="superscript"/>
-        </w:rPr>
-      </w:r>
-      <w:r>
-        <w:rPr>
-          <w:rFonts w:ascii="宋体" w:hAnsi="宋体" w:hint="eastAsia"/>
-          <w:color w:val="000000"/>
-          <w:sz w:val="24"/>
-          <w:vertAlign w:val="superscript"/>
-        </w:rPr>
-        <w:instrText xml:space="preserve"> \* MERGEFORMAT </w:instrText>
-      </w:r>
-      <w:r>
-        <w:rPr>
-          <w:rFonts w:ascii="宋体" w:hAnsi="宋体" w:hint="eastAsia"/>
-          <w:color w:val="000000"/>
-          <w:sz w:val="24"/>
-          <w:vertAlign w:val="superscript"/>
-        </w:rPr>
-        <w:fldChar w:fldCharType="separate"/>
-      </w:r>
-      <w:r>
-        <w:rPr>
-          <w:rFonts w:ascii="宋体" w:hAnsi="宋体" w:hint="eastAsia"/>
-          <w:color w:val="000000"/>
-          <w:sz w:val="24"/>
-          <w:vertAlign w:val="superscript"/>
-        </w:rPr>
-        <w:t>[10]</w:t>
-      </w:r>
-      <w:r>
-        <w:rPr>
-          <w:rFonts w:ascii="宋体" w:hAnsi="宋体" w:hint="eastAsia"/>
-          <w:color w:val="000000"/>
-          <w:sz w:val="24"/>
-          <w:vertAlign w:val="superscript"/>
-        </w:rPr>
-        <w:fldChar w:fldCharType="end"/>
-      </w:r>
-      <w:r>
-        <w:rPr>
-          <w:rFonts w:ascii="宋体" w:hAnsi="宋体" w:hint="eastAsia"/>
-          <w:color w:val="000000"/>
-          <w:sz w:val="24"/>
-        </w:rPr>
-        <w:t>通过修改中值滤波增强了玻璃缺陷的轮廓特征；王海涛等</w:t>
-      </w:r>
-      <w:r>
-        <w:rPr>
-          <w:rFonts w:ascii="宋体" w:hAnsi="宋体" w:hint="eastAsia"/>
-          <w:color w:val="000000"/>
-          <w:sz w:val="24"/>
-          <w:vertAlign w:val="superscript"/>
-        </w:rPr>
-        <w:fldChar w:fldCharType="begin"/>
-      </w:r>
-      <w:r>
-        <w:rPr>
-          <w:rFonts w:ascii="宋体" w:hAnsi="宋体" w:hint="eastAsia"/>
-          <w:color w:val="000000"/>
-          <w:sz w:val="24"/>
-          <w:vertAlign w:val="superscript"/>
-        </w:rPr>
-        <w:instrText xml:space="preserve"> REF _Ref227758753 \r \h </w:instrText>
-      </w:r>
-      <w:r>
-        <w:rPr>
-          <w:rFonts w:ascii="宋体" w:hAnsi="宋体" w:hint="eastAsia"/>
-          <w:color w:val="000000"/>
-          <w:sz w:val="24"/>
-          <w:vertAlign w:val="superscript"/>
-        </w:rPr>
-      </w:r>
-      <w:r>
-        <w:rPr>
-          <w:rFonts w:ascii="宋体" w:hAnsi="宋体" w:hint="eastAsia"/>
-          <w:color w:val="000000"/>
-          <w:sz w:val="24"/>
-          <w:vertAlign w:val="superscript"/>
-        </w:rPr>
-        <w:instrText xml:space="preserve"> \* MERGEFORMAT </w:instrText>
-      </w:r>
-      <w:r>
-        <w:rPr>
-          <w:rFonts w:ascii="宋体" w:hAnsi="宋体" w:hint="eastAsia"/>
-          <w:color w:val="000000"/>
-          <w:sz w:val="24"/>
-          <w:vertAlign w:val="superscript"/>
-        </w:rPr>
-        <w:fldChar w:fldCharType="separate"/>
-      </w:r>
-      <w:r>
-        <w:rPr>
-          <w:rFonts w:ascii="宋体" w:hAnsi="宋体" w:hint="eastAsia"/>
-          <w:color w:val="000000"/>
-          <w:sz w:val="24"/>
-          <w:vertAlign w:val="superscript"/>
-        </w:rPr>
-        <w:t>[11]</w:t>
-      </w:r>
-      <w:r>
-        <w:rPr>
-          <w:rFonts w:ascii="宋体" w:hAnsi="宋体" w:hint="eastAsia"/>
-          <w:color w:val="000000"/>
-          <w:sz w:val="24"/>
-          <w:vertAlign w:val="superscript"/>
-        </w:rPr>
-        <w:fldChar w:fldCharType="end"/>
-      </w:r>
-      <w:r>
-        <w:rPr>
-          <w:rFonts w:ascii="宋体" w:hAnsi="宋体" w:hint="eastAsia"/>
-          <w:color w:val="000000"/>
-          <w:sz w:val="24"/>
-        </w:rPr>
-        <w:t>还探索了将GMR传感器引入检测环节的新方案。从宏观技术应用层面看，杨思念等</w:t>
-      </w:r>
-      <w:r>
-        <w:rPr>
-          <w:rFonts w:ascii="宋体" w:hAnsi="宋体" w:hint="eastAsia"/>
-          <w:color w:val="000000"/>
-          <w:sz w:val="24"/>
-          <w:vertAlign w:val="superscript"/>
-        </w:rPr>
-        <w:fldChar w:fldCharType="begin"/>
-      </w:r>
-      <w:r>
-        <w:rPr>
-          <w:rFonts w:ascii="宋体" w:hAnsi="宋体" w:hint="eastAsia"/>
-          <w:color w:val="000000"/>
-          <w:sz w:val="24"/>
-          <w:vertAlign w:val="superscript"/>
-        </w:rPr>
-        <w:instrText xml:space="preserve"> REF _Ref229214320 \r \h </w:instrText>
-      </w:r>
-      <w:r>
-        <w:rPr>
-          <w:rFonts w:ascii="宋体" w:hAnsi="宋体" w:hint="eastAsia"/>
-          <w:color w:val="000000"/>
-          <w:sz w:val="24"/>
-          <w:vertAlign w:val="superscript"/>
-        </w:rPr>
-      </w:r>
-      <w:r>
-        <w:rPr>
-          <w:rFonts w:ascii="宋体" w:hAnsi="宋体" w:hint="eastAsia"/>
-          <w:color w:val="000000"/>
-          <w:sz w:val="24"/>
-          <w:vertAlign w:val="superscript"/>
-        </w:rPr>
-        <w:instrText xml:space="preserve"> \* MERGEFORMAT </w:instrText>
-      </w:r>
-      <w:r>
-        <w:rPr>
-          <w:rFonts w:ascii="宋体" w:hAnsi="宋体" w:hint="eastAsia"/>
-          <w:color w:val="000000"/>
-          <w:sz w:val="24"/>
-          <w:vertAlign w:val="superscript"/>
-        </w:rPr>
-        <w:fldChar w:fldCharType="separate"/>
-      </w:r>
-      <w:r>
-        <w:rPr>
-          <w:rFonts w:ascii="宋体" w:hAnsi="宋体" w:hint="eastAsia"/>
-          <w:color w:val="000000"/>
-          <w:sz w:val="24"/>
-          <w:vertAlign w:val="superscript"/>
-        </w:rPr>
-        <w:t>[12]</w:t>
-      </w:r>
-      <w:r>
-        <w:rPr>
-          <w:rFonts w:ascii="宋体" w:hAnsi="宋体" w:hint="eastAsia"/>
-          <w:color w:val="000000"/>
-          <w:sz w:val="24"/>
-          <w:vertAlign w:val="superscript"/>
-        </w:rPr>
-        <w:fldChar w:fldCharType="end"/>
-      </w:r>
-      <w:r>
-        <w:rPr>
-          <w:rFonts w:ascii="宋体" w:hAnsi="宋体" w:hint="eastAsia"/>
-          <w:color w:val="000000"/>
-          <w:sz w:val="24"/>
-        </w:rPr>
-        <w:t>在综述中指明机器视觉取代人工目检已成必然；Hanlin等</w:t>
-      </w:r>
-      <w:r>
-        <w:rPr>
-          <w:rFonts w:ascii="宋体" w:hAnsi="宋体" w:hint="eastAsia"/>
-          <w:color w:val="000000"/>
-          <w:sz w:val="24"/>
-          <w:vertAlign w:val="superscript"/>
-        </w:rPr>
-        <w:fldChar w:fldCharType="begin"/>
-      </w:r>
-      <w:r>
-        <w:rPr>
-          <w:rFonts w:ascii="宋体" w:hAnsi="宋体" w:hint="eastAsia"/>
-          <w:color w:val="000000"/>
-          <w:sz w:val="24"/>
-          <w:vertAlign w:val="superscript"/>
-        </w:rPr>
-        <w:instrText xml:space="preserve"> REF _Ref229214346 \r \h </w:instrText>
-      </w:r>
-      <w:r>
-        <w:rPr>
-          <w:rFonts w:ascii="宋体" w:hAnsi="宋体" w:hint="eastAsia"/>
-          <w:color w:val="000000"/>
-          <w:sz w:val="24"/>
-          <w:vertAlign w:val="superscript"/>
-        </w:rPr>
-      </w:r>
-      <w:r>
-        <w:rPr>
-          <w:rFonts w:ascii="宋体" w:hAnsi="宋体" w:hint="eastAsia"/>
-          <w:color w:val="000000"/>
-          <w:sz w:val="24"/>
-          <w:vertAlign w:val="superscript"/>
-        </w:rPr>
-        <w:instrText xml:space="preserve"> \* MERGEFORMAT </w:instrText>
-      </w:r>
-      <w:r>
-        <w:rPr>
-          <w:rFonts w:ascii="宋体" w:hAnsi="宋体" w:hint="eastAsia"/>
-          <w:color w:val="000000"/>
-          <w:sz w:val="24"/>
-          <w:vertAlign w:val="superscript"/>
-        </w:rPr>
-        <w:fldChar w:fldCharType="separate"/>
-      </w:r>
-      <w:r>
-        <w:rPr>
-          <w:rFonts w:ascii="宋体" w:hAnsi="宋体" w:hint="eastAsia"/>
-          <w:color w:val="000000"/>
-          <w:sz w:val="24"/>
-          <w:vertAlign w:val="superscript"/>
-        </w:rPr>
-        <w:t>[13]</w:t>
-      </w:r>
-      <w:r>
-        <w:rPr>
-          <w:rFonts w:ascii="宋体" w:hAnsi="宋体" w:hint="eastAsia"/>
-          <w:color w:val="000000"/>
-          <w:sz w:val="24"/>
-          <w:vertAlign w:val="superscript"/>
-        </w:rPr>
-        <w:fldChar w:fldCharType="end"/>
-      </w:r>
-      <w:r>
-        <w:rPr>
-          <w:rFonts w:ascii="宋体" w:hAnsi="宋体" w:hint="eastAsia"/>
-          <w:color w:val="000000"/>
-          <w:sz w:val="24"/>
-        </w:rPr>
-        <w:t>的分区增强匹配算法提升了局部特征配准的鲁棒性；金贺楠</w:t>
-      </w:r>
-      <w:r>
-        <w:rPr>
-          <w:rFonts w:ascii="宋体" w:hAnsi="宋体" w:hint="eastAsia"/>
-          <w:color w:val="000000"/>
-          <w:sz w:val="24"/>
-          <w:vertAlign w:val="superscript"/>
-        </w:rPr>
-        <w:fldChar w:fldCharType="begin"/>
-      </w:r>
-      <w:r>
-        <w:rPr>
-          <w:rFonts w:ascii="宋体" w:hAnsi="宋体" w:hint="eastAsia"/>
-          <w:color w:val="000000"/>
-          <w:sz w:val="24"/>
-          <w:vertAlign w:val="superscript"/>
-        </w:rPr>
-        <w:instrText xml:space="preserve"> REF _Ref229214364 \r \h </w:instrText>
-      </w:r>
-      <w:r>
-        <w:rPr>
-          <w:rFonts w:ascii="宋体" w:hAnsi="宋体" w:hint="eastAsia"/>
-          <w:color w:val="000000"/>
-          <w:sz w:val="24"/>
-          <w:vertAlign w:val="superscript"/>
-        </w:rPr>
-      </w:r>
-      <w:r>
-        <w:rPr>
-          <w:rFonts w:ascii="宋体" w:hAnsi="宋体" w:hint="eastAsia"/>
-          <w:color w:val="000000"/>
-          <w:sz w:val="24"/>
-          <w:vertAlign w:val="superscript"/>
-        </w:rPr>
-        <w:instrText xml:space="preserve"> \* MERGEFORMAT </w:instrText>
-      </w:r>
-      <w:r>
-        <w:rPr>
-          <w:rFonts w:ascii="宋体" w:hAnsi="宋体" w:hint="eastAsia"/>
-          <w:color w:val="000000"/>
-          <w:sz w:val="24"/>
-          <w:vertAlign w:val="superscript"/>
-        </w:rPr>
-        <w:fldChar w:fldCharType="separate"/>
-      </w:r>
-      <w:r>
-        <w:rPr>
-          <w:rFonts w:ascii="宋体" w:hAnsi="宋体" w:hint="eastAsia"/>
-          <w:color w:val="000000"/>
-          <w:sz w:val="24"/>
-          <w:vertAlign w:val="superscript"/>
-        </w:rPr>
-        <w:t>[14]</w:t>
-      </w:r>
-      <w:r>
-        <w:rPr>
-          <w:rFonts w:ascii="宋体" w:hAnsi="宋体" w:hint="eastAsia"/>
-          <w:color w:val="000000"/>
-          <w:sz w:val="24"/>
-          <w:vertAlign w:val="superscript"/>
-        </w:rPr>
-        <w:fldChar w:fldCharType="end"/>
-      </w:r>
-      <w:r>
-        <w:rPr>
-          <w:rFonts w:ascii="宋体" w:hAnsi="宋体" w:hint="eastAsia"/>
-          <w:color w:val="000000"/>
-          <w:sz w:val="24"/>
-        </w:rPr>
-        <w:t>针对SOP芯片引脚的几何规则给出了一套工程级检测方案；王平与白秀玲</w:t>
-      </w:r>
-      <w:r>
-        <w:rPr>
-          <w:rFonts w:ascii="宋体" w:hAnsi="宋体" w:hint="eastAsia"/>
-          <w:color w:val="000000"/>
-          <w:sz w:val="24"/>
-          <w:vertAlign w:val="superscript"/>
-        </w:rPr>
-        <w:fldChar w:fldCharType="begin"/>
-      </w:r>
-      <w:r>
-        <w:rPr>
-          <w:rFonts w:ascii="宋体" w:hAnsi="宋体" w:hint="eastAsia"/>
-          <w:color w:val="000000"/>
-          <w:sz w:val="24"/>
-          <w:vertAlign w:val="superscript"/>
-        </w:rPr>
-        <w:instrText xml:space="preserve"> REF _Ref229214384 \r \h </w:instrText>
-      </w:r>
-      <w:r>
-        <w:rPr>
-          <w:rFonts w:ascii="宋体" w:hAnsi="宋体" w:hint="eastAsia"/>
-          <w:color w:val="000000"/>
-          <w:sz w:val="24"/>
-          <w:vertAlign w:val="superscript"/>
-        </w:rPr>
-      </w:r>
-      <w:r>
-        <w:rPr>
-          <w:rFonts w:ascii="宋体" w:hAnsi="宋体" w:hint="eastAsia"/>
-          <w:color w:val="000000"/>
-          <w:sz w:val="24"/>
-          <w:vertAlign w:val="superscript"/>
-        </w:rPr>
-        <w:instrText xml:space="preserve"> \* MERGEFORMAT </w:instrText>
       </w:r>
       <w:r>
         <w:rPr>
@@ -9557,6 +9548,7 @@
           <w:sz w:val="24"/>
           <w:vertAlign w:val="superscript"/>
         </w:rPr>
+        <w:instrText xml:space="preserve"> \* MERGEFORMAT </w:instrText>
       </w:r>
       <w:r>
         <w:rPr>
@@ -9565,6 +9557,67 @@
           <w:sz w:val="24"/>
           <w:vertAlign w:val="superscript"/>
         </w:rPr>
+      </w:r>
+      <w:r>
+        <w:rPr>
+          <w:rFonts w:ascii="宋体" w:hAnsi="宋体" w:hint="eastAsia"/>
+          <w:color w:val="000000"/>
+          <w:sz w:val="24"/>
+          <w:vertAlign w:val="superscript"/>
+        </w:rPr>
+        <w:fldChar w:fldCharType="separate"/>
+      </w:r>
+      <w:r>
+        <w:rPr>
+          <w:rFonts w:ascii="宋体" w:hAnsi="宋体" w:hint="eastAsia"/>
+          <w:color w:val="000000"/>
+          <w:sz w:val="24"/>
+          <w:vertAlign w:val="superscript"/>
+        </w:rPr>
+        <w:t>[16]</w:t>
+      </w:r>
+      <w:r>
+        <w:rPr>
+          <w:rFonts w:ascii="宋体" w:hAnsi="宋体" w:hint="eastAsia"/>
+          <w:color w:val="000000"/>
+          <w:sz w:val="24"/>
+          <w:vertAlign w:val="superscript"/>
+        </w:rPr>
+        <w:fldChar w:fldCharType="end"/>
+      </w:r>
+      <w:r>
+        <w:rPr>
+          <w:rFonts w:ascii="宋体" w:hAnsi="宋体" w:hint="eastAsia"/>
+          <w:color w:val="000000"/>
+          <w:sz w:val="24"/>
+        </w:rPr>
+        <w:t>与杨斌等</w:t>
+      </w:r>
+      <w:r>
+        <w:rPr>
+          <w:rFonts w:ascii="宋体" w:hAnsi="宋体" w:hint="eastAsia"/>
+          <w:color w:val="000000"/>
+          <w:sz w:val="24"/>
+          <w:vertAlign w:val="superscript"/>
+        </w:rPr>
+        <w:fldChar w:fldCharType="begin"/>
+      </w:r>
+      <w:r>
+        <w:rPr>
+          <w:rFonts w:ascii="宋体" w:hAnsi="宋体" w:hint="eastAsia"/>
+          <w:color w:val="000000"/>
+          <w:sz w:val="24"/>
+          <w:vertAlign w:val="superscript"/>
+        </w:rPr>
+        <w:instrText xml:space="preserve"> REF _Ref227758774 \r \h </w:instrText>
+      </w:r>
+      <w:r>
+        <w:rPr>
+          <w:rFonts w:ascii="宋体" w:hAnsi="宋体" w:hint="eastAsia"/>
+          <w:color w:val="000000"/>
+          <w:sz w:val="24"/>
+          <w:vertAlign w:val="superscript"/>
+        </w:rPr>
         <w:instrText xml:space="preserve"> \* MERGEFORMAT </w:instrText>
       </w:r>
       <w:r>
@@ -9574,6 +9627,14 @@
           <w:sz w:val="24"/>
           <w:vertAlign w:val="superscript"/>
         </w:rPr>
+      </w:r>
+      <w:r>
+        <w:rPr>
+          <w:rFonts w:ascii="宋体" w:hAnsi="宋体" w:hint="eastAsia"/>
+          <w:color w:val="000000"/>
+          <w:sz w:val="24"/>
+          <w:vertAlign w:val="superscript"/>
+        </w:rPr>
         <w:fldChar w:fldCharType="separate"/>
       </w:r>
       <w:r>
@@ -9583,7 +9644,7 @@
           <w:sz w:val="24"/>
           <w:vertAlign w:val="superscript"/>
         </w:rPr>
-        <w:t>[16]</w:t>
+        <w:t>[17]</w:t>
       </w:r>
       <w:r>
         <w:rPr>
@@ -9600,7 +9661,7 @@
           <w:color w:val="000000"/>
           <w:sz w:val="24"/>
         </w:rPr>
-        <w:t>与杨斌等</w:t>
+        <w:t>先后研制出基于FPGA的运动目标采集与检测板卡；李庆春等</w:t>
       </w:r>
       <w:r>
         <w:rPr>
@@ -9618,7 +9679,7 @@
           <w:sz w:val="24"/>
           <w:vertAlign w:val="superscript"/>
         </w:rPr>
-        <w:instrText xml:space="preserve"> REF _Ref227758774 \r \h </w:instrText>
+        <w:instrText xml:space="preserve"> REF _Ref227758785 \r \h </w:instrText>
       </w:r>
       <w:r>
         <w:rPr>
@@ -9627,6 +9688,7 @@
           <w:sz w:val="24"/>
           <w:vertAlign w:val="superscript"/>
         </w:rPr>
+        <w:instrText xml:space="preserve"> \* MERGEFORMAT </w:instrText>
       </w:r>
       <w:r>
         <w:rPr>
@@ -9635,6 +9697,67 @@
           <w:sz w:val="24"/>
           <w:vertAlign w:val="superscript"/>
         </w:rPr>
+      </w:r>
+      <w:r>
+        <w:rPr>
+          <w:rFonts w:ascii="宋体" w:hAnsi="宋体" w:hint="eastAsia"/>
+          <w:color w:val="000000"/>
+          <w:sz w:val="24"/>
+          <w:vertAlign w:val="superscript"/>
+        </w:rPr>
+        <w:fldChar w:fldCharType="separate"/>
+      </w:r>
+      <w:r>
+        <w:rPr>
+          <w:rFonts w:ascii="宋体" w:hAnsi="宋体" w:hint="eastAsia"/>
+          <w:color w:val="000000"/>
+          <w:sz w:val="24"/>
+          <w:vertAlign w:val="superscript"/>
+        </w:rPr>
+        <w:t>[18]</w:t>
+      </w:r>
+      <w:r>
+        <w:rPr>
+          <w:rFonts w:ascii="宋体" w:hAnsi="宋体" w:hint="eastAsia"/>
+          <w:color w:val="000000"/>
+          <w:sz w:val="24"/>
+          <w:vertAlign w:val="superscript"/>
+        </w:rPr>
+        <w:fldChar w:fldCharType="end"/>
+      </w:r>
+      <w:r>
+        <w:rPr>
+          <w:rFonts w:ascii="宋体" w:hAnsi="宋体" w:hint="eastAsia"/>
+          <w:color w:val="000000"/>
+          <w:sz w:val="24"/>
+        </w:rPr>
+        <w:t>测试了ZYNQ平台的远程推流能力；何聪等</w:t>
+      </w:r>
+      <w:r>
+        <w:rPr>
+          <w:rFonts w:ascii="宋体" w:hAnsi="宋体" w:hint="eastAsia"/>
+          <w:color w:val="000000"/>
+          <w:sz w:val="24"/>
+          <w:vertAlign w:val="superscript"/>
+        </w:rPr>
+        <w:fldChar w:fldCharType="begin"/>
+      </w:r>
+      <w:r>
+        <w:rPr>
+          <w:rFonts w:ascii="宋体" w:hAnsi="宋体" w:hint="eastAsia"/>
+          <w:color w:val="000000"/>
+          <w:sz w:val="24"/>
+          <w:vertAlign w:val="superscript"/>
+        </w:rPr>
+        <w:instrText xml:space="preserve"> REF _Ref227758794 \r \h </w:instrText>
+      </w:r>
+      <w:r>
+        <w:rPr>
+          <w:rFonts w:ascii="宋体" w:hAnsi="宋体" w:hint="eastAsia"/>
+          <w:color w:val="000000"/>
+          <w:sz w:val="24"/>
+          <w:vertAlign w:val="superscript"/>
+        </w:rPr>
         <w:instrText xml:space="preserve"> \* MERGEFORMAT </w:instrText>
       </w:r>
       <w:r>
@@ -9644,6 +9767,14 @@
           <w:sz w:val="24"/>
           <w:vertAlign w:val="superscript"/>
         </w:rPr>
+      </w:r>
+      <w:r>
+        <w:rPr>
+          <w:rFonts w:ascii="宋体" w:hAnsi="宋体" w:hint="eastAsia"/>
+          <w:color w:val="000000"/>
+          <w:sz w:val="24"/>
+          <w:vertAlign w:val="superscript"/>
+        </w:rPr>
         <w:fldChar w:fldCharType="separate"/>
       </w:r>
       <w:r>
@@ -9653,7 +9784,7 @@
           <w:sz w:val="24"/>
           <w:vertAlign w:val="superscript"/>
         </w:rPr>
-        <w:t>[17]</w:t>
+        <w:t>[19]</w:t>
       </w:r>
       <w:r>
         <w:rPr>
@@ -9670,7 +9801,7 @@
           <w:color w:val="000000"/>
           <w:sz w:val="24"/>
         </w:rPr>
-        <w:t>先后研制出基于FPGA的运动目标采集与检测板卡；李庆春等</w:t>
+        <w:t>更是直接利用硬件逻辑语言实现了自适应直方图均衡化。在处理软硬件结合与工程部署的问题时，核心算法如何与前端界面打配合也受到了关注。例如宁晓龙等</w:t>
       </w:r>
       <w:r>
         <w:rPr>
@@ -9688,7 +9819,7 @@
           <w:sz w:val="24"/>
           <w:vertAlign w:val="superscript"/>
         </w:rPr>
-        <w:instrText xml:space="preserve"> REF _Ref227758785 \r \h </w:instrText>
+        <w:instrText xml:space="preserve"> REF _Ref227758809 \r \h </w:instrText>
       </w:r>
       <w:r>
         <w:rPr>
@@ -9697,6 +9828,7 @@
           <w:sz w:val="24"/>
           <w:vertAlign w:val="superscript"/>
         </w:rPr>
+        <w:instrText xml:space="preserve"> \* MERGEFORMAT </w:instrText>
       </w:r>
       <w:r>
         <w:rPr>
@@ -9705,147 +9837,6 @@
           <w:sz w:val="24"/>
           <w:vertAlign w:val="superscript"/>
         </w:rPr>
-        <w:instrText xml:space="preserve"> \* MERGEFORMAT </w:instrText>
-      </w:r>
-      <w:r>
-        <w:rPr>
-          <w:rFonts w:ascii="宋体" w:hAnsi="宋体" w:hint="eastAsia"/>
-          <w:color w:val="000000"/>
-          <w:sz w:val="24"/>
-          <w:vertAlign w:val="superscript"/>
-        </w:rPr>
-        <w:fldChar w:fldCharType="separate"/>
-      </w:r>
-      <w:r>
-        <w:rPr>
-          <w:rFonts w:ascii="宋体" w:hAnsi="宋体" w:hint="eastAsia"/>
-          <w:color w:val="000000"/>
-          <w:sz w:val="24"/>
-          <w:vertAlign w:val="superscript"/>
-        </w:rPr>
-        <w:t>[18]</w:t>
-      </w:r>
-      <w:r>
-        <w:rPr>
-          <w:rFonts w:ascii="宋体" w:hAnsi="宋体" w:hint="eastAsia"/>
-          <w:color w:val="000000"/>
-          <w:sz w:val="24"/>
-          <w:vertAlign w:val="superscript"/>
-        </w:rPr>
-        <w:fldChar w:fldCharType="end"/>
-      </w:r>
-      <w:r>
-        <w:rPr>
-          <w:rFonts w:ascii="宋体" w:hAnsi="宋体" w:hint="eastAsia"/>
-          <w:color w:val="000000"/>
-          <w:sz w:val="24"/>
-        </w:rPr>
-        <w:t>测试了ZYNQ平台的远程推流能力；何聪等</w:t>
-      </w:r>
-      <w:r>
-        <w:rPr>
-          <w:rFonts w:ascii="宋体" w:hAnsi="宋体" w:hint="eastAsia"/>
-          <w:color w:val="000000"/>
-          <w:sz w:val="24"/>
-          <w:vertAlign w:val="superscript"/>
-        </w:rPr>
-        <w:fldChar w:fldCharType="begin"/>
-      </w:r>
-      <w:r>
-        <w:rPr>
-          <w:rFonts w:ascii="宋体" w:hAnsi="宋体" w:hint="eastAsia"/>
-          <w:color w:val="000000"/>
-          <w:sz w:val="24"/>
-          <w:vertAlign w:val="superscript"/>
-        </w:rPr>
-        <w:instrText xml:space="preserve"> REF _Ref227758794 \r \h </w:instrText>
-      </w:r>
-      <w:r>
-        <w:rPr>
-          <w:rFonts w:ascii="宋体" w:hAnsi="宋体" w:hint="eastAsia"/>
-          <w:color w:val="000000"/>
-          <w:sz w:val="24"/>
-          <w:vertAlign w:val="superscript"/>
-        </w:rPr>
-      </w:r>
-      <w:r>
-        <w:rPr>
-          <w:rFonts w:ascii="宋体" w:hAnsi="宋体" w:hint="eastAsia"/>
-          <w:color w:val="000000"/>
-          <w:sz w:val="24"/>
-          <w:vertAlign w:val="superscript"/>
-        </w:rPr>
-        <w:instrText xml:space="preserve"> \* MERGEFORMAT </w:instrText>
-      </w:r>
-      <w:r>
-        <w:rPr>
-          <w:rFonts w:ascii="宋体" w:hAnsi="宋体" w:hint="eastAsia"/>
-          <w:color w:val="000000"/>
-          <w:sz w:val="24"/>
-          <w:vertAlign w:val="superscript"/>
-        </w:rPr>
-        <w:fldChar w:fldCharType="separate"/>
-      </w:r>
-      <w:r>
-        <w:rPr>
-          <w:rFonts w:ascii="宋体" w:hAnsi="宋体" w:hint="eastAsia"/>
-          <w:color w:val="000000"/>
-          <w:sz w:val="24"/>
-          <w:vertAlign w:val="superscript"/>
-        </w:rPr>
-        <w:t>[19]</w:t>
-      </w:r>
-      <w:r>
-        <w:rPr>
-          <w:rFonts w:ascii="宋体" w:hAnsi="宋体" w:hint="eastAsia"/>
-          <w:color w:val="000000"/>
-          <w:sz w:val="24"/>
-          <w:vertAlign w:val="superscript"/>
-        </w:rPr>
-        <w:fldChar w:fldCharType="end"/>
-      </w:r>
-      <w:r>
-        <w:rPr>
-          <w:rFonts w:ascii="宋体" w:hAnsi="宋体" w:hint="eastAsia"/>
-          <w:color w:val="000000"/>
-          <w:sz w:val="24"/>
-        </w:rPr>
-        <w:t>更是直接利用硬件逻辑语言实现了自适应直方图均衡化。在处理软硬件结合与工程部署的问题时，核心算法如何与前端界面打配合也受到了关注。例如宁晓龙等</w:t>
-      </w:r>
-      <w:r>
-        <w:rPr>
-          <w:rFonts w:ascii="宋体" w:hAnsi="宋体" w:hint="eastAsia"/>
-          <w:color w:val="000000"/>
-          <w:sz w:val="24"/>
-          <w:vertAlign w:val="superscript"/>
-        </w:rPr>
-        <w:fldChar w:fldCharType="begin"/>
-      </w:r>
-      <w:r>
-        <w:rPr>
-          <w:rFonts w:ascii="宋体" w:hAnsi="宋体" w:hint="eastAsia"/>
-          <w:color w:val="000000"/>
-          <w:sz w:val="24"/>
-          <w:vertAlign w:val="superscript"/>
-        </w:rPr>
-        <w:instrText xml:space="preserve"> REF _Ref227758809 \r \h </w:instrText>
-      </w:r>
-      <w:r>
-        <w:rPr>
-          <w:rFonts w:ascii="宋体" w:hAnsi="宋体" w:hint="eastAsia"/>
-          <w:color w:val="000000"/>
-          <w:sz w:val="24"/>
-          <w:vertAlign w:val="superscript"/>
-        </w:rPr>
-      </w:r>
-      <w:r>
-        <w:rPr>
-          <w:rFonts w:ascii="宋体" w:hAnsi="宋体" w:hint="eastAsia"/>
-          <w:color w:val="000000"/>
-          <w:sz w:val="24"/>
-          <w:vertAlign w:val="superscript"/>
-        </w:rPr>
-        <w:instrText xml:space="preserve"> \* MERGEFORMAT </w:instrText>
       </w:r>
       <w:r>
         <w:rPr>
@@ -17280,7 +17271,6 @@
       <w:pPr>
         <w:spacing w:line="400" w:lineRule="exact"/>
         <w:rPr>
-          <w:rFonts w:hint="eastAsia"/>
           <w:sz w:val="24"/>
         </w:rPr>
       </w:pPr>
@@ -18673,7 +18663,6 @@
         <w:spacing w:line="400" w:lineRule="exact"/>
         <w:ind w:firstLine="420"/>
         <w:rPr>
-          <w:rFonts w:hint="eastAsia"/>
           <w:sz w:val="24"/>
         </w:rPr>
       </w:pPr>
@@ -18697,7 +18686,6 @@
         <w:spacing w:line="400" w:lineRule="exact"/>
         <w:ind w:firstLine="420"/>
         <w:rPr>
-          <w:rFonts w:hint="eastAsia"/>
           <w:sz w:val="24"/>
         </w:rPr>
       </w:pPr>
@@ -18735,7 +18723,6 @@
         <w:spacing w:line="400" w:lineRule="exact"/>
         <w:ind w:firstLine="420"/>
         <w:rPr>
-          <w:rFonts w:hint="eastAsia"/>
           <w:sz w:val="24"/>
         </w:rPr>
       </w:pPr>
@@ -32194,7 +32181,7 @@
                 <w14:ligatures w14:val="standardContextual"/>
               </w:rPr>
               <w:drawing>
-                <wp:inline distT="0" distB="0" distL="0" distR="0" wp14:anchorId="6E43A347" wp14:editId="78B249EF">
+                <wp:inline distT="0" distB="0" distL="0" distR="0" wp14:anchorId="6E43A347" wp14:editId="7C6F1377">
                   <wp:extent cx="2569204" cy="2902527"/>
                   <wp:effectExtent l="0" t="0" r="3175" b="0"/>
                   <wp:docPr id="1859280305" name="图片 6"/>
@@ -38144,10 +38131,10 @@
         </w:rPr>
         <w:lastRenderedPageBreak/>
         <w:drawing>
-          <wp:inline distT="0" distB="0" distL="0" distR="0" wp14:anchorId="51D7C4AD" wp14:editId="0429E7BE">
-            <wp:extent cx="3276600" cy="3442962"/>
-            <wp:effectExtent l="0" t="0" r="0" b="5715"/>
-            <wp:docPr id="240460299" name="图片 23"/>
+          <wp:inline distT="0" distB="0" distL="0" distR="0" wp14:anchorId="7122F6FE" wp14:editId="76E669B0">
+            <wp:extent cx="3304309" cy="3110317"/>
+            <wp:effectExtent l="0" t="0" r="0" b="0"/>
+            <wp:docPr id="381928192" name="图片 6"/>
             <wp:cNvGraphicFramePr>
               <a:graphicFrameLocks xmlns:a="http://schemas.openxmlformats.org/drawingml/2006/main" noChangeAspect="1"/>
             </wp:cNvGraphicFramePr>
@@ -38155,7 +38142,7 @@
               <a:graphicData uri="http://schemas.openxmlformats.org/drawingml/2006/picture">
                 <pic:pic xmlns:pic="http://schemas.openxmlformats.org/drawingml/2006/picture">
                   <pic:nvPicPr>
-                    <pic:cNvPr id="240460299" name="图片 240460299"/>
+                    <pic:cNvPr id="381928192" name="图片 381928192"/>
                     <pic:cNvPicPr/>
                   </pic:nvPicPr>
                   <pic:blipFill>
@@ -38173,7 +38160,7 @@
                   <pic:spPr>
                     <a:xfrm>
                       <a:off x="0" y="0"/>
-                      <a:ext cx="3282583" cy="3449249"/>
+                      <a:ext cx="3317887" cy="3123098"/>
                     </a:xfrm>
                     <a:prstGeom prst="rect">
                       <a:avLst/>
@@ -38293,28 +38280,35 @@
           <w:sz w:val="24"/>
           <w:szCs w:val="24"/>
         </w:rPr>
+        <w:t>5.4.3 可视化结果输出</w:t>
+      </w:r>
+      <w:bookmarkEnd w:id="57"/>
+    </w:p>
+    <w:p>
+      <w:pPr>
+        <w:spacing w:line="400" w:lineRule="exact"/>
+        <w:rPr>
+          <w:rFonts w:ascii="宋体" w:hAnsi="宋体" w:hint="eastAsia"/>
+          <w:sz w:val="24"/>
+        </w:rPr>
+      </w:pPr>
+      <w:r>
+        <w:tab/>
+      </w:r>
+      <w:r>
+        <w:rPr>
+          <w:rFonts w:ascii="宋体" w:hAnsi="宋体" w:hint="eastAsia"/>
+          <w:sz w:val="24"/>
+        </w:rPr>
+        <w:t>到了最后的可视化展示阶段，我们需要把找出的缺陷直观地画在图上。因为前面的</w:t>
+      </w:r>
+      <w:r>
+        <w:rPr>
+          <w:rFonts w:ascii="宋体" w:hAnsi="宋体" w:hint="eastAsia"/>
+          <w:sz w:val="24"/>
+        </w:rPr>
         <w:lastRenderedPageBreak/>
-        <w:t>5.4.3 可视化结果输出</w:t>
-      </w:r>
-      <w:bookmarkEnd w:id="57"/>
-    </w:p>
-    <w:p>
-      <w:pPr>
-        <w:spacing w:line="400" w:lineRule="exact"/>
-        <w:rPr>
-          <w:rFonts w:ascii="宋体" w:hAnsi="宋体" w:hint="eastAsia"/>
-          <w:sz w:val="24"/>
-        </w:rPr>
-      </w:pPr>
-      <w:r>
-        <w:tab/>
-      </w:r>
-      <w:r>
-        <w:rPr>
-          <w:rFonts w:ascii="宋体" w:hAnsi="宋体" w:hint="eastAsia"/>
-          <w:sz w:val="24"/>
-        </w:rPr>
-        <w:t>到了最后的可视化展示阶段，我们需要把找出的缺陷直观地画在图上。因为前面的差分和特征提取都在单通道灰度图上跑的，为了能画彩色标注，程序会先把原图转换成三通道的 RGB 格式，并顺手开启画笔的抗锯齿功能，防止画出来的框有毛边。</w:t>
+        <w:t>差分和特征提取都在单通道灰度图上跑的，为了能画彩色标注，程序会先把原图转换成三通道的 RGB 格式，并顺手开启画笔的抗锯齿功能，防止画出来的框有毛边。</w:t>
       </w:r>
     </w:p>
     <w:p>
@@ -39356,7 +39350,6 @@
         </w:numPr>
         <w:spacing w:line="400" w:lineRule="exact"/>
         <w:rPr>
-          <w:rFonts w:hint="eastAsia"/>
           <w:sz w:val="24"/>
         </w:rPr>
       </w:pPr>
@@ -39493,7 +39486,7 @@
         </w:numPr>
         <w:spacing w:line="400" w:lineRule="exact"/>
         <w:rPr>
-          <w:rFonts w:ascii="宋体" w:hAnsi="宋体"/>
+          <w:rFonts w:ascii="宋体" w:hAnsi="宋体" w:hint="eastAsia"/>
           <w:sz w:val="24"/>
         </w:rPr>
       </w:pPr>
@@ -39819,7 +39812,7 @@
         </w:numPr>
         <w:spacing w:line="400" w:lineRule="exact"/>
         <w:rPr>
-          <w:rFonts w:ascii="宋体" w:hAnsi="宋体"/>
+          <w:rFonts w:ascii="宋体" w:hAnsi="宋体" w:hint="eastAsia"/>
           <w:sz w:val="24"/>
         </w:rPr>
       </w:pPr>
@@ -39942,7 +39935,7 @@
         </w:numPr>
         <w:spacing w:line="400" w:lineRule="exact"/>
         <w:rPr>
-          <w:rFonts w:ascii="宋体" w:hAnsi="宋体"/>
+          <w:rFonts w:ascii="宋体" w:hAnsi="宋体" w:hint="eastAsia"/>
           <w:sz w:val="24"/>
         </w:rPr>
       </w:pPr>
@@ -40640,14 +40633,14 @@
         <w:rFonts w:hint="eastAsia"/>
         <w:noProof/>
       </w:rPr>
-      <w:t xml:space="preserve">4 </w:t>
+      <w:t xml:space="preserve">5 </w:t>
     </w:r>
     <w:r>
       <w:rPr>
         <w:rFonts w:hint="eastAsia"/>
         <w:noProof/>
       </w:rPr>
-      <w:t>系统总体设计</w:t>
+      <w:t>系统详细设计及编码</w:t>
     </w:r>
     <w:r>
       <w:fldChar w:fldCharType="end"/>
